--- a/블로그글작성/행정사/행정사법_원문_번호정리.docx
+++ b/블로그글작성/행정사/행정사법_원문_번호정리.docx
@@ -5,7 +5,7 @@
   <w:body>
     <w:p>
       <w:pPr>
-        <w:spacing w:before="0" w:after="40" w:line="317" w:lineRule="auto"/>
+        <w:spacing w:before="0" w:after="40" w:line="312" w:lineRule="auto"/>
       </w:pPr>
       <w:r>
         <w:rPr>
@@ -19,7 +19,7 @@
     </w:p>
     <w:p>
       <w:pPr>
-        <w:spacing w:before="0" w:after="160" w:line="317" w:lineRule="auto"/>
+        <w:spacing w:before="0" w:after="20" w:line="312" w:lineRule="auto"/>
       </w:pPr>
       <w:r>
         <w:rPr>
@@ -28,12 +28,64 @@
           <w:color w:val="777777"/>
           <w:sz w:val="18"/>
         </w:rPr>
-        <w:t>조 → 항(①②③) → 호(1.2.3.) → 목(가.나.) 번호체계로 정리한 원문</w:t>
-      </w:r>
-    </w:p>
-    <w:p>
-      <w:pPr>
-        <w:spacing w:before="240" w:after="100" w:line="317" w:lineRule="auto"/>
+        <w:t>조 → 항(①②③) → 호(1.2.3.) → 목(가.나.) 번호체계 · 법 원문</w:t>
+      </w:r>
+    </w:p>
+    <w:p>
+      <w:pPr>
+        <w:spacing w:before="0" w:after="160" w:line="312" w:lineRule="auto"/>
+      </w:pPr>
+      <w:r>
+        <w:rPr>
+          <w:rFonts w:ascii="맑은 고딕" w:hAnsi="맑은 고딕" w:eastAsia="맑은 고딕"/>
+          <w:b/>
+          <w:color w:val="777777"/>
+          <w:sz w:val="18"/>
+        </w:rPr>
+        <w:t xml:space="preserve">보충: </w:t>
+      </w:r>
+      <w:r>
+        <w:rPr>
+          <w:rFonts w:ascii="맑은 고딕" w:hAnsi="맑은 고딕" w:eastAsia="맑은 고딕"/>
+          <w:b/>
+          <w:color w:val="FFFFFF"/>
+          <w:sz w:val="16"/>
+          <w:shd w:val="clear" w:color="auto" w:fill="2E5A88"/>
+        </w:rPr>
+        <w:t xml:space="preserve"> 시행령 </w:t>
+      </w:r>
+      <w:r>
+        <w:rPr>
+          <w:rFonts w:ascii="맑은 고딕" w:hAnsi="맑은 고딕" w:eastAsia="맑은 고딕"/>
+          <w:b w:val="0"/>
+          <w:color w:val="777777"/>
+          <w:sz w:val="18"/>
+        </w:rPr>
+        <w:t xml:space="preserve">  파란 블록 / </w:t>
+      </w:r>
+      <w:r>
+        <w:rPr>
+          <w:rFonts w:ascii="맑은 고딕" w:hAnsi="맑은 고딕" w:eastAsia="맑은 고딕"/>
+          <w:b/>
+          <w:color w:val="FFFFFF"/>
+          <w:sz w:val="16"/>
+          <w:shd w:val="clear" w:color="auto" w:fill="9AA0A6"/>
+        </w:rPr>
+        <w:t xml:space="preserve"> 시행규칙 </w:t>
+      </w:r>
+      <w:r>
+        <w:rPr>
+          <w:rFonts w:ascii="맑은 고딕" w:hAnsi="맑은 고딕" w:eastAsia="맑은 고딕"/>
+          <w:b w:val="0"/>
+          <w:color w:val="777777"/>
+          <w:sz w:val="18"/>
+        </w:rPr>
+        <w:t xml:space="preserve">  회색 블록</w:t>
+      </w:r>
+    </w:p>
+    <w:p>
+      <w:pPr>
+        <w:spacing w:before="240" w:after="100" w:line="312" w:lineRule="auto"/>
         <w:pBdr>
           <w:bottom w:val="single" w:sz="12" w:space="4" w:color="2E5A88"/>
         </w:pBdr>
@@ -50,7 +102,7 @@
     </w:p>
     <w:p>
       <w:pPr>
-        <w:spacing w:before="140" w:after="40" w:line="317" w:lineRule="auto"/>
+        <w:spacing w:before="160" w:after="40" w:line="312" w:lineRule="auto"/>
       </w:pPr>
       <w:r>
         <w:rPr>
@@ -82,7 +134,111 @@
     </w:p>
     <w:p>
       <w:pPr>
-        <w:spacing w:before="140" w:after="40" w:line="317" w:lineRule="auto"/>
+        <w:spacing w:before="80" w:after="20" w:line="264" w:lineRule="auto"/>
+        <w:ind w:left="198"/>
+        <w:shd w:val="clear" w:color="auto" w:fill="EAF1F8"/>
+        <w:pBdr>
+          <w:top w:val="single" w:sz="4" w:space="4" w:color="CBD9E8"/>
+          <w:left w:val="single" w:sz="28" w:space="4" w:color="2E5A88"/>
+          <w:right w:val="single" w:sz="4" w:space="4" w:color="CBD9E8"/>
+        </w:pBdr>
+      </w:pPr>
+      <w:r>
+        <w:rPr>
+          <w:rFonts w:ascii="맑은 고딕" w:hAnsi="맑은 고딕" w:eastAsia="맑은 고딕"/>
+          <w:b/>
+          <w:color w:val="FFFFFF"/>
+          <w:sz w:val="16"/>
+          <w:shd w:val="clear" w:color="auto" w:fill="2E5A88"/>
+        </w:rPr>
+        <w:t xml:space="preserve"> 시행령 </w:t>
+      </w:r>
+      <w:r>
+        <w:rPr>
+          <w:rFonts w:ascii="맑은 고딕" w:hAnsi="맑은 고딕" w:eastAsia="맑은 고딕"/>
+          <w:b/>
+          <w:color w:val="1F3A5F"/>
+          <w:sz w:val="18"/>
+        </w:rPr>
+        <w:t xml:space="preserve">  제1조  목적</w:t>
+      </w:r>
+    </w:p>
+    <w:p>
+      <w:pPr>
+        <w:spacing w:before="0" w:after="100" w:line="307" w:lineRule="auto"/>
+        <w:ind w:left="198"/>
+        <w:shd w:val="clear" w:color="auto" w:fill="EAF1F8"/>
+        <w:pBdr>
+          <w:left w:val="single" w:sz="28" w:space="4" w:color="2E5A88"/>
+          <w:bottom w:val="single" w:sz="4" w:space="4" w:color="CBD9E8"/>
+          <w:right w:val="single" w:sz="4" w:space="4" w:color="CBD9E8"/>
+        </w:pBdr>
+      </w:pPr>
+      <w:r>
+        <w:rPr>
+          <w:rFonts w:ascii="맑은 고딕" w:hAnsi="맑은 고딕" w:eastAsia="맑은 고딕"/>
+          <w:b w:val="0"/>
+          <w:color w:val="222222"/>
+          <w:sz w:val="18"/>
+        </w:rPr>
+        <w:t>이 영은 「행정사법」에서 위임된 사항과 그 시행에 필요한 사항을 규정함을 목적으로 한다.</w:t>
+      </w:r>
+    </w:p>
+    <w:p>
+      <w:pPr>
+        <w:spacing w:before="80" w:after="20" w:line="264" w:lineRule="auto"/>
+        <w:ind w:left="198"/>
+        <w:shd w:val="clear" w:color="auto" w:fill="F4F4F2"/>
+        <w:pBdr>
+          <w:top w:val="single" w:sz="4" w:space="4" w:color="E2E2DE"/>
+          <w:left w:val="single" w:sz="28" w:space="4" w:color="9AA0A6"/>
+          <w:right w:val="single" w:sz="4" w:space="4" w:color="E2E2DE"/>
+        </w:pBdr>
+      </w:pPr>
+      <w:r>
+        <w:rPr>
+          <w:rFonts w:ascii="맑은 고딕" w:hAnsi="맑은 고딕" w:eastAsia="맑은 고딕"/>
+          <w:b/>
+          <w:color w:val="FFFFFF"/>
+          <w:sz w:val="16"/>
+          <w:shd w:val="clear" w:color="auto" w:fill="9AA0A6"/>
+        </w:rPr>
+        <w:t xml:space="preserve"> 시행규칙 </w:t>
+      </w:r>
+      <w:r>
+        <w:rPr>
+          <w:rFonts w:ascii="맑은 고딕" w:hAnsi="맑은 고딕" w:eastAsia="맑은 고딕"/>
+          <w:b/>
+          <w:color w:val="5A5A5A"/>
+          <w:sz w:val="18"/>
+        </w:rPr>
+        <w:t xml:space="preserve">  제1조  목적</w:t>
+      </w:r>
+    </w:p>
+    <w:p>
+      <w:pPr>
+        <w:spacing w:before="0" w:after="100" w:line="307" w:lineRule="auto"/>
+        <w:ind w:left="198"/>
+        <w:shd w:val="clear" w:color="auto" w:fill="F4F4F2"/>
+        <w:pBdr>
+          <w:left w:val="single" w:sz="28" w:space="4" w:color="9AA0A6"/>
+          <w:bottom w:val="single" w:sz="4" w:space="4" w:color="E2E2DE"/>
+          <w:right w:val="single" w:sz="4" w:space="4" w:color="E2E2DE"/>
+        </w:pBdr>
+      </w:pPr>
+      <w:r>
+        <w:rPr>
+          <w:rFonts w:ascii="맑은 고딕" w:hAnsi="맑은 고딕" w:eastAsia="맑은 고딕"/>
+          <w:b w:val="0"/>
+          <w:color w:val="222222"/>
+          <w:sz w:val="18"/>
+        </w:rPr>
+        <w:t>이 규칙은 「행정사법」 및 같은 법 시행령에서 위임된 사항과 그 시행에 필요한 사항을 규정함을 목적으로 한다.</w:t>
+      </w:r>
+    </w:p>
+    <w:p>
+      <w:pPr>
+        <w:spacing w:before="160" w:after="40" w:line="312" w:lineRule="auto"/>
       </w:pPr>
       <w:r>
         <w:rPr>
@@ -105,7 +261,7 @@
     </w:p>
     <w:p>
       <w:pPr>
-        <w:spacing w:before="0" w:after="20" w:line="317" w:lineRule="auto"/>
+        <w:spacing w:before="0" w:after="20" w:line="312" w:lineRule="auto"/>
         <w:ind w:left="765" w:hanging="340"/>
       </w:pPr>
       <w:r>
@@ -129,7 +285,7 @@
     </w:p>
     <w:p>
       <w:pPr>
-        <w:spacing w:before="0" w:after="20" w:line="317" w:lineRule="auto"/>
+        <w:spacing w:before="0" w:after="20" w:line="312" w:lineRule="auto"/>
         <w:ind w:left="1134" w:hanging="312"/>
       </w:pPr>
       <w:r>
@@ -153,7 +309,7 @@
     </w:p>
     <w:p>
       <w:pPr>
-        <w:spacing w:before="0" w:after="20" w:line="317" w:lineRule="auto"/>
+        <w:spacing w:before="0" w:after="20" w:line="312" w:lineRule="auto"/>
         <w:ind w:left="1134" w:hanging="312"/>
       </w:pPr>
       <w:r>
@@ -177,7 +333,7 @@
     </w:p>
     <w:p>
       <w:pPr>
-        <w:spacing w:before="0" w:after="20" w:line="317" w:lineRule="auto"/>
+        <w:spacing w:before="0" w:after="20" w:line="312" w:lineRule="auto"/>
         <w:ind w:left="1134" w:hanging="312"/>
       </w:pPr>
       <w:r>
@@ -201,7 +357,7 @@
     </w:p>
     <w:p>
       <w:pPr>
-        <w:spacing w:before="0" w:after="20" w:line="317" w:lineRule="auto"/>
+        <w:spacing w:before="0" w:after="20" w:line="312" w:lineRule="auto"/>
         <w:ind w:left="1134" w:hanging="312"/>
       </w:pPr>
       <w:r>
@@ -225,7 +381,7 @@
     </w:p>
     <w:p>
       <w:pPr>
-        <w:spacing w:before="0" w:after="20" w:line="317" w:lineRule="auto"/>
+        <w:spacing w:before="0" w:after="20" w:line="312" w:lineRule="auto"/>
         <w:ind w:left="1134" w:hanging="312"/>
       </w:pPr>
       <w:r>
@@ -249,7 +405,7 @@
     </w:p>
     <w:p>
       <w:pPr>
-        <w:spacing w:before="0" w:after="20" w:line="317" w:lineRule="auto"/>
+        <w:spacing w:before="0" w:after="20" w:line="312" w:lineRule="auto"/>
         <w:ind w:left="1134" w:hanging="312"/>
       </w:pPr>
       <w:r>
@@ -273,7 +429,7 @@
     </w:p>
     <w:p>
       <w:pPr>
-        <w:spacing w:before="0" w:after="20" w:line="317" w:lineRule="auto"/>
+        <w:spacing w:before="0" w:after="20" w:line="312" w:lineRule="auto"/>
         <w:ind w:left="1134" w:hanging="312"/>
       </w:pPr>
       <w:r>
@@ -297,7 +453,7 @@
     </w:p>
     <w:p>
       <w:pPr>
-        <w:spacing w:before="0" w:after="20" w:line="317" w:lineRule="auto"/>
+        <w:spacing w:before="0" w:after="20" w:line="312" w:lineRule="auto"/>
         <w:ind w:left="765" w:hanging="340"/>
       </w:pPr>
       <w:r>
@@ -321,7 +477,207 @@
     </w:p>
     <w:p>
       <w:pPr>
-        <w:spacing w:before="140" w:after="40" w:line="317" w:lineRule="auto"/>
+        <w:spacing w:before="80" w:after="20" w:line="264" w:lineRule="auto"/>
+        <w:ind w:left="198"/>
+        <w:shd w:val="clear" w:color="auto" w:fill="EAF1F8"/>
+        <w:pBdr>
+          <w:top w:val="single" w:sz="4" w:space="4" w:color="CBD9E8"/>
+          <w:left w:val="single" w:sz="28" w:space="4" w:color="2E5A88"/>
+          <w:right w:val="single" w:sz="4" w:space="4" w:color="CBD9E8"/>
+        </w:pBdr>
+      </w:pPr>
+      <w:r>
+        <w:rPr>
+          <w:rFonts w:ascii="맑은 고딕" w:hAnsi="맑은 고딕" w:eastAsia="맑은 고딕"/>
+          <w:b/>
+          <w:color w:val="FFFFFF"/>
+          <w:sz w:val="16"/>
+          <w:shd w:val="clear" w:color="auto" w:fill="2E5A88"/>
+        </w:rPr>
+        <w:t xml:space="preserve"> 시행령 </w:t>
+      </w:r>
+      <w:r>
+        <w:rPr>
+          <w:rFonts w:ascii="맑은 고딕" w:hAnsi="맑은 고딕" w:eastAsia="맑은 고딕"/>
+          <w:b/>
+          <w:color w:val="1F3A5F"/>
+          <w:sz w:val="18"/>
+        </w:rPr>
+        <w:t xml:space="preserve">  제2조  업무의 내용과 범위</w:t>
+      </w:r>
+    </w:p>
+    <w:p>
+      <w:pPr>
+        <w:spacing w:before="0" w:after="100" w:line="307" w:lineRule="auto"/>
+        <w:ind w:left="198"/>
+        <w:shd w:val="clear" w:color="auto" w:fill="EAF1F8"/>
+        <w:pBdr>
+          <w:left w:val="single" w:sz="28" w:space="4" w:color="2E5A88"/>
+          <w:bottom w:val="single" w:sz="4" w:space="4" w:color="CBD9E8"/>
+          <w:right w:val="single" w:sz="4" w:space="4" w:color="CBD9E8"/>
+        </w:pBdr>
+      </w:pPr>
+      <w:r>
+        <w:rPr>
+          <w:rFonts w:ascii="맑은 고딕" w:hAnsi="맑은 고딕" w:eastAsia="맑은 고딕"/>
+          <w:b w:val="0"/>
+          <w:color w:val="222222"/>
+          <w:sz w:val="18"/>
+        </w:rPr>
+        <w:t xml:space="preserve">    1. 법 제2조제1항제1호의 사무: 행정기관에 제출하는 다음 각 목의 서류를 작성하는 일</w:t>
+      </w:r>
+      <w:r>
+        <w:br/>
+      </w:r>
+      <w:r>
+        <w:rPr>
+          <w:rFonts w:ascii="맑은 고딕" w:hAnsi="맑은 고딕" w:eastAsia="맑은 고딕"/>
+          <w:b w:val="0"/>
+          <w:color w:val="222222"/>
+          <w:sz w:val="18"/>
+        </w:rPr>
+        <w:t xml:space="preserve">    2. 법 제2조제1항제2호의 사무: 개인(법인을 포함한다. 이하 이 호에서 같다) 간 또는 국가나 지방자치단체와 개인 간의 다음 각 목의 서류를 작성하는 일</w:t>
+      </w:r>
+      <w:r>
+        <w:br/>
+      </w:r>
+      <w:r>
+        <w:rPr>
+          <w:rFonts w:ascii="맑은 고딕" w:hAnsi="맑은 고딕" w:eastAsia="맑은 고딕"/>
+          <w:b w:val="0"/>
+          <w:color w:val="222222"/>
+          <w:sz w:val="18"/>
+        </w:rPr>
+        <w:t xml:space="preserve">    3. 법 제2조제1항제3호의 사무: 행정기관에 제출하는 각종 서류를 번역하는 일</w:t>
+      </w:r>
+      <w:r>
+        <w:br/>
+      </w:r>
+      <w:r>
+        <w:rPr>
+          <w:rFonts w:ascii="맑은 고딕" w:hAnsi="맑은 고딕" w:eastAsia="맑은 고딕"/>
+          <w:b w:val="0"/>
+          <w:color w:val="222222"/>
+          <w:sz w:val="18"/>
+        </w:rPr>
+        <w:t xml:space="preserve">    4. 법 제2조제1항제4호의 사무: 다른 사람의 위임에 따라 행정사가 제1호부터 제3호까지의 규정에 따라 작성하거나 번역한 서류를 행정기관 등에 제출하는 일</w:t>
+      </w:r>
+      <w:r>
+        <w:br/>
+      </w:r>
+      <w:r>
+        <w:rPr>
+          <w:rFonts w:ascii="맑은 고딕" w:hAnsi="맑은 고딕" w:eastAsia="맑은 고딕"/>
+          <w:b w:val="0"/>
+          <w:color w:val="222222"/>
+          <w:sz w:val="18"/>
+        </w:rPr>
+        <w:t xml:space="preserve">    5. 법 제2조제1항제5호의 사무: 다른 사람의 위임을 받아 인가ㆍ허가ㆍ면허 및 승인의 신청ㆍ청구 등 행정기관에 일정한 행위를 요구하거나 신고하는 일을 대리하는 일</w:t>
+      </w:r>
+      <w:r>
+        <w:br/>
+      </w:r>
+      <w:r>
+        <w:rPr>
+          <w:rFonts w:ascii="맑은 고딕" w:hAnsi="맑은 고딕" w:eastAsia="맑은 고딕"/>
+          <w:b w:val="0"/>
+          <w:color w:val="222222"/>
+          <w:sz w:val="18"/>
+        </w:rPr>
+        <w:t xml:space="preserve">    6. 법 제2조제1항제6호의 사무: 행정 관계 법령 및 제도ㆍ절차 등 행정업무에 대하여 설명하거나 자료를 제공하는 일</w:t>
+      </w:r>
+      <w:r>
+        <w:br/>
+      </w:r>
+      <w:r>
+        <w:rPr>
+          <w:rFonts w:ascii="맑은 고딕" w:hAnsi="맑은 고딕" w:eastAsia="맑은 고딕"/>
+          <w:b w:val="0"/>
+          <w:color w:val="222222"/>
+          <w:sz w:val="18"/>
+        </w:rPr>
+        <w:t xml:space="preserve">    7. 법 제2조제1항제7호의 사무: 법령에 따라 위탁받은 사무의 사실을 조사하거나 확인하고 그 결과를 서면으로 작성하여 위탁한 사람에게 제출하는 일</w:t>
+      </w:r>
+    </w:p>
+    <w:p>
+      <w:pPr>
+        <w:spacing w:before="80" w:after="20" w:line="264" w:lineRule="auto"/>
+        <w:ind w:left="198"/>
+        <w:shd w:val="clear" w:color="auto" w:fill="EAF1F8"/>
+        <w:pBdr>
+          <w:top w:val="single" w:sz="4" w:space="4" w:color="CBD9E8"/>
+          <w:left w:val="single" w:sz="28" w:space="4" w:color="2E5A88"/>
+          <w:right w:val="single" w:sz="4" w:space="4" w:color="CBD9E8"/>
+        </w:pBdr>
+      </w:pPr>
+      <w:r>
+        <w:rPr>
+          <w:rFonts w:ascii="맑은 고딕" w:hAnsi="맑은 고딕" w:eastAsia="맑은 고딕"/>
+          <w:b/>
+          <w:color w:val="FFFFFF"/>
+          <w:sz w:val="16"/>
+          <w:shd w:val="clear" w:color="auto" w:fill="2E5A88"/>
+        </w:rPr>
+        <w:t xml:space="preserve"> 시행령 </w:t>
+      </w:r>
+      <w:r>
+        <w:rPr>
+          <w:rFonts w:ascii="맑은 고딕" w:hAnsi="맑은 고딕" w:eastAsia="맑은 고딕"/>
+          <w:b/>
+          <w:color w:val="1F3A5F"/>
+          <w:sz w:val="18"/>
+        </w:rPr>
+        <w:t xml:space="preserve">  제3조  행정사의 종류별 업무의 범위와 내용</w:t>
+      </w:r>
+    </w:p>
+    <w:p>
+      <w:pPr>
+        <w:spacing w:before="0" w:after="100" w:line="307" w:lineRule="auto"/>
+        <w:ind w:left="198"/>
+        <w:shd w:val="clear" w:color="auto" w:fill="EAF1F8"/>
+        <w:pBdr>
+          <w:left w:val="single" w:sz="28" w:space="4" w:color="2E5A88"/>
+          <w:bottom w:val="single" w:sz="4" w:space="4" w:color="CBD9E8"/>
+          <w:right w:val="single" w:sz="4" w:space="4" w:color="CBD9E8"/>
+        </w:pBdr>
+      </w:pPr>
+      <w:r>
+        <w:rPr>
+          <w:rFonts w:ascii="맑은 고딕" w:hAnsi="맑은 고딕" w:eastAsia="맑은 고딕"/>
+          <w:b w:val="0"/>
+          <w:color w:val="222222"/>
+          <w:sz w:val="18"/>
+        </w:rPr>
+        <w:t xml:space="preserve">    1. 일반행정사: 법 제2조제1항 각 호(제3호는 제외한다)의 업무(해운 또는 해양안전심판에 관한 업무는 제외한다)</w:t>
+      </w:r>
+      <w:r>
+        <w:br/>
+      </w:r>
+      <w:r>
+        <w:rPr>
+          <w:rFonts w:ascii="맑은 고딕" w:hAnsi="맑은 고딕" w:eastAsia="맑은 고딕"/>
+          <w:b w:val="0"/>
+          <w:color w:val="222222"/>
+          <w:sz w:val="18"/>
+        </w:rPr>
+        <w:t xml:space="preserve">    2. 해사행정사: 해운 또는 해양안전심판에 관한 법 제2조제1항 각 호(제3호는 제외한다)의 업무</w:t>
+      </w:r>
+      <w:r>
+        <w:br/>
+      </w:r>
+      <w:r>
+        <w:rPr>
+          <w:rFonts w:ascii="맑은 고딕" w:hAnsi="맑은 고딕" w:eastAsia="맑은 고딕"/>
+          <w:b w:val="0"/>
+          <w:color w:val="222222"/>
+          <w:sz w:val="18"/>
+        </w:rPr>
+        <w:t xml:space="preserve">    3. 외국어번역행정사: 법 제2조제1항제3호 및 제4호의 업무</w:t>
+      </w:r>
+    </w:p>
+    <w:p>
+      <w:pPr>
+        <w:spacing w:before="160" w:after="40" w:line="312" w:lineRule="auto"/>
       </w:pPr>
       <w:r>
         <w:rPr>
@@ -344,7 +700,7 @@
     </w:p>
     <w:p>
       <w:pPr>
-        <w:spacing w:before="0" w:after="20" w:line="317" w:lineRule="auto"/>
+        <w:spacing w:before="0" w:after="20" w:line="312" w:lineRule="auto"/>
         <w:ind w:left="765" w:hanging="340"/>
       </w:pPr>
       <w:r>
@@ -368,7 +724,7 @@
     </w:p>
     <w:p>
       <w:pPr>
-        <w:spacing w:before="0" w:after="20" w:line="317" w:lineRule="auto"/>
+        <w:spacing w:before="0" w:after="20" w:line="312" w:lineRule="auto"/>
         <w:ind w:left="765" w:hanging="340"/>
       </w:pPr>
       <w:r>
@@ -392,7 +748,7 @@
     </w:p>
     <w:p>
       <w:pPr>
-        <w:spacing w:before="140" w:after="40" w:line="317" w:lineRule="auto"/>
+        <w:spacing w:before="160" w:after="40" w:line="312" w:lineRule="auto"/>
       </w:pPr>
       <w:r>
         <w:rPr>
@@ -424,7 +780,7 @@
     </w:p>
     <w:p>
       <w:pPr>
-        <w:spacing w:before="240" w:after="100" w:line="317" w:lineRule="auto"/>
+        <w:spacing w:before="240" w:after="100" w:line="312" w:lineRule="auto"/>
         <w:pBdr>
           <w:bottom w:val="single" w:sz="12" w:space="4" w:color="2E5A88"/>
         </w:pBdr>
@@ -442,7 +798,7 @@
     </w:p>
     <w:p>
       <w:pPr>
-        <w:spacing w:before="140" w:after="40" w:line="317" w:lineRule="auto"/>
+        <w:spacing w:before="160" w:after="40" w:line="312" w:lineRule="auto"/>
       </w:pPr>
       <w:r>
         <w:rPr>
@@ -474,7 +830,359 @@
     </w:p>
     <w:p>
       <w:pPr>
-        <w:spacing w:before="140" w:after="40" w:line="317" w:lineRule="auto"/>
+        <w:spacing w:before="80" w:after="20" w:line="264" w:lineRule="auto"/>
+        <w:ind w:left="198"/>
+        <w:shd w:val="clear" w:color="auto" w:fill="EAF1F8"/>
+        <w:pBdr>
+          <w:top w:val="single" w:sz="4" w:space="4" w:color="CBD9E8"/>
+          <w:left w:val="single" w:sz="28" w:space="4" w:color="2E5A88"/>
+          <w:right w:val="single" w:sz="4" w:space="4" w:color="CBD9E8"/>
+        </w:pBdr>
+      </w:pPr>
+      <w:r>
+        <w:rPr>
+          <w:rFonts w:ascii="맑은 고딕" w:hAnsi="맑은 고딕" w:eastAsia="맑은 고딕"/>
+          <w:b/>
+          <w:color w:val="FFFFFF"/>
+          <w:sz w:val="16"/>
+          <w:shd w:val="clear" w:color="auto" w:fill="2E5A88"/>
+        </w:rPr>
+        <w:t xml:space="preserve"> 시행령 </w:t>
+      </w:r>
+      <w:r>
+        <w:rPr>
+          <w:rFonts w:ascii="맑은 고딕" w:hAnsi="맑은 고딕" w:eastAsia="맑은 고딕"/>
+          <w:b/>
+          <w:color w:val="1F3A5F"/>
+          <w:sz w:val="18"/>
+        </w:rPr>
+        <w:t xml:space="preserve">  제18조  자격증의 발급</w:t>
+      </w:r>
+    </w:p>
+    <w:p>
+      <w:pPr>
+        <w:spacing w:before="0" w:after="100" w:line="307" w:lineRule="auto"/>
+        <w:ind w:left="198"/>
+        <w:shd w:val="clear" w:color="auto" w:fill="EAF1F8"/>
+        <w:pBdr>
+          <w:left w:val="single" w:sz="28" w:space="4" w:color="2E5A88"/>
+          <w:bottom w:val="single" w:sz="4" w:space="4" w:color="CBD9E8"/>
+          <w:right w:val="single" w:sz="4" w:space="4" w:color="CBD9E8"/>
+        </w:pBdr>
+      </w:pPr>
+      <w:r>
+        <w:rPr>
+          <w:rFonts w:ascii="맑은 고딕" w:hAnsi="맑은 고딕" w:eastAsia="맑은 고딕"/>
+          <w:b w:val="0"/>
+          <w:color w:val="222222"/>
+          <w:sz w:val="18"/>
+        </w:rPr>
+        <w:t>① 행정안전부장관은 법 제5조에 따른 행정사의 자격이 있는 사람에게 행정안전부령으로 정하는 바에 따라 행정사 자격증을 발급하여야 한다. &lt;개정 2013.3.23, 2014.11.19, 2017.7.26&gt;</w:t>
+      </w:r>
+      <w:r>
+        <w:br/>
+      </w:r>
+      <w:r>
+        <w:rPr>
+          <w:rFonts w:ascii="맑은 고딕" w:hAnsi="맑은 고딕" w:eastAsia="맑은 고딕"/>
+          <w:b w:val="0"/>
+          <w:color w:val="222222"/>
+          <w:sz w:val="18"/>
+        </w:rPr>
+        <w:t>② 제1항에 따라 행정사 자격증을 발급받은 사람은 행정사 자격증을 잃어버리거나 못쓰게 된 경우에는 행정안전부령으로 정하는 바에 따라 행정안전부장관에게 재발급을 신청할 수 있다. &lt;개정 2013.3.23, 2014.11.19, 2017.7.26&gt;</w:t>
+      </w:r>
+    </w:p>
+    <w:p>
+      <w:pPr>
+        <w:spacing w:before="80" w:after="20" w:line="264" w:lineRule="auto"/>
+        <w:ind w:left="198"/>
+        <w:shd w:val="clear" w:color="auto" w:fill="EAF1F8"/>
+        <w:pBdr>
+          <w:top w:val="single" w:sz="4" w:space="4" w:color="CBD9E8"/>
+          <w:left w:val="single" w:sz="28" w:space="4" w:color="2E5A88"/>
+          <w:right w:val="single" w:sz="4" w:space="4" w:color="CBD9E8"/>
+        </w:pBdr>
+      </w:pPr>
+      <w:r>
+        <w:rPr>
+          <w:rFonts w:ascii="맑은 고딕" w:hAnsi="맑은 고딕" w:eastAsia="맑은 고딕"/>
+          <w:b/>
+          <w:color w:val="FFFFFF"/>
+          <w:sz w:val="16"/>
+          <w:shd w:val="clear" w:color="auto" w:fill="2E5A88"/>
+        </w:rPr>
+        <w:t xml:space="preserve"> 시행령 </w:t>
+      </w:r>
+      <w:r>
+        <w:rPr>
+          <w:rFonts w:ascii="맑은 고딕" w:hAnsi="맑은 고딕" w:eastAsia="맑은 고딕"/>
+          <w:b/>
+          <w:color w:val="1F3A5F"/>
+          <w:sz w:val="18"/>
+        </w:rPr>
+        <w:t xml:space="preserve">  제26조  고유식별정보의 처리</w:t>
+      </w:r>
+    </w:p>
+    <w:p>
+      <w:pPr>
+        <w:spacing w:before="0" w:after="100" w:line="307" w:lineRule="auto"/>
+        <w:ind w:left="198"/>
+        <w:shd w:val="clear" w:color="auto" w:fill="EAF1F8"/>
+        <w:pBdr>
+          <w:left w:val="single" w:sz="28" w:space="4" w:color="2E5A88"/>
+          <w:bottom w:val="single" w:sz="4" w:space="4" w:color="CBD9E8"/>
+          <w:right w:val="single" w:sz="4" w:space="4" w:color="CBD9E8"/>
+        </w:pBdr>
+      </w:pPr>
+      <w:r>
+        <w:rPr>
+          <w:rFonts w:ascii="맑은 고딕" w:hAnsi="맑은 고딕" w:eastAsia="맑은 고딕"/>
+          <w:b w:val="0"/>
+          <w:color w:val="222222"/>
+          <w:sz w:val="18"/>
+        </w:rPr>
+        <w:t xml:space="preserve">    1. 법 제5조ㆍ제6조ㆍ제8조ㆍ제9조 및 제9조의2에 따른 행정사의 자격 및 시험에 관한 사무</w:t>
+      </w:r>
+      <w:r>
+        <w:br/>
+      </w:r>
+      <w:r>
+        <w:rPr>
+          <w:rFonts w:ascii="맑은 고딕" w:hAnsi="맑은 고딕" w:eastAsia="맑은 고딕"/>
+          <w:b w:val="0"/>
+          <w:color w:val="222222"/>
+          <w:sz w:val="18"/>
+        </w:rPr>
+        <w:t xml:space="preserve">    2. 제18조에 따른 행정사 자격증의 발급 및 관리에 관한 사무</w:t>
+      </w:r>
+      <w:r>
+        <w:br/>
+      </w:r>
+      <w:r>
+        <w:rPr>
+          <w:rFonts w:ascii="맑은 고딕" w:hAnsi="맑은 고딕" w:eastAsia="맑은 고딕"/>
+          <w:b w:val="0"/>
+          <w:color w:val="222222"/>
+          <w:sz w:val="18"/>
+        </w:rPr>
+        <w:t xml:space="preserve">    3. 행정사정보시스템의 구축ㆍ운영에 관한 사무(제1호 및 제2호의 업무 수행에 필요한 경우로 한정한다)</w:t>
+      </w:r>
+    </w:p>
+    <w:p>
+      <w:pPr>
+        <w:spacing w:before="80" w:after="20" w:line="264" w:lineRule="auto"/>
+        <w:ind w:left="198"/>
+        <w:shd w:val="clear" w:color="auto" w:fill="EAF1F8"/>
+        <w:pBdr>
+          <w:top w:val="single" w:sz="4" w:space="4" w:color="CBD9E8"/>
+          <w:left w:val="single" w:sz="28" w:space="4" w:color="2E5A88"/>
+          <w:right w:val="single" w:sz="4" w:space="4" w:color="CBD9E8"/>
+        </w:pBdr>
+      </w:pPr>
+      <w:r>
+        <w:rPr>
+          <w:rFonts w:ascii="맑은 고딕" w:hAnsi="맑은 고딕" w:eastAsia="맑은 고딕"/>
+          <w:b/>
+          <w:color w:val="FFFFFF"/>
+          <w:sz w:val="16"/>
+          <w:shd w:val="clear" w:color="auto" w:fill="2E5A88"/>
+        </w:rPr>
+        <w:t xml:space="preserve"> 시행령 </w:t>
+      </w:r>
+      <w:r>
+        <w:rPr>
+          <w:rFonts w:ascii="맑은 고딕" w:hAnsi="맑은 고딕" w:eastAsia="맑은 고딕"/>
+          <w:b/>
+          <w:color w:val="1F3A5F"/>
+          <w:sz w:val="18"/>
+        </w:rPr>
+        <w:t xml:space="preserve">  제26의2조  규제의 재검토</w:t>
+      </w:r>
+    </w:p>
+    <w:p>
+      <w:pPr>
+        <w:spacing w:before="0" w:after="100" w:line="307" w:lineRule="auto"/>
+        <w:ind w:left="198"/>
+        <w:shd w:val="clear" w:color="auto" w:fill="EAF1F8"/>
+        <w:pBdr>
+          <w:left w:val="single" w:sz="28" w:space="4" w:color="2E5A88"/>
+          <w:bottom w:val="single" w:sz="4" w:space="4" w:color="CBD9E8"/>
+          <w:right w:val="single" w:sz="4" w:space="4" w:color="CBD9E8"/>
+        </w:pBdr>
+      </w:pPr>
+      <w:r>
+        <w:rPr>
+          <w:rFonts w:ascii="맑은 고딕" w:hAnsi="맑은 고딕" w:eastAsia="맑은 고딕"/>
+          <w:b w:val="0"/>
+          <w:color w:val="222222"/>
+          <w:sz w:val="18"/>
+        </w:rPr>
+        <w:t>행정안전부장관은 제23조에 따른 행정사의 교육 기간 및 장소 등에 대하여 2025년 1월 1일을 기준으로 3년마다(매 3년이 되는 해의 1월 1일 전까지를 말한다) 그 타당성을 검토하여 개선 등의 조치를 해야 한다. &lt;개정 2025.3.12&gt;</w:t>
+      </w:r>
+    </w:p>
+    <w:p>
+      <w:pPr>
+        <w:spacing w:before="80" w:after="20" w:line="264" w:lineRule="auto"/>
+        <w:ind w:left="198"/>
+        <w:shd w:val="clear" w:color="auto" w:fill="F4F4F2"/>
+        <w:pBdr>
+          <w:top w:val="single" w:sz="4" w:space="4" w:color="E2E2DE"/>
+          <w:left w:val="single" w:sz="28" w:space="4" w:color="9AA0A6"/>
+          <w:right w:val="single" w:sz="4" w:space="4" w:color="E2E2DE"/>
+        </w:pBdr>
+      </w:pPr>
+      <w:r>
+        <w:rPr>
+          <w:rFonts w:ascii="맑은 고딕" w:hAnsi="맑은 고딕" w:eastAsia="맑은 고딕"/>
+          <w:b/>
+          <w:color w:val="FFFFFF"/>
+          <w:sz w:val="16"/>
+          <w:shd w:val="clear" w:color="auto" w:fill="9AA0A6"/>
+        </w:rPr>
+        <w:t xml:space="preserve"> 시행규칙 </w:t>
+      </w:r>
+      <w:r>
+        <w:rPr>
+          <w:rFonts w:ascii="맑은 고딕" w:hAnsi="맑은 고딕" w:eastAsia="맑은 고딕"/>
+          <w:b/>
+          <w:color w:val="5A5A5A"/>
+          <w:sz w:val="18"/>
+        </w:rPr>
+        <w:t xml:space="preserve">  제6조  자격증의 발급 및 재발급</w:t>
+      </w:r>
+    </w:p>
+    <w:p>
+      <w:pPr>
+        <w:spacing w:before="0" w:after="100" w:line="307" w:lineRule="auto"/>
+        <w:ind w:left="198"/>
+        <w:shd w:val="clear" w:color="auto" w:fill="F4F4F2"/>
+        <w:pBdr>
+          <w:left w:val="single" w:sz="28" w:space="4" w:color="9AA0A6"/>
+          <w:bottom w:val="single" w:sz="4" w:space="4" w:color="E2E2DE"/>
+          <w:right w:val="single" w:sz="4" w:space="4" w:color="E2E2DE"/>
+        </w:pBdr>
+      </w:pPr>
+      <w:r>
+        <w:rPr>
+          <w:rFonts w:ascii="맑은 고딕" w:hAnsi="맑은 고딕" w:eastAsia="맑은 고딕"/>
+          <w:b w:val="0"/>
+          <w:color w:val="222222"/>
+          <w:sz w:val="18"/>
+        </w:rPr>
+        <w:t>① 영 제18조제1항에 따라 행정사 자격증을 발급받으려는 사람은 별지 제4호서식의 신청서에 사진(신청일 전 6개월 이내에 모자를 쓰지 않은 상태에서 배경 없이 찍은 상반신 사진으로서 가로 3센티미터, 세로 4센티미터인 것을 말한다. 이하 같다) 1장을 첨부하여 행정안전부장관에게 제출해야 한다. 이 경우 신청인은 본인을 확인할 수 있는 다음 각 호의 어느 하나에 해당하는 신분증을 제시해야 한다. &lt;개정 2025.11.20&gt;</w:t>
+      </w:r>
+      <w:r>
+        <w:br/>
+      </w:r>
+      <w:r>
+        <w:rPr>
+          <w:rFonts w:ascii="맑은 고딕" w:hAnsi="맑은 고딕" w:eastAsia="맑은 고딕"/>
+          <w:b w:val="0"/>
+          <w:color w:val="222222"/>
+          <w:sz w:val="18"/>
+        </w:rPr>
+        <w:t xml:space="preserve">    1. 주민등록증(모바일 주민등록증을 포함한다)</w:t>
+      </w:r>
+      <w:r>
+        <w:br/>
+      </w:r>
+      <w:r>
+        <w:rPr>
+          <w:rFonts w:ascii="맑은 고딕" w:hAnsi="맑은 고딕" w:eastAsia="맑은 고딕"/>
+          <w:b w:val="0"/>
+          <w:color w:val="222222"/>
+          <w:sz w:val="18"/>
+        </w:rPr>
+        <w:t xml:space="preserve">    2. 여권</w:t>
+      </w:r>
+      <w:r>
+        <w:br/>
+      </w:r>
+      <w:r>
+        <w:rPr>
+          <w:rFonts w:ascii="맑은 고딕" w:hAnsi="맑은 고딕" w:eastAsia="맑은 고딕"/>
+          <w:b w:val="0"/>
+          <w:color w:val="222222"/>
+          <w:sz w:val="18"/>
+        </w:rPr>
+        <w:t xml:space="preserve">    3. 운전면허증(모바일 운전면허증을 포함한다)</w:t>
+      </w:r>
+      <w:r>
+        <w:br/>
+      </w:r>
+      <w:r>
+        <w:rPr>
+          <w:rFonts w:ascii="맑은 고딕" w:hAnsi="맑은 고딕" w:eastAsia="맑은 고딕"/>
+          <w:b w:val="0"/>
+          <w:color w:val="222222"/>
+          <w:sz w:val="18"/>
+        </w:rPr>
+        <w:t xml:space="preserve">    4. 장애인등록증</w:t>
+      </w:r>
+      <w:r>
+        <w:br/>
+      </w:r>
+      <w:r>
+        <w:rPr>
+          <w:rFonts w:ascii="맑은 고딕" w:hAnsi="맑은 고딕" w:eastAsia="맑은 고딕"/>
+          <w:b w:val="0"/>
+          <w:color w:val="222222"/>
+          <w:sz w:val="18"/>
+        </w:rPr>
+        <w:t>② 행정안전부장관은 제1항에 따른 신청인이 시험 합격자로서 법 제6조에 따른 결격사유에 해당되지 아니한 것이 확인되면 별지 제5호서식의 행정사 자격증을 신청인에게 발급하여야 한다. &lt;개정 2013.3.23, 2014.11.19, 2017.7.26&gt;</w:t>
+      </w:r>
+      <w:r>
+        <w:br/>
+      </w:r>
+      <w:r>
+        <w:rPr>
+          <w:rFonts w:ascii="맑은 고딕" w:hAnsi="맑은 고딕" w:eastAsia="맑은 고딕"/>
+          <w:b w:val="0"/>
+          <w:color w:val="222222"/>
+          <w:sz w:val="18"/>
+        </w:rPr>
+        <w:t>③ 영 제18조제2항에 따라 자격증을 재발급받으려는 사람은 별지 제4호서식의 신청서에 다음 각 호의 서류를 첨부하여 행정안전부장관에게 제출해야 한다. 이 경우 신청인은 본인을 확인할 수 있는 제1항 각 호 어느 하나에 해당하는 신분증을 제시해야 한다. &lt;개정 2025.11.20&gt;</w:t>
+      </w:r>
+      <w:r>
+        <w:br/>
+      </w:r>
+      <w:r>
+        <w:rPr>
+          <w:rFonts w:ascii="맑은 고딕" w:hAnsi="맑은 고딕" w:eastAsia="맑은 고딕"/>
+          <w:b w:val="0"/>
+          <w:color w:val="222222"/>
+          <w:sz w:val="18"/>
+        </w:rPr>
+        <w:t xml:space="preserve">    1. 행정사 자격증(잃어버린 경우는 제외한다)</w:t>
+      </w:r>
+      <w:r>
+        <w:br/>
+      </w:r>
+      <w:r>
+        <w:rPr>
+          <w:rFonts w:ascii="맑은 고딕" w:hAnsi="맑은 고딕" w:eastAsia="맑은 고딕"/>
+          <w:b w:val="0"/>
+          <w:color w:val="222222"/>
+          <w:sz w:val="18"/>
+        </w:rPr>
+        <w:t xml:space="preserve">    2. 사진 1장</w:t>
+      </w:r>
+      <w:r>
+        <w:br/>
+      </w:r>
+      <w:r>
+        <w:rPr>
+          <w:rFonts w:ascii="맑은 고딕" w:hAnsi="맑은 고딕" w:eastAsia="맑은 고딕"/>
+          <w:b w:val="0"/>
+          <w:color w:val="222222"/>
+          <w:sz w:val="18"/>
+        </w:rPr>
+        <w:t>④ 행정안전부장관은 제2항 및 제3항에 따라 자격증을 발급하였을 때에는 별지 제7호서식의 행정사 자격증 발급 대장에 해당 사실을 기록하여야 한다. &lt;개정 2013.3.23, 2014.11.19, 2017.7.26&gt;</w:t>
+      </w:r>
+    </w:p>
+    <w:p>
+      <w:pPr>
+        <w:spacing w:before="160" w:after="40" w:line="312" w:lineRule="auto"/>
       </w:pPr>
       <w:r>
         <w:rPr>
@@ -497,7 +1205,7 @@
     </w:p>
     <w:p>
       <w:pPr>
-        <w:spacing w:before="0" w:after="20" w:line="317" w:lineRule="auto"/>
+        <w:spacing w:before="0" w:after="20" w:line="312" w:lineRule="auto"/>
         <w:ind w:left="1134" w:hanging="312"/>
       </w:pPr>
       <w:r>
@@ -521,7 +1229,7 @@
     </w:p>
     <w:p>
       <w:pPr>
-        <w:spacing w:before="0" w:after="20" w:line="317" w:lineRule="auto"/>
+        <w:spacing w:before="0" w:after="20" w:line="312" w:lineRule="auto"/>
         <w:ind w:left="1134" w:hanging="312"/>
       </w:pPr>
       <w:r>
@@ -545,7 +1253,7 @@
     </w:p>
     <w:p>
       <w:pPr>
-        <w:spacing w:before="0" w:after="20" w:line="317" w:lineRule="auto"/>
+        <w:spacing w:before="0" w:after="20" w:line="312" w:lineRule="auto"/>
         <w:ind w:left="1134" w:hanging="312"/>
       </w:pPr>
       <w:r>
@@ -569,7 +1277,7 @@
     </w:p>
     <w:p>
       <w:pPr>
-        <w:spacing w:before="0" w:after="20" w:line="317" w:lineRule="auto"/>
+        <w:spacing w:before="0" w:after="20" w:line="312" w:lineRule="auto"/>
         <w:ind w:left="1134" w:hanging="312"/>
       </w:pPr>
       <w:r>
@@ -593,7 +1301,7 @@
     </w:p>
     <w:p>
       <w:pPr>
-        <w:spacing w:before="0" w:after="20" w:line="317" w:lineRule="auto"/>
+        <w:spacing w:before="0" w:after="20" w:line="312" w:lineRule="auto"/>
         <w:ind w:left="1134" w:hanging="312"/>
       </w:pPr>
       <w:r>
@@ -617,7 +1325,7 @@
     </w:p>
     <w:p>
       <w:pPr>
-        <w:spacing w:before="0" w:after="20" w:line="317" w:lineRule="auto"/>
+        <w:spacing w:before="0" w:after="20" w:line="312" w:lineRule="auto"/>
         <w:ind w:left="1134" w:hanging="312"/>
       </w:pPr>
       <w:r>
@@ -641,7 +1349,7 @@
     </w:p>
     <w:p>
       <w:pPr>
-        <w:spacing w:before="0" w:after="20" w:line="317" w:lineRule="auto"/>
+        <w:spacing w:before="0" w:after="20" w:line="312" w:lineRule="auto"/>
         <w:ind w:left="1134" w:hanging="312"/>
       </w:pPr>
       <w:r>
@@ -665,7 +1373,7 @@
     </w:p>
     <w:p>
       <w:pPr>
-        <w:spacing w:before="140" w:after="40" w:line="317" w:lineRule="auto"/>
+        <w:spacing w:before="160" w:after="40" w:line="312" w:lineRule="auto"/>
       </w:pPr>
       <w:r>
         <w:rPr>
@@ -688,7 +1396,7 @@
     </w:p>
     <w:p>
       <w:pPr>
-        <w:spacing w:before="0" w:after="20" w:line="317" w:lineRule="auto"/>
+        <w:spacing w:before="0" w:after="20" w:line="312" w:lineRule="auto"/>
         <w:ind w:left="765" w:hanging="340"/>
       </w:pPr>
       <w:r>
@@ -712,7 +1420,7 @@
     </w:p>
     <w:p>
       <w:pPr>
-        <w:spacing w:before="0" w:after="20" w:line="317" w:lineRule="auto"/>
+        <w:spacing w:before="0" w:after="20" w:line="312" w:lineRule="auto"/>
         <w:ind w:left="1134" w:hanging="312"/>
       </w:pPr>
       <w:r>
@@ -736,7 +1444,7 @@
     </w:p>
     <w:p>
       <w:pPr>
-        <w:spacing w:before="0" w:after="20" w:line="317" w:lineRule="auto"/>
+        <w:spacing w:before="0" w:after="20" w:line="312" w:lineRule="auto"/>
         <w:ind w:left="1134" w:hanging="312"/>
       </w:pPr>
       <w:r>
@@ -760,7 +1468,7 @@
     </w:p>
     <w:p>
       <w:pPr>
-        <w:spacing w:before="0" w:after="20" w:line="317" w:lineRule="auto"/>
+        <w:spacing w:before="0" w:after="20" w:line="312" w:lineRule="auto"/>
         <w:ind w:left="1134" w:hanging="312"/>
       </w:pPr>
       <w:r>
@@ -784,7 +1492,7 @@
     </w:p>
     <w:p>
       <w:pPr>
-        <w:spacing w:before="0" w:after="20" w:line="317" w:lineRule="auto"/>
+        <w:spacing w:before="0" w:after="20" w:line="312" w:lineRule="auto"/>
         <w:ind w:left="1134" w:hanging="312"/>
       </w:pPr>
       <w:r>
@@ -808,7 +1516,7 @@
     </w:p>
     <w:p>
       <w:pPr>
-        <w:spacing w:before="0" w:after="20" w:line="317" w:lineRule="auto"/>
+        <w:spacing w:before="0" w:after="20" w:line="312" w:lineRule="auto"/>
         <w:ind w:left="765" w:hanging="340"/>
       </w:pPr>
       <w:r>
@@ -832,7 +1540,535 @@
     </w:p>
     <w:p>
       <w:pPr>
-        <w:spacing w:before="140" w:after="40" w:line="317" w:lineRule="auto"/>
+        <w:spacing w:before="80" w:after="20" w:line="264" w:lineRule="auto"/>
+        <w:ind w:left="198"/>
+        <w:shd w:val="clear" w:color="auto" w:fill="EAF1F8"/>
+        <w:pBdr>
+          <w:top w:val="single" w:sz="4" w:space="4" w:color="CBD9E8"/>
+          <w:left w:val="single" w:sz="28" w:space="4" w:color="2E5A88"/>
+          <w:right w:val="single" w:sz="4" w:space="4" w:color="CBD9E8"/>
+        </w:pBdr>
+      </w:pPr>
+      <w:r>
+        <w:rPr>
+          <w:rFonts w:ascii="맑은 고딕" w:hAnsi="맑은 고딕" w:eastAsia="맑은 고딕"/>
+          <w:b/>
+          <w:color w:val="FFFFFF"/>
+          <w:sz w:val="16"/>
+          <w:shd w:val="clear" w:color="auto" w:fill="2E5A88"/>
+        </w:rPr>
+        <w:t xml:space="preserve"> 시행령 </w:t>
+      </w:r>
+      <w:r>
+        <w:rPr>
+          <w:rFonts w:ascii="맑은 고딕" w:hAnsi="맑은 고딕" w:eastAsia="맑은 고딕"/>
+          <w:b/>
+          <w:color w:val="1F3A5F"/>
+          <w:sz w:val="18"/>
+        </w:rPr>
+        <w:t xml:space="preserve">  제4조  행정사자격심의위원회의 구성 등</w:t>
+      </w:r>
+    </w:p>
+    <w:p>
+      <w:pPr>
+        <w:spacing w:before="0" w:after="100" w:line="307" w:lineRule="auto"/>
+        <w:ind w:left="198"/>
+        <w:shd w:val="clear" w:color="auto" w:fill="EAF1F8"/>
+        <w:pBdr>
+          <w:left w:val="single" w:sz="28" w:space="4" w:color="2E5A88"/>
+          <w:bottom w:val="single" w:sz="4" w:space="4" w:color="CBD9E8"/>
+          <w:right w:val="single" w:sz="4" w:space="4" w:color="CBD9E8"/>
+        </w:pBdr>
+      </w:pPr>
+      <w:r>
+        <w:rPr>
+          <w:rFonts w:ascii="맑은 고딕" w:hAnsi="맑은 고딕" w:eastAsia="맑은 고딕"/>
+          <w:b w:val="0"/>
+          <w:color w:val="222222"/>
+          <w:sz w:val="18"/>
+        </w:rPr>
+        <w:t>① 법 제7조에 따른 행정사자격심의위원회(이하 "심의위원회"라 한다)는 위원장 1명과 부위원장 1명을 포함한 11명 이내의 위원으로 구성한다. 이 경우 제2항제2호에 따른 위원(이하 "위촉위원"이라 한다)이 전체 위원의 과반수가 되도록 해야 한다. &lt;개정 2021.6.8&gt;</w:t>
+      </w:r>
+      <w:r>
+        <w:br/>
+      </w:r>
+      <w:r>
+        <w:rPr>
+          <w:rFonts w:ascii="맑은 고딕" w:hAnsi="맑은 고딕" w:eastAsia="맑은 고딕"/>
+          <w:b w:val="0"/>
+          <w:color w:val="222222"/>
+          <w:sz w:val="18"/>
+        </w:rPr>
+        <w:t>② 위원장은 행정안전부에서 행정사 관련 업무를 담당하는 실장급 공무원이 되고, 부위원장은 행정안전부에서 행정사 관련 업무를 담당하는 국장급 공무원이 되며, 위원은 다음 각 호의 사람이 된다. &lt;개정 2013.3.23, 2014.2.18, 2014.11.19, 2017.7.26, 2021.6.8&gt;</w:t>
+      </w:r>
+      <w:r>
+        <w:br/>
+      </w:r>
+      <w:r>
+        <w:rPr>
+          <w:rFonts w:ascii="맑은 고딕" w:hAnsi="맑은 고딕" w:eastAsia="맑은 고딕"/>
+          <w:b w:val="0"/>
+          <w:color w:val="222222"/>
+          <w:sz w:val="18"/>
+        </w:rPr>
+        <w:t xml:space="preserve">    1. 행정안전부 소속 3급 공무원 또는 고위공무원단에 속하는 일반직공무원 중에서 행정안전부장관이 임명하는 사람</w:t>
+      </w:r>
+      <w:r>
+        <w:br/>
+      </w:r>
+      <w:r>
+        <w:rPr>
+          <w:rFonts w:ascii="맑은 고딕" w:hAnsi="맑은 고딕" w:eastAsia="맑은 고딕"/>
+          <w:b w:val="0"/>
+          <w:color w:val="222222"/>
+          <w:sz w:val="18"/>
+        </w:rPr>
+        <w:t xml:space="preserve">    2. 다음 각 목의 사람 중에서 행정안전부장관이 성별을 고려하여 위촉하는 사람</w:t>
+      </w:r>
+      <w:r>
+        <w:br/>
+      </w:r>
+      <w:r>
+        <w:rPr>
+          <w:rFonts w:ascii="맑은 고딕" w:hAnsi="맑은 고딕" w:eastAsia="맑은 고딕"/>
+          <w:b w:val="0"/>
+          <w:color w:val="222222"/>
+          <w:sz w:val="18"/>
+        </w:rPr>
+        <w:t>③ 위촉위원의 임기는 2년으로 하며, 한 번만 연임할 수 있다.</w:t>
+      </w:r>
+      <w:r>
+        <w:br/>
+      </w:r>
+      <w:r>
+        <w:rPr>
+          <w:rFonts w:ascii="맑은 고딕" w:hAnsi="맑은 고딕" w:eastAsia="맑은 고딕"/>
+          <w:b w:val="0"/>
+          <w:color w:val="222222"/>
+          <w:sz w:val="18"/>
+        </w:rPr>
+        <w:t>④ 심의위원회에 간사 1명을 두며, 간사는 행정안전부 소속 공무원 중에서 위원장이 임명한다. &lt;개정 2013.3.23, 2014.11.19, 2017.7.26&gt;</w:t>
+      </w:r>
+    </w:p>
+    <w:p>
+      <w:pPr>
+        <w:spacing w:before="80" w:after="20" w:line="264" w:lineRule="auto"/>
+        <w:ind w:left="198"/>
+        <w:shd w:val="clear" w:color="auto" w:fill="EAF1F8"/>
+        <w:pBdr>
+          <w:top w:val="single" w:sz="4" w:space="4" w:color="CBD9E8"/>
+          <w:left w:val="single" w:sz="28" w:space="4" w:color="2E5A88"/>
+          <w:right w:val="single" w:sz="4" w:space="4" w:color="CBD9E8"/>
+        </w:pBdr>
+      </w:pPr>
+      <w:r>
+        <w:rPr>
+          <w:rFonts w:ascii="맑은 고딕" w:hAnsi="맑은 고딕" w:eastAsia="맑은 고딕"/>
+          <w:b/>
+          <w:color w:val="FFFFFF"/>
+          <w:sz w:val="16"/>
+          <w:shd w:val="clear" w:color="auto" w:fill="2E5A88"/>
+        </w:rPr>
+        <w:t xml:space="preserve"> 시행령 </w:t>
+      </w:r>
+      <w:r>
+        <w:rPr>
+          <w:rFonts w:ascii="맑은 고딕" w:hAnsi="맑은 고딕" w:eastAsia="맑은 고딕"/>
+          <w:b/>
+          <w:color w:val="1F3A5F"/>
+          <w:sz w:val="18"/>
+        </w:rPr>
+        <w:t xml:space="preserve">  제4의2조  위원의 제척ㆍ기피ㆍ회피 등</w:t>
+      </w:r>
+    </w:p>
+    <w:p>
+      <w:pPr>
+        <w:spacing w:before="0" w:after="100" w:line="307" w:lineRule="auto"/>
+        <w:ind w:left="198"/>
+        <w:shd w:val="clear" w:color="auto" w:fill="EAF1F8"/>
+        <w:pBdr>
+          <w:left w:val="single" w:sz="28" w:space="4" w:color="2E5A88"/>
+          <w:bottom w:val="single" w:sz="4" w:space="4" w:color="CBD9E8"/>
+          <w:right w:val="single" w:sz="4" w:space="4" w:color="CBD9E8"/>
+        </w:pBdr>
+      </w:pPr>
+      <w:r>
+        <w:rPr>
+          <w:rFonts w:ascii="맑은 고딕" w:hAnsi="맑은 고딕" w:eastAsia="맑은 고딕"/>
+          <w:b w:val="0"/>
+          <w:color w:val="222222"/>
+          <w:sz w:val="18"/>
+        </w:rPr>
+        <w:t>① 심의위원회 위원(이하 "위원"이라 한다)이 다음 각 호의 어느 하나에 해당하는 경우에는 심의위원회의 심의ㆍ의결에서 제척(除斥)된다.</w:t>
+      </w:r>
+      <w:r>
+        <w:br/>
+      </w:r>
+      <w:r>
+        <w:rPr>
+          <w:rFonts w:ascii="맑은 고딕" w:hAnsi="맑은 고딕" w:eastAsia="맑은 고딕"/>
+          <w:b w:val="0"/>
+          <w:color w:val="222222"/>
+          <w:sz w:val="18"/>
+        </w:rPr>
+        <w:t xml:space="preserve">    1. 위원 또는 그 배우자나 배우자였던 사람이 해당 안건의 당사자(당사자가 법인ㆍ단체 등인 경우에는 그 임원 또는 직원을 포함한다. 이하 이 호 및 제2호에서 같다)가 되거나 그 안건의 당사자와 공동권리자 또는 공동의무자인 경우</w:t>
+      </w:r>
+      <w:r>
+        <w:br/>
+      </w:r>
+      <w:r>
+        <w:rPr>
+          <w:rFonts w:ascii="맑은 고딕" w:hAnsi="맑은 고딕" w:eastAsia="맑은 고딕"/>
+          <w:b w:val="0"/>
+          <w:color w:val="222222"/>
+          <w:sz w:val="18"/>
+        </w:rPr>
+        <w:t xml:space="preserve">    2. 위원이 해당 안건의 당사자와 친족이거나 친족이었던 경우</w:t>
+      </w:r>
+      <w:r>
+        <w:br/>
+      </w:r>
+      <w:r>
+        <w:rPr>
+          <w:rFonts w:ascii="맑은 고딕" w:hAnsi="맑은 고딕" w:eastAsia="맑은 고딕"/>
+          <w:b w:val="0"/>
+          <w:color w:val="222222"/>
+          <w:sz w:val="18"/>
+        </w:rPr>
+        <w:t xml:space="preserve">    3. 위원이 해당 안건에 대하여 증언, 진술, 자문, 조사, 연구, 용역 또는 감정을 한 경우</w:t>
+      </w:r>
+      <w:r>
+        <w:br/>
+      </w:r>
+      <w:r>
+        <w:rPr>
+          <w:rFonts w:ascii="맑은 고딕" w:hAnsi="맑은 고딕" w:eastAsia="맑은 고딕"/>
+          <w:b w:val="0"/>
+          <w:color w:val="222222"/>
+          <w:sz w:val="18"/>
+        </w:rPr>
+        <w:t xml:space="preserve">    4. 위원이나 위원이 속한 법인ㆍ단체 등이 해당 안건의 당사자의 대리인이거나 대리인이었던 경우</w:t>
+      </w:r>
+      <w:r>
+        <w:br/>
+      </w:r>
+      <w:r>
+        <w:rPr>
+          <w:rFonts w:ascii="맑은 고딕" w:hAnsi="맑은 고딕" w:eastAsia="맑은 고딕"/>
+          <w:b w:val="0"/>
+          <w:color w:val="222222"/>
+          <w:sz w:val="18"/>
+        </w:rPr>
+        <w:t xml:space="preserve">    5. 위원이 해당 안건의 당사자와 같은 행정사법인 또는 행정사사무소에 소속된 경우</w:t>
+      </w:r>
+      <w:r>
+        <w:br/>
+      </w:r>
+      <w:r>
+        <w:rPr>
+          <w:rFonts w:ascii="맑은 고딕" w:hAnsi="맑은 고딕" w:eastAsia="맑은 고딕"/>
+          <w:b w:val="0"/>
+          <w:color w:val="222222"/>
+          <w:sz w:val="18"/>
+        </w:rPr>
+        <w:t>② 해당 안건의 당사자는 위원에게 제1항에 따른 제척사유가 있거나 공정한 심의ㆍ의결을 기대하기 어려운 사정이 있는 경우에는 심의위원회에 기피 신청을 할 수 있고, 심의위원회는 의결로 기피 여부를 결정한다. 이 경우 기피 신청의 대상인 위원은 그 의결에 참여할 수 없다.</w:t>
+      </w:r>
+      <w:r>
+        <w:br/>
+      </w:r>
+      <w:r>
+        <w:rPr>
+          <w:rFonts w:ascii="맑은 고딕" w:hAnsi="맑은 고딕" w:eastAsia="맑은 고딕"/>
+          <w:b w:val="0"/>
+          <w:color w:val="222222"/>
+          <w:sz w:val="18"/>
+        </w:rPr>
+        <w:t>③ 위원 본인이 제1항 각 호에 따른 제척 사유에 해당하는 경우에는 스스로 해당 안건의 심의ㆍ의결에서 회피(回避)해야 한다.</w:t>
+      </w:r>
+    </w:p>
+    <w:p>
+      <w:pPr>
+        <w:spacing w:before="80" w:after="20" w:line="264" w:lineRule="auto"/>
+        <w:ind w:left="198"/>
+        <w:shd w:val="clear" w:color="auto" w:fill="EAF1F8"/>
+        <w:pBdr>
+          <w:top w:val="single" w:sz="4" w:space="4" w:color="CBD9E8"/>
+          <w:left w:val="single" w:sz="28" w:space="4" w:color="2E5A88"/>
+          <w:right w:val="single" w:sz="4" w:space="4" w:color="CBD9E8"/>
+        </w:pBdr>
+      </w:pPr>
+      <w:r>
+        <w:rPr>
+          <w:rFonts w:ascii="맑은 고딕" w:hAnsi="맑은 고딕" w:eastAsia="맑은 고딕"/>
+          <w:b/>
+          <w:color w:val="FFFFFF"/>
+          <w:sz w:val="16"/>
+          <w:shd w:val="clear" w:color="auto" w:fill="2E5A88"/>
+        </w:rPr>
+        <w:t xml:space="preserve"> 시행령 </w:t>
+      </w:r>
+      <w:r>
+        <w:rPr>
+          <w:rFonts w:ascii="맑은 고딕" w:hAnsi="맑은 고딕" w:eastAsia="맑은 고딕"/>
+          <w:b/>
+          <w:color w:val="1F3A5F"/>
+          <w:sz w:val="18"/>
+        </w:rPr>
+        <w:t xml:space="preserve">  제4의3조  위원의 해임ㆍ해촉</w:t>
+      </w:r>
+    </w:p>
+    <w:p>
+      <w:pPr>
+        <w:spacing w:before="0" w:after="100" w:line="307" w:lineRule="auto"/>
+        <w:ind w:left="198"/>
+        <w:shd w:val="clear" w:color="auto" w:fill="EAF1F8"/>
+        <w:pBdr>
+          <w:left w:val="single" w:sz="28" w:space="4" w:color="2E5A88"/>
+          <w:bottom w:val="single" w:sz="4" w:space="4" w:color="CBD9E8"/>
+          <w:right w:val="single" w:sz="4" w:space="4" w:color="CBD9E8"/>
+        </w:pBdr>
+      </w:pPr>
+      <w:r>
+        <w:rPr>
+          <w:rFonts w:ascii="맑은 고딕" w:hAnsi="맑은 고딕" w:eastAsia="맑은 고딕"/>
+          <w:b w:val="0"/>
+          <w:color w:val="222222"/>
+          <w:sz w:val="18"/>
+        </w:rPr>
+        <w:t xml:space="preserve">    1. 장기간의 심신장애로 직무를 수행할 수 없게 된 경우</w:t>
+      </w:r>
+      <w:r>
+        <w:br/>
+      </w:r>
+      <w:r>
+        <w:rPr>
+          <w:rFonts w:ascii="맑은 고딕" w:hAnsi="맑은 고딕" w:eastAsia="맑은 고딕"/>
+          <w:b w:val="0"/>
+          <w:color w:val="222222"/>
+          <w:sz w:val="18"/>
+        </w:rPr>
+        <w:t xml:space="preserve">    2. 직무와 관련된 비위사실이 있는 경우</w:t>
+      </w:r>
+      <w:r>
+        <w:br/>
+      </w:r>
+      <w:r>
+        <w:rPr>
+          <w:rFonts w:ascii="맑은 고딕" w:hAnsi="맑은 고딕" w:eastAsia="맑은 고딕"/>
+          <w:b w:val="0"/>
+          <w:color w:val="222222"/>
+          <w:sz w:val="18"/>
+        </w:rPr>
+        <w:t xml:space="preserve">    3. 직무태만, 품위손상이나 그 밖의 사유로 위원으로 적합하지 않다고 인정되는 경우</w:t>
+      </w:r>
+      <w:r>
+        <w:br/>
+      </w:r>
+      <w:r>
+        <w:rPr>
+          <w:rFonts w:ascii="맑은 고딕" w:hAnsi="맑은 고딕" w:eastAsia="맑은 고딕"/>
+          <w:b w:val="0"/>
+          <w:color w:val="222222"/>
+          <w:sz w:val="18"/>
+        </w:rPr>
+        <w:t xml:space="preserve">    4. 제4조의2제1항 각 호의 어느 하나에 해당하는 데에도 불구하고 회피하지 않은 경우</w:t>
+      </w:r>
+      <w:r>
+        <w:br/>
+      </w:r>
+      <w:r>
+        <w:rPr>
+          <w:rFonts w:ascii="맑은 고딕" w:hAnsi="맑은 고딕" w:eastAsia="맑은 고딕"/>
+          <w:b w:val="0"/>
+          <w:color w:val="222222"/>
+          <w:sz w:val="18"/>
+        </w:rPr>
+        <w:t xml:space="preserve">    5. 위원 스스로 직무를 수행하는 것이 곤란하다고 의사를 밝히는 경우</w:t>
+      </w:r>
+    </w:p>
+    <w:p>
+      <w:pPr>
+        <w:spacing w:before="80" w:after="20" w:line="264" w:lineRule="auto"/>
+        <w:ind w:left="198"/>
+        <w:shd w:val="clear" w:color="auto" w:fill="EAF1F8"/>
+        <w:pBdr>
+          <w:top w:val="single" w:sz="4" w:space="4" w:color="CBD9E8"/>
+          <w:left w:val="single" w:sz="28" w:space="4" w:color="2E5A88"/>
+          <w:right w:val="single" w:sz="4" w:space="4" w:color="CBD9E8"/>
+        </w:pBdr>
+      </w:pPr>
+      <w:r>
+        <w:rPr>
+          <w:rFonts w:ascii="맑은 고딕" w:hAnsi="맑은 고딕" w:eastAsia="맑은 고딕"/>
+          <w:b/>
+          <w:color w:val="FFFFFF"/>
+          <w:sz w:val="16"/>
+          <w:shd w:val="clear" w:color="auto" w:fill="2E5A88"/>
+        </w:rPr>
+        <w:t xml:space="preserve"> 시행령 </w:t>
+      </w:r>
+      <w:r>
+        <w:rPr>
+          <w:rFonts w:ascii="맑은 고딕" w:hAnsi="맑은 고딕" w:eastAsia="맑은 고딕"/>
+          <w:b/>
+          <w:color w:val="1F3A5F"/>
+          <w:sz w:val="18"/>
+        </w:rPr>
+        <w:t xml:space="preserve">  제5조  위원장의 직무</w:t>
+      </w:r>
+    </w:p>
+    <w:p>
+      <w:pPr>
+        <w:spacing w:before="0" w:after="100" w:line="307" w:lineRule="auto"/>
+        <w:ind w:left="198"/>
+        <w:shd w:val="clear" w:color="auto" w:fill="EAF1F8"/>
+        <w:pBdr>
+          <w:left w:val="single" w:sz="28" w:space="4" w:color="2E5A88"/>
+          <w:bottom w:val="single" w:sz="4" w:space="4" w:color="CBD9E8"/>
+          <w:right w:val="single" w:sz="4" w:space="4" w:color="CBD9E8"/>
+        </w:pBdr>
+      </w:pPr>
+      <w:r>
+        <w:rPr>
+          <w:rFonts w:ascii="맑은 고딕" w:hAnsi="맑은 고딕" w:eastAsia="맑은 고딕"/>
+          <w:b w:val="0"/>
+          <w:color w:val="222222"/>
+          <w:sz w:val="18"/>
+        </w:rPr>
+        <w:t>① 위원장은 심의위원회를 대표하고, 심의위원회의 업무를 총괄한다.</w:t>
+      </w:r>
+      <w:r>
+        <w:br/>
+      </w:r>
+      <w:r>
+        <w:rPr>
+          <w:rFonts w:ascii="맑은 고딕" w:hAnsi="맑은 고딕" w:eastAsia="맑은 고딕"/>
+          <w:b w:val="0"/>
+          <w:color w:val="222222"/>
+          <w:sz w:val="18"/>
+        </w:rPr>
+        <w:t>② 위원장이 직무를 수행할 수 없을 때에는 부위원장이 그 직무를 대행하며, 위원장과 부위원장이 모두 직무를 수행할 수 없을 때에는 위원장이 미리 지명한 위원이 그 직무를 대행한다.</w:t>
+      </w:r>
+    </w:p>
+    <w:p>
+      <w:pPr>
+        <w:spacing w:before="80" w:after="20" w:line="264" w:lineRule="auto"/>
+        <w:ind w:left="198"/>
+        <w:shd w:val="clear" w:color="auto" w:fill="EAF1F8"/>
+        <w:pBdr>
+          <w:top w:val="single" w:sz="4" w:space="4" w:color="CBD9E8"/>
+          <w:left w:val="single" w:sz="28" w:space="4" w:color="2E5A88"/>
+          <w:right w:val="single" w:sz="4" w:space="4" w:color="CBD9E8"/>
+        </w:pBdr>
+      </w:pPr>
+      <w:r>
+        <w:rPr>
+          <w:rFonts w:ascii="맑은 고딕" w:hAnsi="맑은 고딕" w:eastAsia="맑은 고딕"/>
+          <w:b/>
+          <w:color w:val="FFFFFF"/>
+          <w:sz w:val="16"/>
+          <w:shd w:val="clear" w:color="auto" w:fill="2E5A88"/>
+        </w:rPr>
+        <w:t xml:space="preserve"> 시행령 </w:t>
+      </w:r>
+      <w:r>
+        <w:rPr>
+          <w:rFonts w:ascii="맑은 고딕" w:hAnsi="맑은 고딕" w:eastAsia="맑은 고딕"/>
+          <w:b/>
+          <w:color w:val="1F3A5F"/>
+          <w:sz w:val="18"/>
+        </w:rPr>
+        <w:t xml:space="preserve">  제6조  심의위원회의 회의</w:t>
+      </w:r>
+    </w:p>
+    <w:p>
+      <w:pPr>
+        <w:spacing w:before="0" w:after="100" w:line="307" w:lineRule="auto"/>
+        <w:ind w:left="198"/>
+        <w:shd w:val="clear" w:color="auto" w:fill="EAF1F8"/>
+        <w:pBdr>
+          <w:left w:val="single" w:sz="28" w:space="4" w:color="2E5A88"/>
+          <w:bottom w:val="single" w:sz="4" w:space="4" w:color="CBD9E8"/>
+          <w:right w:val="single" w:sz="4" w:space="4" w:color="CBD9E8"/>
+        </w:pBdr>
+      </w:pPr>
+      <w:r>
+        <w:rPr>
+          <w:rFonts w:ascii="맑은 고딕" w:hAnsi="맑은 고딕" w:eastAsia="맑은 고딕"/>
+          <w:b w:val="0"/>
+          <w:color w:val="222222"/>
+          <w:sz w:val="18"/>
+        </w:rPr>
+        <w:t>① 위원장은 심의위원회의 회의를 소집하고, 그 의장이 된다.</w:t>
+      </w:r>
+      <w:r>
+        <w:br/>
+      </w:r>
+      <w:r>
+        <w:rPr>
+          <w:rFonts w:ascii="맑은 고딕" w:hAnsi="맑은 고딕" w:eastAsia="맑은 고딕"/>
+          <w:b w:val="0"/>
+          <w:color w:val="222222"/>
+          <w:sz w:val="18"/>
+        </w:rPr>
+        <w:t>② 심의위원회의 회의는 재적위원 과반수의 출석으로 열고, 출석위원 과반수의 찬성으로 의결한다.</w:t>
+      </w:r>
+    </w:p>
+    <w:p>
+      <w:pPr>
+        <w:spacing w:before="80" w:after="20" w:line="264" w:lineRule="auto"/>
+        <w:ind w:left="198"/>
+        <w:shd w:val="clear" w:color="auto" w:fill="EAF1F8"/>
+        <w:pBdr>
+          <w:top w:val="single" w:sz="4" w:space="4" w:color="CBD9E8"/>
+          <w:left w:val="single" w:sz="28" w:space="4" w:color="2E5A88"/>
+          <w:right w:val="single" w:sz="4" w:space="4" w:color="CBD9E8"/>
+        </w:pBdr>
+      </w:pPr>
+      <w:r>
+        <w:rPr>
+          <w:rFonts w:ascii="맑은 고딕" w:hAnsi="맑은 고딕" w:eastAsia="맑은 고딕"/>
+          <w:b/>
+          <w:color w:val="FFFFFF"/>
+          <w:sz w:val="16"/>
+          <w:shd w:val="clear" w:color="auto" w:fill="2E5A88"/>
+        </w:rPr>
+        <w:t xml:space="preserve"> 시행령 </w:t>
+      </w:r>
+      <w:r>
+        <w:rPr>
+          <w:rFonts w:ascii="맑은 고딕" w:hAnsi="맑은 고딕" w:eastAsia="맑은 고딕"/>
+          <w:b/>
+          <w:color w:val="1F3A5F"/>
+          <w:sz w:val="18"/>
+        </w:rPr>
+        <w:t xml:space="preserve">  제7조  운영세칙</w:t>
+      </w:r>
+    </w:p>
+    <w:p>
+      <w:pPr>
+        <w:spacing w:before="0" w:after="100" w:line="307" w:lineRule="auto"/>
+        <w:ind w:left="198"/>
+        <w:shd w:val="clear" w:color="auto" w:fill="EAF1F8"/>
+        <w:pBdr>
+          <w:left w:val="single" w:sz="28" w:space="4" w:color="2E5A88"/>
+          <w:bottom w:val="single" w:sz="4" w:space="4" w:color="CBD9E8"/>
+          <w:right w:val="single" w:sz="4" w:space="4" w:color="CBD9E8"/>
+        </w:pBdr>
+      </w:pPr>
+      <w:r>
+        <w:rPr>
+          <w:rFonts w:ascii="맑은 고딕" w:hAnsi="맑은 고딕" w:eastAsia="맑은 고딕"/>
+          <w:b w:val="0"/>
+          <w:color w:val="222222"/>
+          <w:sz w:val="18"/>
+        </w:rPr>
+        <w:t>이 영에서 규정한 사항 외에 심의위원회의 운영에 필요한 사항은 심의위원회의 의결을 거쳐 위원장이 정한다.</w:t>
+      </w:r>
+    </w:p>
+    <w:p>
+      <w:pPr>
+        <w:spacing w:before="160" w:after="40" w:line="312" w:lineRule="auto"/>
       </w:pPr>
       <w:r>
         <w:rPr>
@@ -855,7 +2091,7 @@
     </w:p>
     <w:p>
       <w:pPr>
-        <w:spacing w:before="0" w:after="20" w:line="317" w:lineRule="auto"/>
+        <w:spacing w:before="0" w:after="20" w:line="312" w:lineRule="auto"/>
         <w:ind w:left="765" w:hanging="340"/>
       </w:pPr>
       <w:r>
@@ -879,7 +2115,7 @@
     </w:p>
     <w:p>
       <w:pPr>
-        <w:spacing w:before="0" w:after="20" w:line="317" w:lineRule="auto"/>
+        <w:spacing w:before="0" w:after="20" w:line="312" w:lineRule="auto"/>
         <w:ind w:left="765" w:hanging="340"/>
       </w:pPr>
       <w:r>
@@ -903,7 +2139,7 @@
     </w:p>
     <w:p>
       <w:pPr>
-        <w:spacing w:before="0" w:after="20" w:line="317" w:lineRule="auto"/>
+        <w:spacing w:before="0" w:after="20" w:line="312" w:lineRule="auto"/>
         <w:ind w:left="765" w:hanging="340"/>
       </w:pPr>
       <w:r>
@@ -927,7 +2163,7 @@
     </w:p>
     <w:p>
       <w:pPr>
-        <w:spacing w:before="0" w:after="20" w:line="317" w:lineRule="auto"/>
+        <w:spacing w:before="0" w:after="20" w:line="312" w:lineRule="auto"/>
         <w:ind w:left="765" w:hanging="340"/>
       </w:pPr>
       <w:r>
@@ -951,7 +2187,959 @@
     </w:p>
     <w:p>
       <w:pPr>
-        <w:spacing w:before="140" w:after="40" w:line="317" w:lineRule="auto"/>
+        <w:spacing w:before="80" w:after="20" w:line="264" w:lineRule="auto"/>
+        <w:ind w:left="198"/>
+        <w:shd w:val="clear" w:color="auto" w:fill="EAF1F8"/>
+        <w:pBdr>
+          <w:top w:val="single" w:sz="4" w:space="4" w:color="CBD9E8"/>
+          <w:left w:val="single" w:sz="28" w:space="4" w:color="2E5A88"/>
+          <w:right w:val="single" w:sz="4" w:space="4" w:color="CBD9E8"/>
+        </w:pBdr>
+      </w:pPr>
+      <w:r>
+        <w:rPr>
+          <w:rFonts w:ascii="맑은 고딕" w:hAnsi="맑은 고딕" w:eastAsia="맑은 고딕"/>
+          <w:b/>
+          <w:color w:val="FFFFFF"/>
+          <w:sz w:val="16"/>
+          <w:shd w:val="clear" w:color="auto" w:fill="2E5A88"/>
+        </w:rPr>
+        <w:t xml:space="preserve"> 시행령 </w:t>
+      </w:r>
+      <w:r>
+        <w:rPr>
+          <w:rFonts w:ascii="맑은 고딕" w:hAnsi="맑은 고딕" w:eastAsia="맑은 고딕"/>
+          <w:b/>
+          <w:color w:val="1F3A5F"/>
+          <w:sz w:val="18"/>
+        </w:rPr>
+        <w:t xml:space="preserve">  제8조  시험의 실시 및 공고</w:t>
+      </w:r>
+    </w:p>
+    <w:p>
+      <w:pPr>
+        <w:spacing w:before="0" w:after="100" w:line="307" w:lineRule="auto"/>
+        <w:ind w:left="198"/>
+        <w:shd w:val="clear" w:color="auto" w:fill="EAF1F8"/>
+        <w:pBdr>
+          <w:left w:val="single" w:sz="28" w:space="4" w:color="2E5A88"/>
+          <w:bottom w:val="single" w:sz="4" w:space="4" w:color="CBD9E8"/>
+          <w:right w:val="single" w:sz="4" w:space="4" w:color="CBD9E8"/>
+        </w:pBdr>
+      </w:pPr>
+      <w:r>
+        <w:rPr>
+          <w:rFonts w:ascii="맑은 고딕" w:hAnsi="맑은 고딕" w:eastAsia="맑은 고딕"/>
+          <w:b w:val="0"/>
+          <w:color w:val="222222"/>
+          <w:sz w:val="18"/>
+        </w:rPr>
+        <w:t>① 법 제8조에 따른 행정사 자격시험(이하 "시험"이라 한다)은 매년 한 번 실시한다.</w:t>
+      </w:r>
+      <w:r>
+        <w:br/>
+      </w:r>
+      <w:r>
+        <w:rPr>
+          <w:rFonts w:ascii="맑은 고딕" w:hAnsi="맑은 고딕" w:eastAsia="맑은 고딕"/>
+          <w:b w:val="0"/>
+          <w:color w:val="222222"/>
+          <w:sz w:val="18"/>
+        </w:rPr>
+        <w:t>② 행정안전부장관은 다음 각 호의 사항을 시험 시행일 90일 전까지 일간신문ㆍ관보 및 인터넷 홈페이지 등에 공고하여야 한다. &lt;개정 2012.5.1, 2013.3.23, 2014.11.19, 2017.7.26&gt;</w:t>
+      </w:r>
+      <w:r>
+        <w:br/>
+      </w:r>
+      <w:r>
+        <w:rPr>
+          <w:rFonts w:ascii="맑은 고딕" w:hAnsi="맑은 고딕" w:eastAsia="맑은 고딕"/>
+          <w:b w:val="0"/>
+          <w:color w:val="222222"/>
+          <w:sz w:val="18"/>
+        </w:rPr>
+        <w:t xml:space="preserve">    1. 시험의 방법 및 일시</w:t>
+      </w:r>
+      <w:r>
+        <w:br/>
+      </w:r>
+      <w:r>
+        <w:rPr>
+          <w:rFonts w:ascii="맑은 고딕" w:hAnsi="맑은 고딕" w:eastAsia="맑은 고딕"/>
+          <w:b w:val="0"/>
+          <w:color w:val="222222"/>
+          <w:sz w:val="18"/>
+        </w:rPr>
+        <w:t xml:space="preserve">    2. 시험과목</w:t>
+      </w:r>
+      <w:r>
+        <w:br/>
+      </w:r>
+      <w:r>
+        <w:rPr>
+          <w:rFonts w:ascii="맑은 고딕" w:hAnsi="맑은 고딕" w:eastAsia="맑은 고딕"/>
+          <w:b w:val="0"/>
+          <w:color w:val="222222"/>
+          <w:sz w:val="18"/>
+        </w:rPr>
+        <w:t xml:space="preserve">    3. 합격자 발표의 일시 및 방법</w:t>
+      </w:r>
+      <w:r>
+        <w:br/>
+      </w:r>
+      <w:r>
+        <w:rPr>
+          <w:rFonts w:ascii="맑은 고딕" w:hAnsi="맑은 고딕" w:eastAsia="맑은 고딕"/>
+          <w:b w:val="0"/>
+          <w:color w:val="222222"/>
+          <w:sz w:val="18"/>
+        </w:rPr>
+        <w:t xml:space="preserve">    4. 응시원서의 교부 및 접수 방법과 기간</w:t>
+      </w:r>
+      <w:r>
+        <w:br/>
+      </w:r>
+      <w:r>
+        <w:rPr>
+          <w:rFonts w:ascii="맑은 고딕" w:hAnsi="맑은 고딕" w:eastAsia="맑은 고딕"/>
+          <w:b w:val="0"/>
+          <w:color w:val="222222"/>
+          <w:sz w:val="18"/>
+        </w:rPr>
+        <w:t xml:space="preserve">    5. 응시수수료의 납입 및 반환에 관한 사항</w:t>
+      </w:r>
+      <w:r>
+        <w:br/>
+      </w:r>
+      <w:r>
+        <w:rPr>
+          <w:rFonts w:ascii="맑은 고딕" w:hAnsi="맑은 고딕" w:eastAsia="맑은 고딕"/>
+          <w:b w:val="0"/>
+          <w:color w:val="222222"/>
+          <w:sz w:val="18"/>
+        </w:rPr>
+        <w:t xml:space="preserve">    6. 최소선발인원(제3항에 따라 최소선발인원을 정한 경우만 해당한다)</w:t>
+      </w:r>
+      <w:r>
+        <w:br/>
+      </w:r>
+      <w:r>
+        <w:rPr>
+          <w:rFonts w:ascii="맑은 고딕" w:hAnsi="맑은 고딕" w:eastAsia="맑은 고딕"/>
+          <w:b w:val="0"/>
+          <w:color w:val="222222"/>
+          <w:sz w:val="18"/>
+        </w:rPr>
+        <w:t xml:space="preserve">    7. 그 밖에 시험의 시행에 필요한 사항</w:t>
+      </w:r>
+      <w:r>
+        <w:br/>
+      </w:r>
+      <w:r>
+        <w:rPr>
+          <w:rFonts w:ascii="맑은 고딕" w:hAnsi="맑은 고딕" w:eastAsia="맑은 고딕"/>
+          <w:b w:val="0"/>
+          <w:color w:val="222222"/>
+          <w:sz w:val="18"/>
+        </w:rPr>
+        <w:t>③ 행정안전부장관은 행정사의 수급 상황 등을 고려하여 심의위원회의 심의를 거쳐 행정사의 종류별로 최소선발인원을 정할 수 있다. 이 경우 외국어번역행정사에 대해서는 외국어별로 최소선발인원을 정할 수 있다. &lt;개정 2013.3.23, 2014.11.19, 2017.7.26&gt;</w:t>
+      </w:r>
+    </w:p>
+    <w:p>
+      <w:pPr>
+        <w:spacing w:before="80" w:after="20" w:line="264" w:lineRule="auto"/>
+        <w:ind w:left="198"/>
+        <w:shd w:val="clear" w:color="auto" w:fill="EAF1F8"/>
+        <w:pBdr>
+          <w:top w:val="single" w:sz="4" w:space="4" w:color="CBD9E8"/>
+          <w:left w:val="single" w:sz="28" w:space="4" w:color="2E5A88"/>
+          <w:right w:val="single" w:sz="4" w:space="4" w:color="CBD9E8"/>
+        </w:pBdr>
+      </w:pPr>
+      <w:r>
+        <w:rPr>
+          <w:rFonts w:ascii="맑은 고딕" w:hAnsi="맑은 고딕" w:eastAsia="맑은 고딕"/>
+          <w:b/>
+          <w:color w:val="FFFFFF"/>
+          <w:sz w:val="16"/>
+          <w:shd w:val="clear" w:color="auto" w:fill="2E5A88"/>
+        </w:rPr>
+        <w:t xml:space="preserve"> 시행령 </w:t>
+      </w:r>
+      <w:r>
+        <w:rPr>
+          <w:rFonts w:ascii="맑은 고딕" w:hAnsi="맑은 고딕" w:eastAsia="맑은 고딕"/>
+          <w:b/>
+          <w:color w:val="1F3A5F"/>
+          <w:sz w:val="18"/>
+        </w:rPr>
+        <w:t xml:space="preserve">  제9조  시험의 과목 및 방법</w:t>
+      </w:r>
+    </w:p>
+    <w:p>
+      <w:pPr>
+        <w:spacing w:before="0" w:after="100" w:line="307" w:lineRule="auto"/>
+        <w:ind w:left="198"/>
+        <w:shd w:val="clear" w:color="auto" w:fill="EAF1F8"/>
+        <w:pBdr>
+          <w:left w:val="single" w:sz="28" w:space="4" w:color="2E5A88"/>
+          <w:bottom w:val="single" w:sz="4" w:space="4" w:color="CBD9E8"/>
+          <w:right w:val="single" w:sz="4" w:space="4" w:color="CBD9E8"/>
+        </w:pBdr>
+      </w:pPr>
+      <w:r>
+        <w:rPr>
+          <w:rFonts w:ascii="맑은 고딕" w:hAnsi="맑은 고딕" w:eastAsia="맑은 고딕"/>
+          <w:b w:val="0"/>
+          <w:color w:val="222222"/>
+          <w:sz w:val="18"/>
+        </w:rPr>
+        <w:t>① 제1차시험 및 제2차시험의 과목은 별표 1과 같다.</w:t>
+      </w:r>
+      <w:r>
+        <w:br/>
+      </w:r>
+      <w:r>
+        <w:rPr>
+          <w:rFonts w:ascii="맑은 고딕" w:hAnsi="맑은 고딕" w:eastAsia="맑은 고딕"/>
+          <w:b w:val="0"/>
+          <w:color w:val="222222"/>
+          <w:sz w:val="18"/>
+        </w:rPr>
+        <w:t>② 제1차시험은 선택형 필기시험으로 실시하고, 제2차시험은 논술형 필기시험으로 실시한다. 다만, 제2차시험의 경우에는 선택형ㆍ기입형 또는 단답형을 포함할 수 있다.</w:t>
+      </w:r>
+      <w:r>
+        <w:br/>
+      </w:r>
+      <w:r>
+        <w:rPr>
+          <w:rFonts w:ascii="맑은 고딕" w:hAnsi="맑은 고딕" w:eastAsia="맑은 고딕"/>
+          <w:b w:val="0"/>
+          <w:color w:val="222222"/>
+          <w:sz w:val="18"/>
+        </w:rPr>
+        <w:t>③ 외국어번역행정사의 제2차시험 중 영어, 일본어, 중국어, 스페인어, 프랑스어, 독일어 및 러시아어 시험은 제2차시험의 응시원서 접수 마감일부터 거꾸로 계산하여 5년이 되는 날이 속하는 해의 1월 1일 이후에 실시된 외국어능력검정시험 중 별표 2에서 정한 외국어능력검정시험에서 취득한 성적(제2차시험의 응시원서 접수 마감일까지 발표되는 성적으로서 제8조제2항에 따른 공고에서 정하는 방법에 따라 확인된 성적으로 한정한다)으로 대체한다. &lt;개정 2024.3.26&gt;</w:t>
+      </w:r>
+    </w:p>
+    <w:p>
+      <w:pPr>
+        <w:spacing w:before="80" w:after="20" w:line="264" w:lineRule="auto"/>
+        <w:ind w:left="198"/>
+        <w:shd w:val="clear" w:color="auto" w:fill="EAF1F8"/>
+        <w:pBdr>
+          <w:top w:val="single" w:sz="4" w:space="4" w:color="CBD9E8"/>
+          <w:left w:val="single" w:sz="28" w:space="4" w:color="2E5A88"/>
+          <w:right w:val="single" w:sz="4" w:space="4" w:color="CBD9E8"/>
+        </w:pBdr>
+      </w:pPr>
+      <w:r>
+        <w:rPr>
+          <w:rFonts w:ascii="맑은 고딕" w:hAnsi="맑은 고딕" w:eastAsia="맑은 고딕"/>
+          <w:b/>
+          <w:color w:val="FFFFFF"/>
+          <w:sz w:val="16"/>
+          <w:shd w:val="clear" w:color="auto" w:fill="2E5A88"/>
+        </w:rPr>
+        <w:t xml:space="preserve"> 시행령 </w:t>
+      </w:r>
+      <w:r>
+        <w:rPr>
+          <w:rFonts w:ascii="맑은 고딕" w:hAnsi="맑은 고딕" w:eastAsia="맑은 고딕"/>
+          <w:b/>
+          <w:color w:val="1F3A5F"/>
+          <w:sz w:val="18"/>
+        </w:rPr>
+        <w:t xml:space="preserve">  제10조  시험위원의 임명 또는 위촉</w:t>
+      </w:r>
+    </w:p>
+    <w:p>
+      <w:pPr>
+        <w:spacing w:before="0" w:after="100" w:line="307" w:lineRule="auto"/>
+        <w:ind w:left="198"/>
+        <w:shd w:val="clear" w:color="auto" w:fill="EAF1F8"/>
+        <w:pBdr>
+          <w:left w:val="single" w:sz="28" w:space="4" w:color="2E5A88"/>
+          <w:bottom w:val="single" w:sz="4" w:space="4" w:color="CBD9E8"/>
+          <w:right w:val="single" w:sz="4" w:space="4" w:color="CBD9E8"/>
+        </w:pBdr>
+      </w:pPr>
+      <w:r>
+        <w:rPr>
+          <w:rFonts w:ascii="맑은 고딕" w:hAnsi="맑은 고딕" w:eastAsia="맑은 고딕"/>
+          <w:b w:val="0"/>
+          <w:color w:val="222222"/>
+          <w:sz w:val="18"/>
+        </w:rPr>
+        <w:t>① 행정안전부장관은 다음 각 호의 사람 중에서 시험문제의 출제ㆍ선정ㆍ검토 및 채점을 담당할 사람(이하 "시험위원"이라 한다)을 시험과목별로 2명 이상 임명하거나 위촉하여야 한다. &lt;개정 2013.3.23, 2014.11.19, 2017.7.26&gt;</w:t>
+      </w:r>
+      <w:r>
+        <w:br/>
+      </w:r>
+      <w:r>
+        <w:rPr>
+          <w:rFonts w:ascii="맑은 고딕" w:hAnsi="맑은 고딕" w:eastAsia="맑은 고딕"/>
+          <w:b w:val="0"/>
+          <w:color w:val="222222"/>
+          <w:sz w:val="18"/>
+        </w:rPr>
+        <w:t xml:space="preserve">    1. 4급 이상 공무원</w:t>
+      </w:r>
+      <w:r>
+        <w:br/>
+      </w:r>
+      <w:r>
+        <w:rPr>
+          <w:rFonts w:ascii="맑은 고딕" w:hAnsi="맑은 고딕" w:eastAsia="맑은 고딕"/>
+          <w:b w:val="0"/>
+          <w:color w:val="222222"/>
+          <w:sz w:val="18"/>
+        </w:rPr>
+        <w:t xml:space="preserve">    2. 「고등교육법」 제2조제1호부터 제6호까지의 규정에 따른 학교에서 조교수 이상의 직에 재직하고 있는 사람</w:t>
+      </w:r>
+      <w:r>
+        <w:br/>
+      </w:r>
+      <w:r>
+        <w:rPr>
+          <w:rFonts w:ascii="맑은 고딕" w:hAnsi="맑은 고딕" w:eastAsia="맑은 고딕"/>
+          <w:b w:val="0"/>
+          <w:color w:val="222222"/>
+          <w:sz w:val="18"/>
+        </w:rPr>
+        <w:t xml:space="preserve">    3. 판사, 변호사 등 분야별 전문가</w:t>
+      </w:r>
+      <w:r>
+        <w:br/>
+      </w:r>
+      <w:r>
+        <w:rPr>
+          <w:rFonts w:ascii="맑은 고딕" w:hAnsi="맑은 고딕" w:eastAsia="맑은 고딕"/>
+          <w:b w:val="0"/>
+          <w:color w:val="222222"/>
+          <w:sz w:val="18"/>
+        </w:rPr>
+        <w:t>② 제1항에 따라 시험위원으로 임명되거나 위촉된 사람은 행정안전부장관이 요구하는 시험문제의 출제ㆍ선정ㆍ검토 또는 채점상의 유의사항과 서약서 등의 준수사항을 성실히 지켜야 한다. &lt;개정 2013.3.23, 2014.11.19, 2017.7.26&gt;</w:t>
+      </w:r>
+      <w:r>
+        <w:br/>
+      </w:r>
+      <w:r>
+        <w:rPr>
+          <w:rFonts w:ascii="맑은 고딕" w:hAnsi="맑은 고딕" w:eastAsia="맑은 고딕"/>
+          <w:b w:val="0"/>
+          <w:color w:val="222222"/>
+          <w:sz w:val="18"/>
+        </w:rPr>
+        <w:t>③ 행정안전부장관은 제2항을 위반하여 시험의 신뢰도를 크게 떨어뜨리는 행위를 한 시험위원이 있을 때에는 그 명단을 해당 시험위원의 소속 기관ㆍ단체의 장에게 통보하여야 한다. &lt;개정 2013.3.23, 2014.11.19, 2017.7.26&gt;</w:t>
+      </w:r>
+      <w:r>
+        <w:br/>
+      </w:r>
+      <w:r>
+        <w:rPr>
+          <w:rFonts w:ascii="맑은 고딕" w:hAnsi="맑은 고딕" w:eastAsia="맑은 고딕"/>
+          <w:b w:val="0"/>
+          <w:color w:val="222222"/>
+          <w:sz w:val="18"/>
+        </w:rPr>
+        <w:t>④ 제3항에 따라 행정안전부장관이 그 명단을 통보한 시험위원은 통보한 날부터 5년간 시험위원으로 임명되거나 위촉될 수 없다. &lt;개정 2013.3.23, 2014.11.19, 2017.7.26&gt;</w:t>
+      </w:r>
+    </w:p>
+    <w:p>
+      <w:pPr>
+        <w:spacing w:before="80" w:after="20" w:line="264" w:lineRule="auto"/>
+        <w:ind w:left="198"/>
+        <w:shd w:val="clear" w:color="auto" w:fill="EAF1F8"/>
+        <w:pBdr>
+          <w:top w:val="single" w:sz="4" w:space="4" w:color="CBD9E8"/>
+          <w:left w:val="single" w:sz="28" w:space="4" w:color="2E5A88"/>
+          <w:right w:val="single" w:sz="4" w:space="4" w:color="CBD9E8"/>
+        </w:pBdr>
+      </w:pPr>
+      <w:r>
+        <w:rPr>
+          <w:rFonts w:ascii="맑은 고딕" w:hAnsi="맑은 고딕" w:eastAsia="맑은 고딕"/>
+          <w:b/>
+          <w:color w:val="FFFFFF"/>
+          <w:sz w:val="16"/>
+          <w:shd w:val="clear" w:color="auto" w:fill="2E5A88"/>
+        </w:rPr>
+        <w:t xml:space="preserve"> 시행령 </w:t>
+      </w:r>
+      <w:r>
+        <w:rPr>
+          <w:rFonts w:ascii="맑은 고딕" w:hAnsi="맑은 고딕" w:eastAsia="맑은 고딕"/>
+          <w:b/>
+          <w:color w:val="1F3A5F"/>
+          <w:sz w:val="18"/>
+        </w:rPr>
+        <w:t xml:space="preserve">  제11조  시험위원 등에 대한 수당</w:t>
+      </w:r>
+    </w:p>
+    <w:p>
+      <w:pPr>
+        <w:spacing w:before="0" w:after="100" w:line="307" w:lineRule="auto"/>
+        <w:ind w:left="198"/>
+        <w:shd w:val="clear" w:color="auto" w:fill="EAF1F8"/>
+        <w:pBdr>
+          <w:left w:val="single" w:sz="28" w:space="4" w:color="2E5A88"/>
+          <w:bottom w:val="single" w:sz="4" w:space="4" w:color="CBD9E8"/>
+          <w:right w:val="single" w:sz="4" w:space="4" w:color="CBD9E8"/>
+        </w:pBdr>
+      </w:pPr>
+      <w:r>
+        <w:rPr>
+          <w:rFonts w:ascii="맑은 고딕" w:hAnsi="맑은 고딕" w:eastAsia="맑은 고딕"/>
+          <w:b w:val="0"/>
+          <w:color w:val="222222"/>
+          <w:sz w:val="18"/>
+        </w:rPr>
+        <w:t>시험위원 및 시험 감독 업무를 담당한 사람에게는 예산의 범위에서 수당과 여비를 지급할 수 있다.</w:t>
+      </w:r>
+    </w:p>
+    <w:p>
+      <w:pPr>
+        <w:spacing w:before="80" w:after="20" w:line="264" w:lineRule="auto"/>
+        <w:ind w:left="198"/>
+        <w:shd w:val="clear" w:color="auto" w:fill="EAF1F8"/>
+        <w:pBdr>
+          <w:top w:val="single" w:sz="4" w:space="4" w:color="CBD9E8"/>
+          <w:left w:val="single" w:sz="28" w:space="4" w:color="2E5A88"/>
+          <w:right w:val="single" w:sz="4" w:space="4" w:color="CBD9E8"/>
+        </w:pBdr>
+      </w:pPr>
+      <w:r>
+        <w:rPr>
+          <w:rFonts w:ascii="맑은 고딕" w:hAnsi="맑은 고딕" w:eastAsia="맑은 고딕"/>
+          <w:b/>
+          <w:color w:val="FFFFFF"/>
+          <w:sz w:val="16"/>
+          <w:shd w:val="clear" w:color="auto" w:fill="2E5A88"/>
+        </w:rPr>
+        <w:t xml:space="preserve"> 시행령 </w:t>
+      </w:r>
+      <w:r>
+        <w:rPr>
+          <w:rFonts w:ascii="맑은 고딕" w:hAnsi="맑은 고딕" w:eastAsia="맑은 고딕"/>
+          <w:b/>
+          <w:color w:val="1F3A5F"/>
+          <w:sz w:val="18"/>
+        </w:rPr>
+        <w:t xml:space="preserve">  제12조  시험 관리 업무의 위탁</w:t>
+      </w:r>
+    </w:p>
+    <w:p>
+      <w:pPr>
+        <w:spacing w:before="0" w:after="100" w:line="307" w:lineRule="auto"/>
+        <w:ind w:left="198"/>
+        <w:shd w:val="clear" w:color="auto" w:fill="EAF1F8"/>
+        <w:pBdr>
+          <w:left w:val="single" w:sz="28" w:space="4" w:color="2E5A88"/>
+          <w:bottom w:val="single" w:sz="4" w:space="4" w:color="CBD9E8"/>
+          <w:right w:val="single" w:sz="4" w:space="4" w:color="CBD9E8"/>
+        </w:pBdr>
+      </w:pPr>
+      <w:r>
+        <w:rPr>
+          <w:rFonts w:ascii="맑은 고딕" w:hAnsi="맑은 고딕" w:eastAsia="맑은 고딕"/>
+          <w:b w:val="0"/>
+          <w:color w:val="222222"/>
+          <w:sz w:val="18"/>
+        </w:rPr>
+        <w:t xml:space="preserve">    1. 제8조에 따른 시험의 실시 및 공고</w:t>
+      </w:r>
+      <w:r>
+        <w:br/>
+      </w:r>
+      <w:r>
+        <w:rPr>
+          <w:rFonts w:ascii="맑은 고딕" w:hAnsi="맑은 고딕" w:eastAsia="맑은 고딕"/>
+          <w:b w:val="0"/>
+          <w:color w:val="222222"/>
+          <w:sz w:val="18"/>
+        </w:rPr>
+        <w:t xml:space="preserve">    2. 제10조에 따른 시험위원의 위촉</w:t>
+      </w:r>
+      <w:r>
+        <w:br/>
+      </w:r>
+      <w:r>
+        <w:rPr>
+          <w:rFonts w:ascii="맑은 고딕" w:hAnsi="맑은 고딕" w:eastAsia="맑은 고딕"/>
+          <w:b w:val="0"/>
+          <w:color w:val="222222"/>
+          <w:sz w:val="18"/>
+        </w:rPr>
+        <w:t xml:space="preserve">    3. 제11조에 따른 수당과 여비의 지급</w:t>
+      </w:r>
+      <w:r>
+        <w:br/>
+      </w:r>
+      <w:r>
+        <w:rPr>
+          <w:rFonts w:ascii="맑은 고딕" w:hAnsi="맑은 고딕" w:eastAsia="맑은 고딕"/>
+          <w:b w:val="0"/>
+          <w:color w:val="222222"/>
+          <w:sz w:val="18"/>
+        </w:rPr>
+        <w:t xml:space="preserve">    4. 제16조에 따른 응시원서의 접수</w:t>
+      </w:r>
+      <w:r>
+        <w:br/>
+      </w:r>
+      <w:r>
+        <w:rPr>
+          <w:rFonts w:ascii="맑은 고딕" w:hAnsi="맑은 고딕" w:eastAsia="맑은 고딕"/>
+          <w:b w:val="0"/>
+          <w:color w:val="222222"/>
+          <w:sz w:val="18"/>
+        </w:rPr>
+        <w:t xml:space="preserve">    5. 제17조에 따른 합격자 결정 및 공고</w:t>
+      </w:r>
+      <w:r>
+        <w:br/>
+      </w:r>
+      <w:r>
+        <w:rPr>
+          <w:rFonts w:ascii="맑은 고딕" w:hAnsi="맑은 고딕" w:eastAsia="맑은 고딕"/>
+          <w:b w:val="0"/>
+          <w:color w:val="222222"/>
+          <w:sz w:val="18"/>
+        </w:rPr>
+        <w:t xml:space="preserve">    6. 제19조에 따른 부정행위자에 대한 조치</w:t>
+      </w:r>
+    </w:p>
+    <w:p>
+      <w:pPr>
+        <w:spacing w:before="80" w:after="20" w:line="264" w:lineRule="auto"/>
+        <w:ind w:left="198"/>
+        <w:shd w:val="clear" w:color="auto" w:fill="EAF1F8"/>
+        <w:pBdr>
+          <w:top w:val="single" w:sz="4" w:space="4" w:color="CBD9E8"/>
+          <w:left w:val="single" w:sz="28" w:space="4" w:color="2E5A88"/>
+          <w:right w:val="single" w:sz="4" w:space="4" w:color="CBD9E8"/>
+        </w:pBdr>
+      </w:pPr>
+      <w:r>
+        <w:rPr>
+          <w:rFonts w:ascii="맑은 고딕" w:hAnsi="맑은 고딕" w:eastAsia="맑은 고딕"/>
+          <w:b/>
+          <w:color w:val="FFFFFF"/>
+          <w:sz w:val="16"/>
+          <w:shd w:val="clear" w:color="auto" w:fill="2E5A88"/>
+        </w:rPr>
+        <w:t xml:space="preserve"> 시행령 </w:t>
+      </w:r>
+      <w:r>
+        <w:rPr>
+          <w:rFonts w:ascii="맑은 고딕" w:hAnsi="맑은 고딕" w:eastAsia="맑은 고딕"/>
+          <w:b/>
+          <w:color w:val="1F3A5F"/>
+          <w:sz w:val="18"/>
+        </w:rPr>
+        <w:t xml:space="preserve">  제16조  응시원서 및 수수료</w:t>
+      </w:r>
+    </w:p>
+    <w:p>
+      <w:pPr>
+        <w:spacing w:before="0" w:after="100" w:line="307" w:lineRule="auto"/>
+        <w:ind w:left="198"/>
+        <w:shd w:val="clear" w:color="auto" w:fill="EAF1F8"/>
+        <w:pBdr>
+          <w:left w:val="single" w:sz="28" w:space="4" w:color="2E5A88"/>
+          <w:bottom w:val="single" w:sz="4" w:space="4" w:color="CBD9E8"/>
+          <w:right w:val="single" w:sz="4" w:space="4" w:color="CBD9E8"/>
+        </w:pBdr>
+      </w:pPr>
+      <w:r>
+        <w:rPr>
+          <w:rFonts w:ascii="맑은 고딕" w:hAnsi="맑은 고딕" w:eastAsia="맑은 고딕"/>
+          <w:b w:val="0"/>
+          <w:color w:val="222222"/>
+          <w:sz w:val="18"/>
+        </w:rPr>
+        <w:t>① 시험에 응시하려는 사람은 행정안전부령으로 정하는 바에 따라 응시원서를 제출하여야 한다. &lt;개정 2013.3.23, 2014.11.19, 2017.7.26&gt;</w:t>
+      </w:r>
+      <w:r>
+        <w:br/>
+      </w:r>
+      <w:r>
+        <w:rPr>
+          <w:rFonts w:ascii="맑은 고딕" w:hAnsi="맑은 고딕" w:eastAsia="맑은 고딕"/>
+          <w:b w:val="0"/>
+          <w:color w:val="222222"/>
+          <w:sz w:val="18"/>
+        </w:rPr>
+        <w:t>② 제1항에 따라 응시원서를 제출할 때에는 행정안전부령으로 정하는 바에 따라 결정된 수수료를 현금 또는 정보통신망을 이용한 전자화폐ㆍ전자결제 등의 방법으로 내야 한다. 다만, 법률 제10441호 행정사법 전부개정법률 부칙 제3조에 따라 시험이 전부 면제되는 사람에 대해서는 수수료를 감면할 수 있다. &lt;개정 2013.3.23, 2014.11.19, 2017.7.26&gt;</w:t>
+      </w:r>
+      <w:r>
+        <w:br/>
+      </w:r>
+      <w:r>
+        <w:rPr>
+          <w:rFonts w:ascii="맑은 고딕" w:hAnsi="맑은 고딕" w:eastAsia="맑은 고딕"/>
+          <w:b w:val="0"/>
+          <w:color w:val="222222"/>
+          <w:sz w:val="18"/>
+        </w:rPr>
+        <w:t>③ 행정안전부장관은 과오납(過誤納), 응시의사 철회 등 행정안전부령으로 정하는 사유가 있는 경우에는 행정안전부령으로 정하는 바에 따라 제2항에 따라 수납한 수수료의 전부 또는 일부를 반환하여야 한다. &lt;개정 2013.3.23, 2014.11.19, 2017.7.26&gt;</w:t>
+      </w:r>
+    </w:p>
+    <w:p>
+      <w:pPr>
+        <w:spacing w:before="80" w:after="20" w:line="264" w:lineRule="auto"/>
+        <w:ind w:left="198"/>
+        <w:shd w:val="clear" w:color="auto" w:fill="EAF1F8"/>
+        <w:pBdr>
+          <w:top w:val="single" w:sz="4" w:space="4" w:color="CBD9E8"/>
+          <w:left w:val="single" w:sz="28" w:space="4" w:color="2E5A88"/>
+          <w:right w:val="single" w:sz="4" w:space="4" w:color="CBD9E8"/>
+        </w:pBdr>
+      </w:pPr>
+      <w:r>
+        <w:rPr>
+          <w:rFonts w:ascii="맑은 고딕" w:hAnsi="맑은 고딕" w:eastAsia="맑은 고딕"/>
+          <w:b/>
+          <w:color w:val="FFFFFF"/>
+          <w:sz w:val="16"/>
+          <w:shd w:val="clear" w:color="auto" w:fill="2E5A88"/>
+        </w:rPr>
+        <w:t xml:space="preserve"> 시행령 </w:t>
+      </w:r>
+      <w:r>
+        <w:rPr>
+          <w:rFonts w:ascii="맑은 고딕" w:hAnsi="맑은 고딕" w:eastAsia="맑은 고딕"/>
+          <w:b/>
+          <w:color w:val="1F3A5F"/>
+          <w:sz w:val="18"/>
+        </w:rPr>
+        <w:t xml:space="preserve">  제17조  합격자 결정</w:t>
+      </w:r>
+    </w:p>
+    <w:p>
+      <w:pPr>
+        <w:spacing w:before="0" w:after="100" w:line="307" w:lineRule="auto"/>
+        <w:ind w:left="198"/>
+        <w:shd w:val="clear" w:color="auto" w:fill="EAF1F8"/>
+        <w:pBdr>
+          <w:left w:val="single" w:sz="28" w:space="4" w:color="2E5A88"/>
+          <w:bottom w:val="single" w:sz="4" w:space="4" w:color="CBD9E8"/>
+          <w:right w:val="single" w:sz="4" w:space="4" w:color="CBD9E8"/>
+        </w:pBdr>
+      </w:pPr>
+      <w:r>
+        <w:rPr>
+          <w:rFonts w:ascii="맑은 고딕" w:hAnsi="맑은 고딕" w:eastAsia="맑은 고딕"/>
+          <w:b w:val="0"/>
+          <w:color w:val="222222"/>
+          <w:sz w:val="18"/>
+        </w:rPr>
+        <w:t>① 제1차시험 합격자는 과목당 100점을 만점으로 하여 모든 과목의 점수가 40점 이상이고, 전 과목 평균점수가 60점 이상인 사람으로 한다.</w:t>
+      </w:r>
+      <w:r>
+        <w:br/>
+      </w:r>
+      <w:r>
+        <w:rPr>
+          <w:rFonts w:ascii="맑은 고딕" w:hAnsi="맑은 고딕" w:eastAsia="맑은 고딕"/>
+          <w:b w:val="0"/>
+          <w:color w:val="222222"/>
+          <w:sz w:val="18"/>
+        </w:rPr>
+        <w:t>② 제2차시험 합격자는 과목(제9조제3항에 따라 외국어시험을 외국어능력검정시험으로 대체하는 경우에는 해당 외국어시험을 제외한다. 이하 이 조에서 같다)당 100점을 만점으로 하여 모든 과목의 점수가 40점 이상이고, 전 과목 평균점수가 60점 이상인 사람으로 한다.</w:t>
+      </w:r>
+      <w:r>
+        <w:br/>
+      </w:r>
+      <w:r>
+        <w:rPr>
+          <w:rFonts w:ascii="맑은 고딕" w:hAnsi="맑은 고딕" w:eastAsia="맑은 고딕"/>
+          <w:b w:val="0"/>
+          <w:color w:val="222222"/>
+          <w:sz w:val="18"/>
+        </w:rPr>
+        <w:t>③ 제8조제2항 및 제3항에 따라 최소선발인원을 정하여 공고한 경우로서 제2차시험 합격자가 최소선발인원보다 적은 경우에는 최소선발인원이 될 때까지 모든 과목의 점수가 40점 이상인 사람 중에서 전 과목 평균점수가 높은 순으로 합격자를 추가로 결정한다. 이 경우 동점자가 있어 최소선발인원을 초과하는 경우에는 그 동점자 모두를 합격자로 한다. &lt;개정 2014.2.18&gt;</w:t>
+      </w:r>
+      <w:r>
+        <w:br/>
+      </w:r>
+      <w:r>
+        <w:rPr>
+          <w:rFonts w:ascii="맑은 고딕" w:hAnsi="맑은 고딕" w:eastAsia="맑은 고딕"/>
+          <w:b w:val="0"/>
+          <w:color w:val="222222"/>
+          <w:sz w:val="18"/>
+        </w:rPr>
+        <w:t>④ 행정안전부장관은 최종 시험합격자가 결정되면 관보와 인터넷 홈페이지에 공고하여야 한다. &lt;개정 2013.3.23, 2014.11.19, 2017.7.26&gt;</w:t>
+      </w:r>
+    </w:p>
+    <w:p>
+      <w:pPr>
+        <w:spacing w:before="80" w:after="20" w:line="264" w:lineRule="auto"/>
+        <w:ind w:left="198"/>
+        <w:shd w:val="clear" w:color="auto" w:fill="F4F4F2"/>
+        <w:pBdr>
+          <w:top w:val="single" w:sz="4" w:space="4" w:color="E2E2DE"/>
+          <w:left w:val="single" w:sz="28" w:space="4" w:color="9AA0A6"/>
+          <w:right w:val="single" w:sz="4" w:space="4" w:color="E2E2DE"/>
+        </w:pBdr>
+      </w:pPr>
+      <w:r>
+        <w:rPr>
+          <w:rFonts w:ascii="맑은 고딕" w:hAnsi="맑은 고딕" w:eastAsia="맑은 고딕"/>
+          <w:b/>
+          <w:color w:val="FFFFFF"/>
+          <w:sz w:val="16"/>
+          <w:shd w:val="clear" w:color="auto" w:fill="9AA0A6"/>
+        </w:rPr>
+        <w:t xml:space="preserve"> 시행규칙 </w:t>
+      </w:r>
+      <w:r>
+        <w:rPr>
+          <w:rFonts w:ascii="맑은 고딕" w:hAnsi="맑은 고딕" w:eastAsia="맑은 고딕"/>
+          <w:b/>
+          <w:color w:val="5A5A5A"/>
+          <w:sz w:val="18"/>
+        </w:rPr>
+        <w:t xml:space="preserve">  제3조  응시원서의 제출 등</w:t>
+      </w:r>
+    </w:p>
+    <w:p>
+      <w:pPr>
+        <w:spacing w:before="0" w:after="100" w:line="307" w:lineRule="auto"/>
+        <w:ind w:left="198"/>
+        <w:shd w:val="clear" w:color="auto" w:fill="F4F4F2"/>
+        <w:pBdr>
+          <w:left w:val="single" w:sz="28" w:space="4" w:color="9AA0A6"/>
+          <w:bottom w:val="single" w:sz="4" w:space="4" w:color="E2E2DE"/>
+          <w:right w:val="single" w:sz="4" w:space="4" w:color="E2E2DE"/>
+        </w:pBdr>
+      </w:pPr>
+      <w:r>
+        <w:rPr>
+          <w:rFonts w:ascii="맑은 고딕" w:hAnsi="맑은 고딕" w:eastAsia="맑은 고딕"/>
+          <w:b w:val="0"/>
+          <w:color w:val="222222"/>
+          <w:sz w:val="18"/>
+        </w:rPr>
+        <w:t>① 「행정사법」(이하 "법"이라 한다) 제8조에 따른 행정사 자격시험(이하 "시험"이라 한다)에 응시하려는 사람은 영 제16조제1항에 따라 별지 제1호서식의 응시원서에 다음 각 호의 서류를 첨부하여 「한국산업인력공단법」에 따른 한국산업인력공단(이하 "한국산업인력공단"이라 한다)에 제출하여야 한다.</w:t>
+      </w:r>
+      <w:r>
+        <w:br/>
+      </w:r>
+      <w:r>
+        <w:rPr>
+          <w:rFonts w:ascii="맑은 고딕" w:hAnsi="맑은 고딕" w:eastAsia="맑은 고딕"/>
+          <w:b w:val="0"/>
+          <w:color w:val="222222"/>
+          <w:sz w:val="18"/>
+        </w:rPr>
+        <w:t xml:space="preserve">    1. 경력증명서 또는 학위증명서 1부(시험이 면제되는 사람만 해당한다)</w:t>
+      </w:r>
+      <w:r>
+        <w:br/>
+      </w:r>
+      <w:r>
+        <w:rPr>
+          <w:rFonts w:ascii="맑은 고딕" w:hAnsi="맑은 고딕" w:eastAsia="맑은 고딕"/>
+          <w:b w:val="0"/>
+          <w:color w:val="222222"/>
+          <w:sz w:val="18"/>
+        </w:rPr>
+        <w:t xml:space="preserve">    2. 외국어능력검정시험 성적표 1부(영 제9조제3항에 따라 외국어시험을 외국어능력검정시험으로 대체하는 경우만 해당한다)</w:t>
+      </w:r>
+      <w:r>
+        <w:br/>
+      </w:r>
+      <w:r>
+        <w:rPr>
+          <w:rFonts w:ascii="맑은 고딕" w:hAnsi="맑은 고딕" w:eastAsia="맑은 고딕"/>
+          <w:b w:val="0"/>
+          <w:color w:val="222222"/>
+          <w:sz w:val="18"/>
+        </w:rPr>
+        <w:t>② 한국산업인력공단은 제1항에 따른 응시원서를 접수하면 별지 제2호서식의 행정사 자격시험 응시자 명부에 해당 사실을 기록하여야 한다.</w:t>
+      </w:r>
+    </w:p>
+    <w:p>
+      <w:pPr>
+        <w:spacing w:before="80" w:after="20" w:line="264" w:lineRule="auto"/>
+        <w:ind w:left="198"/>
+        <w:shd w:val="clear" w:color="auto" w:fill="F4F4F2"/>
+        <w:pBdr>
+          <w:top w:val="single" w:sz="4" w:space="4" w:color="E2E2DE"/>
+          <w:left w:val="single" w:sz="28" w:space="4" w:color="9AA0A6"/>
+          <w:right w:val="single" w:sz="4" w:space="4" w:color="E2E2DE"/>
+        </w:pBdr>
+      </w:pPr>
+      <w:r>
+        <w:rPr>
+          <w:rFonts w:ascii="맑은 고딕" w:hAnsi="맑은 고딕" w:eastAsia="맑은 고딕"/>
+          <w:b/>
+          <w:color w:val="FFFFFF"/>
+          <w:sz w:val="16"/>
+          <w:shd w:val="clear" w:color="auto" w:fill="9AA0A6"/>
+        </w:rPr>
+        <w:t xml:space="preserve"> 시행규칙 </w:t>
+      </w:r>
+      <w:r>
+        <w:rPr>
+          <w:rFonts w:ascii="맑은 고딕" w:hAnsi="맑은 고딕" w:eastAsia="맑은 고딕"/>
+          <w:b/>
+          <w:color w:val="5A5A5A"/>
+          <w:sz w:val="18"/>
+        </w:rPr>
+        <w:t xml:space="preserve">  제4조  수수료의 결정 및 반환</w:t>
+      </w:r>
+    </w:p>
+    <w:p>
+      <w:pPr>
+        <w:spacing w:before="0" w:after="100" w:line="307" w:lineRule="auto"/>
+        <w:ind w:left="198"/>
+        <w:shd w:val="clear" w:color="auto" w:fill="F4F4F2"/>
+        <w:pBdr>
+          <w:left w:val="single" w:sz="28" w:space="4" w:color="9AA0A6"/>
+          <w:bottom w:val="single" w:sz="4" w:space="4" w:color="E2E2DE"/>
+          <w:right w:val="single" w:sz="4" w:space="4" w:color="E2E2DE"/>
+        </w:pBdr>
+      </w:pPr>
+      <w:r>
+        <w:rPr>
+          <w:rFonts w:ascii="맑은 고딕" w:hAnsi="맑은 고딕" w:eastAsia="맑은 고딕"/>
+          <w:b w:val="0"/>
+          <w:color w:val="222222"/>
+          <w:sz w:val="18"/>
+        </w:rPr>
+        <w:t>① 영 제16조제2항에 따른 응시수수료는 한국산업인력공단 이사장이 행정안전부장관의 승인을 받아 정한다. &lt;개정 2013.3.23, 2014.11.19, 2017.7.26&gt;</w:t>
+      </w:r>
+      <w:r>
+        <w:br/>
+      </w:r>
+      <w:r>
+        <w:rPr>
+          <w:rFonts w:ascii="맑은 고딕" w:hAnsi="맑은 고딕" w:eastAsia="맑은 고딕"/>
+          <w:b w:val="0"/>
+          <w:color w:val="222222"/>
+          <w:sz w:val="18"/>
+        </w:rPr>
+        <w:t>② 영 제16조제3항에서 "과오납(過誤納), 응시의사 철회 등 행정안전부령으로 정하는 사유"란 다음 각 호의 경우를 말한다. &lt;개정 2013.3.23, 2014.11.19, 2017.7.26, 2021.6.9&gt;</w:t>
+      </w:r>
+      <w:r>
+        <w:br/>
+      </w:r>
+      <w:r>
+        <w:rPr>
+          <w:rFonts w:ascii="맑은 고딕" w:hAnsi="맑은 고딕" w:eastAsia="맑은 고딕"/>
+          <w:b w:val="0"/>
+          <w:color w:val="222222"/>
+          <w:sz w:val="18"/>
+        </w:rPr>
+        <w:t xml:space="preserve">    1. 수수료를 과오납한 경우</w:t>
+      </w:r>
+      <w:r>
+        <w:br/>
+      </w:r>
+      <w:r>
+        <w:rPr>
+          <w:rFonts w:ascii="맑은 고딕" w:hAnsi="맑은 고딕" w:eastAsia="맑은 고딕"/>
+          <w:b w:val="0"/>
+          <w:color w:val="222222"/>
+          <w:sz w:val="18"/>
+        </w:rPr>
+        <w:t xml:space="preserve">    2. 한국산업인력공단에 책임이 있는 사유로 시험에 응시하지 못하는 경우</w:t>
+      </w:r>
+      <w:r>
+        <w:br/>
+      </w:r>
+      <w:r>
+        <w:rPr>
+          <w:rFonts w:ascii="맑은 고딕" w:hAnsi="맑은 고딕" w:eastAsia="맑은 고딕"/>
+          <w:b w:val="0"/>
+          <w:color w:val="222222"/>
+          <w:sz w:val="18"/>
+        </w:rPr>
+        <w:t xml:space="preserve">    3. 응시원서 접수기간에 접수를 취소하는 경우</w:t>
+      </w:r>
+      <w:r>
+        <w:br/>
+      </w:r>
+      <w:r>
+        <w:rPr>
+          <w:rFonts w:ascii="맑은 고딕" w:hAnsi="맑은 고딕" w:eastAsia="맑은 고딕"/>
+          <w:b w:val="0"/>
+          <w:color w:val="222222"/>
+          <w:sz w:val="18"/>
+        </w:rPr>
+        <w:t xml:space="preserve">    4. 시험시행일 10일 전까지 접수를 취소하는 경우</w:t>
+      </w:r>
+      <w:r>
+        <w:br/>
+      </w:r>
+      <w:r>
+        <w:rPr>
+          <w:rFonts w:ascii="맑은 고딕" w:hAnsi="맑은 고딕" w:eastAsia="맑은 고딕"/>
+          <w:b w:val="0"/>
+          <w:color w:val="222222"/>
+          <w:sz w:val="18"/>
+        </w:rPr>
+        <w:t>③ 제2항제1호부터 제3호까지의 경우에는 과오납하거나 납입한 수수료의 전부를 반환하고, 같은 항 제4호의 경우에는 납입한 수수료의 100분의 50을 반환한다.</w:t>
+      </w:r>
+    </w:p>
+    <w:p>
+      <w:pPr>
+        <w:spacing w:before="80" w:after="20" w:line="264" w:lineRule="auto"/>
+        <w:ind w:left="198"/>
+        <w:shd w:val="clear" w:color="auto" w:fill="F4F4F2"/>
+        <w:pBdr>
+          <w:top w:val="single" w:sz="4" w:space="4" w:color="E2E2DE"/>
+          <w:left w:val="single" w:sz="28" w:space="4" w:color="9AA0A6"/>
+          <w:right w:val="single" w:sz="4" w:space="4" w:color="E2E2DE"/>
+        </w:pBdr>
+      </w:pPr>
+      <w:r>
+        <w:rPr>
+          <w:rFonts w:ascii="맑은 고딕" w:hAnsi="맑은 고딕" w:eastAsia="맑은 고딕"/>
+          <w:b/>
+          <w:color w:val="FFFFFF"/>
+          <w:sz w:val="16"/>
+          <w:shd w:val="clear" w:color="auto" w:fill="9AA0A6"/>
+        </w:rPr>
+        <w:t xml:space="preserve"> 시행규칙 </w:t>
+      </w:r>
+      <w:r>
+        <w:rPr>
+          <w:rFonts w:ascii="맑은 고딕" w:hAnsi="맑은 고딕" w:eastAsia="맑은 고딕"/>
+          <w:b/>
+          <w:color w:val="5A5A5A"/>
+          <w:sz w:val="18"/>
+        </w:rPr>
+        <w:t xml:space="preserve">  제5조  합격자 명부의 작성</w:t>
+      </w:r>
+    </w:p>
+    <w:p>
+      <w:pPr>
+        <w:spacing w:before="0" w:after="100" w:line="307" w:lineRule="auto"/>
+        <w:ind w:left="198"/>
+        <w:shd w:val="clear" w:color="auto" w:fill="F4F4F2"/>
+        <w:pBdr>
+          <w:left w:val="single" w:sz="28" w:space="4" w:color="9AA0A6"/>
+          <w:bottom w:val="single" w:sz="4" w:space="4" w:color="E2E2DE"/>
+          <w:right w:val="single" w:sz="4" w:space="4" w:color="E2E2DE"/>
+        </w:pBdr>
+      </w:pPr>
+      <w:r>
+        <w:rPr>
+          <w:rFonts w:ascii="맑은 고딕" w:hAnsi="맑은 고딕" w:eastAsia="맑은 고딕"/>
+          <w:b w:val="0"/>
+          <w:color w:val="222222"/>
+          <w:sz w:val="18"/>
+        </w:rPr>
+        <w:t>한국산업인력공단 이사장은 영 제17조에 따라 제1차시험 및 제2차시험 합격자가 결정되면 별지 제3호서식의 행정사 자격시험 합격자 명부를 작성하여야 한다.</w:t>
+      </w:r>
+    </w:p>
+    <w:p>
+      <w:pPr>
+        <w:spacing w:before="160" w:after="40" w:line="312" w:lineRule="auto"/>
       </w:pPr>
       <w:r>
         <w:rPr>
@@ -974,7 +3162,7 @@
     </w:p>
     <w:p>
       <w:pPr>
-        <w:spacing w:before="0" w:after="20" w:line="317" w:lineRule="auto"/>
+        <w:spacing w:before="0" w:after="20" w:line="312" w:lineRule="auto"/>
         <w:ind w:left="765" w:hanging="340"/>
       </w:pPr>
       <w:r>
@@ -998,7 +3186,7 @@
     </w:p>
     <w:p>
       <w:pPr>
-        <w:spacing w:before="0" w:after="20" w:line="317" w:lineRule="auto"/>
+        <w:spacing w:before="0" w:after="20" w:line="312" w:lineRule="auto"/>
         <w:ind w:left="1134" w:hanging="312"/>
       </w:pPr>
       <w:r>
@@ -1022,7 +3210,7 @@
     </w:p>
     <w:p>
       <w:pPr>
-        <w:spacing w:before="0" w:after="20" w:line="317" w:lineRule="auto"/>
+        <w:spacing w:before="0" w:after="20" w:line="312" w:lineRule="auto"/>
         <w:ind w:left="1134" w:hanging="312"/>
       </w:pPr>
       <w:r>
@@ -1046,7 +3234,7 @@
     </w:p>
     <w:p>
       <w:pPr>
-        <w:spacing w:before="0" w:after="20" w:line="317" w:lineRule="auto"/>
+        <w:spacing w:before="0" w:after="20" w:line="312" w:lineRule="auto"/>
         <w:ind w:left="1134" w:hanging="312"/>
       </w:pPr>
       <w:r>
@@ -1070,7 +3258,7 @@
     </w:p>
     <w:p>
       <w:pPr>
-        <w:spacing w:before="0" w:after="20" w:line="317" w:lineRule="auto"/>
+        <w:spacing w:before="0" w:after="20" w:line="312" w:lineRule="auto"/>
         <w:ind w:left="1134" w:hanging="312"/>
       </w:pPr>
       <w:r>
@@ -1094,7 +3282,7 @@
     </w:p>
     <w:p>
       <w:pPr>
-        <w:spacing w:before="0" w:after="20" w:line="317" w:lineRule="auto"/>
+        <w:spacing w:before="0" w:after="20" w:line="312" w:lineRule="auto"/>
         <w:ind w:left="765" w:hanging="340"/>
       </w:pPr>
       <w:r>
@@ -1118,7 +3306,7 @@
     </w:p>
     <w:p>
       <w:pPr>
-        <w:spacing w:before="0" w:after="20" w:line="317" w:lineRule="auto"/>
+        <w:spacing w:before="0" w:after="20" w:line="312" w:lineRule="auto"/>
         <w:ind w:left="1134" w:hanging="312"/>
       </w:pPr>
       <w:r>
@@ -1142,7 +3330,7 @@
     </w:p>
     <w:p>
       <w:pPr>
-        <w:spacing w:before="0" w:after="20" w:line="317" w:lineRule="auto"/>
+        <w:spacing w:before="0" w:after="20" w:line="312" w:lineRule="auto"/>
         <w:ind w:left="1134" w:hanging="312"/>
       </w:pPr>
       <w:r>
@@ -1166,7 +3354,7 @@
     </w:p>
     <w:p>
       <w:pPr>
-        <w:spacing w:before="0" w:after="20" w:line="317" w:lineRule="auto"/>
+        <w:spacing w:before="0" w:after="20" w:line="312" w:lineRule="auto"/>
         <w:ind w:left="1134" w:hanging="312"/>
       </w:pPr>
       <w:r>
@@ -1190,7 +3378,7 @@
     </w:p>
     <w:p>
       <w:pPr>
-        <w:spacing w:before="0" w:after="20" w:line="317" w:lineRule="auto"/>
+        <w:spacing w:before="0" w:after="20" w:line="312" w:lineRule="auto"/>
         <w:ind w:left="1134" w:hanging="312"/>
       </w:pPr>
       <w:r>
@@ -1214,7 +3402,7 @@
     </w:p>
     <w:p>
       <w:pPr>
-        <w:spacing w:before="0" w:after="20" w:line="317" w:lineRule="auto"/>
+        <w:spacing w:before="0" w:after="20" w:line="312" w:lineRule="auto"/>
         <w:ind w:left="765" w:hanging="340"/>
       </w:pPr>
       <w:r>
@@ -1238,7 +3426,7 @@
     </w:p>
     <w:p>
       <w:pPr>
-        <w:spacing w:before="0" w:after="20" w:line="317" w:lineRule="auto"/>
+        <w:spacing w:before="0" w:after="20" w:line="312" w:lineRule="auto"/>
         <w:ind w:left="1134" w:hanging="312"/>
       </w:pPr>
       <w:r>
@@ -1262,7 +3450,7 @@
     </w:p>
     <w:p>
       <w:pPr>
-        <w:spacing w:before="0" w:after="20" w:line="317" w:lineRule="auto"/>
+        <w:spacing w:before="0" w:after="20" w:line="312" w:lineRule="auto"/>
         <w:ind w:left="1134" w:hanging="312"/>
       </w:pPr>
       <w:r>
@@ -1286,7 +3474,7 @@
     </w:p>
     <w:p>
       <w:pPr>
-        <w:spacing w:before="0" w:after="20" w:line="317" w:lineRule="auto"/>
+        <w:spacing w:before="0" w:after="20" w:line="312" w:lineRule="auto"/>
         <w:ind w:left="1134" w:hanging="312"/>
       </w:pPr>
       <w:r>
@@ -1310,7 +3498,7 @@
     </w:p>
     <w:p>
       <w:pPr>
-        <w:spacing w:before="0" w:after="20" w:line="317" w:lineRule="auto"/>
+        <w:spacing w:before="0" w:after="20" w:line="312" w:lineRule="auto"/>
         <w:ind w:left="765" w:hanging="340"/>
       </w:pPr>
       <w:r>
@@ -1334,7 +3522,7 @@
     </w:p>
     <w:p>
       <w:pPr>
-        <w:spacing w:before="0" w:after="20" w:line="317" w:lineRule="auto"/>
+        <w:spacing w:before="0" w:after="20" w:line="312" w:lineRule="auto"/>
         <w:ind w:left="765" w:hanging="340"/>
       </w:pPr>
       <w:r>
@@ -1358,7 +3546,491 @@
     </w:p>
     <w:p>
       <w:pPr>
-        <w:spacing w:before="140" w:after="40" w:line="317" w:lineRule="auto"/>
+        <w:spacing w:before="80" w:after="20" w:line="264" w:lineRule="auto"/>
+        <w:ind w:left="198"/>
+        <w:shd w:val="clear" w:color="auto" w:fill="EAF1F8"/>
+        <w:pBdr>
+          <w:top w:val="single" w:sz="4" w:space="4" w:color="CBD9E8"/>
+          <w:left w:val="single" w:sz="28" w:space="4" w:color="2E5A88"/>
+          <w:right w:val="single" w:sz="4" w:space="4" w:color="CBD9E8"/>
+        </w:pBdr>
+      </w:pPr>
+      <w:r>
+        <w:rPr>
+          <w:rFonts w:ascii="맑은 고딕" w:hAnsi="맑은 고딕" w:eastAsia="맑은 고딕"/>
+          <w:b/>
+          <w:color w:val="FFFFFF"/>
+          <w:sz w:val="16"/>
+          <w:shd w:val="clear" w:color="auto" w:fill="2E5A88"/>
+        </w:rPr>
+        <w:t xml:space="preserve"> 시행령 </w:t>
+      </w:r>
+      <w:r>
+        <w:rPr>
+          <w:rFonts w:ascii="맑은 고딕" w:hAnsi="맑은 고딕" w:eastAsia="맑은 고딕"/>
+          <w:b/>
+          <w:color w:val="1F3A5F"/>
+          <w:sz w:val="18"/>
+        </w:rPr>
+        <w:t xml:space="preserve">  제13조  시험면제 대상 공무원 및 면제되는 시험의 범위</w:t>
+      </w:r>
+    </w:p>
+    <w:p>
+      <w:pPr>
+        <w:spacing w:before="0" w:after="100" w:line="307" w:lineRule="auto"/>
+        <w:ind w:left="198"/>
+        <w:shd w:val="clear" w:color="auto" w:fill="EAF1F8"/>
+        <w:pBdr>
+          <w:left w:val="single" w:sz="28" w:space="4" w:color="2E5A88"/>
+          <w:bottom w:val="single" w:sz="4" w:space="4" w:color="CBD9E8"/>
+          <w:right w:val="single" w:sz="4" w:space="4" w:color="CBD9E8"/>
+        </w:pBdr>
+      </w:pPr>
+      <w:r>
+        <w:rPr>
+          <w:rFonts w:ascii="맑은 고딕" w:hAnsi="맑은 고딕" w:eastAsia="맑은 고딕"/>
+          <w:b w:val="0"/>
+          <w:color w:val="222222"/>
+          <w:sz w:val="18"/>
+        </w:rPr>
+        <w:t>① 법 제9조제1항제1호가목에서 "특정직공무원 중 대통령령으로 정하는 공무원"이란 다음 각 호의 공무원을 말한다.</w:t>
+      </w:r>
+      <w:r>
+        <w:br/>
+      </w:r>
+      <w:r>
+        <w:rPr>
+          <w:rFonts w:ascii="맑은 고딕" w:hAnsi="맑은 고딕" w:eastAsia="맑은 고딕"/>
+          <w:b w:val="0"/>
+          <w:color w:val="222222"/>
+          <w:sz w:val="18"/>
+        </w:rPr>
+        <w:t xml:space="preserve">    1. 법관 및 검사</w:t>
+      </w:r>
+      <w:r>
+        <w:br/>
+      </w:r>
+      <w:r>
+        <w:rPr>
+          <w:rFonts w:ascii="맑은 고딕" w:hAnsi="맑은 고딕" w:eastAsia="맑은 고딕"/>
+          <w:b w:val="0"/>
+          <w:color w:val="222222"/>
+          <w:sz w:val="18"/>
+        </w:rPr>
+        <w:t xml:space="preserve">    2. 지원에 의하지 아니하고 임용된 하사와 병(兵)인 군인</w:t>
+      </w:r>
+      <w:r>
+        <w:br/>
+      </w:r>
+      <w:r>
+        <w:rPr>
+          <w:rFonts w:ascii="맑은 고딕" w:hAnsi="맑은 고딕" w:eastAsia="맑은 고딕"/>
+          <w:b w:val="0"/>
+          <w:color w:val="222222"/>
+          <w:sz w:val="18"/>
+        </w:rPr>
+        <w:t xml:space="preserve">    3. 「국가공무원법」 제2조제2항제2호 및 「지방공무원법」 제2조제2항제2호에 따른 특정직공무원 중 특수 분야의 업무를 담당하는 공무원으로서 「국가공무원법」 및 「지방공무원법」 외의 법률에서 특정직공무원으로 지정한 공무원</w:t>
+      </w:r>
+      <w:r>
+        <w:br/>
+      </w:r>
+      <w:r>
+        <w:rPr>
+          <w:rFonts w:ascii="맑은 고딕" w:hAnsi="맑은 고딕" w:eastAsia="맑은 고딕"/>
+          <w:b w:val="0"/>
+          <w:color w:val="222222"/>
+          <w:sz w:val="18"/>
+        </w:rPr>
+        <w:t>② 법 제9조제1항제1호나목 및 같은 조 제2항제2호 각 목 외의 부분에서 "대통령령으로 정하는 특수경력직공무원"이란 각각 「국가공무원법」 제2조제3항제2호 및 「지방공무원법」 제2조제3항제2호에 따른 별정직공무원을 말한다.</w:t>
+      </w:r>
+      <w:r>
+        <w:br/>
+      </w:r>
+      <w:r>
+        <w:rPr>
+          <w:rFonts w:ascii="맑은 고딕" w:hAnsi="맑은 고딕" w:eastAsia="맑은 고딕"/>
+          <w:b w:val="0"/>
+          <w:color w:val="222222"/>
+          <w:sz w:val="18"/>
+        </w:rPr>
+        <w:t>③ 법 제9조제2항 각 호 외의 부분에서 "대통령령으로 정하는 과목"이란 별표 1 제3호에 규정된 과목을 말한다.</w:t>
+      </w:r>
+      <w:r>
+        <w:br/>
+      </w:r>
+      <w:r>
+        <w:rPr>
+          <w:rFonts w:ascii="맑은 고딕" w:hAnsi="맑은 고딕" w:eastAsia="맑은 고딕"/>
+          <w:b w:val="0"/>
+          <w:color w:val="222222"/>
+          <w:sz w:val="18"/>
+        </w:rPr>
+        <w:t>④ 법 제9조제3항제2호에서 "대통령령으로 정하는 재산상 이익"이란 다음 각 호의 어느 하나에 해당하는 것을 말한다. &lt;신설 2015.12.30&gt;</w:t>
+      </w:r>
+      <w:r>
+        <w:br/>
+      </w:r>
+      <w:r>
+        <w:rPr>
+          <w:rFonts w:ascii="맑은 고딕" w:hAnsi="맑은 고딕" w:eastAsia="맑은 고딕"/>
+          <w:b w:val="0"/>
+          <w:color w:val="222222"/>
+          <w:sz w:val="18"/>
+        </w:rPr>
+        <w:t xml:space="preserve">    1. 유가증권, 숙박권, 회원권, 입장권, 할인권, 초대권, 관람권, 부동산 등의 사용권 등 일체의 재산상 이익</w:t>
+      </w:r>
+      <w:r>
+        <w:br/>
+      </w:r>
+      <w:r>
+        <w:rPr>
+          <w:rFonts w:ascii="맑은 고딕" w:hAnsi="맑은 고딕" w:eastAsia="맑은 고딕"/>
+          <w:b w:val="0"/>
+          <w:color w:val="222222"/>
+          <w:sz w:val="18"/>
+        </w:rPr>
+        <w:t xml:space="preserve">    2. 골프 등의 접대 또는 교통ㆍ숙박 등의 편의 제공</w:t>
+      </w:r>
+      <w:r>
+        <w:br/>
+      </w:r>
+      <w:r>
+        <w:rPr>
+          <w:rFonts w:ascii="맑은 고딕" w:hAnsi="맑은 고딕" w:eastAsia="맑은 고딕"/>
+          <w:b w:val="0"/>
+          <w:color w:val="222222"/>
+          <w:sz w:val="18"/>
+        </w:rPr>
+        <w:t xml:space="preserve">    3. 채무면제, 취업제공, 이권(利權)부여 등 유형ㆍ무형의 경제적 이익</w:t>
+      </w:r>
+    </w:p>
+    <w:p>
+      <w:pPr>
+        <w:spacing w:before="80" w:after="20" w:line="264" w:lineRule="auto"/>
+        <w:ind w:left="198"/>
+        <w:shd w:val="clear" w:color="auto" w:fill="EAF1F8"/>
+        <w:pBdr>
+          <w:top w:val="single" w:sz="4" w:space="4" w:color="CBD9E8"/>
+          <w:left w:val="single" w:sz="28" w:space="4" w:color="2E5A88"/>
+          <w:right w:val="single" w:sz="4" w:space="4" w:color="CBD9E8"/>
+        </w:pBdr>
+      </w:pPr>
+      <w:r>
+        <w:rPr>
+          <w:rFonts w:ascii="맑은 고딕" w:hAnsi="맑은 고딕" w:eastAsia="맑은 고딕"/>
+          <w:b/>
+          <w:color w:val="FFFFFF"/>
+          <w:sz w:val="16"/>
+          <w:shd w:val="clear" w:color="auto" w:fill="2E5A88"/>
+        </w:rPr>
+        <w:t xml:space="preserve"> 시행령 </w:t>
+      </w:r>
+      <w:r>
+        <w:rPr>
+          <w:rFonts w:ascii="맑은 고딕" w:hAnsi="맑은 고딕" w:eastAsia="맑은 고딕"/>
+          <w:b/>
+          <w:color w:val="1F3A5F"/>
+          <w:sz w:val="18"/>
+        </w:rPr>
+        <w:t xml:space="preserve">  제14조  시험면제 대상 자격의 인정범위 등</w:t>
+      </w:r>
+    </w:p>
+    <w:p>
+      <w:pPr>
+        <w:spacing w:before="0" w:after="100" w:line="307" w:lineRule="auto"/>
+        <w:ind w:left="198"/>
+        <w:shd w:val="clear" w:color="auto" w:fill="EAF1F8"/>
+        <w:pBdr>
+          <w:left w:val="single" w:sz="28" w:space="4" w:color="2E5A88"/>
+          <w:bottom w:val="single" w:sz="4" w:space="4" w:color="CBD9E8"/>
+          <w:right w:val="single" w:sz="4" w:space="4" w:color="CBD9E8"/>
+        </w:pBdr>
+      </w:pPr>
+      <w:r>
+        <w:rPr>
+          <w:rFonts w:ascii="맑은 고딕" w:hAnsi="맑은 고딕" w:eastAsia="맑은 고딕"/>
+          <w:b w:val="0"/>
+          <w:color w:val="222222"/>
+          <w:sz w:val="18"/>
+        </w:rPr>
+        <w:t>① 법 제9조제1항 및 제2항에 따른 외국어 번역 업무 종사 경력은 다음 각 호의 어느 하나에 해당하는 기관ㆍ단체에서 종사한 경력만 해당한다.</w:t>
+      </w:r>
+      <w:r>
+        <w:br/>
+      </w:r>
+      <w:r>
+        <w:rPr>
+          <w:rFonts w:ascii="맑은 고딕" w:hAnsi="맑은 고딕" w:eastAsia="맑은 고딕"/>
+          <w:b w:val="0"/>
+          <w:color w:val="222222"/>
+          <w:sz w:val="18"/>
+        </w:rPr>
+        <w:t xml:space="preserve">    1. 국가기관 및 지방자치단체</w:t>
+      </w:r>
+      <w:r>
+        <w:br/>
+      </w:r>
+      <w:r>
+        <w:rPr>
+          <w:rFonts w:ascii="맑은 고딕" w:hAnsi="맑은 고딕" w:eastAsia="맑은 고딕"/>
+          <w:b w:val="0"/>
+          <w:color w:val="222222"/>
+          <w:sz w:val="18"/>
+        </w:rPr>
+        <w:t xml:space="preserve">    2. 대한민국 재외공관 및 주한 외국공관</w:t>
+      </w:r>
+      <w:r>
+        <w:br/>
+      </w:r>
+      <w:r>
+        <w:rPr>
+          <w:rFonts w:ascii="맑은 고딕" w:hAnsi="맑은 고딕" w:eastAsia="맑은 고딕"/>
+          <w:b w:val="0"/>
+          <w:color w:val="222222"/>
+          <w:sz w:val="18"/>
+        </w:rPr>
+        <w:t xml:space="preserve">    3. 「공공기관의 운영에 관한 법률」 제4조에 따른 공공기관 중 별표 3에서 규정한 기관</w:t>
+      </w:r>
+      <w:r>
+        <w:br/>
+      </w:r>
+      <w:r>
+        <w:rPr>
+          <w:rFonts w:ascii="맑은 고딕" w:hAnsi="맑은 고딕" w:eastAsia="맑은 고딕"/>
+          <w:b w:val="0"/>
+          <w:color w:val="222222"/>
+          <w:sz w:val="18"/>
+        </w:rPr>
+        <w:t xml:space="preserve">    4. 「지방공기업법」에 따른 지방공사 및 지방공단</w:t>
+      </w:r>
+      <w:r>
+        <w:br/>
+      </w:r>
+      <w:r>
+        <w:rPr>
+          <w:rFonts w:ascii="맑은 고딕" w:hAnsi="맑은 고딕" w:eastAsia="맑은 고딕"/>
+          <w:b w:val="0"/>
+          <w:color w:val="222222"/>
+          <w:sz w:val="18"/>
+        </w:rPr>
+        <w:t xml:space="preserve">    5. 「교육공무원법」 제2조제2항 및 제3항에 따른 교육기관ㆍ교육행정기관 및 그 부설 연구기관</w:t>
+      </w:r>
+      <w:r>
+        <w:br/>
+      </w:r>
+      <w:r>
+        <w:rPr>
+          <w:rFonts w:ascii="맑은 고딕" w:hAnsi="맑은 고딕" w:eastAsia="맑은 고딕"/>
+          <w:b w:val="0"/>
+          <w:color w:val="222222"/>
+          <w:sz w:val="18"/>
+        </w:rPr>
+        <w:t xml:space="preserve">    6. 외국 법인 및 외국 회사</w:t>
+      </w:r>
+      <w:r>
+        <w:br/>
+      </w:r>
+      <w:r>
+        <w:rPr>
+          <w:rFonts w:ascii="맑은 고딕" w:hAnsi="맑은 고딕" w:eastAsia="맑은 고딕"/>
+          <w:b w:val="0"/>
+          <w:color w:val="222222"/>
+          <w:sz w:val="18"/>
+        </w:rPr>
+        <w:t xml:space="preserve">    7. 대한민국에 주재하는 외국 군대</w:t>
+      </w:r>
+      <w:r>
+        <w:br/>
+      </w:r>
+      <w:r>
+        <w:rPr>
+          <w:rFonts w:ascii="맑은 고딕" w:hAnsi="맑은 고딕" w:eastAsia="맑은 고딕"/>
+          <w:b w:val="0"/>
+          <w:color w:val="222222"/>
+          <w:sz w:val="18"/>
+        </w:rPr>
+        <w:t>② 법 제9조제1항 및 제2항에 따라 해사행정사의 시험이 면제되는 공무원은 해운 또는 해양안전심판 업무에 직접 종사한 사람으로 한정한다. &lt;개정 2021.6.8&gt;</w:t>
+      </w:r>
+      <w:r>
+        <w:br/>
+      </w:r>
+      <w:r>
+        <w:rPr>
+          <w:rFonts w:ascii="맑은 고딕" w:hAnsi="맑은 고딕" w:eastAsia="맑은 고딕"/>
+          <w:b w:val="0"/>
+          <w:color w:val="222222"/>
+          <w:sz w:val="18"/>
+        </w:rPr>
+        <w:t>③ 법 제9조제1항 및 제2항에 따라 시험의 면제 여부를 판단할 때 일반직공무원 또는 별정직공무원이 아닌 사람의 직급 환산 기준은 행정안전부령으로 정한다. &lt;개정 2013.3.23, 2014.11.19, 2017.7.26&gt;</w:t>
+      </w:r>
+      <w:r>
+        <w:br/>
+      </w:r>
+      <w:r>
+        <w:rPr>
+          <w:rFonts w:ascii="맑은 고딕" w:hAnsi="맑은 고딕" w:eastAsia="맑은 고딕"/>
+          <w:b w:val="0"/>
+          <w:color w:val="222222"/>
+          <w:sz w:val="18"/>
+        </w:rPr>
+        <w:t>④ 법 제9조제1항 및 제2항에 따른 경력은 응시원서 접수 마감일을 기준으로 산정한다.</w:t>
+      </w:r>
+      <w:r>
+        <w:br/>
+      </w:r>
+      <w:r>
+        <w:rPr>
+          <w:rFonts w:ascii="맑은 고딕" w:hAnsi="맑은 고딕" w:eastAsia="맑은 고딕"/>
+          <w:b w:val="0"/>
+          <w:color w:val="222222"/>
+          <w:sz w:val="18"/>
+        </w:rPr>
+        <w:t>⑤ 제9조제3항에 따라 외국어능력검정시험으로 대체되는 외국어시험의 경우 해당 외국어능력검정시험에서 별표 2에 규정된 기준 점수를 얻지 못한 사람은 제2차시험에 응시할 수 없다.</w:t>
+      </w:r>
+    </w:p>
+    <w:p>
+      <w:pPr>
+        <w:spacing w:before="80" w:after="20" w:line="264" w:lineRule="auto"/>
+        <w:ind w:left="198"/>
+        <w:shd w:val="clear" w:color="auto" w:fill="EAF1F8"/>
+        <w:pBdr>
+          <w:top w:val="single" w:sz="4" w:space="4" w:color="CBD9E8"/>
+          <w:left w:val="single" w:sz="28" w:space="4" w:color="2E5A88"/>
+          <w:right w:val="single" w:sz="4" w:space="4" w:color="CBD9E8"/>
+        </w:pBdr>
+      </w:pPr>
+      <w:r>
+        <w:rPr>
+          <w:rFonts w:ascii="맑은 고딕" w:hAnsi="맑은 고딕" w:eastAsia="맑은 고딕"/>
+          <w:b/>
+          <w:color w:val="FFFFFF"/>
+          <w:sz w:val="16"/>
+          <w:shd w:val="clear" w:color="auto" w:fill="2E5A88"/>
+        </w:rPr>
+        <w:t xml:space="preserve"> 시행령 </w:t>
+      </w:r>
+      <w:r>
+        <w:rPr>
+          <w:rFonts w:ascii="맑은 고딕" w:hAnsi="맑은 고딕" w:eastAsia="맑은 고딕"/>
+          <w:b/>
+          <w:color w:val="1F3A5F"/>
+          <w:sz w:val="18"/>
+        </w:rPr>
+        <w:t xml:space="preserve">  제15조  행정사 종류별 시험 면제대상 범위</w:t>
+      </w:r>
+    </w:p>
+    <w:p>
+      <w:pPr>
+        <w:spacing w:before="0" w:after="100" w:line="307" w:lineRule="auto"/>
+        <w:ind w:left="198"/>
+        <w:shd w:val="clear" w:color="auto" w:fill="EAF1F8"/>
+        <w:pBdr>
+          <w:left w:val="single" w:sz="28" w:space="4" w:color="2E5A88"/>
+          <w:bottom w:val="single" w:sz="4" w:space="4" w:color="CBD9E8"/>
+          <w:right w:val="single" w:sz="4" w:space="4" w:color="CBD9E8"/>
+        </w:pBdr>
+      </w:pPr>
+      <w:r>
+        <w:rPr>
+          <w:rFonts w:ascii="맑은 고딕" w:hAnsi="맑은 고딕" w:eastAsia="맑은 고딕"/>
+          <w:b w:val="0"/>
+          <w:color w:val="222222"/>
+          <w:sz w:val="18"/>
+        </w:rPr>
+        <w:t xml:space="preserve">    1. 일반행정사 및 해사행정사: 법 제9조제1항제1호, 같은 조 제2항제1호ㆍ제2호에 해당하는 사람</w:t>
+      </w:r>
+      <w:r>
+        <w:br/>
+      </w:r>
+      <w:r>
+        <w:rPr>
+          <w:rFonts w:ascii="맑은 고딕" w:hAnsi="맑은 고딕" w:eastAsia="맑은 고딕"/>
+          <w:b w:val="0"/>
+          <w:color w:val="222222"/>
+          <w:sz w:val="18"/>
+        </w:rPr>
+        <w:t xml:space="preserve">    2. 외국어번역행정사: 법 제9조제1항제2호ㆍ제3호, 같은 조 제2항제3호ㆍ제4호에 해당하는 사람</w:t>
+      </w:r>
+    </w:p>
+    <w:p>
+      <w:pPr>
+        <w:spacing w:before="80" w:after="20" w:line="264" w:lineRule="auto"/>
+        <w:ind w:left="198"/>
+        <w:shd w:val="clear" w:color="auto" w:fill="F4F4F2"/>
+        <w:pBdr>
+          <w:top w:val="single" w:sz="4" w:space="4" w:color="E2E2DE"/>
+          <w:left w:val="single" w:sz="28" w:space="4" w:color="9AA0A6"/>
+          <w:right w:val="single" w:sz="4" w:space="4" w:color="E2E2DE"/>
+        </w:pBdr>
+      </w:pPr>
+      <w:r>
+        <w:rPr>
+          <w:rFonts w:ascii="맑은 고딕" w:hAnsi="맑은 고딕" w:eastAsia="맑은 고딕"/>
+          <w:b/>
+          <w:color w:val="FFFFFF"/>
+          <w:sz w:val="16"/>
+          <w:shd w:val="clear" w:color="auto" w:fill="9AA0A6"/>
+        </w:rPr>
+        <w:t xml:space="preserve"> 시행규칙 </w:t>
+      </w:r>
+      <w:r>
+        <w:rPr>
+          <w:rFonts w:ascii="맑은 고딕" w:hAnsi="맑은 고딕" w:eastAsia="맑은 고딕"/>
+          <w:b/>
+          <w:color w:val="5A5A5A"/>
+          <w:sz w:val="18"/>
+        </w:rPr>
+        <w:t xml:space="preserve">  제2조  직급 환산 기준</w:t>
+      </w:r>
+    </w:p>
+    <w:p>
+      <w:pPr>
+        <w:spacing w:before="0" w:after="100" w:line="307" w:lineRule="auto"/>
+        <w:ind w:left="198"/>
+        <w:shd w:val="clear" w:color="auto" w:fill="F4F4F2"/>
+        <w:pBdr>
+          <w:left w:val="single" w:sz="28" w:space="4" w:color="9AA0A6"/>
+          <w:bottom w:val="single" w:sz="4" w:space="4" w:color="E2E2DE"/>
+          <w:right w:val="single" w:sz="4" w:space="4" w:color="E2E2DE"/>
+        </w:pBdr>
+      </w:pPr>
+      <w:r>
+        <w:rPr>
+          <w:rFonts w:ascii="맑은 고딕" w:hAnsi="맑은 고딕" w:eastAsia="맑은 고딕"/>
+          <w:b w:val="0"/>
+          <w:color w:val="222222"/>
+          <w:sz w:val="18"/>
+        </w:rPr>
+        <w:t xml:space="preserve">    1. 국가공무원인 경우: 「공무원임용령」 제31조제9항에 따라 인사혁신처장이 정한 기준</w:t>
+      </w:r>
+      <w:r>
+        <w:br/>
+      </w:r>
+      <w:r>
+        <w:rPr>
+          <w:rFonts w:ascii="맑은 고딕" w:hAnsi="맑은 고딕" w:eastAsia="맑은 고딕"/>
+          <w:b w:val="0"/>
+          <w:color w:val="222222"/>
+          <w:sz w:val="18"/>
+        </w:rPr>
+        <w:t xml:space="preserve">    2. 지방공무원인 경우: 「지방공무원 평정규칙」 별표 1</w:t>
+      </w:r>
+      <w:r>
+        <w:br/>
+      </w:r>
+      <w:r>
+        <w:rPr>
+          <w:rFonts w:ascii="맑은 고딕" w:hAnsi="맑은 고딕" w:eastAsia="맑은 고딕"/>
+          <w:b w:val="0"/>
+          <w:color w:val="222222"/>
+          <w:sz w:val="18"/>
+        </w:rPr>
+        <w:t xml:space="preserve">    3. 교육공무원인 경우: 「교육감 소속 지방공무원 평정규칙」 별표 1</w:t>
+      </w:r>
+    </w:p>
+    <w:p>
+      <w:pPr>
+        <w:spacing w:before="160" w:after="40" w:line="312" w:lineRule="auto"/>
       </w:pPr>
       <w:r>
         <w:rPr>
@@ -1381,7 +4053,7 @@
     </w:p>
     <w:p>
       <w:pPr>
-        <w:spacing w:before="0" w:after="20" w:line="317" w:lineRule="auto"/>
+        <w:spacing w:before="0" w:after="20" w:line="312" w:lineRule="auto"/>
         <w:ind w:left="765" w:hanging="340"/>
       </w:pPr>
       <w:r>
@@ -1405,7 +4077,7 @@
     </w:p>
     <w:p>
       <w:pPr>
-        <w:spacing w:before="0" w:after="20" w:line="317" w:lineRule="auto"/>
+        <w:spacing w:before="0" w:after="20" w:line="312" w:lineRule="auto"/>
         <w:ind w:left="765" w:hanging="340"/>
       </w:pPr>
       <w:r>
@@ -1429,7 +4101,71 @@
     </w:p>
     <w:p>
       <w:pPr>
-        <w:spacing w:before="240" w:after="100" w:line="317" w:lineRule="auto"/>
+        <w:spacing w:before="80" w:after="20" w:line="264" w:lineRule="auto"/>
+        <w:ind w:left="198"/>
+        <w:shd w:val="clear" w:color="auto" w:fill="EAF1F8"/>
+        <w:pBdr>
+          <w:top w:val="single" w:sz="4" w:space="4" w:color="CBD9E8"/>
+          <w:left w:val="single" w:sz="28" w:space="4" w:color="2E5A88"/>
+          <w:right w:val="single" w:sz="4" w:space="4" w:color="CBD9E8"/>
+        </w:pBdr>
+      </w:pPr>
+      <w:r>
+        <w:rPr>
+          <w:rFonts w:ascii="맑은 고딕" w:hAnsi="맑은 고딕" w:eastAsia="맑은 고딕"/>
+          <w:b/>
+          <w:color w:val="FFFFFF"/>
+          <w:sz w:val="16"/>
+          <w:shd w:val="clear" w:color="auto" w:fill="2E5A88"/>
+        </w:rPr>
+        <w:t xml:space="preserve"> 시행령 </w:t>
+      </w:r>
+      <w:r>
+        <w:rPr>
+          <w:rFonts w:ascii="맑은 고딕" w:hAnsi="맑은 고딕" w:eastAsia="맑은 고딕"/>
+          <w:b/>
+          <w:color w:val="1F3A5F"/>
+          <w:sz w:val="18"/>
+        </w:rPr>
+        <w:t xml:space="preserve">  제19조  부정행위자에 대한 조치</w:t>
+      </w:r>
+    </w:p>
+    <w:p>
+      <w:pPr>
+        <w:spacing w:before="0" w:after="100" w:line="307" w:lineRule="auto"/>
+        <w:ind w:left="198"/>
+        <w:shd w:val="clear" w:color="auto" w:fill="EAF1F8"/>
+        <w:pBdr>
+          <w:left w:val="single" w:sz="28" w:space="4" w:color="2E5A88"/>
+          <w:bottom w:val="single" w:sz="4" w:space="4" w:color="CBD9E8"/>
+          <w:right w:val="single" w:sz="4" w:space="4" w:color="CBD9E8"/>
+        </w:pBdr>
+      </w:pPr>
+      <w:r>
+        <w:rPr>
+          <w:rFonts w:ascii="맑은 고딕" w:hAnsi="맑은 고딕" w:eastAsia="맑은 고딕"/>
+          <w:b w:val="0"/>
+          <w:color w:val="222222"/>
+          <w:sz w:val="18"/>
+        </w:rPr>
+        <w:t>① 행정안전부장관은 시험에서 부정행위를 한 사람에 대해서는 해당 시험을 정지시키거나 무효로 처리한다. &lt;개정 2013.3.23, 2014.11.19, 2017.7.26&gt;</w:t>
+      </w:r>
+      <w:r>
+        <w:br/>
+      </w:r>
+      <w:r>
+        <w:rPr>
+          <w:rFonts w:ascii="맑은 고딕" w:hAnsi="맑은 고딕" w:eastAsia="맑은 고딕"/>
+          <w:b w:val="0"/>
+          <w:color w:val="222222"/>
+          <w:sz w:val="18"/>
+        </w:rPr>
+        <w:t>② 제1항에 따라 시험이 정지되거나 무효 처리된 사람은 그 처분이 있은 날부터 5년간 시험에 응시하지 못한다.</w:t>
+      </w:r>
+    </w:p>
+    <w:p>
+      <w:pPr>
+        <w:spacing w:before="240" w:after="100" w:line="312" w:lineRule="auto"/>
         <w:pBdr>
           <w:bottom w:val="single" w:sz="12" w:space="4" w:color="2E5A88"/>
         </w:pBdr>
@@ -1447,7 +4183,7 @@
     </w:p>
     <w:p>
       <w:pPr>
-        <w:spacing w:before="140" w:after="40" w:line="317" w:lineRule="auto"/>
+        <w:spacing w:before="160" w:after="40" w:line="312" w:lineRule="auto"/>
       </w:pPr>
       <w:r>
         <w:rPr>
@@ -1470,7 +4206,7 @@
     </w:p>
     <w:p>
       <w:pPr>
-        <w:spacing w:before="0" w:after="20" w:line="317" w:lineRule="auto"/>
+        <w:spacing w:before="0" w:after="20" w:line="312" w:lineRule="auto"/>
         <w:ind w:left="765" w:hanging="340"/>
       </w:pPr>
       <w:r>
@@ -1494,7 +4230,7 @@
     </w:p>
     <w:p>
       <w:pPr>
-        <w:spacing w:before="0" w:after="20" w:line="317" w:lineRule="auto"/>
+        <w:spacing w:before="0" w:after="20" w:line="312" w:lineRule="auto"/>
         <w:ind w:left="765" w:hanging="340"/>
       </w:pPr>
       <w:r>
@@ -1518,7 +4254,279 @@
     </w:p>
     <w:p>
       <w:pPr>
-        <w:spacing w:before="140" w:after="40" w:line="317" w:lineRule="auto"/>
+        <w:spacing w:before="80" w:after="20" w:line="264" w:lineRule="auto"/>
+        <w:ind w:left="198"/>
+        <w:shd w:val="clear" w:color="auto" w:fill="EAF1F8"/>
+        <w:pBdr>
+          <w:top w:val="single" w:sz="4" w:space="4" w:color="CBD9E8"/>
+          <w:left w:val="single" w:sz="28" w:space="4" w:color="2E5A88"/>
+          <w:right w:val="single" w:sz="4" w:space="4" w:color="CBD9E8"/>
+        </w:pBdr>
+      </w:pPr>
+      <w:r>
+        <w:rPr>
+          <w:rFonts w:ascii="맑은 고딕" w:hAnsi="맑은 고딕" w:eastAsia="맑은 고딕"/>
+          <w:b/>
+          <w:color w:val="FFFFFF"/>
+          <w:sz w:val="16"/>
+          <w:shd w:val="clear" w:color="auto" w:fill="2E5A88"/>
+        </w:rPr>
+        <w:t xml:space="preserve"> 시행령 </w:t>
+      </w:r>
+      <w:r>
+        <w:rPr>
+          <w:rFonts w:ascii="맑은 고딕" w:hAnsi="맑은 고딕" w:eastAsia="맑은 고딕"/>
+          <w:b/>
+          <w:color w:val="1F3A5F"/>
+          <w:sz w:val="18"/>
+        </w:rPr>
+        <w:t xml:space="preserve">  제20조  행정사의 업무신고</w:t>
+      </w:r>
+    </w:p>
+    <w:p>
+      <w:pPr>
+        <w:spacing w:before="0" w:after="100" w:line="307" w:lineRule="auto"/>
+        <w:ind w:left="198"/>
+        <w:shd w:val="clear" w:color="auto" w:fill="EAF1F8"/>
+        <w:pBdr>
+          <w:left w:val="single" w:sz="28" w:space="4" w:color="2E5A88"/>
+          <w:bottom w:val="single" w:sz="4" w:space="4" w:color="CBD9E8"/>
+          <w:right w:val="single" w:sz="4" w:space="4" w:color="CBD9E8"/>
+        </w:pBdr>
+      </w:pPr>
+      <w:r>
+        <w:rPr>
+          <w:rFonts w:ascii="맑은 고딕" w:hAnsi="맑은 고딕" w:eastAsia="맑은 고딕"/>
+          <w:b w:val="0"/>
+          <w:color w:val="222222"/>
+          <w:sz w:val="18"/>
+        </w:rPr>
+        <w:t>① 법 제10조제1항에서 "대통령령으로 정하는 행정사 업무신고 기준"이란 다음 각 호의 기준을 말한다. &lt;개정 2021.6.8&gt;</w:t>
+      </w:r>
+      <w:r>
+        <w:br/>
+      </w:r>
+      <w:r>
+        <w:rPr>
+          <w:rFonts w:ascii="맑은 고딕" w:hAnsi="맑은 고딕" w:eastAsia="맑은 고딕"/>
+          <w:b w:val="0"/>
+          <w:color w:val="222222"/>
+          <w:sz w:val="18"/>
+        </w:rPr>
+        <w:t xml:space="preserve">    1. 법 제6조 각 호의 결격사유에 해당하지 않을 것</w:t>
+      </w:r>
+      <w:r>
+        <w:br/>
+      </w:r>
+      <w:r>
+        <w:rPr>
+          <w:rFonts w:ascii="맑은 고딕" w:hAnsi="맑은 고딕" w:eastAsia="맑은 고딕"/>
+          <w:b w:val="0"/>
+          <w:color w:val="222222"/>
+          <w:sz w:val="18"/>
+        </w:rPr>
+        <w:t xml:space="preserve">    2. 법 제25조제1항에 따른 실무교육(이하 "실무교육"이라 한다)을 이수했을 것</w:t>
+      </w:r>
+      <w:r>
+        <w:br/>
+      </w:r>
+      <w:r>
+        <w:rPr>
+          <w:rFonts w:ascii="맑은 고딕" w:hAnsi="맑은 고딕" w:eastAsia="맑은 고딕"/>
+          <w:b w:val="0"/>
+          <w:color w:val="222222"/>
+          <w:sz w:val="18"/>
+        </w:rPr>
+        <w:t xml:space="preserve">    3. 제18조에 따른 행정사 자격증이 있을 것</w:t>
+      </w:r>
+      <w:r>
+        <w:br/>
+      </w:r>
+      <w:r>
+        <w:rPr>
+          <w:rFonts w:ascii="맑은 고딕" w:hAnsi="맑은 고딕" w:eastAsia="맑은 고딕"/>
+          <w:b w:val="0"/>
+          <w:color w:val="222222"/>
+          <w:sz w:val="18"/>
+        </w:rPr>
+        <w:t xml:space="preserve">    4. 행정사회에 가입했을 것</w:t>
+      </w:r>
+      <w:r>
+        <w:br/>
+      </w:r>
+      <w:r>
+        <w:rPr>
+          <w:rFonts w:ascii="맑은 고딕" w:hAnsi="맑은 고딕" w:eastAsia="맑은 고딕"/>
+          <w:b w:val="0"/>
+          <w:color w:val="222222"/>
+          <w:sz w:val="18"/>
+        </w:rPr>
+        <w:t>② 법 제10조제1항에 따라 행정사 업무 신고를 하려는 사람은 행정안전부령으로 정하는 신고서에 다음 각 호의 서류를 첨부하여 주된 사무소의 소재지를 관할하는 특별자치시장ㆍ특별자치도지사ㆍ시장ㆍ군수 또는 자치구의 구청장(이하 "시장등"이라 한다)에게 제출해야 한다. &lt;개정 2021.6.8, 2025.10.10&gt;</w:t>
+      </w:r>
+      <w:r>
+        <w:br/>
+      </w:r>
+      <w:r>
+        <w:rPr>
+          <w:rFonts w:ascii="맑은 고딕" w:hAnsi="맑은 고딕" w:eastAsia="맑은 고딕"/>
+          <w:b w:val="0"/>
+          <w:color w:val="222222"/>
+          <w:sz w:val="18"/>
+        </w:rPr>
+        <w:t xml:space="preserve">    1. 행정사회 회원증 1부</w:t>
+      </w:r>
+      <w:r>
+        <w:br/>
+      </w:r>
+      <w:r>
+        <w:rPr>
+          <w:rFonts w:ascii="맑은 고딕" w:hAnsi="맑은 고딕" w:eastAsia="맑은 고딕"/>
+          <w:b w:val="0"/>
+          <w:color w:val="222222"/>
+          <w:sz w:val="18"/>
+        </w:rPr>
+        <w:t xml:space="preserve">    2. 사진(신청일 전 6개월 이내에 모자를 쓰지 않은 상태에서 배경 없이 찍은 상반신 사진으로서 가로 3센티미터, 세로 4센티미터인 것을 말한다) 1장</w:t>
+      </w:r>
+      <w:r>
+        <w:br/>
+      </w:r>
+      <w:r>
+        <w:rPr>
+          <w:rFonts w:ascii="맑은 고딕" w:hAnsi="맑은 고딕" w:eastAsia="맑은 고딕"/>
+          <w:b w:val="0"/>
+          <w:color w:val="222222"/>
+          <w:sz w:val="18"/>
+        </w:rPr>
+        <w:t>③ 제2항에 따른 신고서를 제출받은 시장등은 제24조의2에 따른 행정사정보시스템을 통하여 다음 각 호의 서류를 확인해야 한다. 다만, 행정사 업무 신고를 하려는 사람이 확인에 동의하지 않는 경우에는 해당 서류의 사본을 첨부하게 해야 한다. &lt;신설 2025.10.10&gt;</w:t>
+      </w:r>
+      <w:r>
+        <w:br/>
+      </w:r>
+      <w:r>
+        <w:rPr>
+          <w:rFonts w:ascii="맑은 고딕" w:hAnsi="맑은 고딕" w:eastAsia="맑은 고딕"/>
+          <w:b w:val="0"/>
+          <w:color w:val="222222"/>
+          <w:sz w:val="18"/>
+        </w:rPr>
+        <w:t xml:space="preserve">    1. 행정사 자격증 1부</w:t>
+      </w:r>
+      <w:r>
+        <w:br/>
+      </w:r>
+      <w:r>
+        <w:rPr>
+          <w:rFonts w:ascii="맑은 고딕" w:hAnsi="맑은 고딕" w:eastAsia="맑은 고딕"/>
+          <w:b w:val="0"/>
+          <w:color w:val="222222"/>
+          <w:sz w:val="18"/>
+        </w:rPr>
+        <w:t xml:space="preserve">    2. 실무교육 수료증 1부</w:t>
+      </w:r>
+    </w:p>
+    <w:p>
+      <w:pPr>
+        <w:spacing w:before="80" w:after="20" w:line="264" w:lineRule="auto"/>
+        <w:ind w:left="198"/>
+        <w:shd w:val="clear" w:color="auto" w:fill="F4F4F2"/>
+        <w:pBdr>
+          <w:top w:val="single" w:sz="4" w:space="4" w:color="E2E2DE"/>
+          <w:left w:val="single" w:sz="28" w:space="4" w:color="9AA0A6"/>
+          <w:right w:val="single" w:sz="4" w:space="4" w:color="E2E2DE"/>
+        </w:pBdr>
+      </w:pPr>
+      <w:r>
+        <w:rPr>
+          <w:rFonts w:ascii="맑은 고딕" w:hAnsi="맑은 고딕" w:eastAsia="맑은 고딕"/>
+          <w:b/>
+          <w:color w:val="FFFFFF"/>
+          <w:sz w:val="16"/>
+          <w:shd w:val="clear" w:color="auto" w:fill="9AA0A6"/>
+        </w:rPr>
+        <w:t xml:space="preserve"> 시행규칙 </w:t>
+      </w:r>
+      <w:r>
+        <w:rPr>
+          <w:rFonts w:ascii="맑은 고딕" w:hAnsi="맑은 고딕" w:eastAsia="맑은 고딕"/>
+          <w:b/>
+          <w:color w:val="5A5A5A"/>
+          <w:sz w:val="18"/>
+        </w:rPr>
+        <w:t xml:space="preserve">  제7조  업무신고</w:t>
+      </w:r>
+    </w:p>
+    <w:p>
+      <w:pPr>
+        <w:spacing w:before="0" w:after="100" w:line="307" w:lineRule="auto"/>
+        <w:ind w:left="198"/>
+        <w:shd w:val="clear" w:color="auto" w:fill="F4F4F2"/>
+        <w:pBdr>
+          <w:left w:val="single" w:sz="28" w:space="4" w:color="9AA0A6"/>
+          <w:bottom w:val="single" w:sz="4" w:space="4" w:color="E2E2DE"/>
+          <w:right w:val="single" w:sz="4" w:space="4" w:color="E2E2DE"/>
+        </w:pBdr>
+      </w:pPr>
+      <w:r>
+        <w:rPr>
+          <w:rFonts w:ascii="맑은 고딕" w:hAnsi="맑은 고딕" w:eastAsia="맑은 고딕"/>
+          <w:b w:val="0"/>
+          <w:color w:val="222222"/>
+          <w:sz w:val="18"/>
+        </w:rPr>
+        <w:t>① 영 제20조제2항에 따른 신고서는 별지 제8호서식과 같다.</w:t>
+      </w:r>
+      <w:r>
+        <w:br/>
+      </w:r>
+      <w:r>
+        <w:rPr>
+          <w:rFonts w:ascii="맑은 고딕" w:hAnsi="맑은 고딕" w:eastAsia="맑은 고딕"/>
+          <w:b w:val="0"/>
+          <w:color w:val="222222"/>
+          <w:sz w:val="18"/>
+        </w:rPr>
+        <w:t>② 법 제10조제1항 후단에 따라 신고한 사항을 변경하려는 행정사는 별지 제9호서식의 신고서에 법 제12조제1항에 따른 행정사업무신고확인증(이하 "신고확인증"이라 한다)을 첨부하여 특별자치시장ㆍ특별자치도지사ㆍ시장ㆍ군수 또는 자치구의 구청장(이하 "시장등"이라 한다. 이하 같다)에게 제출해야 한다. 이 경우 시장등은 영 제24조의2에 따른 행정사정보시스템(이하 "행정사정보시스템"이라 한다)을 통하여 행정사 자격증을 확인해야 하며, 신고인이 확인에 동의하지 않는 경우에는 해당 서류의 사본을 첨부하게 해야 한다. &lt;개정 2021.6.9, 2025.11.20&gt;</w:t>
+      </w:r>
+      <w:r>
+        <w:br/>
+      </w:r>
+      <w:r>
+        <w:rPr>
+          <w:rFonts w:ascii="맑은 고딕" w:hAnsi="맑은 고딕" w:eastAsia="맑은 고딕"/>
+          <w:b w:val="0"/>
+          <w:color w:val="222222"/>
+          <w:sz w:val="18"/>
+        </w:rPr>
+        <w:t xml:space="preserve">    1. 삭제&lt;2025.11.20&gt;</w:t>
+      </w:r>
+      <w:r>
+        <w:br/>
+      </w:r>
+      <w:r>
+        <w:rPr>
+          <w:rFonts w:ascii="맑은 고딕" w:hAnsi="맑은 고딕" w:eastAsia="맑은 고딕"/>
+          <w:b w:val="0"/>
+          <w:color w:val="222222"/>
+          <w:sz w:val="18"/>
+        </w:rPr>
+        <w:t xml:space="preserve">    2. 삭제&lt;2025.11.20&gt;</w:t>
+      </w:r>
+      <w:r>
+        <w:br/>
+      </w:r>
+      <w:r>
+        <w:rPr>
+          <w:rFonts w:ascii="맑은 고딕" w:hAnsi="맑은 고딕" w:eastAsia="맑은 고딕"/>
+          <w:b w:val="0"/>
+          <w:color w:val="222222"/>
+          <w:sz w:val="18"/>
+        </w:rPr>
+        <w:t>③ 제1항 및 제2항에도 불구하고 합동사무소나 분사무소를 설치하려는 경우 또는 설치한 경우에는 제10조에 따른다.</w:t>
+      </w:r>
+    </w:p>
+    <w:p>
+      <w:pPr>
+        <w:spacing w:before="160" w:after="40" w:line="312" w:lineRule="auto"/>
       </w:pPr>
       <w:r>
         <w:rPr>
@@ -1541,7 +4549,7 @@
     </w:p>
     <w:p>
       <w:pPr>
-        <w:spacing w:before="0" w:after="20" w:line="317" w:lineRule="auto"/>
+        <w:spacing w:before="0" w:after="20" w:line="312" w:lineRule="auto"/>
         <w:ind w:left="765" w:hanging="340"/>
       </w:pPr>
       <w:r>
@@ -1565,7 +4573,7 @@
     </w:p>
     <w:p>
       <w:pPr>
-        <w:spacing w:before="0" w:after="20" w:line="317" w:lineRule="auto"/>
+        <w:spacing w:before="0" w:after="20" w:line="312" w:lineRule="auto"/>
         <w:ind w:left="765" w:hanging="340"/>
       </w:pPr>
       <w:r>
@@ -1589,7 +4597,7 @@
     </w:p>
     <w:p>
       <w:pPr>
-        <w:spacing w:before="0" w:after="20" w:line="317" w:lineRule="auto"/>
+        <w:spacing w:before="0" w:after="20" w:line="312" w:lineRule="auto"/>
         <w:ind w:left="765" w:hanging="340"/>
       </w:pPr>
       <w:r>
@@ -1613,7 +4621,7 @@
     </w:p>
     <w:p>
       <w:pPr>
-        <w:spacing w:before="0" w:after="20" w:line="317" w:lineRule="auto"/>
+        <w:spacing w:before="0" w:after="20" w:line="312" w:lineRule="auto"/>
         <w:ind w:left="765" w:hanging="340"/>
       </w:pPr>
       <w:r>
@@ -1637,7 +4645,7 @@
     </w:p>
     <w:p>
       <w:pPr>
-        <w:spacing w:before="0" w:after="20" w:line="317" w:lineRule="auto"/>
+        <w:spacing w:before="0" w:after="20" w:line="312" w:lineRule="auto"/>
         <w:ind w:left="765" w:hanging="340"/>
       </w:pPr>
       <w:r>
@@ -1661,7 +4669,59 @@
     </w:p>
     <w:p>
       <w:pPr>
-        <w:spacing w:before="140" w:after="40" w:line="317" w:lineRule="auto"/>
+        <w:spacing w:before="80" w:after="20" w:line="264" w:lineRule="auto"/>
+        <w:ind w:left="198"/>
+        <w:shd w:val="clear" w:color="auto" w:fill="F4F4F2"/>
+        <w:pBdr>
+          <w:top w:val="single" w:sz="4" w:space="4" w:color="E2E2DE"/>
+          <w:left w:val="single" w:sz="28" w:space="4" w:color="9AA0A6"/>
+          <w:right w:val="single" w:sz="4" w:space="4" w:color="E2E2DE"/>
+        </w:pBdr>
+      </w:pPr>
+      <w:r>
+        <w:rPr>
+          <w:rFonts w:ascii="맑은 고딕" w:hAnsi="맑은 고딕" w:eastAsia="맑은 고딕"/>
+          <w:b/>
+          <w:color w:val="FFFFFF"/>
+          <w:sz w:val="16"/>
+          <w:shd w:val="clear" w:color="auto" w:fill="9AA0A6"/>
+        </w:rPr>
+        <w:t xml:space="preserve"> 시행규칙 </w:t>
+      </w:r>
+      <w:r>
+        <w:rPr>
+          <w:rFonts w:ascii="맑은 고딕" w:hAnsi="맑은 고딕" w:eastAsia="맑은 고딕"/>
+          <w:b/>
+          <w:color w:val="5A5A5A"/>
+          <w:sz w:val="18"/>
+        </w:rPr>
+        <w:t xml:space="preserve">  제8조  행정사업무신고 수리 거부에 대한 이의신청</w:t>
+      </w:r>
+    </w:p>
+    <w:p>
+      <w:pPr>
+        <w:spacing w:before="0" w:after="100" w:line="307" w:lineRule="auto"/>
+        <w:ind w:left="198"/>
+        <w:shd w:val="clear" w:color="auto" w:fill="F4F4F2"/>
+        <w:pBdr>
+          <w:left w:val="single" w:sz="28" w:space="4" w:color="9AA0A6"/>
+          <w:bottom w:val="single" w:sz="4" w:space="4" w:color="E2E2DE"/>
+          <w:right w:val="single" w:sz="4" w:space="4" w:color="E2E2DE"/>
+        </w:pBdr>
+      </w:pPr>
+      <w:r>
+        <w:rPr>
+          <w:rFonts w:ascii="맑은 고딕" w:hAnsi="맑은 고딕" w:eastAsia="맑은 고딕"/>
+          <w:b w:val="0"/>
+          <w:color w:val="222222"/>
+          <w:sz w:val="18"/>
+        </w:rPr>
+        <w:t>법 제11조제3항에 따른 이의신청은 별지 제10호서식에 따른다.</w:t>
+      </w:r>
+    </w:p>
+    <w:p>
+      <w:pPr>
+        <w:spacing w:before="160" w:after="40" w:line="312" w:lineRule="auto"/>
       </w:pPr>
       <w:r>
         <w:rPr>
@@ -1684,7 +4744,7 @@
     </w:p>
     <w:p>
       <w:pPr>
-        <w:spacing w:before="0" w:after="20" w:line="317" w:lineRule="auto"/>
+        <w:spacing w:before="0" w:after="20" w:line="312" w:lineRule="auto"/>
         <w:ind w:left="765" w:hanging="340"/>
       </w:pPr>
       <w:r>
@@ -1708,7 +4768,7 @@
     </w:p>
     <w:p>
       <w:pPr>
-        <w:spacing w:before="0" w:after="20" w:line="317" w:lineRule="auto"/>
+        <w:spacing w:before="0" w:after="20" w:line="312" w:lineRule="auto"/>
         <w:ind w:left="765" w:hanging="340"/>
       </w:pPr>
       <w:r>
@@ -1732,7 +4792,131 @@
     </w:p>
     <w:p>
       <w:pPr>
-        <w:spacing w:before="140" w:after="40" w:line="317" w:lineRule="auto"/>
+        <w:spacing w:before="80" w:after="20" w:line="264" w:lineRule="auto"/>
+        <w:ind w:left="198"/>
+        <w:shd w:val="clear" w:color="auto" w:fill="F4F4F2"/>
+        <w:pBdr>
+          <w:top w:val="single" w:sz="4" w:space="4" w:color="E2E2DE"/>
+          <w:left w:val="single" w:sz="28" w:space="4" w:color="9AA0A6"/>
+          <w:right w:val="single" w:sz="4" w:space="4" w:color="E2E2DE"/>
+        </w:pBdr>
+      </w:pPr>
+      <w:r>
+        <w:rPr>
+          <w:rFonts w:ascii="맑은 고딕" w:hAnsi="맑은 고딕" w:eastAsia="맑은 고딕"/>
+          <w:b/>
+          <w:color w:val="FFFFFF"/>
+          <w:sz w:val="16"/>
+          <w:shd w:val="clear" w:color="auto" w:fill="9AA0A6"/>
+        </w:rPr>
+        <w:t xml:space="preserve"> 시행규칙 </w:t>
+      </w:r>
+      <w:r>
+        <w:rPr>
+          <w:rFonts w:ascii="맑은 고딕" w:hAnsi="맑은 고딕" w:eastAsia="맑은 고딕"/>
+          <w:b/>
+          <w:color w:val="5A5A5A"/>
+          <w:sz w:val="18"/>
+        </w:rPr>
+        <w:t xml:space="preserve">  제9조  행정사업무신고확인증의 발급</w:t>
+      </w:r>
+    </w:p>
+    <w:p>
+      <w:pPr>
+        <w:spacing w:before="0" w:after="100" w:line="307" w:lineRule="auto"/>
+        <w:ind w:left="198"/>
+        <w:shd w:val="clear" w:color="auto" w:fill="F4F4F2"/>
+        <w:pBdr>
+          <w:left w:val="single" w:sz="28" w:space="4" w:color="9AA0A6"/>
+          <w:bottom w:val="single" w:sz="4" w:space="4" w:color="E2E2DE"/>
+          <w:right w:val="single" w:sz="4" w:space="4" w:color="E2E2DE"/>
+        </w:pBdr>
+      </w:pPr>
+      <w:r>
+        <w:rPr>
+          <w:rFonts w:ascii="맑은 고딕" w:hAnsi="맑은 고딕" w:eastAsia="맑은 고딕"/>
+          <w:b w:val="0"/>
+          <w:color w:val="222222"/>
+          <w:sz w:val="18"/>
+        </w:rPr>
+        <w:t>① 신고확인증은 별지 제11호서식 및 별지 제12호서식과 같다. &lt;개정 2025.11.20&gt;</w:t>
+      </w:r>
+      <w:r>
+        <w:br/>
+      </w:r>
+      <w:r>
+        <w:rPr>
+          <w:rFonts w:ascii="맑은 고딕" w:hAnsi="맑은 고딕" w:eastAsia="맑은 고딕"/>
+          <w:b w:val="0"/>
+          <w:color w:val="222222"/>
+          <w:sz w:val="18"/>
+        </w:rPr>
+        <w:t>② 시장등은 법 제12조제1항에 따라 신고확인증을 발급한 경우에는 다음 각 호의 대장에 해당 사항을 기록하여야 한다.</w:t>
+      </w:r>
+      <w:r>
+        <w:br/>
+      </w:r>
+      <w:r>
+        <w:rPr>
+          <w:rFonts w:ascii="맑은 고딕" w:hAnsi="맑은 고딕" w:eastAsia="맑은 고딕"/>
+          <w:b w:val="0"/>
+          <w:color w:val="222222"/>
+          <w:sz w:val="18"/>
+        </w:rPr>
+        <w:t xml:space="preserve">    1. 별지 제13호서식의 행정사 업무 신고대장</w:t>
+      </w:r>
+      <w:r>
+        <w:br/>
+      </w:r>
+      <w:r>
+        <w:rPr>
+          <w:rFonts w:ascii="맑은 고딕" w:hAnsi="맑은 고딕" w:eastAsia="맑은 고딕"/>
+          <w:b w:val="0"/>
+          <w:color w:val="222222"/>
+          <w:sz w:val="18"/>
+        </w:rPr>
+        <w:t xml:space="preserve">    2. 별지 제14호서식의 행정사 관리 대장</w:t>
+      </w:r>
+      <w:r>
+        <w:br/>
+      </w:r>
+      <w:r>
+        <w:rPr>
+          <w:rFonts w:ascii="맑은 고딕" w:hAnsi="맑은 고딕" w:eastAsia="맑은 고딕"/>
+          <w:b w:val="0"/>
+          <w:color w:val="222222"/>
+          <w:sz w:val="18"/>
+        </w:rPr>
+        <w:t>③ 법 제12조제2항에 따라 신고확인증을 재발급받으려는 행정사 또는 합동사무소의 대표 행정사는 별지 제15호서식의 신청서에 신고확인증(잃어버린 경우는 제외한다)을 첨부하여 시장등에게 제출하여야 한다. 이 경우 시장등은 행정사정보시스템을 통하여 행정사 자격증을 확인해야 하며, 신청인이 확인에 동의하지 않는 경우에는 해당 서류의 사본을 첨부하게 해야 한다. &lt;개정 2025.11.20&gt;</w:t>
+      </w:r>
+      <w:r>
+        <w:br/>
+      </w:r>
+      <w:r>
+        <w:rPr>
+          <w:rFonts w:ascii="맑은 고딕" w:hAnsi="맑은 고딕" w:eastAsia="맑은 고딕"/>
+          <w:b w:val="0"/>
+          <w:color w:val="222222"/>
+          <w:sz w:val="18"/>
+        </w:rPr>
+        <w:t xml:space="preserve">    1. 삭제&lt;2025.11.20&gt;</w:t>
+      </w:r>
+      <w:r>
+        <w:br/>
+      </w:r>
+      <w:r>
+        <w:rPr>
+          <w:rFonts w:ascii="맑은 고딕" w:hAnsi="맑은 고딕" w:eastAsia="맑은 고딕"/>
+          <w:b w:val="0"/>
+          <w:color w:val="222222"/>
+          <w:sz w:val="18"/>
+        </w:rPr>
+        <w:t xml:space="preserve">    2. 삭제&lt;2025.11.20&gt;</w:t>
+      </w:r>
+    </w:p>
+    <w:p>
+      <w:pPr>
+        <w:spacing w:before="160" w:after="40" w:line="312" w:lineRule="auto"/>
       </w:pPr>
       <w:r>
         <w:rPr>
@@ -1755,7 +4939,7 @@
     </w:p>
     <w:p>
       <w:pPr>
-        <w:spacing w:before="0" w:after="20" w:line="317" w:lineRule="auto"/>
+        <w:spacing w:before="0" w:after="20" w:line="312" w:lineRule="auto"/>
         <w:ind w:left="765" w:hanging="340"/>
       </w:pPr>
       <w:r>
@@ -1779,7 +4963,7 @@
     </w:p>
     <w:p>
       <w:pPr>
-        <w:spacing w:before="0" w:after="20" w:line="317" w:lineRule="auto"/>
+        <w:spacing w:before="0" w:after="20" w:line="312" w:lineRule="auto"/>
         <w:ind w:left="765" w:hanging="340"/>
       </w:pPr>
       <w:r>
@@ -1803,7 +4987,7 @@
     </w:p>
     <w:p>
       <w:pPr>
-        <w:spacing w:before="0" w:after="20" w:line="317" w:lineRule="auto"/>
+        <w:spacing w:before="0" w:after="20" w:line="312" w:lineRule="auto"/>
         <w:ind w:left="765" w:hanging="340"/>
       </w:pPr>
       <w:r>
@@ -1827,7 +5011,7 @@
     </w:p>
     <w:p>
       <w:pPr>
-        <w:spacing w:before="140" w:after="40" w:line="317" w:lineRule="auto"/>
+        <w:spacing w:before="160" w:after="40" w:line="312" w:lineRule="auto"/>
       </w:pPr>
       <w:r>
         <w:rPr>
@@ -1850,7 +5034,7 @@
     </w:p>
     <w:p>
       <w:pPr>
-        <w:spacing w:before="0" w:after="20" w:line="317" w:lineRule="auto"/>
+        <w:spacing w:before="0" w:after="20" w:line="312" w:lineRule="auto"/>
         <w:ind w:left="765" w:hanging="340"/>
       </w:pPr>
       <w:r>
@@ -1874,7 +5058,7 @@
     </w:p>
     <w:p>
       <w:pPr>
-        <w:spacing w:before="0" w:after="20" w:line="317" w:lineRule="auto"/>
+        <w:spacing w:before="0" w:after="20" w:line="312" w:lineRule="auto"/>
         <w:ind w:left="765" w:hanging="340"/>
       </w:pPr>
       <w:r>
@@ -1898,7 +5082,7 @@
     </w:p>
     <w:p>
       <w:pPr>
-        <w:spacing w:before="0" w:after="20" w:line="317" w:lineRule="auto"/>
+        <w:spacing w:before="0" w:after="20" w:line="312" w:lineRule="auto"/>
         <w:ind w:left="765" w:hanging="340"/>
       </w:pPr>
       <w:r>
@@ -1922,7 +5106,7 @@
     </w:p>
     <w:p>
       <w:pPr>
-        <w:spacing w:before="0" w:after="20" w:line="317" w:lineRule="auto"/>
+        <w:spacing w:before="0" w:after="20" w:line="312" w:lineRule="auto"/>
         <w:ind w:left="765" w:hanging="340"/>
       </w:pPr>
       <w:r>
@@ -1946,7 +5130,7 @@
     </w:p>
     <w:p>
       <w:pPr>
-        <w:spacing w:before="0" w:after="20" w:line="317" w:lineRule="auto"/>
+        <w:spacing w:before="0" w:after="20" w:line="312" w:lineRule="auto"/>
         <w:ind w:left="765" w:hanging="340"/>
       </w:pPr>
       <w:r>
@@ -1970,7 +5154,7 @@
     </w:p>
     <w:p>
       <w:pPr>
-        <w:spacing w:before="0" w:after="20" w:line="317" w:lineRule="auto"/>
+        <w:spacing w:before="0" w:after="20" w:line="312" w:lineRule="auto"/>
         <w:ind w:left="765" w:hanging="340"/>
       </w:pPr>
       <w:r>
@@ -1994,7 +5178,315 @@
     </w:p>
     <w:p>
       <w:pPr>
-        <w:spacing w:before="140" w:after="40" w:line="317" w:lineRule="auto"/>
+        <w:spacing w:before="80" w:after="20" w:line="264" w:lineRule="auto"/>
+        <w:ind w:left="198"/>
+        <w:shd w:val="clear" w:color="auto" w:fill="F4F4F2"/>
+        <w:pBdr>
+          <w:top w:val="single" w:sz="4" w:space="4" w:color="E2E2DE"/>
+          <w:left w:val="single" w:sz="28" w:space="4" w:color="9AA0A6"/>
+          <w:right w:val="single" w:sz="4" w:space="4" w:color="E2E2DE"/>
+        </w:pBdr>
+      </w:pPr>
+      <w:r>
+        <w:rPr>
+          <w:rFonts w:ascii="맑은 고딕" w:hAnsi="맑은 고딕" w:eastAsia="맑은 고딕"/>
+          <w:b/>
+          <w:color w:val="FFFFFF"/>
+          <w:sz w:val="16"/>
+          <w:shd w:val="clear" w:color="auto" w:fill="9AA0A6"/>
+        </w:rPr>
+        <w:t xml:space="preserve"> 시행규칙 </w:t>
+      </w:r>
+      <w:r>
+        <w:rPr>
+          <w:rFonts w:ascii="맑은 고딕" w:hAnsi="맑은 고딕" w:eastAsia="맑은 고딕"/>
+          <w:b/>
+          <w:color w:val="5A5A5A"/>
+          <w:sz w:val="18"/>
+        </w:rPr>
+        <w:t xml:space="preserve">  제10조  합동사무소 설치 등</w:t>
+      </w:r>
+    </w:p>
+    <w:p>
+      <w:pPr>
+        <w:spacing w:before="0" w:after="100" w:line="307" w:lineRule="auto"/>
+        <w:ind w:left="198"/>
+        <w:shd w:val="clear" w:color="auto" w:fill="F4F4F2"/>
+        <w:pBdr>
+          <w:left w:val="single" w:sz="28" w:space="4" w:color="9AA0A6"/>
+          <w:bottom w:val="single" w:sz="4" w:space="4" w:color="E2E2DE"/>
+          <w:right w:val="single" w:sz="4" w:space="4" w:color="E2E2DE"/>
+        </w:pBdr>
+      </w:pPr>
+      <w:r>
+        <w:rPr>
+          <w:rFonts w:ascii="맑은 고딕" w:hAnsi="맑은 고딕" w:eastAsia="맑은 고딕"/>
+          <w:b w:val="0"/>
+          <w:color w:val="222222"/>
+          <w:sz w:val="18"/>
+        </w:rPr>
+        <w:t>① 행정사가 법 제14조제2항에 따라 합동사무소 또는 분사무소를 설치하려는 경우에는 별지 제16호서식의 신고서를 주된 사무소 소재지의 시장등에게 제출해야 한다. 이 경우 합동사무소를 설치하려는 경우에는 다음 각 호의 서류를 첨부해야 한다. &lt;개정 2016.12.30, 2021.6.9, 2025.11.20&gt;</w:t>
+      </w:r>
+      <w:r>
+        <w:br/>
+      </w:r>
+      <w:r>
+        <w:rPr>
+          <w:rFonts w:ascii="맑은 고딕" w:hAnsi="맑은 고딕" w:eastAsia="맑은 고딕"/>
+          <w:b w:val="0"/>
+          <w:color w:val="222222"/>
+          <w:sz w:val="18"/>
+        </w:rPr>
+        <w:t xml:space="preserve">    1. 합동사무소를 구성하는 행정사(이하 "합동사무소 구성원"이라 한다)의 사진 각 1장</w:t>
+      </w:r>
+      <w:r>
+        <w:br/>
+      </w:r>
+      <w:r>
+        <w:rPr>
+          <w:rFonts w:ascii="맑은 고딕" w:hAnsi="맑은 고딕" w:eastAsia="맑은 고딕"/>
+          <w:b w:val="0"/>
+          <w:color w:val="222222"/>
+          <w:sz w:val="18"/>
+        </w:rPr>
+        <w:t xml:space="preserve">    2. 합동사무소 구성원의 법 제26조제1항에 따른 대한행정사회(이하 "행정사회"라 한다) 회원증 사본 각 1부</w:t>
+      </w:r>
+      <w:r>
+        <w:br/>
+      </w:r>
+      <w:r>
+        <w:rPr>
+          <w:rFonts w:ascii="맑은 고딕" w:hAnsi="맑은 고딕" w:eastAsia="맑은 고딕"/>
+          <w:b w:val="0"/>
+          <w:color w:val="222222"/>
+          <w:sz w:val="18"/>
+        </w:rPr>
+        <w:t xml:space="preserve">    3. 합동사무소 운영규약 1부</w:t>
+      </w:r>
+      <w:r>
+        <w:br/>
+      </w:r>
+      <w:r>
+        <w:rPr>
+          <w:rFonts w:ascii="맑은 고딕" w:hAnsi="맑은 고딕" w:eastAsia="맑은 고딕"/>
+          <w:b w:val="0"/>
+          <w:color w:val="222222"/>
+          <w:sz w:val="18"/>
+        </w:rPr>
+        <w:t>② 제1항제4호에 따른 합동사무소 운영규약에는 다음 각 호의 사항이 포함되어야 한다.</w:t>
+      </w:r>
+      <w:r>
+        <w:br/>
+      </w:r>
+      <w:r>
+        <w:rPr>
+          <w:rFonts w:ascii="맑은 고딕" w:hAnsi="맑은 고딕" w:eastAsia="맑은 고딕"/>
+          <w:b w:val="0"/>
+          <w:color w:val="222222"/>
+          <w:sz w:val="18"/>
+        </w:rPr>
+        <w:t xml:space="preserve">    1. 합동사무소 및 분사무소의 명칭</w:t>
+      </w:r>
+      <w:r>
+        <w:br/>
+      </w:r>
+      <w:r>
+        <w:rPr>
+          <w:rFonts w:ascii="맑은 고딕" w:hAnsi="맑은 고딕" w:eastAsia="맑은 고딕"/>
+          <w:b w:val="0"/>
+          <w:color w:val="222222"/>
+          <w:sz w:val="18"/>
+        </w:rPr>
+        <w:t xml:space="preserve">    2. 합동사무소 및 분사무소의 주소</w:t>
+      </w:r>
+      <w:r>
+        <w:br/>
+      </w:r>
+      <w:r>
+        <w:rPr>
+          <w:rFonts w:ascii="맑은 고딕" w:hAnsi="맑은 고딕" w:eastAsia="맑은 고딕"/>
+          <w:b w:val="0"/>
+          <w:color w:val="222222"/>
+          <w:sz w:val="18"/>
+        </w:rPr>
+        <w:t xml:space="preserve">    3. 조직 및 운영에 관한 사항</w:t>
+      </w:r>
+      <w:r>
+        <w:br/>
+      </w:r>
+      <w:r>
+        <w:rPr>
+          <w:rFonts w:ascii="맑은 고딕" w:hAnsi="맑은 고딕" w:eastAsia="맑은 고딕"/>
+          <w:b w:val="0"/>
+          <w:color w:val="222222"/>
+          <w:sz w:val="18"/>
+        </w:rPr>
+        <w:t xml:space="preserve">    4. 구성원의 가입과 탈퇴에 관한 사항</w:t>
+      </w:r>
+      <w:r>
+        <w:br/>
+      </w:r>
+      <w:r>
+        <w:rPr>
+          <w:rFonts w:ascii="맑은 고딕" w:hAnsi="맑은 고딕" w:eastAsia="맑은 고딕"/>
+          <w:b w:val="0"/>
+          <w:color w:val="222222"/>
+          <w:sz w:val="18"/>
+        </w:rPr>
+        <w:t>③ 분사무소에는 합동사무소 구성원을 책임자로 두어야 한다. &lt;개정 2025.11.20&gt;</w:t>
+      </w:r>
+      <w:r>
+        <w:br/>
+      </w:r>
+      <w:r>
+        <w:rPr>
+          <w:rFonts w:ascii="맑은 고딕" w:hAnsi="맑은 고딕" w:eastAsia="맑은 고딕"/>
+          <w:b w:val="0"/>
+          <w:color w:val="222222"/>
+          <w:sz w:val="18"/>
+        </w:rPr>
+        <w:t>④ 합동사무소의 대표 행정사는 다음 각 호의 어느 하나에 해당하는 사유가 발생하였을 때에는 30일 이내에 별지 제9호서식의 신고서에 신고확인증과 다음 각 호의 구분에 따른 서류를 첨부하여 주된 사무소 소재지의 시장등에게 제출해야 한다. 이 경우 제9조제2항을 준용한다. &lt;개정 2016.12.30, 2021.6.9, 2025.11.20&gt;</w:t>
+      </w:r>
+      <w:r>
+        <w:br/>
+      </w:r>
+      <w:r>
+        <w:rPr>
+          <w:rFonts w:ascii="맑은 고딕" w:hAnsi="맑은 고딕" w:eastAsia="맑은 고딕"/>
+          <w:b w:val="0"/>
+          <w:color w:val="222222"/>
+          <w:sz w:val="18"/>
+        </w:rPr>
+        <w:t xml:space="preserve">    1. 합동사무소 구성원이 변경된 경우</w:t>
+      </w:r>
+      <w:r>
+        <w:br/>
+      </w:r>
+      <w:r>
+        <w:rPr>
+          <w:rFonts w:ascii="맑은 고딕" w:hAnsi="맑은 고딕" w:eastAsia="맑은 고딕"/>
+          <w:b w:val="0"/>
+          <w:color w:val="222222"/>
+          <w:sz w:val="18"/>
+        </w:rPr>
+        <w:t xml:space="preserve">    2. 합동사무소 운영규약이 변경된 경우: 변경된 합동사무소 운영규약 1부</w:t>
+      </w:r>
+      <w:r>
+        <w:br/>
+      </w:r>
+      <w:r>
+        <w:rPr>
+          <w:rFonts w:ascii="맑은 고딕" w:hAnsi="맑은 고딕" w:eastAsia="맑은 고딕"/>
+          <w:b w:val="0"/>
+          <w:color w:val="222222"/>
+          <w:sz w:val="18"/>
+        </w:rPr>
+        <w:t xml:space="preserve">    3. 합동사무소나 분사무소의 명칭이 변경된 경우</w:t>
+      </w:r>
+      <w:r>
+        <w:br/>
+      </w:r>
+      <w:r>
+        <w:rPr>
+          <w:rFonts w:ascii="맑은 고딕" w:hAnsi="맑은 고딕" w:eastAsia="맑은 고딕"/>
+          <w:b w:val="0"/>
+          <w:color w:val="222222"/>
+          <w:sz w:val="18"/>
+        </w:rPr>
+        <w:t>⑤ 제1항 또는 제4항에 따른 신고서를 제출받은 시장등은 행정사정보시스템을 통하여 다음 각 호의 구분에 따른 서류를 확인해야 한다. 다만, 신고인이 확인에 동의하지 않는 경우에는 해당 서류의 사본을 첨부하게 해야 한다. &lt;신설 2025.11.20&gt;</w:t>
+      </w:r>
+      <w:r>
+        <w:br/>
+      </w:r>
+      <w:r>
+        <w:rPr>
+          <w:rFonts w:ascii="맑은 고딕" w:hAnsi="맑은 고딕" w:eastAsia="맑은 고딕"/>
+          <w:b w:val="0"/>
+          <w:color w:val="222222"/>
+          <w:sz w:val="18"/>
+        </w:rPr>
+        <w:t xml:space="preserve">    1. 제1항에 따른 합동사무소 또는 분사무소 설치신고의 경우</w:t>
+      </w:r>
+      <w:r>
+        <w:br/>
+      </w:r>
+      <w:r>
+        <w:rPr>
+          <w:rFonts w:ascii="맑은 고딕" w:hAnsi="맑은 고딕" w:eastAsia="맑은 고딕"/>
+          <w:b w:val="0"/>
+          <w:color w:val="222222"/>
+          <w:sz w:val="18"/>
+        </w:rPr>
+        <w:t xml:space="preserve">    2. 제4항제1호에 따른 합동사무소 구성원 변경신고의 경우</w:t>
+      </w:r>
+    </w:p>
+    <w:p>
+      <w:pPr>
+        <w:spacing w:before="80" w:after="20" w:line="264" w:lineRule="auto"/>
+        <w:ind w:left="198"/>
+        <w:shd w:val="clear" w:color="auto" w:fill="F4F4F2"/>
+        <w:pBdr>
+          <w:top w:val="single" w:sz="4" w:space="4" w:color="E2E2DE"/>
+          <w:left w:val="single" w:sz="28" w:space="4" w:color="9AA0A6"/>
+          <w:right w:val="single" w:sz="4" w:space="4" w:color="E2E2DE"/>
+        </w:pBdr>
+      </w:pPr>
+      <w:r>
+        <w:rPr>
+          <w:rFonts w:ascii="맑은 고딕" w:hAnsi="맑은 고딕" w:eastAsia="맑은 고딕"/>
+          <w:b/>
+          <w:color w:val="FFFFFF"/>
+          <w:sz w:val="16"/>
+          <w:shd w:val="clear" w:color="auto" w:fill="9AA0A6"/>
+        </w:rPr>
+        <w:t xml:space="preserve"> 시행규칙 </w:t>
+      </w:r>
+      <w:r>
+        <w:rPr>
+          <w:rFonts w:ascii="맑은 고딕" w:hAnsi="맑은 고딕" w:eastAsia="맑은 고딕"/>
+          <w:b/>
+          <w:color w:val="5A5A5A"/>
+          <w:sz w:val="18"/>
+        </w:rPr>
+        <w:t xml:space="preserve">  제11조  사무소의 이전</w:t>
+      </w:r>
+    </w:p>
+    <w:p>
+      <w:pPr>
+        <w:spacing w:before="0" w:after="100" w:line="307" w:lineRule="auto"/>
+        <w:ind w:left="198"/>
+        <w:shd w:val="clear" w:color="auto" w:fill="F4F4F2"/>
+        <w:pBdr>
+          <w:left w:val="single" w:sz="28" w:space="4" w:color="9AA0A6"/>
+          <w:bottom w:val="single" w:sz="4" w:space="4" w:color="E2E2DE"/>
+          <w:right w:val="single" w:sz="4" w:space="4" w:color="E2E2DE"/>
+        </w:pBdr>
+      </w:pPr>
+      <w:r>
+        <w:rPr>
+          <w:rFonts w:ascii="맑은 고딕" w:hAnsi="맑은 고딕" w:eastAsia="맑은 고딕"/>
+          <w:b w:val="0"/>
+          <w:color w:val="222222"/>
+          <w:sz w:val="18"/>
+        </w:rPr>
+        <w:t>① 법 제14조제3항에 따른 사무소 이전신고는 별지 제9호서식에 따른다.</w:t>
+      </w:r>
+      <w:r>
+        <w:br/>
+      </w:r>
+      <w:r>
+        <w:rPr>
+          <w:rFonts w:ascii="맑은 고딕" w:hAnsi="맑은 고딕" w:eastAsia="맑은 고딕"/>
+          <w:b w:val="0"/>
+          <w:color w:val="222222"/>
+          <w:sz w:val="18"/>
+        </w:rPr>
+        <w:t>② 삭제 &lt;2021.6.9&gt;</w:t>
+      </w:r>
+    </w:p>
+    <w:p>
+      <w:pPr>
+        <w:spacing w:before="160" w:after="40" w:line="312" w:lineRule="auto"/>
       </w:pPr>
       <w:r>
         <w:rPr>
@@ -2017,7 +5509,7 @@
     </w:p>
     <w:p>
       <w:pPr>
-        <w:spacing w:before="0" w:after="20" w:line="317" w:lineRule="auto"/>
+        <w:spacing w:before="0" w:after="20" w:line="312" w:lineRule="auto"/>
         <w:ind w:left="765" w:hanging="340"/>
       </w:pPr>
       <w:r>
@@ -2041,7 +5533,7 @@
     </w:p>
     <w:p>
       <w:pPr>
-        <w:spacing w:before="0" w:after="20" w:line="317" w:lineRule="auto"/>
+        <w:spacing w:before="0" w:after="20" w:line="312" w:lineRule="auto"/>
         <w:ind w:left="765" w:hanging="340"/>
       </w:pPr>
       <w:r>
@@ -2065,7 +5557,7 @@
     </w:p>
     <w:p>
       <w:pPr>
-        <w:spacing w:before="140" w:after="40" w:line="317" w:lineRule="auto"/>
+        <w:spacing w:before="160" w:after="40" w:line="312" w:lineRule="auto"/>
       </w:pPr>
       <w:r>
         <w:rPr>
@@ -2088,7 +5580,7 @@
     </w:p>
     <w:p>
       <w:pPr>
-        <w:spacing w:before="0" w:after="20" w:line="317" w:lineRule="auto"/>
+        <w:spacing w:before="0" w:after="20" w:line="312" w:lineRule="auto"/>
         <w:ind w:left="765" w:hanging="340"/>
       </w:pPr>
       <w:r>
@@ -2112,7 +5604,7 @@
     </w:p>
     <w:p>
       <w:pPr>
-        <w:spacing w:before="0" w:after="20" w:line="317" w:lineRule="auto"/>
+        <w:spacing w:before="0" w:after="20" w:line="312" w:lineRule="auto"/>
         <w:ind w:left="765" w:hanging="340"/>
       </w:pPr>
       <w:r>
@@ -2136,7 +5628,143 @@
     </w:p>
     <w:p>
       <w:pPr>
-        <w:spacing w:before="140" w:after="40" w:line="317" w:lineRule="auto"/>
+        <w:spacing w:before="80" w:after="20" w:line="264" w:lineRule="auto"/>
+        <w:ind w:left="198"/>
+        <w:shd w:val="clear" w:color="auto" w:fill="F4F4F2"/>
+        <w:pBdr>
+          <w:top w:val="single" w:sz="4" w:space="4" w:color="E2E2DE"/>
+          <w:left w:val="single" w:sz="28" w:space="4" w:color="9AA0A6"/>
+          <w:right w:val="single" w:sz="4" w:space="4" w:color="E2E2DE"/>
+        </w:pBdr>
+      </w:pPr>
+      <w:r>
+        <w:rPr>
+          <w:rFonts w:ascii="맑은 고딕" w:hAnsi="맑은 고딕" w:eastAsia="맑은 고딕"/>
+          <w:b/>
+          <w:color w:val="FFFFFF"/>
+          <w:sz w:val="16"/>
+          <w:shd w:val="clear" w:color="auto" w:fill="9AA0A6"/>
+        </w:rPr>
+        <w:t xml:space="preserve"> 시행규칙 </w:t>
+      </w:r>
+      <w:r>
+        <w:rPr>
+          <w:rFonts w:ascii="맑은 고딕" w:hAnsi="맑은 고딕" w:eastAsia="맑은 고딕"/>
+          <w:b/>
+          <w:color w:val="5A5A5A"/>
+          <w:sz w:val="18"/>
+        </w:rPr>
+        <w:t xml:space="preserve">  제12조  폐업신고 및 휴업신고 등</w:t>
+      </w:r>
+    </w:p>
+    <w:p>
+      <w:pPr>
+        <w:spacing w:before="0" w:after="100" w:line="307" w:lineRule="auto"/>
+        <w:ind w:left="198"/>
+        <w:shd w:val="clear" w:color="auto" w:fill="F4F4F2"/>
+        <w:pBdr>
+          <w:left w:val="single" w:sz="28" w:space="4" w:color="9AA0A6"/>
+          <w:bottom w:val="single" w:sz="4" w:space="4" w:color="E2E2DE"/>
+          <w:right w:val="single" w:sz="4" w:space="4" w:color="E2E2DE"/>
+        </w:pBdr>
+      </w:pPr>
+      <w:r>
+        <w:rPr>
+          <w:rFonts w:ascii="맑은 고딕" w:hAnsi="맑은 고딕" w:eastAsia="맑은 고딕"/>
+          <w:b w:val="0"/>
+          <w:color w:val="222222"/>
+          <w:sz w:val="18"/>
+        </w:rPr>
+        <w:t>① 법 제16조에 따른 폐업신고를 하거나 법 제17조에 따른 휴업신고를 하려는 행정사 또는 합동사무소의 대표 행정사는 별지 제9호서식의 신고서에 신고확인증을 첨부하여 주된 사무소 소재지의 시장등에게 제출하여야 한다. 다만, 신고를 할 때 신고확인증을 잃어버려 해당 서류를 제출할 수 없는 경우에는 별지 제9호서식의 신고서에 분실 사유를 작성한 경우에는 해당 서류를 제출하지 않아도 된다. &lt;개정 2019.3.29, 2025.11.20&gt;</w:t>
+      </w:r>
+      <w:r>
+        <w:br/>
+      </w:r>
+      <w:r>
+        <w:rPr>
+          <w:rFonts w:ascii="맑은 고딕" w:hAnsi="맑은 고딕" w:eastAsia="맑은 고딕"/>
+          <w:b w:val="0"/>
+          <w:color w:val="222222"/>
+          <w:sz w:val="18"/>
+        </w:rPr>
+        <w:t xml:space="preserve">    1. 삭제&lt;2025.11.20&gt;</w:t>
+      </w:r>
+      <w:r>
+        <w:br/>
+      </w:r>
+      <w:r>
+        <w:rPr>
+          <w:rFonts w:ascii="맑은 고딕" w:hAnsi="맑은 고딕" w:eastAsia="맑은 고딕"/>
+          <w:b w:val="0"/>
+          <w:color w:val="222222"/>
+          <w:sz w:val="18"/>
+        </w:rPr>
+        <w:t xml:space="preserve">    2. 삭제&lt;2025.11.20&gt;</w:t>
+      </w:r>
+      <w:r>
+        <w:br/>
+      </w:r>
+      <w:r>
+        <w:rPr>
+          <w:rFonts w:ascii="맑은 고딕" w:hAnsi="맑은 고딕" w:eastAsia="맑은 고딕"/>
+          <w:b w:val="0"/>
+          <w:color w:val="222222"/>
+          <w:sz w:val="18"/>
+        </w:rPr>
+        <w:t>② 제1항에 따라 휴업신고를 한 행정사 또는 합동사무소의 대표 행정사가 업무를 다시 시작하려면 법 제17조제1항에 따라 별지 제9호서식의 신고서를 주된 사무소 소재지의 시장등에게 제출하여야 한다. &lt;개정 2025.11.20&gt;</w:t>
+      </w:r>
+      <w:r>
+        <w:br/>
+      </w:r>
+      <w:r>
+        <w:rPr>
+          <w:rFonts w:ascii="맑은 고딕" w:hAnsi="맑은 고딕" w:eastAsia="맑은 고딕"/>
+          <w:b w:val="0"/>
+          <w:color w:val="222222"/>
+          <w:sz w:val="18"/>
+        </w:rPr>
+        <w:t>③ 제1항 또는 제2항에 따른 신고서를 제출받은 시장등은 행정사정보시스템을 통하여 행정사 자격증을 확인해야 한다. 다만, 신고인이 확인에 동의하지 않는 경우에는 해당 서류의 사본을 첨부하게 해야 한다. &lt;신설 2025.11.20&gt;</w:t>
+      </w:r>
+      <w:r>
+        <w:br/>
+      </w:r>
+      <w:r>
+        <w:rPr>
+          <w:rFonts w:ascii="맑은 고딕" w:hAnsi="맑은 고딕" w:eastAsia="맑은 고딕"/>
+          <w:b w:val="0"/>
+          <w:color w:val="222222"/>
+          <w:sz w:val="18"/>
+        </w:rPr>
+        <w:t>④ 제1항 및 제2항에 따라 신고를 받은 시장등은 다음 각 호의 대장에 해당 사항을 기록해야 하며, 제2항에 따라 업무재개를 신고한 행정사 또는 합동사무소의 대표 행정사에게는 별지 제11호서식 또는 별지 제12호서식의 신고확인증을 발급해야 한다. &lt;개정 2021.6.9, 2025.11.20&gt;</w:t>
+      </w:r>
+      <w:r>
+        <w:br/>
+      </w:r>
+      <w:r>
+        <w:rPr>
+          <w:rFonts w:ascii="맑은 고딕" w:hAnsi="맑은 고딕" w:eastAsia="맑은 고딕"/>
+          <w:b w:val="0"/>
+          <w:color w:val="222222"/>
+          <w:sz w:val="18"/>
+        </w:rPr>
+        <w:t xml:space="preserve">    1. 별지 제13호서식의 행정사 업무 신고대장</w:t>
+      </w:r>
+      <w:r>
+        <w:br/>
+      </w:r>
+      <w:r>
+        <w:rPr>
+          <w:rFonts w:ascii="맑은 고딕" w:hAnsi="맑은 고딕" w:eastAsia="맑은 고딕"/>
+          <w:b w:val="0"/>
+          <w:color w:val="222222"/>
+          <w:sz w:val="18"/>
+        </w:rPr>
+        <w:t xml:space="preserve">    2. 별지 제14호서식의 행정사 관리 대장</w:t>
+      </w:r>
+    </w:p>
+    <w:p>
+      <w:pPr>
+        <w:spacing w:before="160" w:after="40" w:line="312" w:lineRule="auto"/>
       </w:pPr>
       <w:r>
         <w:rPr>
@@ -2159,7 +5787,7 @@
     </w:p>
     <w:p>
       <w:pPr>
-        <w:spacing w:before="0" w:after="20" w:line="317" w:lineRule="auto"/>
+        <w:spacing w:before="0" w:after="20" w:line="312" w:lineRule="auto"/>
         <w:ind w:left="765" w:hanging="340"/>
       </w:pPr>
       <w:r>
@@ -2183,7 +5811,7 @@
     </w:p>
     <w:p>
       <w:pPr>
-        <w:spacing w:before="0" w:after="20" w:line="317" w:lineRule="auto"/>
+        <w:spacing w:before="0" w:after="20" w:line="312" w:lineRule="auto"/>
         <w:ind w:left="765" w:hanging="340"/>
       </w:pPr>
       <w:r>
@@ -2207,7 +5835,7 @@
     </w:p>
     <w:p>
       <w:pPr>
-        <w:spacing w:before="0" w:after="20" w:line="317" w:lineRule="auto"/>
+        <w:spacing w:before="0" w:after="20" w:line="312" w:lineRule="auto"/>
         <w:ind w:left="765" w:hanging="340"/>
       </w:pPr>
       <w:r>
@@ -2231,7 +5859,7 @@
     </w:p>
     <w:p>
       <w:pPr>
-        <w:spacing w:before="0" w:after="20" w:line="317" w:lineRule="auto"/>
+        <w:spacing w:before="0" w:after="20" w:line="312" w:lineRule="auto"/>
         <w:ind w:left="765" w:hanging="340"/>
       </w:pPr>
       <w:r>
@@ -2255,7 +5883,7 @@
     </w:p>
     <w:p>
       <w:pPr>
-        <w:spacing w:before="0" w:after="20" w:line="317" w:lineRule="auto"/>
+        <w:spacing w:before="0" w:after="20" w:line="312" w:lineRule="auto"/>
         <w:ind w:left="765" w:hanging="340"/>
       </w:pPr>
       <w:r>
@@ -2279,7 +5907,7 @@
     </w:p>
     <w:p>
       <w:pPr>
-        <w:spacing w:before="240" w:after="100" w:line="317" w:lineRule="auto"/>
+        <w:spacing w:before="240" w:after="100" w:line="312" w:lineRule="auto"/>
         <w:pBdr>
           <w:bottom w:val="single" w:sz="12" w:space="4" w:color="2E5A88"/>
         </w:pBdr>
@@ -2297,7 +5925,7 @@
     </w:p>
     <w:p>
       <w:pPr>
-        <w:spacing w:before="140" w:after="40" w:line="317" w:lineRule="auto"/>
+        <w:spacing w:before="160" w:after="40" w:line="312" w:lineRule="auto"/>
       </w:pPr>
       <w:r>
         <w:rPr>
@@ -2320,7 +5948,7 @@
     </w:p>
     <w:p>
       <w:pPr>
-        <w:spacing w:before="0" w:after="20" w:line="317" w:lineRule="auto"/>
+        <w:spacing w:before="0" w:after="20" w:line="312" w:lineRule="auto"/>
         <w:ind w:left="765" w:hanging="340"/>
       </w:pPr>
       <w:r>
@@ -2344,7 +5972,7 @@
     </w:p>
     <w:p>
       <w:pPr>
-        <w:spacing w:before="0" w:after="20" w:line="317" w:lineRule="auto"/>
+        <w:spacing w:before="0" w:after="20" w:line="312" w:lineRule="auto"/>
         <w:ind w:left="765" w:hanging="340"/>
       </w:pPr>
       <w:r>
@@ -2368,7 +5996,7 @@
     </w:p>
     <w:p>
       <w:pPr>
-        <w:spacing w:before="0" w:after="20" w:line="317" w:lineRule="auto"/>
+        <w:spacing w:before="0" w:after="20" w:line="312" w:lineRule="auto"/>
         <w:ind w:left="765" w:hanging="340"/>
       </w:pPr>
       <w:r>
@@ -2392,7 +6020,7 @@
     </w:p>
     <w:p>
       <w:pPr>
-        <w:spacing w:before="140" w:after="40" w:line="317" w:lineRule="auto"/>
+        <w:spacing w:before="160" w:after="40" w:line="312" w:lineRule="auto"/>
       </w:pPr>
       <w:r>
         <w:rPr>
@@ -2415,7 +6043,7 @@
     </w:p>
     <w:p>
       <w:pPr>
-        <w:spacing w:before="0" w:after="20" w:line="317" w:lineRule="auto"/>
+        <w:spacing w:before="0" w:after="20" w:line="312" w:lineRule="auto"/>
         <w:ind w:left="765" w:hanging="340"/>
       </w:pPr>
       <w:r>
@@ -2439,7 +6067,7 @@
     </w:p>
     <w:p>
       <w:pPr>
-        <w:spacing w:before="0" w:after="20" w:line="317" w:lineRule="auto"/>
+        <w:spacing w:before="0" w:after="20" w:line="312" w:lineRule="auto"/>
         <w:ind w:left="765" w:hanging="340"/>
       </w:pPr>
       <w:r>
@@ -2463,7 +6091,7 @@
     </w:p>
     <w:p>
       <w:pPr>
-        <w:spacing w:before="140" w:after="40" w:line="317" w:lineRule="auto"/>
+        <w:spacing w:before="160" w:after="40" w:line="312" w:lineRule="auto"/>
       </w:pPr>
       <w:r>
         <w:rPr>
@@ -2486,7 +6114,7 @@
     </w:p>
     <w:p>
       <w:pPr>
-        <w:spacing w:before="0" w:after="20" w:line="317" w:lineRule="auto"/>
+        <w:spacing w:before="0" w:after="20" w:line="312" w:lineRule="auto"/>
         <w:ind w:left="765" w:hanging="340"/>
       </w:pPr>
       <w:r>
@@ -2510,7 +6138,7 @@
     </w:p>
     <w:p>
       <w:pPr>
-        <w:spacing w:before="0" w:after="20" w:line="317" w:lineRule="auto"/>
+        <w:spacing w:before="0" w:after="20" w:line="312" w:lineRule="auto"/>
         <w:ind w:left="765" w:hanging="340"/>
       </w:pPr>
       <w:r>
@@ -2534,7 +6162,7 @@
     </w:p>
     <w:p>
       <w:pPr>
-        <w:spacing w:before="0" w:after="20" w:line="317" w:lineRule="auto"/>
+        <w:spacing w:before="0" w:after="20" w:line="312" w:lineRule="auto"/>
         <w:ind w:left="765" w:hanging="340"/>
       </w:pPr>
       <w:r>
@@ -2558,7 +6186,147 @@
     </w:p>
     <w:p>
       <w:pPr>
-        <w:spacing w:before="140" w:after="40" w:line="317" w:lineRule="auto"/>
+        <w:spacing w:before="80" w:after="20" w:line="264" w:lineRule="auto"/>
+        <w:ind w:left="198"/>
+        <w:shd w:val="clear" w:color="auto" w:fill="EAF1F8"/>
+        <w:pBdr>
+          <w:top w:val="single" w:sz="4" w:space="4" w:color="CBD9E8"/>
+          <w:left w:val="single" w:sz="28" w:space="4" w:color="2E5A88"/>
+          <w:right w:val="single" w:sz="4" w:space="4" w:color="CBD9E8"/>
+        </w:pBdr>
+      </w:pPr>
+      <w:r>
+        <w:rPr>
+          <w:rFonts w:ascii="맑은 고딕" w:hAnsi="맑은 고딕" w:eastAsia="맑은 고딕"/>
+          <w:b/>
+          <w:color w:val="FFFFFF"/>
+          <w:sz w:val="16"/>
+          <w:shd w:val="clear" w:color="auto" w:fill="2E5A88"/>
+        </w:rPr>
+        <w:t xml:space="preserve"> 시행령 </w:t>
+      </w:r>
+      <w:r>
+        <w:rPr>
+          <w:rFonts w:ascii="맑은 고딕" w:hAnsi="맑은 고딕" w:eastAsia="맑은 고딕"/>
+          <w:b/>
+          <w:color w:val="1F3A5F"/>
+          <w:sz w:val="18"/>
+        </w:rPr>
+        <w:t xml:space="preserve">  제21조  증명서 발급의 범위 등</w:t>
+      </w:r>
+    </w:p>
+    <w:p>
+      <w:pPr>
+        <w:spacing w:before="0" w:after="100" w:line="307" w:lineRule="auto"/>
+        <w:ind w:left="198"/>
+        <w:shd w:val="clear" w:color="auto" w:fill="EAF1F8"/>
+        <w:pBdr>
+          <w:left w:val="single" w:sz="28" w:space="4" w:color="2E5A88"/>
+          <w:bottom w:val="single" w:sz="4" w:space="4" w:color="CBD9E8"/>
+          <w:right w:val="single" w:sz="4" w:space="4" w:color="CBD9E8"/>
+        </w:pBdr>
+      </w:pPr>
+      <w:r>
+        <w:rPr>
+          <w:rFonts w:ascii="맑은 고딕" w:hAnsi="맑은 고딕" w:eastAsia="맑은 고딕"/>
+          <w:b w:val="0"/>
+          <w:color w:val="222222"/>
+          <w:sz w:val="18"/>
+        </w:rPr>
+        <w:t>행정사가 법 제20조제1항 및 제2항에 따라 발급할 수 있는 증명서의 범위는 자신이 행한 업무에 관련된 사실과 자신이 번역한 번역문으로 한정한다.</w:t>
+      </w:r>
+    </w:p>
+    <w:p>
+      <w:pPr>
+        <w:spacing w:before="80" w:after="20" w:line="264" w:lineRule="auto"/>
+        <w:ind w:left="198"/>
+        <w:shd w:val="clear" w:color="auto" w:fill="F4F4F2"/>
+        <w:pBdr>
+          <w:top w:val="single" w:sz="4" w:space="4" w:color="E2E2DE"/>
+          <w:left w:val="single" w:sz="28" w:space="4" w:color="9AA0A6"/>
+          <w:right w:val="single" w:sz="4" w:space="4" w:color="E2E2DE"/>
+        </w:pBdr>
+      </w:pPr>
+      <w:r>
+        <w:rPr>
+          <w:rFonts w:ascii="맑은 고딕" w:hAnsi="맑은 고딕" w:eastAsia="맑은 고딕"/>
+          <w:b/>
+          <w:color w:val="FFFFFF"/>
+          <w:sz w:val="16"/>
+          <w:shd w:val="clear" w:color="auto" w:fill="9AA0A6"/>
+        </w:rPr>
+        <w:t xml:space="preserve"> 시행규칙 </w:t>
+      </w:r>
+      <w:r>
+        <w:rPr>
+          <w:rFonts w:ascii="맑은 고딕" w:hAnsi="맑은 고딕" w:eastAsia="맑은 고딕"/>
+          <w:b/>
+          <w:color w:val="5A5A5A"/>
+          <w:sz w:val="18"/>
+        </w:rPr>
+        <w:t xml:space="preserve">  제13조  증명서의 발급</w:t>
+      </w:r>
+    </w:p>
+    <w:p>
+      <w:pPr>
+        <w:spacing w:before="0" w:after="100" w:line="307" w:lineRule="auto"/>
+        <w:ind w:left="198"/>
+        <w:shd w:val="clear" w:color="auto" w:fill="F4F4F2"/>
+        <w:pBdr>
+          <w:left w:val="single" w:sz="28" w:space="4" w:color="9AA0A6"/>
+          <w:bottom w:val="single" w:sz="4" w:space="4" w:color="E2E2DE"/>
+          <w:right w:val="single" w:sz="4" w:space="4" w:color="E2E2DE"/>
+        </w:pBdr>
+      </w:pPr>
+      <w:r>
+        <w:rPr>
+          <w:rFonts w:ascii="맑은 고딕" w:hAnsi="맑은 고딕" w:eastAsia="맑은 고딕"/>
+          <w:b w:val="0"/>
+          <w:color w:val="222222"/>
+          <w:sz w:val="18"/>
+        </w:rPr>
+        <w:t>① 영 제21조에 따른 증명서를 발급받으려는 사람은 해당 업무를 처리한 행정사에게 신청하여야 하며, 발급신청을 받은 행정사는 특별한 사유가 없으면 객관적인 사실에 입각하여 즉시 발급하여야 한다.</w:t>
+      </w:r>
+      <w:r>
+        <w:br/>
+      </w:r>
+      <w:r>
+        <w:rPr>
+          <w:rFonts w:ascii="맑은 고딕" w:hAnsi="맑은 고딕" w:eastAsia="맑은 고딕"/>
+          <w:b w:val="0"/>
+          <w:color w:val="222222"/>
+          <w:sz w:val="18"/>
+        </w:rPr>
+        <w:t>② 영 제21조에 따른 증명서의 서식은 다음 각 호와 같다.</w:t>
+      </w:r>
+      <w:r>
+        <w:br/>
+      </w:r>
+      <w:r>
+        <w:rPr>
+          <w:rFonts w:ascii="맑은 고딕" w:hAnsi="맑은 고딕" w:eastAsia="맑은 고딕"/>
+          <w:b w:val="0"/>
+          <w:color w:val="222222"/>
+          <w:sz w:val="18"/>
+        </w:rPr>
+        <w:t xml:space="preserve">    1. 법 제20조제1항에 따른 사실확인증명서: 별지 제17호서식</w:t>
+      </w:r>
+      <w:r>
+        <w:br/>
+      </w:r>
+      <w:r>
+        <w:rPr>
+          <w:rFonts w:ascii="맑은 고딕" w:hAnsi="맑은 고딕" w:eastAsia="맑은 고딕"/>
+          <w:b w:val="0"/>
+          <w:color w:val="222222"/>
+          <w:sz w:val="18"/>
+        </w:rPr>
+        <w:t xml:space="preserve">    2. 법 제20조제2항에 따른 번역확인증명서: 별지 제18호서식</w:t>
+      </w:r>
+    </w:p>
+    <w:p>
+      <w:pPr>
+        <w:spacing w:before="160" w:after="40" w:line="312" w:lineRule="auto"/>
       </w:pPr>
       <w:r>
         <w:rPr>
@@ -2581,7 +6349,7 @@
     </w:p>
     <w:p>
       <w:pPr>
-        <w:spacing w:before="0" w:after="20" w:line="317" w:lineRule="auto"/>
+        <w:spacing w:before="0" w:after="20" w:line="312" w:lineRule="auto"/>
         <w:ind w:left="765" w:hanging="340"/>
       </w:pPr>
       <w:r>
@@ -2605,7 +6373,7 @@
     </w:p>
     <w:p>
       <w:pPr>
-        <w:spacing w:before="0" w:after="20" w:line="317" w:lineRule="auto"/>
+        <w:spacing w:before="0" w:after="20" w:line="312" w:lineRule="auto"/>
         <w:ind w:left="765" w:hanging="340"/>
       </w:pPr>
       <w:r>
@@ -2629,7 +6397,7 @@
     </w:p>
     <w:p>
       <w:pPr>
-        <w:spacing w:before="140" w:after="40" w:line="317" w:lineRule="auto"/>
+        <w:spacing w:before="160" w:after="40" w:line="312" w:lineRule="auto"/>
       </w:pPr>
       <w:r>
         <w:rPr>
@@ -2652,7 +6420,7 @@
     </w:p>
     <w:p>
       <w:pPr>
-        <w:spacing w:before="0" w:after="20" w:line="317" w:lineRule="auto"/>
+        <w:spacing w:before="0" w:after="20" w:line="312" w:lineRule="auto"/>
         <w:ind w:left="765" w:hanging="340"/>
       </w:pPr>
       <w:r>
@@ -2676,7 +6444,7 @@
     </w:p>
     <w:p>
       <w:pPr>
-        <w:spacing w:before="0" w:after="20" w:line="317" w:lineRule="auto"/>
+        <w:spacing w:before="0" w:after="20" w:line="312" w:lineRule="auto"/>
         <w:ind w:left="765" w:hanging="340"/>
       </w:pPr>
       <w:r>
@@ -2700,7 +6468,7 @@
     </w:p>
     <w:p>
       <w:pPr>
-        <w:spacing w:before="0" w:after="20" w:line="317" w:lineRule="auto"/>
+        <w:spacing w:before="0" w:after="20" w:line="312" w:lineRule="auto"/>
         <w:ind w:left="765" w:hanging="340"/>
       </w:pPr>
       <w:r>
@@ -2724,7 +6492,95 @@
     </w:p>
     <w:p>
       <w:pPr>
-        <w:spacing w:before="140" w:after="40" w:line="317" w:lineRule="auto"/>
+        <w:spacing w:before="80" w:after="20" w:line="264" w:lineRule="auto"/>
+        <w:ind w:left="198"/>
+        <w:shd w:val="clear" w:color="auto" w:fill="EAF1F8"/>
+        <w:pBdr>
+          <w:top w:val="single" w:sz="4" w:space="4" w:color="CBD9E8"/>
+          <w:left w:val="single" w:sz="28" w:space="4" w:color="2E5A88"/>
+          <w:right w:val="single" w:sz="4" w:space="4" w:color="CBD9E8"/>
+        </w:pBdr>
+      </w:pPr>
+      <w:r>
+        <w:rPr>
+          <w:rFonts w:ascii="맑은 고딕" w:hAnsi="맑은 고딕" w:eastAsia="맑은 고딕"/>
+          <w:b/>
+          <w:color w:val="FFFFFF"/>
+          <w:sz w:val="16"/>
+          <w:shd w:val="clear" w:color="auto" w:fill="2E5A88"/>
+        </w:rPr>
+        <w:t xml:space="preserve"> 시행령 </w:t>
+      </w:r>
+      <w:r>
+        <w:rPr>
+          <w:rFonts w:ascii="맑은 고딕" w:hAnsi="맑은 고딕" w:eastAsia="맑은 고딕"/>
+          <w:b/>
+          <w:color w:val="1F3A5F"/>
+          <w:sz w:val="18"/>
+        </w:rPr>
+        <w:t xml:space="preserve">  제21의2조  수임제한 대상 행정기관의 범위</w:t>
+      </w:r>
+    </w:p>
+    <w:p>
+      <w:pPr>
+        <w:spacing w:before="0" w:after="100" w:line="307" w:lineRule="auto"/>
+        <w:ind w:left="198"/>
+        <w:shd w:val="clear" w:color="auto" w:fill="EAF1F8"/>
+        <w:pBdr>
+          <w:left w:val="single" w:sz="28" w:space="4" w:color="2E5A88"/>
+          <w:bottom w:val="single" w:sz="4" w:space="4" w:color="CBD9E8"/>
+          <w:right w:val="single" w:sz="4" w:space="4" w:color="CBD9E8"/>
+        </w:pBdr>
+      </w:pPr>
+      <w:r>
+        <w:rPr>
+          <w:rFonts w:ascii="맑은 고딕" w:hAnsi="맑은 고딕" w:eastAsia="맑은 고딕"/>
+          <w:b w:val="0"/>
+          <w:color w:val="222222"/>
+          <w:sz w:val="18"/>
+        </w:rPr>
+        <w:t>① 법 제21조의2제1항에 따른 행정기관의 범위는 「민원 처리에 관한 법률」 제2조제3호가목의 기관으로 한다.</w:t>
+      </w:r>
+      <w:r>
+        <w:br/>
+      </w:r>
+      <w:r>
+        <w:rPr>
+          <w:rFonts w:ascii="맑은 고딕" w:hAnsi="맑은 고딕" w:eastAsia="맑은 고딕"/>
+          <w:b w:val="0"/>
+          <w:color w:val="222222"/>
+          <w:sz w:val="18"/>
+        </w:rPr>
+        <w:t>② 제1항에도 불구하고 공무원직에 있다가 퇴직한 행정사가 파견, 교육훈련, 휴직, 출산휴가 또는 징계 등으로 퇴직 전 1년간 행정기관에 실제로 근무하지 않은 경우 그 행정기관은 법 제21조의2제1항에 따른 수임제한 대상 행정기관으로 보지 않는다.</w:t>
+      </w:r>
+      <w:r>
+        <w:br/>
+      </w:r>
+      <w:r>
+        <w:rPr>
+          <w:rFonts w:ascii="맑은 고딕" w:hAnsi="맑은 고딕" w:eastAsia="맑은 고딕"/>
+          <w:b w:val="0"/>
+          <w:color w:val="222222"/>
+          <w:sz w:val="18"/>
+        </w:rPr>
+        <w:t>③ 제1항에도 불구하고 공무원직에 있다가 퇴직한 행정사가 둘 이상의 기관에 소속되었던 경우 실제로 근무하지 않은 행정기관은 법 제21조의2제1항에 따른 수임제한 대상 행정기관으로 보지 않는다.</w:t>
+      </w:r>
+      <w:r>
+        <w:br/>
+      </w:r>
+      <w:r>
+        <w:rPr>
+          <w:rFonts w:ascii="맑은 고딕" w:hAnsi="맑은 고딕" w:eastAsia="맑은 고딕"/>
+          <w:b w:val="0"/>
+          <w:color w:val="222222"/>
+          <w:sz w:val="18"/>
+        </w:rPr>
+        <w:t>④ 제1항에도 불구하고 공무원직에 있다가 퇴직한 행정사가 퇴직 전 1년부터 퇴직한 때까지 일시적 직무대리, 겸임발령 등으로 소속된 행정기관에서의 근무기간이 1개월 이하인 경우 그 행정기관은 법 제21조의2제1항에 따른 수임제한 대상 행정기관으로 보지 않는다.</w:t>
+      </w:r>
+    </w:p>
+    <w:p>
+      <w:pPr>
+        <w:spacing w:before="160" w:after="40" w:line="312" w:lineRule="auto"/>
       </w:pPr>
       <w:r>
         <w:rPr>
@@ -2747,7 +6603,7 @@
     </w:p>
     <w:p>
       <w:pPr>
-        <w:spacing w:before="0" w:after="20" w:line="317" w:lineRule="auto"/>
+        <w:spacing w:before="0" w:after="20" w:line="312" w:lineRule="auto"/>
         <w:ind w:left="1134" w:hanging="312"/>
       </w:pPr>
       <w:r>
@@ -2771,7 +6627,7 @@
     </w:p>
     <w:p>
       <w:pPr>
-        <w:spacing w:before="0" w:after="20" w:line="317" w:lineRule="auto"/>
+        <w:spacing w:before="0" w:after="20" w:line="312" w:lineRule="auto"/>
         <w:ind w:left="1134" w:hanging="312"/>
       </w:pPr>
       <w:r>
@@ -2795,7 +6651,7 @@
     </w:p>
     <w:p>
       <w:pPr>
-        <w:spacing w:before="0" w:after="20" w:line="317" w:lineRule="auto"/>
+        <w:spacing w:before="0" w:after="20" w:line="312" w:lineRule="auto"/>
         <w:ind w:left="1134" w:hanging="312"/>
       </w:pPr>
       <w:r>
@@ -2819,7 +6675,7 @@
     </w:p>
     <w:p>
       <w:pPr>
-        <w:spacing w:before="0" w:after="20" w:line="317" w:lineRule="auto"/>
+        <w:spacing w:before="0" w:after="20" w:line="312" w:lineRule="auto"/>
         <w:ind w:left="1134" w:hanging="312"/>
       </w:pPr>
       <w:r>
@@ -2843,7 +6699,7 @@
     </w:p>
     <w:p>
       <w:pPr>
-        <w:spacing w:before="0" w:after="20" w:line="317" w:lineRule="auto"/>
+        <w:spacing w:before="0" w:after="20" w:line="312" w:lineRule="auto"/>
         <w:ind w:left="1134" w:hanging="312"/>
       </w:pPr>
       <w:r>
@@ -2867,7 +6723,7 @@
     </w:p>
     <w:p>
       <w:pPr>
-        <w:spacing w:before="0" w:after="20" w:line="317" w:lineRule="auto"/>
+        <w:spacing w:before="0" w:after="20" w:line="312" w:lineRule="auto"/>
         <w:ind w:left="1134" w:hanging="312"/>
       </w:pPr>
       <w:r>
@@ -2891,7 +6747,7 @@
     </w:p>
     <w:p>
       <w:pPr>
-        <w:spacing w:before="140" w:after="40" w:line="317" w:lineRule="auto"/>
+        <w:spacing w:before="160" w:after="40" w:line="312" w:lineRule="auto"/>
       </w:pPr>
       <w:r>
         <w:rPr>
@@ -2923,7 +6779,7 @@
     </w:p>
     <w:p>
       <w:pPr>
-        <w:spacing w:before="140" w:after="40" w:line="317" w:lineRule="auto"/>
+        <w:spacing w:before="160" w:after="40" w:line="312" w:lineRule="auto"/>
       </w:pPr>
       <w:r>
         <w:rPr>
@@ -2946,7 +6802,7 @@
     </w:p>
     <w:p>
       <w:pPr>
-        <w:spacing w:before="0" w:after="20" w:line="317" w:lineRule="auto"/>
+        <w:spacing w:before="0" w:after="20" w:line="312" w:lineRule="auto"/>
         <w:ind w:left="765" w:hanging="340"/>
       </w:pPr>
       <w:r>
@@ -2970,7 +6826,7 @@
     </w:p>
     <w:p>
       <w:pPr>
-        <w:spacing w:before="0" w:after="20" w:line="317" w:lineRule="auto"/>
+        <w:spacing w:before="0" w:after="20" w:line="312" w:lineRule="auto"/>
         <w:ind w:left="765" w:hanging="340"/>
       </w:pPr>
       <w:r>
@@ -2994,7 +6850,7 @@
     </w:p>
     <w:p>
       <w:pPr>
-        <w:spacing w:before="0" w:after="20" w:line="317" w:lineRule="auto"/>
+        <w:spacing w:before="0" w:after="20" w:line="312" w:lineRule="auto"/>
         <w:ind w:left="1134" w:hanging="312"/>
       </w:pPr>
       <w:r>
@@ -3018,7 +6874,7 @@
     </w:p>
     <w:p>
       <w:pPr>
-        <w:spacing w:before="0" w:after="20" w:line="317" w:lineRule="auto"/>
+        <w:spacing w:before="0" w:after="20" w:line="312" w:lineRule="auto"/>
         <w:ind w:left="1134" w:hanging="312"/>
       </w:pPr>
       <w:r>
@@ -3042,7 +6898,7 @@
     </w:p>
     <w:p>
       <w:pPr>
-        <w:spacing w:before="0" w:after="20" w:line="317" w:lineRule="auto"/>
+        <w:spacing w:before="0" w:after="20" w:line="312" w:lineRule="auto"/>
         <w:ind w:left="1134" w:hanging="312"/>
       </w:pPr>
       <w:r>
@@ -3066,7 +6922,7 @@
     </w:p>
     <w:p>
       <w:pPr>
-        <w:spacing w:before="0" w:after="20" w:line="317" w:lineRule="auto"/>
+        <w:spacing w:before="0" w:after="20" w:line="312" w:lineRule="auto"/>
         <w:ind w:left="1134" w:hanging="312"/>
       </w:pPr>
       <w:r>
@@ -3090,7 +6946,7 @@
     </w:p>
     <w:p>
       <w:pPr>
-        <w:spacing w:before="0" w:after="20" w:line="317" w:lineRule="auto"/>
+        <w:spacing w:before="0" w:after="20" w:line="312" w:lineRule="auto"/>
         <w:ind w:left="1134" w:hanging="312"/>
       </w:pPr>
       <w:r>
@@ -3114,7 +6970,7 @@
     </w:p>
     <w:p>
       <w:pPr>
-        <w:spacing w:before="0" w:after="20" w:line="317" w:lineRule="auto"/>
+        <w:spacing w:before="0" w:after="20" w:line="312" w:lineRule="auto"/>
         <w:ind w:left="1134" w:hanging="312"/>
       </w:pPr>
       <w:r>
@@ -3138,7 +6994,123 @@
     </w:p>
     <w:p>
       <w:pPr>
-        <w:spacing w:before="140" w:after="40" w:line="317" w:lineRule="auto"/>
+        <w:spacing w:before="80" w:after="20" w:line="264" w:lineRule="auto"/>
+        <w:ind w:left="198"/>
+        <w:shd w:val="clear" w:color="auto" w:fill="EAF1F8"/>
+        <w:pBdr>
+          <w:top w:val="single" w:sz="4" w:space="4" w:color="CBD9E8"/>
+          <w:left w:val="single" w:sz="28" w:space="4" w:color="2E5A88"/>
+          <w:right w:val="single" w:sz="4" w:space="4" w:color="CBD9E8"/>
+        </w:pBdr>
+      </w:pPr>
+      <w:r>
+        <w:rPr>
+          <w:rFonts w:ascii="맑은 고딕" w:hAnsi="맑은 고딕" w:eastAsia="맑은 고딕"/>
+          <w:b/>
+          <w:color w:val="FFFFFF"/>
+          <w:sz w:val="16"/>
+          <w:shd w:val="clear" w:color="auto" w:fill="2E5A88"/>
+        </w:rPr>
+        <w:t xml:space="preserve"> 시행령 </w:t>
+      </w:r>
+      <w:r>
+        <w:rPr>
+          <w:rFonts w:ascii="맑은 고딕" w:hAnsi="맑은 고딕" w:eastAsia="맑은 고딕"/>
+          <w:b/>
+          <w:color w:val="1F3A5F"/>
+          <w:sz w:val="18"/>
+        </w:rPr>
+        <w:t xml:space="preserve">  제22조  업무처리부의 보관 등</w:t>
+      </w:r>
+    </w:p>
+    <w:p>
+      <w:pPr>
+        <w:spacing w:before="0" w:after="100" w:line="307" w:lineRule="auto"/>
+        <w:ind w:left="198"/>
+        <w:shd w:val="clear" w:color="auto" w:fill="EAF1F8"/>
+        <w:pBdr>
+          <w:left w:val="single" w:sz="28" w:space="4" w:color="2E5A88"/>
+          <w:bottom w:val="single" w:sz="4" w:space="4" w:color="CBD9E8"/>
+          <w:right w:val="single" w:sz="4" w:space="4" w:color="CBD9E8"/>
+        </w:pBdr>
+      </w:pPr>
+      <w:r>
+        <w:rPr>
+          <w:rFonts w:ascii="맑은 고딕" w:hAnsi="맑은 고딕" w:eastAsia="맑은 고딕"/>
+          <w:b w:val="0"/>
+          <w:color w:val="222222"/>
+          <w:sz w:val="18"/>
+        </w:rPr>
+        <w:t>① 법 제24조제1항에 따른 업무처리부는 「전자문서 및 전자거래 기본법」 제2조제1호에 따른 전자문서로 작성할 수 있다. &lt;개정 2012.8.31&gt;</w:t>
+      </w:r>
+      <w:r>
+        <w:br/>
+      </w:r>
+      <w:r>
+        <w:rPr>
+          <w:rFonts w:ascii="맑은 고딕" w:hAnsi="맑은 고딕" w:eastAsia="맑은 고딕"/>
+          <w:b w:val="0"/>
+          <w:color w:val="222222"/>
+          <w:sz w:val="18"/>
+        </w:rPr>
+        <w:t>② 행정사는 법 제24조제1항에 따라 작성한 업무처리부를 1년간 보관하여야 한다. &lt;개정 2014.12.3&gt;</w:t>
+      </w:r>
+    </w:p>
+    <w:p>
+      <w:pPr>
+        <w:spacing w:before="80" w:after="20" w:line="264" w:lineRule="auto"/>
+        <w:ind w:left="198"/>
+        <w:shd w:val="clear" w:color="auto" w:fill="F4F4F2"/>
+        <w:pBdr>
+          <w:top w:val="single" w:sz="4" w:space="4" w:color="E2E2DE"/>
+          <w:left w:val="single" w:sz="28" w:space="4" w:color="9AA0A6"/>
+          <w:right w:val="single" w:sz="4" w:space="4" w:color="E2E2DE"/>
+        </w:pBdr>
+      </w:pPr>
+      <w:r>
+        <w:rPr>
+          <w:rFonts w:ascii="맑은 고딕" w:hAnsi="맑은 고딕" w:eastAsia="맑은 고딕"/>
+          <w:b/>
+          <w:color w:val="FFFFFF"/>
+          <w:sz w:val="16"/>
+          <w:shd w:val="clear" w:color="auto" w:fill="9AA0A6"/>
+        </w:rPr>
+        <w:t xml:space="preserve"> 시행규칙 </w:t>
+      </w:r>
+      <w:r>
+        <w:rPr>
+          <w:rFonts w:ascii="맑은 고딕" w:hAnsi="맑은 고딕" w:eastAsia="맑은 고딕"/>
+          <w:b/>
+          <w:color w:val="5A5A5A"/>
+          <w:sz w:val="18"/>
+        </w:rPr>
+        <w:t xml:space="preserve">  제14조  업무처리부</w:t>
+      </w:r>
+    </w:p>
+    <w:p>
+      <w:pPr>
+        <w:spacing w:before="0" w:after="100" w:line="307" w:lineRule="auto"/>
+        <w:ind w:left="198"/>
+        <w:shd w:val="clear" w:color="auto" w:fill="F4F4F2"/>
+        <w:pBdr>
+          <w:left w:val="single" w:sz="28" w:space="4" w:color="9AA0A6"/>
+          <w:bottom w:val="single" w:sz="4" w:space="4" w:color="E2E2DE"/>
+          <w:right w:val="single" w:sz="4" w:space="4" w:color="E2E2DE"/>
+        </w:pBdr>
+      </w:pPr>
+      <w:r>
+        <w:rPr>
+          <w:rFonts w:ascii="맑은 고딕" w:hAnsi="맑은 고딕" w:eastAsia="맑은 고딕"/>
+          <w:b w:val="0"/>
+          <w:color w:val="222222"/>
+          <w:sz w:val="18"/>
+        </w:rPr>
+        <w:t>영 제22조에 따른 업무처리부는 별지 제19호서식과 같다.</w:t>
+      </w:r>
+    </w:p>
+    <w:p>
+      <w:pPr>
+        <w:spacing w:before="160" w:after="40" w:line="312" w:lineRule="auto"/>
       </w:pPr>
       <w:r>
         <w:rPr>
@@ -3161,7 +7133,7 @@
     </w:p>
     <w:p>
       <w:pPr>
-        <w:spacing w:before="0" w:after="20" w:line="317" w:lineRule="auto"/>
+        <w:spacing w:before="0" w:after="20" w:line="312" w:lineRule="auto"/>
         <w:ind w:left="765" w:hanging="340"/>
       </w:pPr>
       <w:r>
@@ -3185,7 +7157,7 @@
     </w:p>
     <w:p>
       <w:pPr>
-        <w:spacing w:before="0" w:after="20" w:line="317" w:lineRule="auto"/>
+        <w:spacing w:before="0" w:after="20" w:line="312" w:lineRule="auto"/>
         <w:ind w:left="765" w:hanging="340"/>
       </w:pPr>
       <w:r>
@@ -3209,7 +7181,7 @@
     </w:p>
     <w:p>
       <w:pPr>
-        <w:spacing w:before="0" w:after="20" w:line="317" w:lineRule="auto"/>
+        <w:spacing w:before="0" w:after="20" w:line="312" w:lineRule="auto"/>
         <w:ind w:left="765" w:hanging="340"/>
       </w:pPr>
       <w:r>
@@ -3233,7 +7205,7 @@
     </w:p>
     <w:p>
       <w:pPr>
-        <w:spacing w:before="0" w:after="20" w:line="317" w:lineRule="auto"/>
+        <w:spacing w:before="0" w:after="20" w:line="312" w:lineRule="auto"/>
         <w:ind w:left="765" w:hanging="340"/>
       </w:pPr>
       <w:r>
@@ -3257,7 +7229,363 @@
     </w:p>
     <w:p>
       <w:pPr>
-        <w:spacing w:before="240" w:after="100" w:line="317" w:lineRule="auto"/>
+        <w:spacing w:before="80" w:after="20" w:line="264" w:lineRule="auto"/>
+        <w:ind w:left="198"/>
+        <w:shd w:val="clear" w:color="auto" w:fill="EAF1F8"/>
+        <w:pBdr>
+          <w:top w:val="single" w:sz="4" w:space="4" w:color="CBD9E8"/>
+          <w:left w:val="single" w:sz="28" w:space="4" w:color="2E5A88"/>
+          <w:right w:val="single" w:sz="4" w:space="4" w:color="CBD9E8"/>
+        </w:pBdr>
+      </w:pPr>
+      <w:r>
+        <w:rPr>
+          <w:rFonts w:ascii="맑은 고딕" w:hAnsi="맑은 고딕" w:eastAsia="맑은 고딕"/>
+          <w:b/>
+          <w:color w:val="FFFFFF"/>
+          <w:sz w:val="16"/>
+          <w:shd w:val="clear" w:color="auto" w:fill="2E5A88"/>
+        </w:rPr>
+        <w:t xml:space="preserve"> 시행령 </w:t>
+      </w:r>
+      <w:r>
+        <w:rPr>
+          <w:rFonts w:ascii="맑은 고딕" w:hAnsi="맑은 고딕" w:eastAsia="맑은 고딕"/>
+          <w:b/>
+          <w:color w:val="1F3A5F"/>
+          <w:sz w:val="18"/>
+        </w:rPr>
+        <w:t xml:space="preserve">  제23조  행정사의 교육</w:t>
+      </w:r>
+    </w:p>
+    <w:p>
+      <w:pPr>
+        <w:spacing w:before="0" w:after="100" w:line="307" w:lineRule="auto"/>
+        <w:ind w:left="198"/>
+        <w:shd w:val="clear" w:color="auto" w:fill="EAF1F8"/>
+        <w:pBdr>
+          <w:left w:val="single" w:sz="28" w:space="4" w:color="2E5A88"/>
+          <w:bottom w:val="single" w:sz="4" w:space="4" w:color="CBD9E8"/>
+          <w:right w:val="single" w:sz="4" w:space="4" w:color="CBD9E8"/>
+        </w:pBdr>
+      </w:pPr>
+      <w:r>
+        <w:rPr>
+          <w:rFonts w:ascii="맑은 고딕" w:hAnsi="맑은 고딕" w:eastAsia="맑은 고딕"/>
+          <w:b w:val="0"/>
+          <w:color w:val="222222"/>
+          <w:sz w:val="18"/>
+        </w:rPr>
+        <w:t>① 실무교육은 기본소양교육과 실무수습교육으로 구분한다.</w:t>
+      </w:r>
+      <w:r>
+        <w:br/>
+      </w:r>
+      <w:r>
+        <w:rPr>
+          <w:rFonts w:ascii="맑은 고딕" w:hAnsi="맑은 고딕" w:eastAsia="맑은 고딕"/>
+          <w:b w:val="0"/>
+          <w:color w:val="222222"/>
+          <w:sz w:val="18"/>
+        </w:rPr>
+        <w:t>② 제1항에 따른 기본소양교육은 20시간 실시하며, 실무수습교육은 40시간 동안 행정사 사무소 또는 행정안전부장관이 지정하는 장소에서 실시한다. &lt;개정 2013.3.23, 2014.11.19, 2014.12.3, 2017.7.26&gt;</w:t>
+      </w:r>
+      <w:r>
+        <w:br/>
+      </w:r>
+      <w:r>
+        <w:rPr>
+          <w:rFonts w:ascii="맑은 고딕" w:hAnsi="맑은 고딕" w:eastAsia="맑은 고딕"/>
+          <w:b w:val="0"/>
+          <w:color w:val="222222"/>
+          <w:sz w:val="18"/>
+        </w:rPr>
+        <w:t>③ 행정안전부장관은 다음 각 호의 사항을 포함한 실무교육계획을 수립하여 교육 실시 30일전까지 인터넷 홈페이지 등에 공고해야 한다. &lt;개정 2013.3.23, 2014.11.19, 2017.7.26, 2021.6.8&gt;</w:t>
+      </w:r>
+      <w:r>
+        <w:br/>
+      </w:r>
+      <w:r>
+        <w:rPr>
+          <w:rFonts w:ascii="맑은 고딕" w:hAnsi="맑은 고딕" w:eastAsia="맑은 고딕"/>
+          <w:b w:val="0"/>
+          <w:color w:val="222222"/>
+          <w:sz w:val="18"/>
+        </w:rPr>
+        <w:t xml:space="preserve">    1. 교육시기 및 교육기간</w:t>
+      </w:r>
+      <w:r>
+        <w:br/>
+      </w:r>
+      <w:r>
+        <w:rPr>
+          <w:rFonts w:ascii="맑은 고딕" w:hAnsi="맑은 고딕" w:eastAsia="맑은 고딕"/>
+          <w:b w:val="0"/>
+          <w:color w:val="222222"/>
+          <w:sz w:val="18"/>
+        </w:rPr>
+        <w:t xml:space="preserve">    2. 민원처리 관련 법령ㆍ행정절차ㆍ기본소양 등 교육과목</w:t>
+      </w:r>
+      <w:r>
+        <w:br/>
+      </w:r>
+      <w:r>
+        <w:rPr>
+          <w:rFonts w:ascii="맑은 고딕" w:hAnsi="맑은 고딕" w:eastAsia="맑은 고딕"/>
+          <w:b w:val="0"/>
+          <w:color w:val="222222"/>
+          <w:sz w:val="18"/>
+        </w:rPr>
+        <w:t xml:space="preserve">    3. 교육의 이수방법</w:t>
+      </w:r>
+      <w:r>
+        <w:br/>
+      </w:r>
+      <w:r>
+        <w:rPr>
+          <w:rFonts w:ascii="맑은 고딕" w:hAnsi="맑은 고딕" w:eastAsia="맑은 고딕"/>
+          <w:b w:val="0"/>
+          <w:color w:val="222222"/>
+          <w:sz w:val="18"/>
+        </w:rPr>
+        <w:t xml:space="preserve">    4. 그 밖에 필요한 사항</w:t>
+      </w:r>
+      <w:r>
+        <w:br/>
+      </w:r>
+      <w:r>
+        <w:rPr>
+          <w:rFonts w:ascii="맑은 고딕" w:hAnsi="맑은 고딕" w:eastAsia="맑은 고딕"/>
+          <w:b w:val="0"/>
+          <w:color w:val="222222"/>
+          <w:sz w:val="18"/>
+        </w:rPr>
+        <w:t>④ 실무교육은 집합교육 또는 온라인 교육으로 실시한다. &lt;개정 2021.6.8, 2025.10.10&gt;</w:t>
+      </w:r>
+      <w:r>
+        <w:br/>
+      </w:r>
+      <w:r>
+        <w:rPr>
+          <w:rFonts w:ascii="맑은 고딕" w:hAnsi="맑은 고딕" w:eastAsia="맑은 고딕"/>
+          <w:b w:val="0"/>
+          <w:color w:val="222222"/>
+          <w:sz w:val="18"/>
+        </w:rPr>
+        <w:t>⑤ 법 제25조제2항에서 "대통령령으로 정하는 기관ㆍ단체 등"이란 다음 각 호의 기관 및 단체를 말한다. &lt;개정 2021.6.8&gt;</w:t>
+      </w:r>
+      <w:r>
+        <w:br/>
+      </w:r>
+      <w:r>
+        <w:rPr>
+          <w:rFonts w:ascii="맑은 고딕" w:hAnsi="맑은 고딕" w:eastAsia="맑은 고딕"/>
+          <w:b w:val="0"/>
+          <w:color w:val="222222"/>
+          <w:sz w:val="18"/>
+        </w:rPr>
+        <w:t xml:space="preserve">    1. 행정사회</w:t>
+      </w:r>
+      <w:r>
+        <w:br/>
+      </w:r>
+      <w:r>
+        <w:rPr>
+          <w:rFonts w:ascii="맑은 고딕" w:hAnsi="맑은 고딕" w:eastAsia="맑은 고딕"/>
+          <w:b w:val="0"/>
+          <w:color w:val="222222"/>
+          <w:sz w:val="18"/>
+        </w:rPr>
+        <w:t xml:space="preserve">    2. 「고등교육법」 제2조제1호에 따른 대학(행정학과 또는 법학과가 개설된 대학으로 한정한다)</w:t>
+      </w:r>
+      <w:r>
+        <w:br/>
+      </w:r>
+      <w:r>
+        <w:rPr>
+          <w:rFonts w:ascii="맑은 고딕" w:hAnsi="맑은 고딕" w:eastAsia="맑은 고딕"/>
+          <w:b w:val="0"/>
+          <w:color w:val="222222"/>
+          <w:sz w:val="18"/>
+        </w:rPr>
+        <w:t>⑥ 행정사는 전문성과 윤리의식을 높이기 위하여 다음 각 호의 구분에 따른 날(각 호 중 둘 이상에 해당하는 경우에는 가장 빠른 날을 말한다)부터 2년(휴업 기간 및 업무의 정지 기간은 제외한다)마다 16시간의 연수교육을 받아야 한다. &lt;신설 2021.6.8&gt;</w:t>
+      </w:r>
+      <w:r>
+        <w:br/>
+      </w:r>
+      <w:r>
+        <w:rPr>
+          <w:rFonts w:ascii="맑은 고딕" w:hAnsi="맑은 고딕" w:eastAsia="맑은 고딕"/>
+          <w:b w:val="0"/>
+          <w:color w:val="222222"/>
+          <w:sz w:val="18"/>
+        </w:rPr>
+        <w:t xml:space="preserve">    1. 법 제14조에 따른 사무소 또는 합동사무소를 설치한  행정사의 경우: 법 제12조에 따른 행정사업무신고확인증을 발급받은 날</w:t>
+      </w:r>
+      <w:r>
+        <w:br/>
+      </w:r>
+      <w:r>
+        <w:rPr>
+          <w:rFonts w:ascii="맑은 고딕" w:hAnsi="맑은 고딕" w:eastAsia="맑은 고딕"/>
+          <w:b w:val="0"/>
+          <w:color w:val="222222"/>
+          <w:sz w:val="18"/>
+        </w:rPr>
+        <w:t xml:space="preserve">    2. 법 제25조의3제2항제2호에 따른 행정사법인을 구성하는 행정사(이하 "법인구성원"이라 한다)의 경우: 법 제25조의4제3항에 따른 법인업무신고 확인증을 발급 받은 날</w:t>
+      </w:r>
+      <w:r>
+        <w:br/>
+      </w:r>
+      <w:r>
+        <w:rPr>
+          <w:rFonts w:ascii="맑은 고딕" w:hAnsi="맑은 고딕" w:eastAsia="맑은 고딕"/>
+          <w:b w:val="0"/>
+          <w:color w:val="222222"/>
+          <w:sz w:val="18"/>
+        </w:rPr>
+        <w:t xml:space="preserve">    3. 법 제25조의6제1항에 따라 고용된 행정사(이하 "소속행정사"라 한다)의 경우: 법 제25조의6제2항에 따라 행정사법인이 해당 소속행정사의 고용을 신고한 날</w:t>
+      </w:r>
+      <w:r>
+        <w:br/>
+      </w:r>
+      <w:r>
+        <w:rPr>
+          <w:rFonts w:ascii="맑은 고딕" w:hAnsi="맑은 고딕" w:eastAsia="맑은 고딕"/>
+          <w:b w:val="0"/>
+          <w:color w:val="222222"/>
+          <w:sz w:val="18"/>
+        </w:rPr>
+        <w:t>⑦ 특별시장ㆍ광역시장ㆍ특별자치시장ㆍ도지사ㆍ특별자치도지사(이하 "시ㆍ도지사"라 한다)는 다음 각 호의 사항을 포함한 연수교육계획을 수립하여 교육 실시 30일 전까지 인터넷 홈페이지 등에 공고해야 한다. &lt;신설 2021.6.8&gt;</w:t>
+      </w:r>
+      <w:r>
+        <w:br/>
+      </w:r>
+      <w:r>
+        <w:rPr>
+          <w:rFonts w:ascii="맑은 고딕" w:hAnsi="맑은 고딕" w:eastAsia="맑은 고딕"/>
+          <w:b w:val="0"/>
+          <w:color w:val="222222"/>
+          <w:sz w:val="18"/>
+        </w:rPr>
+        <w:t xml:space="preserve">    1. 교육시기 및 교육기간</w:t>
+      </w:r>
+      <w:r>
+        <w:br/>
+      </w:r>
+      <w:r>
+        <w:rPr>
+          <w:rFonts w:ascii="맑은 고딕" w:hAnsi="맑은 고딕" w:eastAsia="맑은 고딕"/>
+          <w:b w:val="0"/>
+          <w:color w:val="222222"/>
+          <w:sz w:val="18"/>
+        </w:rPr>
+        <w:t xml:space="preserve">    2. 민원처리와 관련하여 변경된 법령ㆍ제도ㆍ절차 및 기본소양 과목 등 교육과목</w:t>
+      </w:r>
+      <w:r>
+        <w:br/>
+      </w:r>
+      <w:r>
+        <w:rPr>
+          <w:rFonts w:ascii="맑은 고딕" w:hAnsi="맑은 고딕" w:eastAsia="맑은 고딕"/>
+          <w:b w:val="0"/>
+          <w:color w:val="222222"/>
+          <w:sz w:val="18"/>
+        </w:rPr>
+        <w:t xml:space="preserve">    3. 교육의 이수방법</w:t>
+      </w:r>
+      <w:r>
+        <w:br/>
+      </w:r>
+      <w:r>
+        <w:rPr>
+          <w:rFonts w:ascii="맑은 고딕" w:hAnsi="맑은 고딕" w:eastAsia="맑은 고딕"/>
+          <w:b w:val="0"/>
+          <w:color w:val="222222"/>
+          <w:sz w:val="18"/>
+        </w:rPr>
+        <w:t xml:space="preserve">    4. 그 밖에 필요한 사항</w:t>
+      </w:r>
+      <w:r>
+        <w:br/>
+      </w:r>
+      <w:r>
+        <w:rPr>
+          <w:rFonts w:ascii="맑은 고딕" w:hAnsi="맑은 고딕" w:eastAsia="맑은 고딕"/>
+          <w:b w:val="0"/>
+          <w:color w:val="222222"/>
+          <w:sz w:val="18"/>
+        </w:rPr>
+        <w:t>⑧ 법 제25조제3항에 따른 연수교육의 실시방법에 관하여는 제4항을 준용한다. &lt;신설 2021.6.8&gt;</w:t>
+      </w:r>
+    </w:p>
+    <w:p>
+      <w:pPr>
+        <w:spacing w:before="80" w:after="20" w:line="264" w:lineRule="auto"/>
+        <w:ind w:left="198"/>
+        <w:shd w:val="clear" w:color="auto" w:fill="F4F4F2"/>
+        <w:pBdr>
+          <w:top w:val="single" w:sz="4" w:space="4" w:color="E2E2DE"/>
+          <w:left w:val="single" w:sz="28" w:space="4" w:color="9AA0A6"/>
+          <w:right w:val="single" w:sz="4" w:space="4" w:color="E2E2DE"/>
+        </w:pBdr>
+      </w:pPr>
+      <w:r>
+        <w:rPr>
+          <w:rFonts w:ascii="맑은 고딕" w:hAnsi="맑은 고딕" w:eastAsia="맑은 고딕"/>
+          <w:b/>
+          <w:color w:val="FFFFFF"/>
+          <w:sz w:val="16"/>
+          <w:shd w:val="clear" w:color="auto" w:fill="9AA0A6"/>
+        </w:rPr>
+        <w:t xml:space="preserve"> 시행규칙 </w:t>
+      </w:r>
+      <w:r>
+        <w:rPr>
+          <w:rFonts w:ascii="맑은 고딕" w:hAnsi="맑은 고딕" w:eastAsia="맑은 고딕"/>
+          <w:b/>
+          <w:color w:val="5A5A5A"/>
+          <w:sz w:val="18"/>
+        </w:rPr>
+        <w:t xml:space="preserve">  제15조  행정사의 교육</w:t>
+      </w:r>
+    </w:p>
+    <w:p>
+      <w:pPr>
+        <w:spacing w:before="0" w:after="100" w:line="307" w:lineRule="auto"/>
+        <w:ind w:left="198"/>
+        <w:shd w:val="clear" w:color="auto" w:fill="F4F4F2"/>
+        <w:pBdr>
+          <w:left w:val="single" w:sz="28" w:space="4" w:color="9AA0A6"/>
+          <w:bottom w:val="single" w:sz="4" w:space="4" w:color="E2E2DE"/>
+          <w:right w:val="single" w:sz="4" w:space="4" w:color="E2E2DE"/>
+        </w:pBdr>
+      </w:pPr>
+      <w:r>
+        <w:rPr>
+          <w:rFonts w:ascii="맑은 고딕" w:hAnsi="맑은 고딕" w:eastAsia="맑은 고딕"/>
+          <w:b w:val="0"/>
+          <w:color w:val="222222"/>
+          <w:sz w:val="18"/>
+        </w:rPr>
+        <w:t>① 행정사회는 법 제25조제1항 및 영 제23조에 따른 실무교육이 끝나면 그 교육과정을 마친 행정사에게 별지 제19호의2서식의 수료증을 발급하고, 지체 없이 교육수료자 명단을 행정안전부장관에게 제출해야 한다. &lt;개정 2013.3.23, 2014.11.19, 2017.7.26, 2025.11.20&gt;</w:t>
+      </w:r>
+      <w:r>
+        <w:br/>
+      </w:r>
+      <w:r>
+        <w:rPr>
+          <w:rFonts w:ascii="맑은 고딕" w:hAnsi="맑은 고딕" w:eastAsia="맑은 고딕"/>
+          <w:b w:val="0"/>
+          <w:color w:val="222222"/>
+          <w:sz w:val="18"/>
+        </w:rPr>
+        <w:t>② 법 제25조제2항에 따라 특별시장ㆍ광역시장ㆍ특별자치시장ㆍ도지사ㆍ특별자치도지사(이하 "시ㆍ도지사"라 한다) 또는 시ㆍ도지사로부터 위탁받아 연수교육을 실시하는 기관ㆍ단체 등의 장(이하 "연수교육실시기관의 장"이라 함)은 연수교육이 끝나면 그 교육과정을 마친 행정사에게 별지 제19호의2서식의 수료증을 발급해야 한다. 이 경우 연수교육실시기관의 장은 지체 없이 교육수료자 명단을 시ㆍ도지사에게 제출해야 한다. &lt;신설 2025.11.20&gt;</w:t>
+      </w:r>
+    </w:p>
+    <w:p>
+      <w:pPr>
+        <w:spacing w:before="240" w:after="100" w:line="312" w:lineRule="auto"/>
         <w:pBdr>
           <w:bottom w:val="single" w:sz="12" w:space="4" w:color="2E5A88"/>
         </w:pBdr>
@@ -3275,7 +7603,7 @@
     </w:p>
     <w:p>
       <w:pPr>
-        <w:spacing w:before="140" w:after="40" w:line="317" w:lineRule="auto"/>
+        <w:spacing w:before="160" w:after="40" w:line="312" w:lineRule="auto"/>
       </w:pPr>
       <w:r>
         <w:rPr>
@@ -3307,7 +7635,7 @@
     </w:p>
     <w:p>
       <w:pPr>
-        <w:spacing w:before="140" w:after="40" w:line="317" w:lineRule="auto"/>
+        <w:spacing w:before="160" w:after="40" w:line="312" w:lineRule="auto"/>
       </w:pPr>
       <w:r>
         <w:rPr>
@@ -3330,7 +7658,7 @@
     </w:p>
     <w:p>
       <w:pPr>
-        <w:spacing w:before="0" w:after="20" w:line="317" w:lineRule="auto"/>
+        <w:spacing w:before="0" w:after="20" w:line="312" w:lineRule="auto"/>
         <w:ind w:left="765" w:hanging="340"/>
       </w:pPr>
       <w:r>
@@ -3354,7 +7682,7 @@
     </w:p>
     <w:p>
       <w:pPr>
-        <w:spacing w:before="0" w:after="20" w:line="317" w:lineRule="auto"/>
+        <w:spacing w:before="0" w:after="20" w:line="312" w:lineRule="auto"/>
         <w:ind w:left="765" w:hanging="340"/>
       </w:pPr>
       <w:r>
@@ -3378,7 +7706,7 @@
     </w:p>
     <w:p>
       <w:pPr>
-        <w:spacing w:before="0" w:after="20" w:line="317" w:lineRule="auto"/>
+        <w:spacing w:before="0" w:after="20" w:line="312" w:lineRule="auto"/>
         <w:ind w:left="1134" w:hanging="312"/>
       </w:pPr>
       <w:r>
@@ -3402,7 +7730,7 @@
     </w:p>
     <w:p>
       <w:pPr>
-        <w:spacing w:before="0" w:after="20" w:line="317" w:lineRule="auto"/>
+        <w:spacing w:before="0" w:after="20" w:line="312" w:lineRule="auto"/>
         <w:ind w:left="1134" w:hanging="312"/>
       </w:pPr>
       <w:r>
@@ -3426,7 +7754,7 @@
     </w:p>
     <w:p>
       <w:pPr>
-        <w:spacing w:before="0" w:after="20" w:line="317" w:lineRule="auto"/>
+        <w:spacing w:before="0" w:after="20" w:line="312" w:lineRule="auto"/>
         <w:ind w:left="1134" w:hanging="312"/>
       </w:pPr>
       <w:r>
@@ -3450,7 +7778,7 @@
     </w:p>
     <w:p>
       <w:pPr>
-        <w:spacing w:before="0" w:after="20" w:line="317" w:lineRule="auto"/>
+        <w:spacing w:before="0" w:after="20" w:line="312" w:lineRule="auto"/>
         <w:ind w:left="1134" w:hanging="312"/>
       </w:pPr>
       <w:r>
@@ -3474,7 +7802,7 @@
     </w:p>
     <w:p>
       <w:pPr>
-        <w:spacing w:before="0" w:after="20" w:line="317" w:lineRule="auto"/>
+        <w:spacing w:before="0" w:after="20" w:line="312" w:lineRule="auto"/>
         <w:ind w:left="1134" w:hanging="312"/>
       </w:pPr>
       <w:r>
@@ -3498,7 +7826,7 @@
     </w:p>
     <w:p>
       <w:pPr>
-        <w:spacing w:before="0" w:after="20" w:line="317" w:lineRule="auto"/>
+        <w:spacing w:before="0" w:after="20" w:line="312" w:lineRule="auto"/>
         <w:ind w:left="1134" w:hanging="312"/>
       </w:pPr>
       <w:r>
@@ -3522,7 +7850,7 @@
     </w:p>
     <w:p>
       <w:pPr>
-        <w:spacing w:before="0" w:after="20" w:line="317" w:lineRule="auto"/>
+        <w:spacing w:before="0" w:after="20" w:line="312" w:lineRule="auto"/>
         <w:ind w:left="1134" w:hanging="312"/>
       </w:pPr>
       <w:r>
@@ -3546,7 +7874,7 @@
     </w:p>
     <w:p>
       <w:pPr>
-        <w:spacing w:before="0" w:after="20" w:line="317" w:lineRule="auto"/>
+        <w:spacing w:before="0" w:after="20" w:line="312" w:lineRule="auto"/>
         <w:ind w:left="1134" w:hanging="312"/>
       </w:pPr>
       <w:r>
@@ -3570,7 +7898,7 @@
     </w:p>
     <w:p>
       <w:pPr>
-        <w:spacing w:before="0" w:after="20" w:line="317" w:lineRule="auto"/>
+        <w:spacing w:before="0" w:after="20" w:line="312" w:lineRule="auto"/>
         <w:ind w:left="765" w:hanging="340"/>
       </w:pPr>
       <w:r>
@@ -3594,7 +7922,7 @@
     </w:p>
     <w:p>
       <w:pPr>
-        <w:spacing w:before="0" w:after="20" w:line="317" w:lineRule="auto"/>
+        <w:spacing w:before="0" w:after="20" w:line="312" w:lineRule="auto"/>
         <w:ind w:left="765" w:hanging="340"/>
       </w:pPr>
       <w:r>
@@ -3618,7 +7946,551 @@
     </w:p>
     <w:p>
       <w:pPr>
-        <w:spacing w:before="140" w:after="40" w:line="317" w:lineRule="auto"/>
+        <w:spacing w:before="80" w:after="20" w:line="264" w:lineRule="auto"/>
+        <w:ind w:left="198"/>
+        <w:shd w:val="clear" w:color="auto" w:fill="EAF1F8"/>
+        <w:pBdr>
+          <w:top w:val="single" w:sz="4" w:space="4" w:color="CBD9E8"/>
+          <w:left w:val="single" w:sz="28" w:space="4" w:color="2E5A88"/>
+          <w:right w:val="single" w:sz="4" w:space="4" w:color="CBD9E8"/>
+        </w:pBdr>
+      </w:pPr>
+      <w:r>
+        <w:rPr>
+          <w:rFonts w:ascii="맑은 고딕" w:hAnsi="맑은 고딕" w:eastAsia="맑은 고딕"/>
+          <w:b/>
+          <w:color w:val="FFFFFF"/>
+          <w:sz w:val="16"/>
+          <w:shd w:val="clear" w:color="auto" w:fill="2E5A88"/>
+        </w:rPr>
+        <w:t xml:space="preserve"> 시행령 </w:t>
+      </w:r>
+      <w:r>
+        <w:rPr>
+          <w:rFonts w:ascii="맑은 고딕" w:hAnsi="맑은 고딕" w:eastAsia="맑은 고딕"/>
+          <w:b/>
+          <w:color w:val="1F3A5F"/>
+          <w:sz w:val="18"/>
+        </w:rPr>
+        <w:t xml:space="preserve">  제23의2조  행정사법인의 설립인가 신청</w:t>
+      </w:r>
+    </w:p>
+    <w:p>
+      <w:pPr>
+        <w:spacing w:before="0" w:after="100" w:line="307" w:lineRule="auto"/>
+        <w:ind w:left="198"/>
+        <w:shd w:val="clear" w:color="auto" w:fill="EAF1F8"/>
+        <w:pBdr>
+          <w:left w:val="single" w:sz="28" w:space="4" w:color="2E5A88"/>
+          <w:bottom w:val="single" w:sz="4" w:space="4" w:color="CBD9E8"/>
+          <w:right w:val="single" w:sz="4" w:space="4" w:color="CBD9E8"/>
+        </w:pBdr>
+      </w:pPr>
+      <w:r>
+        <w:rPr>
+          <w:rFonts w:ascii="맑은 고딕" w:hAnsi="맑은 고딕" w:eastAsia="맑은 고딕"/>
+          <w:b w:val="0"/>
+          <w:color w:val="222222"/>
+          <w:sz w:val="18"/>
+        </w:rPr>
+        <w:t>① 법 제25조의3제1항 전단에 따라 행정사법인의 설립인가를 받으려는 행정사법인의 구성원이 될 행정사는 행정안전부령으로 정하는 신청서에 다음 각 호의 서류를 첨부하여 행정안전부장관에게 제출해야 한다.</w:t>
+      </w:r>
+      <w:r>
+        <w:br/>
+      </w:r>
+      <w:r>
+        <w:rPr>
+          <w:rFonts w:ascii="맑은 고딕" w:hAnsi="맑은 고딕" w:eastAsia="맑은 고딕"/>
+          <w:b w:val="0"/>
+          <w:color w:val="222222"/>
+          <w:sz w:val="18"/>
+        </w:rPr>
+        <w:t xml:space="preserve">    1. 정관</w:t>
+      </w:r>
+      <w:r>
+        <w:br/>
+      </w:r>
+      <w:r>
+        <w:rPr>
+          <w:rFonts w:ascii="맑은 고딕" w:hAnsi="맑은 고딕" w:eastAsia="맑은 고딕"/>
+          <w:b w:val="0"/>
+          <w:color w:val="222222"/>
+          <w:sz w:val="18"/>
+        </w:rPr>
+        <w:t xml:space="preserve">    2. 업무계획서 및 예산서</w:t>
+      </w:r>
+      <w:r>
+        <w:br/>
+      </w:r>
+      <w:r>
+        <w:rPr>
+          <w:rFonts w:ascii="맑은 고딕" w:hAnsi="맑은 고딕" w:eastAsia="맑은 고딕"/>
+          <w:b w:val="0"/>
+          <w:color w:val="222222"/>
+          <w:sz w:val="18"/>
+        </w:rPr>
+        <w:t xml:space="preserve">    3. 그 밖에 행정안전부령으로 정하는 서류</w:t>
+      </w:r>
+      <w:r>
+        <w:br/>
+      </w:r>
+      <w:r>
+        <w:rPr>
+          <w:rFonts w:ascii="맑은 고딕" w:hAnsi="맑은 고딕" w:eastAsia="맑은 고딕"/>
+          <w:b w:val="0"/>
+          <w:color w:val="222222"/>
+          <w:sz w:val="18"/>
+        </w:rPr>
+        <w:t>② 행정안전부장관은 행정사법인의 설립을 인가하는 경우 행정안전부령으로 정하는 바에 따라 행정사법인 인가대장에 다음 각 호의 내용을 적고, 신청인에게 설립인가증을 발급해야 한다.</w:t>
+      </w:r>
+      <w:r>
+        <w:br/>
+      </w:r>
+      <w:r>
+        <w:rPr>
+          <w:rFonts w:ascii="맑은 고딕" w:hAnsi="맑은 고딕" w:eastAsia="맑은 고딕"/>
+          <w:b w:val="0"/>
+          <w:color w:val="222222"/>
+          <w:sz w:val="18"/>
+        </w:rPr>
+        <w:t xml:space="preserve">    1. 인가 번호 및 인가 연월일</w:t>
+      </w:r>
+      <w:r>
+        <w:br/>
+      </w:r>
+      <w:r>
+        <w:rPr>
+          <w:rFonts w:ascii="맑은 고딕" w:hAnsi="맑은 고딕" w:eastAsia="맑은 고딕"/>
+          <w:b w:val="0"/>
+          <w:color w:val="222222"/>
+          <w:sz w:val="18"/>
+        </w:rPr>
+        <w:t xml:space="preserve">    2. 행정사법인의 명칭</w:t>
+      </w:r>
+      <w:r>
+        <w:br/>
+      </w:r>
+      <w:r>
+        <w:rPr>
+          <w:rFonts w:ascii="맑은 고딕" w:hAnsi="맑은 고딕" w:eastAsia="맑은 고딕"/>
+          <w:b w:val="0"/>
+          <w:color w:val="222222"/>
+          <w:sz w:val="18"/>
+        </w:rPr>
+        <w:t xml:space="preserve">    3. 주사무소 및 분사무소의 소재지</w:t>
+      </w:r>
+      <w:r>
+        <w:br/>
+      </w:r>
+      <w:r>
+        <w:rPr>
+          <w:rFonts w:ascii="맑은 고딕" w:hAnsi="맑은 고딕" w:eastAsia="맑은 고딕"/>
+          <w:b w:val="0"/>
+          <w:color w:val="222222"/>
+          <w:sz w:val="18"/>
+        </w:rPr>
+        <w:t xml:space="preserve">    4. 법인구성원 및 소속행정사의 성명 및 자격증번호</w:t>
+      </w:r>
+      <w:r>
+        <w:br/>
+      </w:r>
+      <w:r>
+        <w:rPr>
+          <w:rFonts w:ascii="맑은 고딕" w:hAnsi="맑은 고딕" w:eastAsia="맑은 고딕"/>
+          <w:b w:val="0"/>
+          <w:color w:val="222222"/>
+          <w:sz w:val="18"/>
+        </w:rPr>
+        <w:t xml:space="preserve">    5. 그 밖에 행정안전부장관이 필요하다고 인정하는 사항</w:t>
+      </w:r>
+    </w:p>
+    <w:p>
+      <w:pPr>
+        <w:spacing w:before="80" w:after="20" w:line="264" w:lineRule="auto"/>
+        <w:ind w:left="198"/>
+        <w:shd w:val="clear" w:color="auto" w:fill="EAF1F8"/>
+        <w:pBdr>
+          <w:top w:val="single" w:sz="4" w:space="4" w:color="CBD9E8"/>
+          <w:left w:val="single" w:sz="28" w:space="4" w:color="2E5A88"/>
+          <w:right w:val="single" w:sz="4" w:space="4" w:color="CBD9E8"/>
+        </w:pBdr>
+      </w:pPr>
+      <w:r>
+        <w:rPr>
+          <w:rFonts w:ascii="맑은 고딕" w:hAnsi="맑은 고딕" w:eastAsia="맑은 고딕"/>
+          <w:b/>
+          <w:color w:val="FFFFFF"/>
+          <w:sz w:val="16"/>
+          <w:shd w:val="clear" w:color="auto" w:fill="2E5A88"/>
+        </w:rPr>
+        <w:t xml:space="preserve"> 시행령 </w:t>
+      </w:r>
+      <w:r>
+        <w:rPr>
+          <w:rFonts w:ascii="맑은 고딕" w:hAnsi="맑은 고딕" w:eastAsia="맑은 고딕"/>
+          <w:b/>
+          <w:color w:val="1F3A5F"/>
+          <w:sz w:val="18"/>
+        </w:rPr>
+        <w:t xml:space="preserve">  제23의3조  정관의 기재사항</w:t>
+      </w:r>
+    </w:p>
+    <w:p>
+      <w:pPr>
+        <w:spacing w:before="0" w:after="100" w:line="307" w:lineRule="auto"/>
+        <w:ind w:left="198"/>
+        <w:shd w:val="clear" w:color="auto" w:fill="EAF1F8"/>
+        <w:pBdr>
+          <w:left w:val="single" w:sz="28" w:space="4" w:color="2E5A88"/>
+          <w:bottom w:val="single" w:sz="4" w:space="4" w:color="CBD9E8"/>
+          <w:right w:val="single" w:sz="4" w:space="4" w:color="CBD9E8"/>
+        </w:pBdr>
+      </w:pPr>
+      <w:r>
+        <w:rPr>
+          <w:rFonts w:ascii="맑은 고딕" w:hAnsi="맑은 고딕" w:eastAsia="맑은 고딕"/>
+          <w:b w:val="0"/>
+          <w:color w:val="222222"/>
+          <w:sz w:val="18"/>
+        </w:rPr>
+        <w:t xml:space="preserve">    1. 행정사법인의 업무를 수행하는 행정사의 권리ㆍ의무제한에 관한 사항</w:t>
+      </w:r>
+      <w:r>
+        <w:br/>
+      </w:r>
+      <w:r>
+        <w:rPr>
+          <w:rFonts w:ascii="맑은 고딕" w:hAnsi="맑은 고딕" w:eastAsia="맑은 고딕"/>
+          <w:b w:val="0"/>
+          <w:color w:val="222222"/>
+          <w:sz w:val="18"/>
+        </w:rPr>
+        <w:t xml:space="preserve">    2. 법인구성원의 가입ㆍ탈퇴에 관한 사항</w:t>
+      </w:r>
+    </w:p>
+    <w:p>
+      <w:pPr>
+        <w:spacing w:before="80" w:after="20" w:line="264" w:lineRule="auto"/>
+        <w:ind w:left="198"/>
+        <w:shd w:val="clear" w:color="auto" w:fill="EAF1F8"/>
+        <w:pBdr>
+          <w:top w:val="single" w:sz="4" w:space="4" w:color="CBD9E8"/>
+          <w:left w:val="single" w:sz="28" w:space="4" w:color="2E5A88"/>
+          <w:right w:val="single" w:sz="4" w:space="4" w:color="CBD9E8"/>
+        </w:pBdr>
+      </w:pPr>
+      <w:r>
+        <w:rPr>
+          <w:rFonts w:ascii="맑은 고딕" w:hAnsi="맑은 고딕" w:eastAsia="맑은 고딕"/>
+          <w:b/>
+          <w:color w:val="FFFFFF"/>
+          <w:sz w:val="16"/>
+          <w:shd w:val="clear" w:color="auto" w:fill="2E5A88"/>
+        </w:rPr>
+        <w:t xml:space="preserve"> 시행령 </w:t>
+      </w:r>
+      <w:r>
+        <w:rPr>
+          <w:rFonts w:ascii="맑은 고딕" w:hAnsi="맑은 고딕" w:eastAsia="맑은 고딕"/>
+          <w:b/>
+          <w:color w:val="1F3A5F"/>
+          <w:sz w:val="18"/>
+        </w:rPr>
+        <w:t xml:space="preserve">  제23의4조  행정사법인의 설립등기</w:t>
+      </w:r>
+    </w:p>
+    <w:p>
+      <w:pPr>
+        <w:spacing w:before="0" w:after="100" w:line="307" w:lineRule="auto"/>
+        <w:ind w:left="198"/>
+        <w:shd w:val="clear" w:color="auto" w:fill="EAF1F8"/>
+        <w:pBdr>
+          <w:left w:val="single" w:sz="28" w:space="4" w:color="2E5A88"/>
+          <w:bottom w:val="single" w:sz="4" w:space="4" w:color="CBD9E8"/>
+          <w:right w:val="single" w:sz="4" w:space="4" w:color="CBD9E8"/>
+        </w:pBdr>
+      </w:pPr>
+      <w:r>
+        <w:rPr>
+          <w:rFonts w:ascii="맑은 고딕" w:hAnsi="맑은 고딕" w:eastAsia="맑은 고딕"/>
+          <w:b w:val="0"/>
+          <w:color w:val="222222"/>
+          <w:sz w:val="18"/>
+        </w:rPr>
+        <w:t>① 법 제25조의3제3항에 따른 행정사법인의 설립등기는 제23조의2제2항에 따른 설립인가증을 받은 날부터 14일 이내에 주사무소 소재지의 관할 등기소에서 해야 한다.</w:t>
+      </w:r>
+      <w:r>
+        <w:br/>
+      </w:r>
+      <w:r>
+        <w:rPr>
+          <w:rFonts w:ascii="맑은 고딕" w:hAnsi="맑은 고딕" w:eastAsia="맑은 고딕"/>
+          <w:b w:val="0"/>
+          <w:color w:val="222222"/>
+          <w:sz w:val="18"/>
+        </w:rPr>
+        <w:t>② 제1항에 따른 설립등기에는 다음 각 호의 사항이 포함되어야 한다.</w:t>
+      </w:r>
+      <w:r>
+        <w:br/>
+      </w:r>
+      <w:r>
+        <w:rPr>
+          <w:rFonts w:ascii="맑은 고딕" w:hAnsi="맑은 고딕" w:eastAsia="맑은 고딕"/>
+          <w:b w:val="0"/>
+          <w:color w:val="222222"/>
+          <w:sz w:val="18"/>
+        </w:rPr>
+        <w:t xml:space="preserve">    1. 목적</w:t>
+      </w:r>
+      <w:r>
+        <w:br/>
+      </w:r>
+      <w:r>
+        <w:rPr>
+          <w:rFonts w:ascii="맑은 고딕" w:hAnsi="맑은 고딕" w:eastAsia="맑은 고딕"/>
+          <w:b w:val="0"/>
+          <w:color w:val="222222"/>
+          <w:sz w:val="18"/>
+        </w:rPr>
+        <w:t xml:space="preserve">    2. 명칭</w:t>
+      </w:r>
+      <w:r>
+        <w:br/>
+      </w:r>
+      <w:r>
+        <w:rPr>
+          <w:rFonts w:ascii="맑은 고딕" w:hAnsi="맑은 고딕" w:eastAsia="맑은 고딕"/>
+          <w:b w:val="0"/>
+          <w:color w:val="222222"/>
+          <w:sz w:val="18"/>
+        </w:rPr>
+        <w:t xml:space="preserve">    3. 법인구성원의 성명 및 주소</w:t>
+      </w:r>
+      <w:r>
+        <w:br/>
+      </w:r>
+      <w:r>
+        <w:rPr>
+          <w:rFonts w:ascii="맑은 고딕" w:hAnsi="맑은 고딕" w:eastAsia="맑은 고딕"/>
+          <w:b w:val="0"/>
+          <w:color w:val="222222"/>
+          <w:sz w:val="18"/>
+        </w:rPr>
+        <w:t xml:space="preserve">    4. 주사무소와 분사무소의 소재지</w:t>
+      </w:r>
+      <w:r>
+        <w:br/>
+      </w:r>
+      <w:r>
+        <w:rPr>
+          <w:rFonts w:ascii="맑은 고딕" w:hAnsi="맑은 고딕" w:eastAsia="맑은 고딕"/>
+          <w:b w:val="0"/>
+          <w:color w:val="222222"/>
+          <w:sz w:val="18"/>
+        </w:rPr>
+        <w:t xml:space="preserve">    5. 법인구성원의 출자 종류, 재산출자의 경우에는 그 가격과 이행한 부분</w:t>
+      </w:r>
+      <w:r>
+        <w:br/>
+      </w:r>
+      <w:r>
+        <w:rPr>
+          <w:rFonts w:ascii="맑은 고딕" w:hAnsi="맑은 고딕" w:eastAsia="맑은 고딕"/>
+          <w:b w:val="0"/>
+          <w:color w:val="222222"/>
+          <w:sz w:val="18"/>
+        </w:rPr>
+        <w:t xml:space="preserve">    6. 존립기간, 그 밖에 해산 사유를 정한 경우에는 그 기간 또는 사유</w:t>
+      </w:r>
+      <w:r>
+        <w:br/>
+      </w:r>
+      <w:r>
+        <w:rPr>
+          <w:rFonts w:ascii="맑은 고딕" w:hAnsi="맑은 고딕" w:eastAsia="맑은 고딕"/>
+          <w:b w:val="0"/>
+          <w:color w:val="222222"/>
+          <w:sz w:val="18"/>
+        </w:rPr>
+        <w:t xml:space="preserve">    7. 행정사법인을 대표하는 법인구성원을 정한 경우에는 그 성명</w:t>
+      </w:r>
+      <w:r>
+        <w:br/>
+      </w:r>
+      <w:r>
+        <w:rPr>
+          <w:rFonts w:ascii="맑은 고딕" w:hAnsi="맑은 고딕" w:eastAsia="맑은 고딕"/>
+          <w:b w:val="0"/>
+          <w:color w:val="222222"/>
+          <w:sz w:val="18"/>
+        </w:rPr>
+        <w:t>③ 행정사법인의 설립등기는 행정사법인의 구성원이 될 행정사 전원이 공동으로 신청해야 하며, 그 신청서에는 다음 각 호의 서류를 첨부해야 한다.</w:t>
+      </w:r>
+      <w:r>
+        <w:br/>
+      </w:r>
+      <w:r>
+        <w:rPr>
+          <w:rFonts w:ascii="맑은 고딕" w:hAnsi="맑은 고딕" w:eastAsia="맑은 고딕"/>
+          <w:b w:val="0"/>
+          <w:color w:val="222222"/>
+          <w:sz w:val="18"/>
+        </w:rPr>
+        <w:t xml:space="preserve">    1. 정관</w:t>
+      </w:r>
+      <w:r>
+        <w:br/>
+      </w:r>
+      <w:r>
+        <w:rPr>
+          <w:rFonts w:ascii="맑은 고딕" w:hAnsi="맑은 고딕" w:eastAsia="맑은 고딕"/>
+          <w:b w:val="0"/>
+          <w:color w:val="222222"/>
+          <w:sz w:val="18"/>
+        </w:rPr>
+        <w:t xml:space="preserve">    2. 행정사법인 설립인가증 사본</w:t>
+      </w:r>
+      <w:r>
+        <w:br/>
+      </w:r>
+      <w:r>
+        <w:rPr>
+          <w:rFonts w:ascii="맑은 고딕" w:hAnsi="맑은 고딕" w:eastAsia="맑은 고딕"/>
+          <w:b w:val="0"/>
+          <w:color w:val="222222"/>
+          <w:sz w:val="18"/>
+        </w:rPr>
+        <w:t xml:space="preserve">    3. 재산출자에 관하여 이행한 부분을 증명하는 서면</w:t>
+      </w:r>
+      <w:r>
+        <w:br/>
+      </w:r>
+      <w:r>
+        <w:rPr>
+          <w:rFonts w:ascii="맑은 고딕" w:hAnsi="맑은 고딕" w:eastAsia="맑은 고딕"/>
+          <w:b w:val="0"/>
+          <w:color w:val="222222"/>
+          <w:sz w:val="18"/>
+        </w:rPr>
+        <w:t>④ 행정안전부장관은 제1항에 따라 법인이 설립등기 한 내용을 확인해야 한다. 이 경우 행정안전부장관은 「전자정부법」 제36조제1항에 따른 행정정보의 공동이용을 통하여 법인 등기사항증명서를 확인할 수 있다.</w:t>
+      </w:r>
+    </w:p>
+    <w:p>
+      <w:pPr>
+        <w:spacing w:before="80" w:after="20" w:line="264" w:lineRule="auto"/>
+        <w:ind w:left="198"/>
+        <w:shd w:val="clear" w:color="auto" w:fill="F4F4F2"/>
+        <w:pBdr>
+          <w:top w:val="single" w:sz="4" w:space="4" w:color="E2E2DE"/>
+          <w:left w:val="single" w:sz="28" w:space="4" w:color="9AA0A6"/>
+          <w:right w:val="single" w:sz="4" w:space="4" w:color="E2E2DE"/>
+        </w:pBdr>
+      </w:pPr>
+      <w:r>
+        <w:rPr>
+          <w:rFonts w:ascii="맑은 고딕" w:hAnsi="맑은 고딕" w:eastAsia="맑은 고딕"/>
+          <w:b/>
+          <w:color w:val="FFFFFF"/>
+          <w:sz w:val="16"/>
+          <w:shd w:val="clear" w:color="auto" w:fill="9AA0A6"/>
+        </w:rPr>
+        <w:t xml:space="preserve"> 시행규칙 </w:t>
+      </w:r>
+      <w:r>
+        <w:rPr>
+          <w:rFonts w:ascii="맑은 고딕" w:hAnsi="맑은 고딕" w:eastAsia="맑은 고딕"/>
+          <w:b/>
+          <w:color w:val="5A5A5A"/>
+          <w:sz w:val="18"/>
+        </w:rPr>
+        <w:t xml:space="preserve">  제15의2조  행정사법인 설립인가 신청</w:t>
+      </w:r>
+    </w:p>
+    <w:p>
+      <w:pPr>
+        <w:spacing w:before="0" w:after="100" w:line="307" w:lineRule="auto"/>
+        <w:ind w:left="198"/>
+        <w:shd w:val="clear" w:color="auto" w:fill="F4F4F2"/>
+        <w:pBdr>
+          <w:left w:val="single" w:sz="28" w:space="4" w:color="9AA0A6"/>
+          <w:bottom w:val="single" w:sz="4" w:space="4" w:color="E2E2DE"/>
+          <w:right w:val="single" w:sz="4" w:space="4" w:color="E2E2DE"/>
+        </w:pBdr>
+      </w:pPr>
+      <w:r>
+        <w:rPr>
+          <w:rFonts w:ascii="맑은 고딕" w:hAnsi="맑은 고딕" w:eastAsia="맑은 고딕"/>
+          <w:b w:val="0"/>
+          <w:color w:val="222222"/>
+          <w:sz w:val="18"/>
+        </w:rPr>
+        <w:t>① 영 제23조의2제1항에 따른 행정사법인 설립인가신청서는 별지 제19호의3서식에 따른다. &lt;개정 2025.11.20&gt;</w:t>
+      </w:r>
+      <w:r>
+        <w:br/>
+      </w:r>
+      <w:r>
+        <w:rPr>
+          <w:rFonts w:ascii="맑은 고딕" w:hAnsi="맑은 고딕" w:eastAsia="맑은 고딕"/>
+          <w:b w:val="0"/>
+          <w:color w:val="222222"/>
+          <w:sz w:val="18"/>
+        </w:rPr>
+        <w:t>② 영 제23조의2제1항제3호에서 "행정안전부령으로 정하는 서류"란 다음 각 호의 서류를 말한다. &lt;개정 2025.11.20&gt;</w:t>
+      </w:r>
+      <w:r>
+        <w:br/>
+      </w:r>
+      <w:r>
+        <w:rPr>
+          <w:rFonts w:ascii="맑은 고딕" w:hAnsi="맑은 고딕" w:eastAsia="맑은 고딕"/>
+          <w:b w:val="0"/>
+          <w:color w:val="222222"/>
+          <w:sz w:val="18"/>
+        </w:rPr>
+        <w:t xml:space="preserve">    1. 자본금 납입을 증명하는 서류</w:t>
+      </w:r>
+      <w:r>
+        <w:br/>
+      </w:r>
+      <w:r>
+        <w:rPr>
+          <w:rFonts w:ascii="맑은 고딕" w:hAnsi="맑은 고딕" w:eastAsia="맑은 고딕"/>
+          <w:b w:val="0"/>
+          <w:color w:val="222222"/>
+          <w:sz w:val="18"/>
+        </w:rPr>
+        <w:t xml:space="preserve">    2. 주사무소와 분사무소(분사무소를 두는 경우에만 해당한다)의 설치 예정지가 기재된 서류</w:t>
+      </w:r>
+      <w:r>
+        <w:br/>
+      </w:r>
+      <w:r>
+        <w:rPr>
+          <w:rFonts w:ascii="맑은 고딕" w:hAnsi="맑은 고딕" w:eastAsia="맑은 고딕"/>
+          <w:b w:val="0"/>
+          <w:color w:val="222222"/>
+          <w:sz w:val="18"/>
+        </w:rPr>
+        <w:t>③ 영 제23조의2제1항에 따른 신청서를 제출받은 행정안전부장관은 행정사정보시스템을 통하여 법 제25조의3제2항제2호에 따른 행정사법인을 구성하는 행정사(이하 "법인구성원"이라 한다) 및 제25조의6제1항에 따라 고용된 행정사(이하 "소속행정사"라 한다)의 행정사 자격증을 확인해야 한다. 다만, 신청인이 확인에 동의하지 않는 경우에는 해당 서류의 사본을 첨부하게 해야 한다. &lt;신설 2025.11.20&gt;</w:t>
+      </w:r>
+      <w:r>
+        <w:br/>
+      </w:r>
+      <w:r>
+        <w:rPr>
+          <w:rFonts w:ascii="맑은 고딕" w:hAnsi="맑은 고딕" w:eastAsia="맑은 고딕"/>
+          <w:b w:val="0"/>
+          <w:color w:val="222222"/>
+          <w:sz w:val="18"/>
+        </w:rPr>
+        <w:t>④ 영 제23조의2제2항에 따른 행정사법인 설립인가대장 및 행정사법인 설립인가증은 각각 별지 제19호의4서식 및 별지 제19호의5서식에 따른다. &lt;개정 2025.11.20&gt;</w:t>
+      </w:r>
+    </w:p>
+    <w:p>
+      <w:pPr>
+        <w:spacing w:before="160" w:after="40" w:line="312" w:lineRule="auto"/>
       </w:pPr>
       <w:r>
         <w:rPr>
@@ -3641,7 +8513,7 @@
     </w:p>
     <w:p>
       <w:pPr>
-        <w:spacing w:before="0" w:after="20" w:line="317" w:lineRule="auto"/>
+        <w:spacing w:before="0" w:after="20" w:line="312" w:lineRule="auto"/>
         <w:ind w:left="765" w:hanging="340"/>
       </w:pPr>
       <w:r>
@@ -3665,7 +8537,7 @@
     </w:p>
     <w:p>
       <w:pPr>
-        <w:spacing w:before="0" w:after="20" w:line="317" w:lineRule="auto"/>
+        <w:spacing w:before="0" w:after="20" w:line="312" w:lineRule="auto"/>
         <w:ind w:left="765" w:hanging="340"/>
       </w:pPr>
       <w:r>
@@ -3689,7 +8561,7 @@
     </w:p>
     <w:p>
       <w:pPr>
-        <w:spacing w:before="0" w:after="20" w:line="317" w:lineRule="auto"/>
+        <w:spacing w:before="0" w:after="20" w:line="312" w:lineRule="auto"/>
         <w:ind w:left="765" w:hanging="340"/>
       </w:pPr>
       <w:r>
@@ -3713,7 +8585,7 @@
     </w:p>
     <w:p>
       <w:pPr>
-        <w:spacing w:before="0" w:after="20" w:line="317" w:lineRule="auto"/>
+        <w:spacing w:before="0" w:after="20" w:line="312" w:lineRule="auto"/>
         <w:ind w:left="765" w:hanging="340"/>
       </w:pPr>
       <w:r>
@@ -3737,7 +8609,479 @@
     </w:p>
     <w:p>
       <w:pPr>
-        <w:spacing w:before="140" w:after="40" w:line="317" w:lineRule="auto"/>
+        <w:spacing w:before="80" w:after="20" w:line="264" w:lineRule="auto"/>
+        <w:ind w:left="198"/>
+        <w:shd w:val="clear" w:color="auto" w:fill="EAF1F8"/>
+        <w:pBdr>
+          <w:top w:val="single" w:sz="4" w:space="4" w:color="CBD9E8"/>
+          <w:left w:val="single" w:sz="28" w:space="4" w:color="2E5A88"/>
+          <w:right w:val="single" w:sz="4" w:space="4" w:color="CBD9E8"/>
+        </w:pBdr>
+      </w:pPr>
+      <w:r>
+        <w:rPr>
+          <w:rFonts w:ascii="맑은 고딕" w:hAnsi="맑은 고딕" w:eastAsia="맑은 고딕"/>
+          <w:b/>
+          <w:color w:val="FFFFFF"/>
+          <w:sz w:val="16"/>
+          <w:shd w:val="clear" w:color="auto" w:fill="2E5A88"/>
+        </w:rPr>
+        <w:t xml:space="preserve"> 시행령 </w:t>
+      </w:r>
+      <w:r>
+        <w:rPr>
+          <w:rFonts w:ascii="맑은 고딕" w:hAnsi="맑은 고딕" w:eastAsia="맑은 고딕"/>
+          <w:b/>
+          <w:color w:val="1F3A5F"/>
+          <w:sz w:val="18"/>
+        </w:rPr>
+        <w:t xml:space="preserve">  제23의5조  행정사법인의 업무신고</w:t>
+      </w:r>
+    </w:p>
+    <w:p>
+      <w:pPr>
+        <w:spacing w:before="0" w:after="100" w:line="307" w:lineRule="auto"/>
+        <w:ind w:left="198"/>
+        <w:shd w:val="clear" w:color="auto" w:fill="EAF1F8"/>
+        <w:pBdr>
+          <w:left w:val="single" w:sz="28" w:space="4" w:color="2E5A88"/>
+          <w:bottom w:val="single" w:sz="4" w:space="4" w:color="CBD9E8"/>
+          <w:right w:val="single" w:sz="4" w:space="4" w:color="CBD9E8"/>
+        </w:pBdr>
+      </w:pPr>
+      <w:r>
+        <w:rPr>
+          <w:rFonts w:ascii="맑은 고딕" w:hAnsi="맑은 고딕" w:eastAsia="맑은 고딕"/>
+          <w:b w:val="0"/>
+          <w:color w:val="222222"/>
+          <w:sz w:val="18"/>
+        </w:rPr>
+        <w:t>① 법 제25조의4제1항 전단에서 "대통령령으로 정하는 행정사법인 업무신고 기준"이란 다음 각 호의 기준을 말한다. &lt;개정 2025.10.10&gt;</w:t>
+      </w:r>
+      <w:r>
+        <w:br/>
+      </w:r>
+      <w:r>
+        <w:rPr>
+          <w:rFonts w:ascii="맑은 고딕" w:hAnsi="맑은 고딕" w:eastAsia="맑은 고딕"/>
+          <w:b w:val="0"/>
+          <w:color w:val="222222"/>
+          <w:sz w:val="18"/>
+        </w:rPr>
+        <w:t xml:space="preserve">    1. 법인구성원 및 소속행정사가 법 제6조 각 호의 결격사유에 해당하지 않을 것</w:t>
+      </w:r>
+      <w:r>
+        <w:br/>
+      </w:r>
+      <w:r>
+        <w:rPr>
+          <w:rFonts w:ascii="맑은 고딕" w:hAnsi="맑은 고딕" w:eastAsia="맑은 고딕"/>
+          <w:b w:val="0"/>
+          <w:color w:val="222222"/>
+          <w:sz w:val="18"/>
+        </w:rPr>
+        <w:t xml:space="preserve">    2. 법인구성원 및 소속행정사가 실무교육을 이수했을 것</w:t>
+      </w:r>
+      <w:r>
+        <w:br/>
+      </w:r>
+      <w:r>
+        <w:rPr>
+          <w:rFonts w:ascii="맑은 고딕" w:hAnsi="맑은 고딕" w:eastAsia="맑은 고딕"/>
+          <w:b w:val="0"/>
+          <w:color w:val="222222"/>
+          <w:sz w:val="18"/>
+        </w:rPr>
+        <w:t xml:space="preserve">    3. 법인구성원 및 소속행정사가 제18조제1항에 따른 행정사 자격증을 보유하고 있을 것</w:t>
+      </w:r>
+      <w:r>
+        <w:br/>
+      </w:r>
+      <w:r>
+        <w:rPr>
+          <w:rFonts w:ascii="맑은 고딕" w:hAnsi="맑은 고딕" w:eastAsia="맑은 고딕"/>
+          <w:b w:val="0"/>
+          <w:color w:val="222222"/>
+          <w:sz w:val="18"/>
+        </w:rPr>
+        <w:t xml:space="preserve">    4. 법인구성원 및 소속행정사가 법 제26조의2에 따라 행정사회에 가입했을 것</w:t>
+      </w:r>
+      <w:r>
+        <w:br/>
+      </w:r>
+      <w:r>
+        <w:rPr>
+          <w:rFonts w:ascii="맑은 고딕" w:hAnsi="맑은 고딕" w:eastAsia="맑은 고딕"/>
+          <w:b w:val="0"/>
+          <w:color w:val="222222"/>
+          <w:sz w:val="18"/>
+        </w:rPr>
+        <w:t xml:space="preserve">    5. 법 제25조의3제1항 및 제4항에 따라 행정안전부장관의 인가를 받고 설립등기를 했을 것</w:t>
+      </w:r>
+      <w:r>
+        <w:br/>
+      </w:r>
+      <w:r>
+        <w:rPr>
+          <w:rFonts w:ascii="맑은 고딕" w:hAnsi="맑은 고딕" w:eastAsia="맑은 고딕"/>
+          <w:b w:val="0"/>
+          <w:color w:val="222222"/>
+          <w:sz w:val="18"/>
+        </w:rPr>
+        <w:t>② 법 제25조의4제1항에 따라 행정사법인 업무신고(이하 "법인업무신고"라 한다)를 하려는 자는 행정안전부령으로 정하는 신고서를 시장등에게 제출해야 한다.</w:t>
+      </w:r>
+    </w:p>
+    <w:p>
+      <w:pPr>
+        <w:spacing w:before="80" w:after="20" w:line="264" w:lineRule="auto"/>
+        <w:ind w:left="198"/>
+        <w:shd w:val="clear" w:color="auto" w:fill="EAF1F8"/>
+        <w:pBdr>
+          <w:top w:val="single" w:sz="4" w:space="4" w:color="CBD9E8"/>
+          <w:left w:val="single" w:sz="28" w:space="4" w:color="2E5A88"/>
+          <w:right w:val="single" w:sz="4" w:space="4" w:color="CBD9E8"/>
+        </w:pBdr>
+      </w:pPr>
+      <w:r>
+        <w:rPr>
+          <w:rFonts w:ascii="맑은 고딕" w:hAnsi="맑은 고딕" w:eastAsia="맑은 고딕"/>
+          <w:b/>
+          <w:color w:val="FFFFFF"/>
+          <w:sz w:val="16"/>
+          <w:shd w:val="clear" w:color="auto" w:fill="2E5A88"/>
+        </w:rPr>
+        <w:t xml:space="preserve"> 시행령 </w:t>
+      </w:r>
+      <w:r>
+        <w:rPr>
+          <w:rFonts w:ascii="맑은 고딕" w:hAnsi="맑은 고딕" w:eastAsia="맑은 고딕"/>
+          <w:b/>
+          <w:color w:val="1F3A5F"/>
+          <w:sz w:val="18"/>
+        </w:rPr>
+        <w:t xml:space="preserve">  제23의6조  행정사법인의 해산 신고</w:t>
+      </w:r>
+    </w:p>
+    <w:p>
+      <w:pPr>
+        <w:spacing w:before="0" w:after="100" w:line="307" w:lineRule="auto"/>
+        <w:ind w:left="198"/>
+        <w:shd w:val="clear" w:color="auto" w:fill="EAF1F8"/>
+        <w:pBdr>
+          <w:left w:val="single" w:sz="28" w:space="4" w:color="2E5A88"/>
+          <w:bottom w:val="single" w:sz="4" w:space="4" w:color="CBD9E8"/>
+          <w:right w:val="single" w:sz="4" w:space="4" w:color="CBD9E8"/>
+        </w:pBdr>
+      </w:pPr>
+      <w:r>
+        <w:rPr>
+          <w:rFonts w:ascii="맑은 고딕" w:hAnsi="맑은 고딕" w:eastAsia="맑은 고딕"/>
+          <w:b w:val="0"/>
+          <w:color w:val="222222"/>
+          <w:sz w:val="18"/>
+        </w:rPr>
+        <w:t xml:space="preserve">    1. 해산 이유서</w:t>
+      </w:r>
+      <w:r>
+        <w:br/>
+      </w:r>
+      <w:r>
+        <w:rPr>
+          <w:rFonts w:ascii="맑은 고딕" w:hAnsi="맑은 고딕" w:eastAsia="맑은 고딕"/>
+          <w:b w:val="0"/>
+          <w:color w:val="222222"/>
+          <w:sz w:val="18"/>
+        </w:rPr>
+        <w:t xml:space="preserve">    2. 해산에 관한 총회 회의록</w:t>
+      </w:r>
+    </w:p>
+    <w:p>
+      <w:pPr>
+        <w:spacing w:before="80" w:after="20" w:line="264" w:lineRule="auto"/>
+        <w:ind w:left="198"/>
+        <w:shd w:val="clear" w:color="auto" w:fill="F4F4F2"/>
+        <w:pBdr>
+          <w:top w:val="single" w:sz="4" w:space="4" w:color="E2E2DE"/>
+          <w:left w:val="single" w:sz="28" w:space="4" w:color="9AA0A6"/>
+          <w:right w:val="single" w:sz="4" w:space="4" w:color="E2E2DE"/>
+        </w:pBdr>
+      </w:pPr>
+      <w:r>
+        <w:rPr>
+          <w:rFonts w:ascii="맑은 고딕" w:hAnsi="맑은 고딕" w:eastAsia="맑은 고딕"/>
+          <w:b/>
+          <w:color w:val="FFFFFF"/>
+          <w:sz w:val="16"/>
+          <w:shd w:val="clear" w:color="auto" w:fill="9AA0A6"/>
+        </w:rPr>
+        <w:t xml:space="preserve"> 시행규칙 </w:t>
+      </w:r>
+      <w:r>
+        <w:rPr>
+          <w:rFonts w:ascii="맑은 고딕" w:hAnsi="맑은 고딕" w:eastAsia="맑은 고딕"/>
+          <w:b/>
+          <w:color w:val="5A5A5A"/>
+          <w:sz w:val="18"/>
+        </w:rPr>
+        <w:t xml:space="preserve">  제15의3조  행정사법인의 업무신고</w:t>
+      </w:r>
+    </w:p>
+    <w:p>
+      <w:pPr>
+        <w:spacing w:before="0" w:after="100" w:line="307" w:lineRule="auto"/>
+        <w:ind w:left="198"/>
+        <w:shd w:val="clear" w:color="auto" w:fill="F4F4F2"/>
+        <w:pBdr>
+          <w:left w:val="single" w:sz="28" w:space="4" w:color="9AA0A6"/>
+          <w:bottom w:val="single" w:sz="4" w:space="4" w:color="E2E2DE"/>
+          <w:right w:val="single" w:sz="4" w:space="4" w:color="E2E2DE"/>
+        </w:pBdr>
+      </w:pPr>
+      <w:r>
+        <w:rPr>
+          <w:rFonts w:ascii="맑은 고딕" w:hAnsi="맑은 고딕" w:eastAsia="맑은 고딕"/>
+          <w:b w:val="0"/>
+          <w:color w:val="222222"/>
+          <w:sz w:val="18"/>
+        </w:rPr>
+        <w:t>① 영 제23조의5제2항에 따라 행정사법인 업무신고(이하 "법인업무신고"라 한다)를 하려는 자는 별지 제19호의6서식의 행정사법인 업무신고서에 다음 각 호의 서류를 첨부하여 시장등에게 제출해야 한다. &lt;개정 2025.11.20&gt;</w:t>
+      </w:r>
+      <w:r>
+        <w:br/>
+      </w:r>
+      <w:r>
+        <w:rPr>
+          <w:rFonts w:ascii="맑은 고딕" w:hAnsi="맑은 고딕" w:eastAsia="맑은 고딕"/>
+          <w:b w:val="0"/>
+          <w:color w:val="222222"/>
+          <w:sz w:val="18"/>
+        </w:rPr>
+        <w:t xml:space="preserve">    1. 법인구성원 및 소속행정사의 사진 각 1장</w:t>
+      </w:r>
+      <w:r>
+        <w:br/>
+      </w:r>
+      <w:r>
+        <w:rPr>
+          <w:rFonts w:ascii="맑은 고딕" w:hAnsi="맑은 고딕" w:eastAsia="맑은 고딕"/>
+          <w:b w:val="0"/>
+          <w:color w:val="222222"/>
+          <w:sz w:val="18"/>
+        </w:rPr>
+        <w:t xml:space="preserve">    2. 법인구성원 및 소속행정사의 행정사회 회원증 사본 각 1부</w:t>
+      </w:r>
+      <w:r>
+        <w:br/>
+      </w:r>
+      <w:r>
+        <w:rPr>
+          <w:rFonts w:ascii="맑은 고딕" w:hAnsi="맑은 고딕" w:eastAsia="맑은 고딕"/>
+          <w:b w:val="0"/>
+          <w:color w:val="222222"/>
+          <w:sz w:val="18"/>
+        </w:rPr>
+        <w:t xml:space="preserve">    3. 행정사법인 정관 1부</w:t>
+      </w:r>
+      <w:r>
+        <w:br/>
+      </w:r>
+      <w:r>
+        <w:rPr>
+          <w:rFonts w:ascii="맑은 고딕" w:hAnsi="맑은 고딕" w:eastAsia="맑은 고딕"/>
+          <w:b w:val="0"/>
+          <w:color w:val="222222"/>
+          <w:sz w:val="18"/>
+        </w:rPr>
+        <w:t xml:space="preserve">    4. 행정사법인 설립인가증 사본 및 등기부등본 각 1부</w:t>
+      </w:r>
+      <w:r>
+        <w:br/>
+      </w:r>
+      <w:r>
+        <w:rPr>
+          <w:rFonts w:ascii="맑은 고딕" w:hAnsi="맑은 고딕" w:eastAsia="맑은 고딕"/>
+          <w:b w:val="0"/>
+          <w:color w:val="222222"/>
+          <w:sz w:val="18"/>
+        </w:rPr>
+        <w:t>② 행정사법인이 법 제25조의4제1항 후단에 따라 변경신고를 하려는 경우에는 같은 항 전단에 따라 신고한 사항의 변경이 발생한 날부터 30일 이내에 별지 제9호서식의 신고서에 행정사법인 업무신고확인증과 다음 각 호의 구분에 따른 서류를 첨부하여 시장등에게 제출해야 한다. &lt;개정 2025.11.20&gt;</w:t>
+      </w:r>
+      <w:r>
+        <w:br/>
+      </w:r>
+      <w:r>
+        <w:rPr>
+          <w:rFonts w:ascii="맑은 고딕" w:hAnsi="맑은 고딕" w:eastAsia="맑은 고딕"/>
+          <w:b w:val="0"/>
+          <w:color w:val="222222"/>
+          <w:sz w:val="18"/>
+        </w:rPr>
+        <w:t xml:space="preserve">    1. 법인구성원 또는 소속행정사가 변경된 경우</w:t>
+      </w:r>
+      <w:r>
+        <w:br/>
+      </w:r>
+      <w:r>
+        <w:rPr>
+          <w:rFonts w:ascii="맑은 고딕" w:hAnsi="맑은 고딕" w:eastAsia="맑은 고딕"/>
+          <w:b w:val="0"/>
+          <w:color w:val="222222"/>
+          <w:sz w:val="18"/>
+        </w:rPr>
+        <w:t xml:space="preserve">    2. 행정사법인의 정관이 변경된 경우: 변경된 정관 1부</w:t>
+      </w:r>
+      <w:r>
+        <w:br/>
+      </w:r>
+      <w:r>
+        <w:rPr>
+          <w:rFonts w:ascii="맑은 고딕" w:hAnsi="맑은 고딕" w:eastAsia="맑은 고딕"/>
+          <w:b w:val="0"/>
+          <w:color w:val="222222"/>
+          <w:sz w:val="18"/>
+        </w:rPr>
+        <w:t>③ 제1항 또는 제2항에 따른 신고서를 제출받은 시장등은 행정사정보시스템을 통하여 다음 각 호의 구분에 따른 서류를 확인해야 한다. 다만, 신고인이 확인에 동의하지 않는 경우에는 해당 서류의 사본을 첨부하게 해야 한다. &lt;신설 2025.11.20&gt;</w:t>
+      </w:r>
+      <w:r>
+        <w:br/>
+      </w:r>
+      <w:r>
+        <w:rPr>
+          <w:rFonts w:ascii="맑은 고딕" w:hAnsi="맑은 고딕" w:eastAsia="맑은 고딕"/>
+          <w:b w:val="0"/>
+          <w:color w:val="222222"/>
+          <w:sz w:val="18"/>
+        </w:rPr>
+        <w:t xml:space="preserve">    1. 제1항에 따른 법인업무신고의 경우</w:t>
+      </w:r>
+      <w:r>
+        <w:br/>
+      </w:r>
+      <w:r>
+        <w:rPr>
+          <w:rFonts w:ascii="맑은 고딕" w:hAnsi="맑은 고딕" w:eastAsia="맑은 고딕"/>
+          <w:b w:val="0"/>
+          <w:color w:val="222222"/>
+          <w:sz w:val="18"/>
+        </w:rPr>
+        <w:t xml:space="preserve">    2. 제2항제1호에 따른 법인구성원 또는 소속행정사 변경신고의 경우</w:t>
+      </w:r>
+      <w:r>
+        <w:br/>
+      </w:r>
+      <w:r>
+        <w:rPr>
+          <w:rFonts w:ascii="맑은 고딕" w:hAnsi="맑은 고딕" w:eastAsia="맑은 고딕"/>
+          <w:b w:val="0"/>
+          <w:color w:val="222222"/>
+          <w:sz w:val="18"/>
+        </w:rPr>
+        <w:t>④ 법 제25조의4제3항에 따른 법인업무신고확인증은 별지 제19호의7서식에 따른다. &lt;개정 2025.11.20&gt;</w:t>
+      </w:r>
+      <w:r>
+        <w:br/>
+      </w:r>
+      <w:r>
+        <w:rPr>
+          <w:rFonts w:ascii="맑은 고딕" w:hAnsi="맑은 고딕" w:eastAsia="맑은 고딕"/>
+          <w:b w:val="0"/>
+          <w:color w:val="222222"/>
+          <w:sz w:val="18"/>
+        </w:rPr>
+        <w:t>⑤ 시장등은 법 제25조의4제3항에 따라 법인업무신고확인증을 발급하는 경우 다음 각 호의 대장에 이를 기록해야 한다. &lt;개정 2025.11.20&gt;</w:t>
+      </w:r>
+      <w:r>
+        <w:br/>
+      </w:r>
+      <w:r>
+        <w:rPr>
+          <w:rFonts w:ascii="맑은 고딕" w:hAnsi="맑은 고딕" w:eastAsia="맑은 고딕"/>
+          <w:b w:val="0"/>
+          <w:color w:val="222222"/>
+          <w:sz w:val="18"/>
+        </w:rPr>
+        <w:t xml:space="preserve">    1. 별지 제19호의8서식의 행정사법인 업무 신고대장</w:t>
+      </w:r>
+      <w:r>
+        <w:br/>
+      </w:r>
+      <w:r>
+        <w:rPr>
+          <w:rFonts w:ascii="맑은 고딕" w:hAnsi="맑은 고딕" w:eastAsia="맑은 고딕"/>
+          <w:b w:val="0"/>
+          <w:color w:val="222222"/>
+          <w:sz w:val="18"/>
+        </w:rPr>
+        <w:t xml:space="preserve">    2. 별지 제19호의9서식의 행정사법인 관리대장</w:t>
+      </w:r>
+      <w:r>
+        <w:br/>
+      </w:r>
+      <w:r>
+        <w:rPr>
+          <w:rFonts w:ascii="맑은 고딕" w:hAnsi="맑은 고딕" w:eastAsia="맑은 고딕"/>
+          <w:b w:val="0"/>
+          <w:color w:val="222222"/>
+          <w:sz w:val="18"/>
+        </w:rPr>
+        <w:t>⑥ 시장등은 행정사법인이 제2항 각 호의 구분에 따른 변경사항을 제출하는 경우 그 변경사항을 제5항 각 호에 따른 대장에 기록해야 한다. &lt;개정 2025.11.20&gt;</w:t>
+      </w:r>
+    </w:p>
+    <w:p>
+      <w:pPr>
+        <w:spacing w:before="80" w:after="20" w:line="264" w:lineRule="auto"/>
+        <w:ind w:left="198"/>
+        <w:shd w:val="clear" w:color="auto" w:fill="F4F4F2"/>
+        <w:pBdr>
+          <w:top w:val="single" w:sz="4" w:space="4" w:color="E2E2DE"/>
+          <w:left w:val="single" w:sz="28" w:space="4" w:color="9AA0A6"/>
+          <w:right w:val="single" w:sz="4" w:space="4" w:color="E2E2DE"/>
+        </w:pBdr>
+      </w:pPr>
+      <w:r>
+        <w:rPr>
+          <w:rFonts w:ascii="맑은 고딕" w:hAnsi="맑은 고딕" w:eastAsia="맑은 고딕"/>
+          <w:b/>
+          <w:color w:val="FFFFFF"/>
+          <w:sz w:val="16"/>
+          <w:shd w:val="clear" w:color="auto" w:fill="9AA0A6"/>
+        </w:rPr>
+        <w:t xml:space="preserve"> 시행규칙 </w:t>
+      </w:r>
+      <w:r>
+        <w:rPr>
+          <w:rFonts w:ascii="맑은 고딕" w:hAnsi="맑은 고딕" w:eastAsia="맑은 고딕"/>
+          <w:b/>
+          <w:color w:val="5A5A5A"/>
+          <w:sz w:val="18"/>
+        </w:rPr>
+        <w:t xml:space="preserve">  제15의4조  행정사법인의 해산 신고</w:t>
+      </w:r>
+    </w:p>
+    <w:p>
+      <w:pPr>
+        <w:spacing w:before="0" w:after="100" w:line="307" w:lineRule="auto"/>
+        <w:ind w:left="198"/>
+        <w:shd w:val="clear" w:color="auto" w:fill="F4F4F2"/>
+        <w:pBdr>
+          <w:left w:val="single" w:sz="28" w:space="4" w:color="9AA0A6"/>
+          <w:bottom w:val="single" w:sz="4" w:space="4" w:color="E2E2DE"/>
+          <w:right w:val="single" w:sz="4" w:space="4" w:color="E2E2DE"/>
+        </w:pBdr>
+      </w:pPr>
+      <w:r>
+        <w:rPr>
+          <w:rFonts w:ascii="맑은 고딕" w:hAnsi="맑은 고딕" w:eastAsia="맑은 고딕"/>
+          <w:b w:val="0"/>
+          <w:color w:val="222222"/>
+          <w:sz w:val="18"/>
+        </w:rPr>
+        <w:t>영 제23조의6에 따른 행정사법인의 해산 신고서는 별지 제19호의10서식에 따른다. &lt;개정 2025.11.20&gt;</w:t>
+      </w:r>
+    </w:p>
+    <w:p>
+      <w:pPr>
+        <w:spacing w:before="160" w:after="40" w:line="312" w:lineRule="auto"/>
       </w:pPr>
       <w:r>
         <w:rPr>
@@ -3760,7 +9104,7 @@
     </w:p>
     <w:p>
       <w:pPr>
-        <w:spacing w:before="0" w:after="20" w:line="317" w:lineRule="auto"/>
+        <w:spacing w:before="0" w:after="20" w:line="312" w:lineRule="auto"/>
         <w:ind w:left="765" w:hanging="340"/>
       </w:pPr>
       <w:r>
@@ -3784,7 +9128,7 @@
     </w:p>
     <w:p>
       <w:pPr>
-        <w:spacing w:before="0" w:after="20" w:line="317" w:lineRule="auto"/>
+        <w:spacing w:before="0" w:after="20" w:line="312" w:lineRule="auto"/>
         <w:ind w:left="765" w:hanging="340"/>
       </w:pPr>
       <w:r>
@@ -3808,7 +9152,7 @@
     </w:p>
     <w:p>
       <w:pPr>
-        <w:spacing w:before="0" w:after="20" w:line="317" w:lineRule="auto"/>
+        <w:spacing w:before="0" w:after="20" w:line="312" w:lineRule="auto"/>
         <w:ind w:left="765" w:hanging="340"/>
       </w:pPr>
       <w:r>
@@ -3832,7 +9176,7 @@
     </w:p>
     <w:p>
       <w:pPr>
-        <w:spacing w:before="140" w:after="40" w:line="317" w:lineRule="auto"/>
+        <w:spacing w:before="160" w:after="40" w:line="312" w:lineRule="auto"/>
       </w:pPr>
       <w:r>
         <w:rPr>
@@ -3855,7 +9199,7 @@
     </w:p>
     <w:p>
       <w:pPr>
-        <w:spacing w:before="0" w:after="20" w:line="317" w:lineRule="auto"/>
+        <w:spacing w:before="0" w:after="20" w:line="312" w:lineRule="auto"/>
         <w:ind w:left="765" w:hanging="340"/>
       </w:pPr>
       <w:r>
@@ -3879,7 +9223,7 @@
     </w:p>
     <w:p>
       <w:pPr>
-        <w:spacing w:before="0" w:after="20" w:line="317" w:lineRule="auto"/>
+        <w:spacing w:before="0" w:after="20" w:line="312" w:lineRule="auto"/>
         <w:ind w:left="765" w:hanging="340"/>
       </w:pPr>
       <w:r>
@@ -3903,7 +9247,7 @@
     </w:p>
     <w:p>
       <w:pPr>
-        <w:spacing w:before="0" w:after="20" w:line="317" w:lineRule="auto"/>
+        <w:spacing w:before="0" w:after="20" w:line="312" w:lineRule="auto"/>
         <w:ind w:left="765" w:hanging="340"/>
       </w:pPr>
       <w:r>
@@ -3927,7 +9271,7 @@
     </w:p>
     <w:p>
       <w:pPr>
-        <w:spacing w:before="0" w:after="20" w:line="317" w:lineRule="auto"/>
+        <w:spacing w:before="0" w:after="20" w:line="312" w:lineRule="auto"/>
         <w:ind w:left="765" w:hanging="340"/>
       </w:pPr>
       <w:r>
@@ -3951,7 +9295,7 @@
     </w:p>
     <w:p>
       <w:pPr>
-        <w:spacing w:before="0" w:after="20" w:line="317" w:lineRule="auto"/>
+        <w:spacing w:before="0" w:after="20" w:line="312" w:lineRule="auto"/>
         <w:ind w:left="765" w:hanging="340"/>
       </w:pPr>
       <w:r>
@@ -3975,7 +9319,7 @@
     </w:p>
     <w:p>
       <w:pPr>
-        <w:spacing w:before="0" w:after="20" w:line="317" w:lineRule="auto"/>
+        <w:spacing w:before="0" w:after="20" w:line="312" w:lineRule="auto"/>
         <w:ind w:left="765" w:hanging="340"/>
       </w:pPr>
       <w:r>
@@ -3999,7 +9343,7 @@
     </w:p>
     <w:p>
       <w:pPr>
-        <w:spacing w:before="140" w:after="40" w:line="317" w:lineRule="auto"/>
+        <w:spacing w:before="160" w:after="40" w:line="312" w:lineRule="auto"/>
       </w:pPr>
       <w:r>
         <w:rPr>
@@ -4022,7 +9366,7 @@
     </w:p>
     <w:p>
       <w:pPr>
-        <w:spacing w:before="0" w:after="20" w:line="317" w:lineRule="auto"/>
+        <w:spacing w:before="0" w:after="20" w:line="312" w:lineRule="auto"/>
         <w:ind w:left="765" w:hanging="340"/>
       </w:pPr>
       <w:r>
@@ -4046,7 +9390,7 @@
     </w:p>
     <w:p>
       <w:pPr>
-        <w:spacing w:before="0" w:after="20" w:line="317" w:lineRule="auto"/>
+        <w:spacing w:before="0" w:after="20" w:line="312" w:lineRule="auto"/>
         <w:ind w:left="765" w:hanging="340"/>
       </w:pPr>
       <w:r>
@@ -4070,7 +9414,7 @@
     </w:p>
     <w:p>
       <w:pPr>
-        <w:spacing w:before="0" w:after="20" w:line="317" w:lineRule="auto"/>
+        <w:spacing w:before="0" w:after="20" w:line="312" w:lineRule="auto"/>
         <w:ind w:left="765" w:hanging="340"/>
       </w:pPr>
       <w:r>
@@ -4094,7 +9438,7 @@
     </w:p>
     <w:p>
       <w:pPr>
-        <w:spacing w:before="0" w:after="20" w:line="317" w:lineRule="auto"/>
+        <w:spacing w:before="0" w:after="20" w:line="312" w:lineRule="auto"/>
         <w:ind w:left="765" w:hanging="340"/>
       </w:pPr>
       <w:r>
@@ -4118,7 +9462,7 @@
     </w:p>
     <w:p>
       <w:pPr>
-        <w:spacing w:before="140" w:after="40" w:line="317" w:lineRule="auto"/>
+        <w:spacing w:before="160" w:after="40" w:line="312" w:lineRule="auto"/>
       </w:pPr>
       <w:r>
         <w:rPr>
@@ -4141,7 +9485,7 @@
     </w:p>
     <w:p>
       <w:pPr>
-        <w:spacing w:before="0" w:after="20" w:line="317" w:lineRule="auto"/>
+        <w:spacing w:before="0" w:after="20" w:line="312" w:lineRule="auto"/>
         <w:ind w:left="765" w:hanging="340"/>
       </w:pPr>
       <w:r>
@@ -4165,7 +9509,7 @@
     </w:p>
     <w:p>
       <w:pPr>
-        <w:spacing w:before="0" w:after="20" w:line="317" w:lineRule="auto"/>
+        <w:spacing w:before="0" w:after="20" w:line="312" w:lineRule="auto"/>
         <w:ind w:left="1134" w:hanging="312"/>
       </w:pPr>
       <w:r>
@@ -4189,7 +9533,7 @@
     </w:p>
     <w:p>
       <w:pPr>
-        <w:spacing w:before="0" w:after="20" w:line="317" w:lineRule="auto"/>
+        <w:spacing w:before="0" w:after="20" w:line="312" w:lineRule="auto"/>
         <w:ind w:left="1134" w:hanging="312"/>
       </w:pPr>
       <w:r>
@@ -4213,7 +9557,7 @@
     </w:p>
     <w:p>
       <w:pPr>
-        <w:spacing w:before="0" w:after="20" w:line="317" w:lineRule="auto"/>
+        <w:spacing w:before="0" w:after="20" w:line="312" w:lineRule="auto"/>
         <w:ind w:left="1134" w:hanging="312"/>
       </w:pPr>
       <w:r>
@@ -4237,7 +9581,7 @@
     </w:p>
     <w:p>
       <w:pPr>
-        <w:spacing w:before="0" w:after="20" w:line="317" w:lineRule="auto"/>
+        <w:spacing w:before="0" w:after="20" w:line="312" w:lineRule="auto"/>
         <w:ind w:left="1134" w:hanging="312"/>
       </w:pPr>
       <w:r>
@@ -4261,7 +9605,7 @@
     </w:p>
     <w:p>
       <w:pPr>
-        <w:spacing w:before="0" w:after="20" w:line="317" w:lineRule="auto"/>
+        <w:spacing w:before="0" w:after="20" w:line="312" w:lineRule="auto"/>
         <w:ind w:left="765" w:hanging="340"/>
       </w:pPr>
       <w:r>
@@ -4285,7 +9629,7 @@
     </w:p>
     <w:p>
       <w:pPr>
-        <w:spacing w:before="140" w:after="40" w:line="317" w:lineRule="auto"/>
+        <w:spacing w:before="160" w:after="40" w:line="312" w:lineRule="auto"/>
       </w:pPr>
       <w:r>
         <w:rPr>
@@ -4308,7 +9652,7 @@
     </w:p>
     <w:p>
       <w:pPr>
-        <w:spacing w:before="0" w:after="20" w:line="317" w:lineRule="auto"/>
+        <w:spacing w:before="0" w:after="20" w:line="312" w:lineRule="auto"/>
         <w:ind w:left="765" w:hanging="340"/>
       </w:pPr>
       <w:r>
@@ -4332,7 +9676,7 @@
     </w:p>
     <w:p>
       <w:pPr>
-        <w:spacing w:before="0" w:after="20" w:line="317" w:lineRule="auto"/>
+        <w:spacing w:before="0" w:after="20" w:line="312" w:lineRule="auto"/>
         <w:ind w:left="765" w:hanging="340"/>
       </w:pPr>
       <w:r>
@@ -4356,7 +9700,7 @@
     </w:p>
     <w:p>
       <w:pPr>
-        <w:spacing w:before="140" w:after="40" w:line="317" w:lineRule="auto"/>
+        <w:spacing w:before="160" w:after="40" w:line="312" w:lineRule="auto"/>
       </w:pPr>
       <w:r>
         <w:rPr>
@@ -4379,7 +9723,7 @@
     </w:p>
     <w:p>
       <w:pPr>
-        <w:spacing w:before="0" w:after="20" w:line="317" w:lineRule="auto"/>
+        <w:spacing w:before="0" w:after="20" w:line="312" w:lineRule="auto"/>
         <w:ind w:left="1134" w:hanging="312"/>
       </w:pPr>
       <w:r>
@@ -4403,7 +9747,7 @@
     </w:p>
     <w:p>
       <w:pPr>
-        <w:spacing w:before="0" w:after="20" w:line="317" w:lineRule="auto"/>
+        <w:spacing w:before="0" w:after="20" w:line="312" w:lineRule="auto"/>
         <w:ind w:left="1134" w:hanging="312"/>
       </w:pPr>
       <w:r>
@@ -4427,7 +9771,7 @@
     </w:p>
     <w:p>
       <w:pPr>
-        <w:spacing w:before="0" w:after="20" w:line="317" w:lineRule="auto"/>
+        <w:spacing w:before="0" w:after="20" w:line="312" w:lineRule="auto"/>
         <w:ind w:left="1134" w:hanging="312"/>
       </w:pPr>
       <w:r>
@@ -4451,7 +9795,7 @@
     </w:p>
     <w:p>
       <w:pPr>
-        <w:spacing w:before="0" w:after="20" w:line="317" w:lineRule="auto"/>
+        <w:spacing w:before="0" w:after="20" w:line="312" w:lineRule="auto"/>
         <w:ind w:left="1134" w:hanging="312"/>
       </w:pPr>
       <w:r>
@@ -4475,7 +9819,59 @@
     </w:p>
     <w:p>
       <w:pPr>
-        <w:spacing w:before="140" w:after="40" w:line="317" w:lineRule="auto"/>
+        <w:spacing w:before="80" w:after="20" w:line="264" w:lineRule="auto"/>
+        <w:ind w:left="198"/>
+        <w:shd w:val="clear" w:color="auto" w:fill="EAF1F8"/>
+        <w:pBdr>
+          <w:top w:val="single" w:sz="4" w:space="4" w:color="CBD9E8"/>
+          <w:left w:val="single" w:sz="28" w:space="4" w:color="2E5A88"/>
+          <w:right w:val="single" w:sz="4" w:space="4" w:color="CBD9E8"/>
+        </w:pBdr>
+      </w:pPr>
+      <w:r>
+        <w:rPr>
+          <w:rFonts w:ascii="맑은 고딕" w:hAnsi="맑은 고딕" w:eastAsia="맑은 고딕"/>
+          <w:b/>
+          <w:color w:val="FFFFFF"/>
+          <w:sz w:val="16"/>
+          <w:shd w:val="clear" w:color="auto" w:fill="2E5A88"/>
+        </w:rPr>
+        <w:t xml:space="preserve"> 시행령 </w:t>
+      </w:r>
+      <w:r>
+        <w:rPr>
+          <w:rFonts w:ascii="맑은 고딕" w:hAnsi="맑은 고딕" w:eastAsia="맑은 고딕"/>
+          <w:b/>
+          <w:color w:val="1F3A5F"/>
+          <w:sz w:val="18"/>
+        </w:rPr>
+        <w:t xml:space="preserve">  제23의7조  설립인가의 취소</w:t>
+      </w:r>
+    </w:p>
+    <w:p>
+      <w:pPr>
+        <w:spacing w:before="0" w:after="100" w:line="307" w:lineRule="auto"/>
+        <w:ind w:left="198"/>
+        <w:shd w:val="clear" w:color="auto" w:fill="EAF1F8"/>
+        <w:pBdr>
+          <w:left w:val="single" w:sz="28" w:space="4" w:color="2E5A88"/>
+          <w:bottom w:val="single" w:sz="4" w:space="4" w:color="CBD9E8"/>
+          <w:right w:val="single" w:sz="4" w:space="4" w:color="CBD9E8"/>
+        </w:pBdr>
+      </w:pPr>
+      <w:r>
+        <w:rPr>
+          <w:rFonts w:ascii="맑은 고딕" w:hAnsi="맑은 고딕" w:eastAsia="맑은 고딕"/>
+          <w:b w:val="0"/>
+          <w:color w:val="222222"/>
+          <w:sz w:val="18"/>
+        </w:rPr>
+        <w:t>행정안전부장관은 법 제25조의10 각 호 외의 부분 본문에 따라 행정사법인의 설립인가를 취소하려는 경우에는 청문을 해야 한다.</w:t>
+      </w:r>
+    </w:p>
+    <w:p>
+      <w:pPr>
+        <w:spacing w:before="160" w:after="40" w:line="312" w:lineRule="auto"/>
       </w:pPr>
       <w:r>
         <w:rPr>
@@ -4498,7 +9894,7 @@
     </w:p>
     <w:p>
       <w:pPr>
-        <w:spacing w:before="0" w:after="20" w:line="317" w:lineRule="auto"/>
+        <w:spacing w:before="0" w:after="20" w:line="312" w:lineRule="auto"/>
         <w:ind w:left="765" w:hanging="340"/>
       </w:pPr>
       <w:r>
@@ -4522,7 +9918,7 @@
     </w:p>
     <w:p>
       <w:pPr>
-        <w:spacing w:before="0" w:after="20" w:line="317" w:lineRule="auto"/>
+        <w:spacing w:before="0" w:after="20" w:line="312" w:lineRule="auto"/>
         <w:ind w:left="765" w:hanging="340"/>
       </w:pPr>
       <w:r>
@@ -4546,7 +9942,7 @@
     </w:p>
     <w:p>
       <w:pPr>
-        <w:spacing w:before="140" w:after="40" w:line="317" w:lineRule="auto"/>
+        <w:spacing w:before="160" w:after="40" w:line="312" w:lineRule="auto"/>
       </w:pPr>
       <w:r>
         <w:rPr>
@@ -4578,7 +9974,435 @@
     </w:p>
     <w:p>
       <w:pPr>
-        <w:spacing w:before="140" w:after="40" w:line="317" w:lineRule="auto"/>
+        <w:spacing w:before="80" w:after="20" w:line="264" w:lineRule="auto"/>
+        <w:ind w:left="198"/>
+        <w:shd w:val="clear" w:color="auto" w:fill="EAF1F8"/>
+        <w:pBdr>
+          <w:top w:val="single" w:sz="4" w:space="4" w:color="CBD9E8"/>
+          <w:left w:val="single" w:sz="28" w:space="4" w:color="2E5A88"/>
+          <w:right w:val="single" w:sz="4" w:space="4" w:color="CBD9E8"/>
+        </w:pBdr>
+      </w:pPr>
+      <w:r>
+        <w:rPr>
+          <w:rFonts w:ascii="맑은 고딕" w:hAnsi="맑은 고딕" w:eastAsia="맑은 고딕"/>
+          <w:b/>
+          <w:color w:val="FFFFFF"/>
+          <w:sz w:val="16"/>
+          <w:shd w:val="clear" w:color="auto" w:fill="2E5A88"/>
+        </w:rPr>
+        <w:t xml:space="preserve"> 시행령 </w:t>
+      </w:r>
+      <w:r>
+        <w:rPr>
+          <w:rFonts w:ascii="맑은 고딕" w:hAnsi="맑은 고딕" w:eastAsia="맑은 고딕"/>
+          <w:b/>
+          <w:color w:val="1F3A5F"/>
+          <w:sz w:val="18"/>
+        </w:rPr>
+        <w:t xml:space="preserve">  제23의8조  손해배상책임 보장</w:t>
+      </w:r>
+    </w:p>
+    <w:p>
+      <w:pPr>
+        <w:spacing w:before="0" w:after="100" w:line="307" w:lineRule="auto"/>
+        <w:ind w:left="198"/>
+        <w:shd w:val="clear" w:color="auto" w:fill="EAF1F8"/>
+        <w:pBdr>
+          <w:left w:val="single" w:sz="28" w:space="4" w:color="2E5A88"/>
+          <w:bottom w:val="single" w:sz="4" w:space="4" w:color="CBD9E8"/>
+          <w:right w:val="single" w:sz="4" w:space="4" w:color="CBD9E8"/>
+        </w:pBdr>
+      </w:pPr>
+      <w:r>
+        <w:rPr>
+          <w:rFonts w:ascii="맑은 고딕" w:hAnsi="맑은 고딕" w:eastAsia="맑은 고딕"/>
+          <w:b w:val="0"/>
+          <w:color w:val="222222"/>
+          <w:sz w:val="18"/>
+        </w:rPr>
+        <w:t>① 행정사법인은 법 제25조의12에 따라 법인업무신고 후 15일 이내에 다음 각 호의 어느 하나에 해당하는 손해배상책임 보장조치를 해야 한다.</w:t>
+      </w:r>
+      <w:r>
+        <w:br/>
+      </w:r>
+      <w:r>
+        <w:rPr>
+          <w:rFonts w:ascii="맑은 고딕" w:hAnsi="맑은 고딕" w:eastAsia="맑은 고딕"/>
+          <w:b w:val="0"/>
+          <w:color w:val="222222"/>
+          <w:sz w:val="18"/>
+        </w:rPr>
+        <w:t xml:space="preserve">    1. 보험 가입</w:t>
+      </w:r>
+      <w:r>
+        <w:br/>
+      </w:r>
+      <w:r>
+        <w:rPr>
+          <w:rFonts w:ascii="맑은 고딕" w:hAnsi="맑은 고딕" w:eastAsia="맑은 고딕"/>
+          <w:b w:val="0"/>
+          <w:color w:val="222222"/>
+          <w:sz w:val="18"/>
+        </w:rPr>
+        <w:t xml:space="preserve">    2. 주사무소 소재지를 관할하는 공탁기관에 현금 또는 국공채의 공탁</w:t>
+      </w:r>
+      <w:r>
+        <w:br/>
+      </w:r>
+      <w:r>
+        <w:rPr>
+          <w:rFonts w:ascii="맑은 고딕" w:hAnsi="맑은 고딕" w:eastAsia="맑은 고딕"/>
+          <w:b w:val="0"/>
+          <w:color w:val="222222"/>
+          <w:sz w:val="18"/>
+        </w:rPr>
+        <w:t>② 행정사법인이 제1항 각 호에 따른 손해배상책임 보장조치를 하는 경우 그 금액은 행정사법인의 법인구성원과 소속행정사의 수에 1천만원을 곱하여 산출한 금액 이상 또는 행정사법인당 1억원 이상으로 한다.</w:t>
+      </w:r>
+    </w:p>
+    <w:p>
+      <w:pPr>
+        <w:spacing w:before="80" w:after="20" w:line="264" w:lineRule="auto"/>
+        <w:ind w:left="198"/>
+        <w:shd w:val="clear" w:color="auto" w:fill="EAF1F8"/>
+        <w:pBdr>
+          <w:top w:val="single" w:sz="4" w:space="4" w:color="CBD9E8"/>
+          <w:left w:val="single" w:sz="28" w:space="4" w:color="2E5A88"/>
+          <w:right w:val="single" w:sz="4" w:space="4" w:color="CBD9E8"/>
+        </w:pBdr>
+      </w:pPr>
+      <w:r>
+        <w:rPr>
+          <w:rFonts w:ascii="맑은 고딕" w:hAnsi="맑은 고딕" w:eastAsia="맑은 고딕"/>
+          <w:b/>
+          <w:color w:val="FFFFFF"/>
+          <w:sz w:val="16"/>
+          <w:shd w:val="clear" w:color="auto" w:fill="2E5A88"/>
+        </w:rPr>
+        <w:t xml:space="preserve"> 시행령 </w:t>
+      </w:r>
+      <w:r>
+        <w:rPr>
+          <w:rFonts w:ascii="맑은 고딕" w:hAnsi="맑은 고딕" w:eastAsia="맑은 고딕"/>
+          <w:b/>
+          <w:color w:val="1F3A5F"/>
+          <w:sz w:val="18"/>
+        </w:rPr>
+        <w:t xml:space="preserve">  제24조  행정사회의 설립인가 신청</w:t>
+      </w:r>
+    </w:p>
+    <w:p>
+      <w:pPr>
+        <w:spacing w:before="0" w:after="100" w:line="307" w:lineRule="auto"/>
+        <w:ind w:left="198"/>
+        <w:shd w:val="clear" w:color="auto" w:fill="EAF1F8"/>
+        <w:pBdr>
+          <w:left w:val="single" w:sz="28" w:space="4" w:color="2E5A88"/>
+          <w:bottom w:val="single" w:sz="4" w:space="4" w:color="CBD9E8"/>
+          <w:right w:val="single" w:sz="4" w:space="4" w:color="CBD9E8"/>
+        </w:pBdr>
+      </w:pPr>
+      <w:r>
+        <w:rPr>
+          <w:rFonts w:ascii="맑은 고딕" w:hAnsi="맑은 고딕" w:eastAsia="맑은 고딕"/>
+          <w:b w:val="0"/>
+          <w:color w:val="222222"/>
+          <w:sz w:val="18"/>
+        </w:rPr>
+        <w:t xml:space="preserve">    1. 발기인이 서명하거나 날인한 명부 및 이력서 각 1부</w:t>
+      </w:r>
+      <w:r>
+        <w:br/>
+      </w:r>
+      <w:r>
+        <w:rPr>
+          <w:rFonts w:ascii="맑은 고딕" w:hAnsi="맑은 고딕" w:eastAsia="맑은 고딕"/>
+          <w:b w:val="0"/>
+          <w:color w:val="222222"/>
+          <w:sz w:val="18"/>
+        </w:rPr>
+        <w:t xml:space="preserve">    2. 정관 1부</w:t>
+      </w:r>
+      <w:r>
+        <w:br/>
+      </w:r>
+      <w:r>
+        <w:rPr>
+          <w:rFonts w:ascii="맑은 고딕" w:hAnsi="맑은 고딕" w:eastAsia="맑은 고딕"/>
+          <w:b w:val="0"/>
+          <w:color w:val="222222"/>
+          <w:sz w:val="18"/>
+        </w:rPr>
+        <w:t xml:space="preserve">    3. 해당 사업연도의 사업계획 및 수지예산을 적은 서류 1부</w:t>
+      </w:r>
+      <w:r>
+        <w:br/>
+      </w:r>
+      <w:r>
+        <w:rPr>
+          <w:rFonts w:ascii="맑은 고딕" w:hAnsi="맑은 고딕" w:eastAsia="맑은 고딕"/>
+          <w:b w:val="0"/>
+          <w:color w:val="222222"/>
+          <w:sz w:val="18"/>
+        </w:rPr>
+        <w:t xml:space="preserve">    4. 임원 취임예정자의 취임승낙서 1부</w:t>
+      </w:r>
+      <w:r>
+        <w:br/>
+      </w:r>
+      <w:r>
+        <w:rPr>
+          <w:rFonts w:ascii="맑은 고딕" w:hAnsi="맑은 고딕" w:eastAsia="맑은 고딕"/>
+          <w:b w:val="0"/>
+          <w:color w:val="222222"/>
+          <w:sz w:val="18"/>
+        </w:rPr>
+        <w:t xml:space="preserve">    5. 창립총회 회의록 1부</w:t>
+      </w:r>
+    </w:p>
+    <w:p>
+      <w:pPr>
+        <w:spacing w:before="80" w:after="20" w:line="264" w:lineRule="auto"/>
+        <w:ind w:left="198"/>
+        <w:shd w:val="clear" w:color="auto" w:fill="EAF1F8"/>
+        <w:pBdr>
+          <w:top w:val="single" w:sz="4" w:space="4" w:color="CBD9E8"/>
+          <w:left w:val="single" w:sz="28" w:space="4" w:color="2E5A88"/>
+          <w:right w:val="single" w:sz="4" w:space="4" w:color="CBD9E8"/>
+        </w:pBdr>
+      </w:pPr>
+      <w:r>
+        <w:rPr>
+          <w:rFonts w:ascii="맑은 고딕" w:hAnsi="맑은 고딕" w:eastAsia="맑은 고딕"/>
+          <w:b/>
+          <w:color w:val="FFFFFF"/>
+          <w:sz w:val="16"/>
+          <w:shd w:val="clear" w:color="auto" w:fill="2E5A88"/>
+        </w:rPr>
+        <w:t xml:space="preserve"> 시행령 </w:t>
+      </w:r>
+      <w:r>
+        <w:rPr>
+          <w:rFonts w:ascii="맑은 고딕" w:hAnsi="맑은 고딕" w:eastAsia="맑은 고딕"/>
+          <w:b/>
+          <w:color w:val="1F3A5F"/>
+          <w:sz w:val="18"/>
+        </w:rPr>
+        <w:t xml:space="preserve">  제24의2조  행정사정보시스템의 구축ㆍ운영</w:t>
+      </w:r>
+    </w:p>
+    <w:p>
+      <w:pPr>
+        <w:spacing w:before="0" w:after="100" w:line="307" w:lineRule="auto"/>
+        <w:ind w:left="198"/>
+        <w:shd w:val="clear" w:color="auto" w:fill="EAF1F8"/>
+        <w:pBdr>
+          <w:left w:val="single" w:sz="28" w:space="4" w:color="2E5A88"/>
+          <w:bottom w:val="single" w:sz="4" w:space="4" w:color="CBD9E8"/>
+          <w:right w:val="single" w:sz="4" w:space="4" w:color="CBD9E8"/>
+        </w:pBdr>
+      </w:pPr>
+      <w:r>
+        <w:rPr>
+          <w:rFonts w:ascii="맑은 고딕" w:hAnsi="맑은 고딕" w:eastAsia="맑은 고딕"/>
+          <w:b w:val="0"/>
+          <w:color w:val="222222"/>
+          <w:sz w:val="18"/>
+        </w:rPr>
+        <w:t>① 행정안전부장관은 다음 각 호의 업무의 효율적 수행을 위하여 정보시스템(이하 "행정사정보시스템"이라 한다)을 구축ㆍ운영할 수 있다.</w:t>
+      </w:r>
+      <w:r>
+        <w:br/>
+      </w:r>
+      <w:r>
+        <w:rPr>
+          <w:rFonts w:ascii="맑은 고딕" w:hAnsi="맑은 고딕" w:eastAsia="맑은 고딕"/>
+          <w:b w:val="0"/>
+          <w:color w:val="222222"/>
+          <w:sz w:val="18"/>
+        </w:rPr>
+        <w:t xml:space="preserve">    1. 행정사 자격 관리</w:t>
+      </w:r>
+      <w:r>
+        <w:br/>
+      </w:r>
+      <w:r>
+        <w:rPr>
+          <w:rFonts w:ascii="맑은 고딕" w:hAnsi="맑은 고딕" w:eastAsia="맑은 고딕"/>
+          <w:b w:val="0"/>
+          <w:color w:val="222222"/>
+          <w:sz w:val="18"/>
+        </w:rPr>
+        <w:t xml:space="preserve">    2. 행정사ㆍ행정사법인의 업무신고 및 변경신고 등 각종 신고의 접수ㆍ처리</w:t>
+      </w:r>
+      <w:r>
+        <w:br/>
+      </w:r>
+      <w:r>
+        <w:rPr>
+          <w:rFonts w:ascii="맑은 고딕" w:hAnsi="맑은 고딕" w:eastAsia="맑은 고딕"/>
+          <w:b w:val="0"/>
+          <w:color w:val="222222"/>
+          <w:sz w:val="18"/>
+        </w:rPr>
+        <w:t xml:space="preserve">    3. 행정사에 대한 교육 관리</w:t>
+      </w:r>
+      <w:r>
+        <w:br/>
+      </w:r>
+      <w:r>
+        <w:rPr>
+          <w:rFonts w:ascii="맑은 고딕" w:hAnsi="맑은 고딕" w:eastAsia="맑은 고딕"/>
+          <w:b w:val="0"/>
+          <w:color w:val="222222"/>
+          <w:sz w:val="18"/>
+        </w:rPr>
+        <w:t xml:space="preserve">    4. 행정사 제도 관련 각종 통계 관리</w:t>
+      </w:r>
+      <w:r>
+        <w:br/>
+      </w:r>
+      <w:r>
+        <w:rPr>
+          <w:rFonts w:ascii="맑은 고딕" w:hAnsi="맑은 고딕" w:eastAsia="맑은 고딕"/>
+          <w:b w:val="0"/>
+          <w:color w:val="222222"/>
+          <w:sz w:val="18"/>
+        </w:rPr>
+        <w:t xml:space="preserve">    5. 그 밖에 행정사 제도의 원활한 운영을 위하여 필요한 업무</w:t>
+      </w:r>
+      <w:r>
+        <w:br/>
+      </w:r>
+      <w:r>
+        <w:rPr>
+          <w:rFonts w:ascii="맑은 고딕" w:hAnsi="맑은 고딕" w:eastAsia="맑은 고딕"/>
+          <w:b w:val="0"/>
+          <w:color w:val="222222"/>
+          <w:sz w:val="18"/>
+        </w:rPr>
+        <w:t>② 행정안전부장관은 시ㆍ도지사 또는 시장등에게 제1항 각 호의 업무 수행에 필요한 자료를 행정사정보시스템에 입력하도록 요청할 수 있다.</w:t>
+      </w:r>
+    </w:p>
+    <w:p>
+      <w:pPr>
+        <w:spacing w:before="80" w:after="20" w:line="264" w:lineRule="auto"/>
+        <w:ind w:left="198"/>
+        <w:shd w:val="clear" w:color="auto" w:fill="EAF1F8"/>
+        <w:pBdr>
+          <w:top w:val="single" w:sz="4" w:space="4" w:color="CBD9E8"/>
+          <w:left w:val="single" w:sz="28" w:space="4" w:color="2E5A88"/>
+          <w:right w:val="single" w:sz="4" w:space="4" w:color="CBD9E8"/>
+        </w:pBdr>
+      </w:pPr>
+      <w:r>
+        <w:rPr>
+          <w:rFonts w:ascii="맑은 고딕" w:hAnsi="맑은 고딕" w:eastAsia="맑은 고딕"/>
+          <w:b/>
+          <w:color w:val="FFFFFF"/>
+          <w:sz w:val="16"/>
+          <w:shd w:val="clear" w:color="auto" w:fill="2E5A88"/>
+        </w:rPr>
+        <w:t xml:space="preserve"> 시행령 </w:t>
+      </w:r>
+      <w:r>
+        <w:rPr>
+          <w:rFonts w:ascii="맑은 고딕" w:hAnsi="맑은 고딕" w:eastAsia="맑은 고딕"/>
+          <w:b/>
+          <w:color w:val="1F3A5F"/>
+          <w:sz w:val="18"/>
+        </w:rPr>
+        <w:t xml:space="preserve">  제25조  업무의 위탁</w:t>
+      </w:r>
+    </w:p>
+    <w:p>
+      <w:pPr>
+        <w:spacing w:before="0" w:after="100" w:line="307" w:lineRule="auto"/>
+        <w:ind w:left="198"/>
+        <w:shd w:val="clear" w:color="auto" w:fill="EAF1F8"/>
+        <w:pBdr>
+          <w:left w:val="single" w:sz="28" w:space="4" w:color="2E5A88"/>
+          <w:bottom w:val="single" w:sz="4" w:space="4" w:color="CBD9E8"/>
+          <w:right w:val="single" w:sz="4" w:space="4" w:color="CBD9E8"/>
+        </w:pBdr>
+      </w:pPr>
+      <w:r>
+        <w:rPr>
+          <w:rFonts w:ascii="맑은 고딕" w:hAnsi="맑은 고딕" w:eastAsia="맑은 고딕"/>
+          <w:b w:val="0"/>
+          <w:color w:val="222222"/>
+          <w:sz w:val="18"/>
+        </w:rPr>
+        <w:t xml:space="preserve">    1. 실무교육에 관한 업무</w:t>
+      </w:r>
+      <w:r>
+        <w:br/>
+      </w:r>
+      <w:r>
+        <w:rPr>
+          <w:rFonts w:ascii="맑은 고딕" w:hAnsi="맑은 고딕" w:eastAsia="맑은 고딕"/>
+          <w:b w:val="0"/>
+          <w:color w:val="222222"/>
+          <w:sz w:val="18"/>
+        </w:rPr>
+        <w:t xml:space="preserve">    2. 행정사정보시스템의 구축ㆍ운영에 관한 업무</w:t>
+      </w:r>
+    </w:p>
+    <w:p>
+      <w:pPr>
+        <w:spacing w:before="80" w:after="20" w:line="264" w:lineRule="auto"/>
+        <w:ind w:left="198"/>
+        <w:shd w:val="clear" w:color="auto" w:fill="F4F4F2"/>
+        <w:pBdr>
+          <w:top w:val="single" w:sz="4" w:space="4" w:color="E2E2DE"/>
+          <w:left w:val="single" w:sz="28" w:space="4" w:color="9AA0A6"/>
+          <w:right w:val="single" w:sz="4" w:space="4" w:color="E2E2DE"/>
+        </w:pBdr>
+      </w:pPr>
+      <w:r>
+        <w:rPr>
+          <w:rFonts w:ascii="맑은 고딕" w:hAnsi="맑은 고딕" w:eastAsia="맑은 고딕"/>
+          <w:b/>
+          <w:color w:val="FFFFFF"/>
+          <w:sz w:val="16"/>
+          <w:shd w:val="clear" w:color="auto" w:fill="9AA0A6"/>
+        </w:rPr>
+        <w:t xml:space="preserve"> 시행규칙 </w:t>
+      </w:r>
+      <w:r>
+        <w:rPr>
+          <w:rFonts w:ascii="맑은 고딕" w:hAnsi="맑은 고딕" w:eastAsia="맑은 고딕"/>
+          <w:b/>
+          <w:color w:val="5A5A5A"/>
+          <w:sz w:val="18"/>
+        </w:rPr>
+        <w:t xml:space="preserve">  제16조  행정사회의 설립인가 신청</w:t>
+      </w:r>
+    </w:p>
+    <w:p>
+      <w:pPr>
+        <w:spacing w:before="0" w:after="100" w:line="307" w:lineRule="auto"/>
+        <w:ind w:left="198"/>
+        <w:shd w:val="clear" w:color="auto" w:fill="F4F4F2"/>
+        <w:pBdr>
+          <w:left w:val="single" w:sz="28" w:space="4" w:color="9AA0A6"/>
+          <w:bottom w:val="single" w:sz="4" w:space="4" w:color="E2E2DE"/>
+          <w:right w:val="single" w:sz="4" w:space="4" w:color="E2E2DE"/>
+        </w:pBdr>
+      </w:pPr>
+      <w:r>
+        <w:rPr>
+          <w:rFonts w:ascii="맑은 고딕" w:hAnsi="맑은 고딕" w:eastAsia="맑은 고딕"/>
+          <w:b w:val="0"/>
+          <w:color w:val="222222"/>
+          <w:sz w:val="18"/>
+        </w:rPr>
+        <w:t>영 제24조에 따른 행정사회 설립인가 신청서는 별지 제20호서식과 같다. &lt;개정 2021.6.9&gt;</w:t>
+      </w:r>
+    </w:p>
+    <w:p>
+      <w:pPr>
+        <w:spacing w:before="160" w:after="40" w:line="312" w:lineRule="auto"/>
       </w:pPr>
       <w:r>
         <w:rPr>
@@ -4601,7 +10425,7 @@
     </w:p>
     <w:p>
       <w:pPr>
-        <w:spacing w:before="0" w:after="20" w:line="317" w:lineRule="auto"/>
+        <w:spacing w:before="0" w:after="20" w:line="312" w:lineRule="auto"/>
         <w:ind w:left="765" w:hanging="340"/>
       </w:pPr>
       <w:r>
@@ -4625,7 +10449,7 @@
     </w:p>
     <w:p>
       <w:pPr>
-        <w:spacing w:before="0" w:after="20" w:line="317" w:lineRule="auto"/>
+        <w:spacing w:before="0" w:after="20" w:line="312" w:lineRule="auto"/>
         <w:ind w:left="765" w:hanging="340"/>
       </w:pPr>
       <w:r>
@@ -4649,7 +10473,7 @@
     </w:p>
     <w:p>
       <w:pPr>
-        <w:spacing w:before="240" w:after="100" w:line="317" w:lineRule="auto"/>
+        <w:spacing w:before="240" w:after="100" w:line="312" w:lineRule="auto"/>
         <w:pBdr>
           <w:bottom w:val="single" w:sz="12" w:space="4" w:color="2E5A88"/>
         </w:pBdr>
@@ -4667,7 +10491,7 @@
     </w:p>
     <w:p>
       <w:pPr>
-        <w:spacing w:before="140" w:after="40" w:line="317" w:lineRule="auto"/>
+        <w:spacing w:before="160" w:after="40" w:line="312" w:lineRule="auto"/>
       </w:pPr>
       <w:r>
         <w:rPr>
@@ -4690,7 +10514,7 @@
     </w:p>
     <w:p>
       <w:pPr>
-        <w:spacing w:before="0" w:after="20" w:line="317" w:lineRule="auto"/>
+        <w:spacing w:before="0" w:after="20" w:line="312" w:lineRule="auto"/>
         <w:ind w:left="765" w:hanging="340"/>
       </w:pPr>
       <w:r>
@@ -4714,7 +10538,7 @@
     </w:p>
     <w:p>
       <w:pPr>
-        <w:spacing w:before="0" w:after="20" w:line="317" w:lineRule="auto"/>
+        <w:spacing w:before="0" w:after="20" w:line="312" w:lineRule="auto"/>
         <w:ind w:left="765" w:hanging="340"/>
       </w:pPr>
       <w:r>
@@ -4738,7 +10562,7 @@
     </w:p>
     <w:p>
       <w:pPr>
-        <w:spacing w:before="0" w:after="20" w:line="317" w:lineRule="auto"/>
+        <w:spacing w:before="0" w:after="20" w:line="312" w:lineRule="auto"/>
         <w:ind w:left="765" w:hanging="340"/>
       </w:pPr>
       <w:r>
@@ -4762,7 +10586,7 @@
     </w:p>
     <w:p>
       <w:pPr>
-        <w:spacing w:before="0" w:after="20" w:line="317" w:lineRule="auto"/>
+        <w:spacing w:before="0" w:after="20" w:line="312" w:lineRule="auto"/>
         <w:ind w:left="765" w:hanging="340"/>
       </w:pPr>
       <w:r>
@@ -4786,7 +10610,7 @@
     </w:p>
     <w:p>
       <w:pPr>
-        <w:spacing w:before="140" w:after="40" w:line="317" w:lineRule="auto"/>
+        <w:spacing w:before="160" w:after="40" w:line="312" w:lineRule="auto"/>
       </w:pPr>
       <w:r>
         <w:rPr>
@@ -4818,7 +10642,7 @@
     </w:p>
     <w:p>
       <w:pPr>
-        <w:spacing w:before="140" w:after="40" w:line="317" w:lineRule="auto"/>
+        <w:spacing w:before="160" w:after="40" w:line="312" w:lineRule="auto"/>
       </w:pPr>
       <w:r>
         <w:rPr>
@@ -4850,7 +10674,7 @@
     </w:p>
     <w:p>
       <w:pPr>
-        <w:spacing w:before="140" w:after="40" w:line="317" w:lineRule="auto"/>
+        <w:spacing w:before="160" w:after="40" w:line="312" w:lineRule="auto"/>
       </w:pPr>
       <w:r>
         <w:rPr>
@@ -4873,7 +10697,7 @@
     </w:p>
     <w:p>
       <w:pPr>
-        <w:spacing w:before="0" w:after="20" w:line="317" w:lineRule="auto"/>
+        <w:spacing w:before="0" w:after="20" w:line="312" w:lineRule="auto"/>
         <w:ind w:left="765" w:hanging="340"/>
       </w:pPr>
       <w:r>
@@ -4897,7 +10721,7 @@
     </w:p>
     <w:p>
       <w:pPr>
-        <w:spacing w:before="0" w:after="20" w:line="317" w:lineRule="auto"/>
+        <w:spacing w:before="0" w:after="20" w:line="312" w:lineRule="auto"/>
         <w:ind w:left="1134" w:hanging="312"/>
       </w:pPr>
       <w:r>
@@ -4921,7 +10745,7 @@
     </w:p>
     <w:p>
       <w:pPr>
-        <w:spacing w:before="0" w:after="20" w:line="317" w:lineRule="auto"/>
+        <w:spacing w:before="0" w:after="20" w:line="312" w:lineRule="auto"/>
         <w:ind w:left="1134" w:hanging="312"/>
       </w:pPr>
       <w:r>
@@ -4945,7 +10769,7 @@
     </w:p>
     <w:p>
       <w:pPr>
-        <w:spacing w:before="0" w:after="20" w:line="317" w:lineRule="auto"/>
+        <w:spacing w:before="0" w:after="20" w:line="312" w:lineRule="auto"/>
         <w:ind w:left="1134" w:hanging="312"/>
       </w:pPr>
       <w:r>
@@ -4969,7 +10793,7 @@
     </w:p>
     <w:p>
       <w:pPr>
-        <w:spacing w:before="0" w:after="20" w:line="317" w:lineRule="auto"/>
+        <w:spacing w:before="0" w:after="20" w:line="312" w:lineRule="auto"/>
         <w:ind w:left="1134" w:hanging="312"/>
       </w:pPr>
       <w:r>
@@ -4993,7 +10817,7 @@
     </w:p>
     <w:p>
       <w:pPr>
-        <w:spacing w:before="0" w:after="20" w:line="317" w:lineRule="auto"/>
+        <w:spacing w:before="0" w:after="20" w:line="312" w:lineRule="auto"/>
         <w:ind w:left="1134" w:hanging="312"/>
       </w:pPr>
       <w:r>
@@ -5017,7 +10841,7 @@
     </w:p>
     <w:p>
       <w:pPr>
-        <w:spacing w:before="0" w:after="20" w:line="317" w:lineRule="auto"/>
+        <w:spacing w:before="0" w:after="20" w:line="312" w:lineRule="auto"/>
         <w:ind w:left="1134" w:hanging="312"/>
       </w:pPr>
       <w:r>
@@ -5041,7 +10865,7 @@
     </w:p>
     <w:p>
       <w:pPr>
-        <w:spacing w:before="0" w:after="20" w:line="317" w:lineRule="auto"/>
+        <w:spacing w:before="0" w:after="20" w:line="312" w:lineRule="auto"/>
         <w:ind w:left="1134" w:hanging="312"/>
       </w:pPr>
       <w:r>
@@ -5065,7 +10889,7 @@
     </w:p>
     <w:p>
       <w:pPr>
-        <w:spacing w:before="0" w:after="20" w:line="317" w:lineRule="auto"/>
+        <w:spacing w:before="0" w:after="20" w:line="312" w:lineRule="auto"/>
         <w:ind w:left="1134" w:hanging="312"/>
       </w:pPr>
       <w:r>
@@ -5089,7 +10913,7 @@
     </w:p>
     <w:p>
       <w:pPr>
-        <w:spacing w:before="0" w:after="20" w:line="317" w:lineRule="auto"/>
+        <w:spacing w:before="0" w:after="20" w:line="312" w:lineRule="auto"/>
         <w:ind w:left="765" w:hanging="340"/>
       </w:pPr>
       <w:r>
@@ -5113,7 +10937,7 @@
     </w:p>
     <w:p>
       <w:pPr>
-        <w:spacing w:before="140" w:after="40" w:line="317" w:lineRule="auto"/>
+        <w:spacing w:before="160" w:after="40" w:line="312" w:lineRule="auto"/>
       </w:pPr>
       <w:r>
         <w:rPr>
@@ -5145,7 +10969,7 @@
     </w:p>
     <w:p>
       <w:pPr>
-        <w:spacing w:before="140" w:after="40" w:line="317" w:lineRule="auto"/>
+        <w:spacing w:before="160" w:after="40" w:line="312" w:lineRule="auto"/>
       </w:pPr>
       <w:r>
         <w:rPr>
@@ -5168,7 +10992,7 @@
     </w:p>
     <w:p>
       <w:pPr>
-        <w:spacing w:before="0" w:after="20" w:line="317" w:lineRule="auto"/>
+        <w:spacing w:before="0" w:after="20" w:line="312" w:lineRule="auto"/>
         <w:ind w:left="765" w:hanging="340"/>
       </w:pPr>
       <w:r>
@@ -5192,7 +11016,7 @@
     </w:p>
     <w:p>
       <w:pPr>
-        <w:spacing w:before="0" w:after="20" w:line="317" w:lineRule="auto"/>
+        <w:spacing w:before="0" w:after="20" w:line="312" w:lineRule="auto"/>
         <w:ind w:left="765" w:hanging="340"/>
       </w:pPr>
       <w:r>
@@ -5216,7 +11040,7 @@
     </w:p>
     <w:p>
       <w:pPr>
-        <w:spacing w:before="0" w:after="20" w:line="317" w:lineRule="auto"/>
+        <w:spacing w:before="0" w:after="20" w:line="312" w:lineRule="auto"/>
         <w:ind w:left="765" w:hanging="340"/>
       </w:pPr>
       <w:r>
@@ -5240,7 +11064,59 @@
     </w:p>
     <w:p>
       <w:pPr>
-        <w:spacing w:before="240" w:after="100" w:line="317" w:lineRule="auto"/>
+        <w:spacing w:before="80" w:after="20" w:line="264" w:lineRule="auto"/>
+        <w:ind w:left="198"/>
+        <w:shd w:val="clear" w:color="auto" w:fill="F4F4F2"/>
+        <w:pBdr>
+          <w:top w:val="single" w:sz="4" w:space="4" w:color="E2E2DE"/>
+          <w:left w:val="single" w:sz="28" w:space="4" w:color="9AA0A6"/>
+          <w:right w:val="single" w:sz="4" w:space="4" w:color="E2E2DE"/>
+        </w:pBdr>
+      </w:pPr>
+      <w:r>
+        <w:rPr>
+          <w:rFonts w:ascii="맑은 고딕" w:hAnsi="맑은 고딕" w:eastAsia="맑은 고딕"/>
+          <w:b/>
+          <w:color w:val="FFFFFF"/>
+          <w:sz w:val="16"/>
+          <w:shd w:val="clear" w:color="auto" w:fill="9AA0A6"/>
+        </w:rPr>
+        <w:t xml:space="preserve"> 시행규칙 </w:t>
+      </w:r>
+      <w:r>
+        <w:rPr>
+          <w:rFonts w:ascii="맑은 고딕" w:hAnsi="맑은 고딕" w:eastAsia="맑은 고딕"/>
+          <w:b/>
+          <w:color w:val="5A5A5A"/>
+          <w:sz w:val="18"/>
+        </w:rPr>
+        <w:t xml:space="preserve">  제17조  증표</w:t>
+      </w:r>
+    </w:p>
+    <w:p>
+      <w:pPr>
+        <w:spacing w:before="0" w:after="100" w:line="307" w:lineRule="auto"/>
+        <w:ind w:left="198"/>
+        <w:shd w:val="clear" w:color="auto" w:fill="F4F4F2"/>
+        <w:pBdr>
+          <w:left w:val="single" w:sz="28" w:space="4" w:color="9AA0A6"/>
+          <w:bottom w:val="single" w:sz="4" w:space="4" w:color="E2E2DE"/>
+          <w:right w:val="single" w:sz="4" w:space="4" w:color="E2E2DE"/>
+        </w:pBdr>
+      </w:pPr>
+      <w:r>
+        <w:rPr>
+          <w:rFonts w:ascii="맑은 고딕" w:hAnsi="맑은 고딕" w:eastAsia="맑은 고딕"/>
+          <w:b w:val="0"/>
+          <w:color w:val="222222"/>
+          <w:sz w:val="18"/>
+        </w:rPr>
+        <w:t>법 제29조제3항 및 제31조제2항에서 "행정안전부령으로 정하는 증표"란 각각 별지 제21호서식의 증표를 말한다. &lt;개정 2013.3.23, 2014.11.19, 2017.7.26&gt;</w:t>
+      </w:r>
+    </w:p>
+    <w:p>
+      <w:pPr>
+        <w:spacing w:before="240" w:after="100" w:line="312" w:lineRule="auto"/>
         <w:pBdr>
           <w:bottom w:val="single" w:sz="12" w:space="4" w:color="2E5A88"/>
         </w:pBdr>
@@ -5258,7 +11134,7 @@
     </w:p>
     <w:p>
       <w:pPr>
-        <w:spacing w:before="140" w:after="40" w:line="317" w:lineRule="auto"/>
+        <w:spacing w:before="160" w:after="40" w:line="312" w:lineRule="auto"/>
       </w:pPr>
       <w:r>
         <w:rPr>
@@ -5281,7 +11157,7 @@
     </w:p>
     <w:p>
       <w:pPr>
-        <w:spacing w:before="0" w:after="20" w:line="317" w:lineRule="auto"/>
+        <w:spacing w:before="0" w:after="20" w:line="312" w:lineRule="auto"/>
         <w:ind w:left="765" w:hanging="340"/>
       </w:pPr>
       <w:r>
@@ -5305,7 +11181,7 @@
     </w:p>
     <w:p>
       <w:pPr>
-        <w:spacing w:before="0" w:after="20" w:line="317" w:lineRule="auto"/>
+        <w:spacing w:before="0" w:after="20" w:line="312" w:lineRule="auto"/>
         <w:ind w:left="1134" w:hanging="312"/>
       </w:pPr>
       <w:r>
@@ -5329,7 +11205,7 @@
     </w:p>
     <w:p>
       <w:pPr>
-        <w:spacing w:before="0" w:after="20" w:line="317" w:lineRule="auto"/>
+        <w:spacing w:before="0" w:after="20" w:line="312" w:lineRule="auto"/>
         <w:ind w:left="1134" w:hanging="312"/>
       </w:pPr>
       <w:r>
@@ -5353,7 +11229,7 @@
     </w:p>
     <w:p>
       <w:pPr>
-        <w:spacing w:before="0" w:after="20" w:line="317" w:lineRule="auto"/>
+        <w:spacing w:before="0" w:after="20" w:line="312" w:lineRule="auto"/>
         <w:ind w:left="1134" w:hanging="312"/>
       </w:pPr>
       <w:r>
@@ -5377,7 +11253,7 @@
     </w:p>
     <w:p>
       <w:pPr>
-        <w:spacing w:before="0" w:after="20" w:line="317" w:lineRule="auto"/>
+        <w:spacing w:before="0" w:after="20" w:line="312" w:lineRule="auto"/>
         <w:ind w:left="1134" w:hanging="312"/>
       </w:pPr>
       <w:r>
@@ -5401,7 +11277,7 @@
     </w:p>
     <w:p>
       <w:pPr>
-        <w:spacing w:before="0" w:after="20" w:line="317" w:lineRule="auto"/>
+        <w:spacing w:before="0" w:after="20" w:line="312" w:lineRule="auto"/>
         <w:ind w:left="765" w:hanging="340"/>
       </w:pPr>
       <w:r>
@@ -5425,7 +11301,7 @@
     </w:p>
     <w:p>
       <w:pPr>
-        <w:spacing w:before="140" w:after="40" w:line="317" w:lineRule="auto"/>
+        <w:spacing w:before="160" w:after="40" w:line="312" w:lineRule="auto"/>
       </w:pPr>
       <w:r>
         <w:rPr>
@@ -5448,7 +11324,7 @@
     </w:p>
     <w:p>
       <w:pPr>
-        <w:spacing w:before="0" w:after="20" w:line="317" w:lineRule="auto"/>
+        <w:spacing w:before="0" w:after="20" w:line="312" w:lineRule="auto"/>
         <w:ind w:left="765" w:hanging="340"/>
       </w:pPr>
       <w:r>
@@ -5472,7 +11348,7 @@
     </w:p>
     <w:p>
       <w:pPr>
-        <w:spacing w:before="0" w:after="20" w:line="317" w:lineRule="auto"/>
+        <w:spacing w:before="0" w:after="20" w:line="312" w:lineRule="auto"/>
         <w:ind w:left="765" w:hanging="340"/>
       </w:pPr>
       <w:r>
@@ -5496,7 +11372,7 @@
     </w:p>
     <w:p>
       <w:pPr>
-        <w:spacing w:before="140" w:after="40" w:line="317" w:lineRule="auto"/>
+        <w:spacing w:before="160" w:after="40" w:line="312" w:lineRule="auto"/>
       </w:pPr>
       <w:r>
         <w:rPr>
@@ -5519,7 +11395,7 @@
     </w:p>
     <w:p>
       <w:pPr>
-        <w:spacing w:before="0" w:after="20" w:line="317" w:lineRule="auto"/>
+        <w:spacing w:before="0" w:after="20" w:line="312" w:lineRule="auto"/>
         <w:ind w:left="765" w:hanging="340"/>
       </w:pPr>
       <w:r>
@@ -5543,7 +11419,7 @@
     </w:p>
     <w:p>
       <w:pPr>
-        <w:spacing w:before="0" w:after="20" w:line="317" w:lineRule="auto"/>
+        <w:spacing w:before="0" w:after="20" w:line="312" w:lineRule="auto"/>
         <w:ind w:left="1134" w:hanging="312"/>
       </w:pPr>
       <w:r>
@@ -5567,7 +11443,7 @@
     </w:p>
     <w:p>
       <w:pPr>
-        <w:spacing w:before="0" w:after="20" w:line="317" w:lineRule="auto"/>
+        <w:spacing w:before="0" w:after="20" w:line="312" w:lineRule="auto"/>
         <w:ind w:left="1134" w:hanging="312"/>
       </w:pPr>
       <w:r>
@@ -5591,7 +11467,7 @@
     </w:p>
     <w:p>
       <w:pPr>
-        <w:spacing w:before="0" w:after="20" w:line="317" w:lineRule="auto"/>
+        <w:spacing w:before="0" w:after="20" w:line="312" w:lineRule="auto"/>
         <w:ind w:left="1134" w:hanging="312"/>
       </w:pPr>
       <w:r>
@@ -5615,7 +11491,7 @@
     </w:p>
     <w:p>
       <w:pPr>
-        <w:spacing w:before="0" w:after="20" w:line="317" w:lineRule="auto"/>
+        <w:spacing w:before="0" w:after="20" w:line="312" w:lineRule="auto"/>
         <w:ind w:left="1134" w:hanging="312"/>
       </w:pPr>
       <w:r>
@@ -5639,7 +11515,7 @@
     </w:p>
     <w:p>
       <w:pPr>
-        <w:spacing w:before="0" w:after="20" w:line="317" w:lineRule="auto"/>
+        <w:spacing w:before="0" w:after="20" w:line="312" w:lineRule="auto"/>
         <w:ind w:left="1134" w:hanging="312"/>
       </w:pPr>
       <w:r>
@@ -5663,7 +11539,7 @@
     </w:p>
     <w:p>
       <w:pPr>
-        <w:spacing w:before="0" w:after="20" w:line="317" w:lineRule="auto"/>
+        <w:spacing w:before="0" w:after="20" w:line="312" w:lineRule="auto"/>
         <w:ind w:left="1134" w:hanging="312"/>
       </w:pPr>
       <w:r>
@@ -5687,7 +11563,7 @@
     </w:p>
     <w:p>
       <w:pPr>
-        <w:spacing w:before="0" w:after="20" w:line="317" w:lineRule="auto"/>
+        <w:spacing w:before="0" w:after="20" w:line="312" w:lineRule="auto"/>
         <w:ind w:left="765" w:hanging="340"/>
       </w:pPr>
       <w:r>
@@ -5711,7 +11587,7 @@
     </w:p>
     <w:p>
       <w:pPr>
-        <w:spacing w:before="0" w:after="20" w:line="317" w:lineRule="auto"/>
+        <w:spacing w:before="0" w:after="20" w:line="312" w:lineRule="auto"/>
         <w:ind w:left="765" w:hanging="340"/>
       </w:pPr>
       <w:r>
@@ -5735,7 +11611,111 @@
     </w:p>
     <w:p>
       <w:pPr>
-        <w:spacing w:before="140" w:after="40" w:line="317" w:lineRule="auto"/>
+        <w:spacing w:before="80" w:after="20" w:line="264" w:lineRule="auto"/>
+        <w:ind w:left="198"/>
+        <w:shd w:val="clear" w:color="auto" w:fill="F4F4F2"/>
+        <w:pBdr>
+          <w:top w:val="single" w:sz="4" w:space="4" w:color="E2E2DE"/>
+          <w:left w:val="single" w:sz="28" w:space="4" w:color="9AA0A6"/>
+          <w:right w:val="single" w:sz="4" w:space="4" w:color="E2E2DE"/>
+        </w:pBdr>
+      </w:pPr>
+      <w:r>
+        <w:rPr>
+          <w:rFonts w:ascii="맑은 고딕" w:hAnsi="맑은 고딕" w:eastAsia="맑은 고딕"/>
+          <w:b/>
+          <w:color w:val="FFFFFF"/>
+          <w:sz w:val="16"/>
+          <w:shd w:val="clear" w:color="auto" w:fill="9AA0A6"/>
+        </w:rPr>
+        <w:t xml:space="preserve"> 시행규칙 </w:t>
+      </w:r>
+      <w:r>
+        <w:rPr>
+          <w:rFonts w:ascii="맑은 고딕" w:hAnsi="맑은 고딕" w:eastAsia="맑은 고딕"/>
+          <w:b/>
+          <w:color w:val="5A5A5A"/>
+          <w:sz w:val="18"/>
+        </w:rPr>
+        <w:t xml:space="preserve">  제18조  업무정지처분 기준</w:t>
+      </w:r>
+    </w:p>
+    <w:p>
+      <w:pPr>
+        <w:spacing w:before="0" w:after="100" w:line="307" w:lineRule="auto"/>
+        <w:ind w:left="198"/>
+        <w:shd w:val="clear" w:color="auto" w:fill="F4F4F2"/>
+        <w:pBdr>
+          <w:left w:val="single" w:sz="28" w:space="4" w:color="9AA0A6"/>
+          <w:bottom w:val="single" w:sz="4" w:space="4" w:color="E2E2DE"/>
+          <w:right w:val="single" w:sz="4" w:space="4" w:color="E2E2DE"/>
+        </w:pBdr>
+      </w:pPr>
+      <w:r>
+        <w:rPr>
+          <w:rFonts w:ascii="맑은 고딕" w:hAnsi="맑은 고딕" w:eastAsia="맑은 고딕"/>
+          <w:b w:val="0"/>
+          <w:color w:val="222222"/>
+          <w:sz w:val="18"/>
+        </w:rPr>
+        <w:t>법 제32조제2항에 따른 업무정지처분 기준은 별표와 같다.</w:t>
+      </w:r>
+    </w:p>
+    <w:p>
+      <w:pPr>
+        <w:spacing w:before="80" w:after="20" w:line="264" w:lineRule="auto"/>
+        <w:ind w:left="198"/>
+        <w:shd w:val="clear" w:color="auto" w:fill="F4F4F2"/>
+        <w:pBdr>
+          <w:top w:val="single" w:sz="4" w:space="4" w:color="E2E2DE"/>
+          <w:left w:val="single" w:sz="28" w:space="4" w:color="9AA0A6"/>
+          <w:right w:val="single" w:sz="4" w:space="4" w:color="E2E2DE"/>
+        </w:pBdr>
+      </w:pPr>
+      <w:r>
+        <w:rPr>
+          <w:rFonts w:ascii="맑은 고딕" w:hAnsi="맑은 고딕" w:eastAsia="맑은 고딕"/>
+          <w:b/>
+          <w:color w:val="FFFFFF"/>
+          <w:sz w:val="16"/>
+          <w:shd w:val="clear" w:color="auto" w:fill="9AA0A6"/>
+        </w:rPr>
+        <w:t xml:space="preserve"> 시행규칙 </w:t>
+      </w:r>
+      <w:r>
+        <w:rPr>
+          <w:rFonts w:ascii="맑은 고딕" w:hAnsi="맑은 고딕" w:eastAsia="맑은 고딕"/>
+          <w:b/>
+          <w:color w:val="5A5A5A"/>
+          <w:sz w:val="18"/>
+        </w:rPr>
+        <w:t xml:space="preserve">  제19조</w:t>
+      </w:r>
+    </w:p>
+    <w:p>
+      <w:pPr>
+        <w:spacing w:before="0" w:after="100" w:line="307" w:lineRule="auto"/>
+        <w:ind w:left="198"/>
+        <w:shd w:val="clear" w:color="auto" w:fill="F4F4F2"/>
+        <w:pBdr>
+          <w:left w:val="single" w:sz="28" w:space="4" w:color="9AA0A6"/>
+          <w:bottom w:val="single" w:sz="4" w:space="4" w:color="E2E2DE"/>
+          <w:right w:val="single" w:sz="4" w:space="4" w:color="E2E2DE"/>
+        </w:pBdr>
+      </w:pPr>
+      <w:r>
+        <w:rPr>
+          <w:rFonts w:ascii="맑은 고딕" w:hAnsi="맑은 고딕" w:eastAsia="맑은 고딕"/>
+          <w:b w:val="0"/>
+          <w:color w:val="222222"/>
+          <w:sz w:val="18"/>
+        </w:rPr>
+        <w:t>삭제 &lt;2021.6.9&gt;</w:t>
+      </w:r>
+    </w:p>
+    <w:p>
+      <w:pPr>
+        <w:spacing w:before="160" w:after="40" w:line="312" w:lineRule="auto"/>
       </w:pPr>
       <w:r>
         <w:rPr>
@@ -5758,7 +11738,7 @@
     </w:p>
     <w:p>
       <w:pPr>
-        <w:spacing w:before="0" w:after="20" w:line="317" w:lineRule="auto"/>
+        <w:spacing w:before="0" w:after="20" w:line="312" w:lineRule="auto"/>
         <w:ind w:left="765" w:hanging="340"/>
       </w:pPr>
       <w:r>
@@ -5782,7 +11762,7 @@
     </w:p>
     <w:p>
       <w:pPr>
-        <w:spacing w:before="0" w:after="20" w:line="317" w:lineRule="auto"/>
+        <w:spacing w:before="0" w:after="20" w:line="312" w:lineRule="auto"/>
         <w:ind w:left="765" w:hanging="340"/>
       </w:pPr>
       <w:r>
@@ -5806,7 +11786,7 @@
     </w:p>
     <w:p>
       <w:pPr>
-        <w:spacing w:before="0" w:after="20" w:line="317" w:lineRule="auto"/>
+        <w:spacing w:before="0" w:after="20" w:line="312" w:lineRule="auto"/>
         <w:ind w:left="765" w:hanging="340"/>
       </w:pPr>
       <w:r>
@@ -5830,7 +11810,7 @@
     </w:p>
     <w:p>
       <w:pPr>
-        <w:spacing w:before="0" w:after="20" w:line="317" w:lineRule="auto"/>
+        <w:spacing w:before="0" w:after="20" w:line="312" w:lineRule="auto"/>
         <w:ind w:left="765" w:hanging="340"/>
       </w:pPr>
       <w:r>
@@ -5854,7 +11834,7 @@
     </w:p>
     <w:p>
       <w:pPr>
-        <w:spacing w:before="240" w:after="100" w:line="317" w:lineRule="auto"/>
+        <w:spacing w:before="240" w:after="100" w:line="312" w:lineRule="auto"/>
         <w:pBdr>
           <w:bottom w:val="single" w:sz="12" w:space="4" w:color="2E5A88"/>
         </w:pBdr>
@@ -5872,7 +11852,7 @@
     </w:p>
     <w:p>
       <w:pPr>
-        <w:spacing w:before="140" w:after="40" w:line="317" w:lineRule="auto"/>
+        <w:spacing w:before="160" w:after="40" w:line="312" w:lineRule="auto"/>
       </w:pPr>
       <w:r>
         <w:rPr>
@@ -5895,7 +11875,7 @@
     </w:p>
     <w:p>
       <w:pPr>
-        <w:spacing w:before="0" w:after="20" w:line="317" w:lineRule="auto"/>
+        <w:spacing w:before="0" w:after="20" w:line="312" w:lineRule="auto"/>
         <w:ind w:left="765" w:hanging="340"/>
       </w:pPr>
       <w:r>
@@ -5919,7 +11899,7 @@
     </w:p>
     <w:p>
       <w:pPr>
-        <w:spacing w:before="0" w:after="20" w:line="317" w:lineRule="auto"/>
+        <w:spacing w:before="0" w:after="20" w:line="312" w:lineRule="auto"/>
         <w:ind w:left="765" w:hanging="340"/>
       </w:pPr>
       <w:r>
@@ -5943,7 +11923,7 @@
     </w:p>
     <w:p>
       <w:pPr>
-        <w:spacing w:before="140" w:after="40" w:line="317" w:lineRule="auto"/>
+        <w:spacing w:before="160" w:after="40" w:line="312" w:lineRule="auto"/>
       </w:pPr>
       <w:r>
         <w:rPr>
@@ -5975,7 +11955,7 @@
     </w:p>
     <w:p>
       <w:pPr>
-        <w:spacing w:before="140" w:after="40" w:line="317" w:lineRule="auto"/>
+        <w:spacing w:before="160" w:after="40" w:line="312" w:lineRule="auto"/>
       </w:pPr>
       <w:r>
         <w:rPr>
@@ -6007,7 +11987,7 @@
     </w:p>
     <w:p>
       <w:pPr>
-        <w:spacing w:before="240" w:after="100" w:line="317" w:lineRule="auto"/>
+        <w:spacing w:before="240" w:after="100" w:line="312" w:lineRule="auto"/>
         <w:pBdr>
           <w:bottom w:val="single" w:sz="12" w:space="4" w:color="2E5A88"/>
         </w:pBdr>
@@ -6025,7 +12005,7 @@
     </w:p>
     <w:p>
       <w:pPr>
-        <w:spacing w:before="140" w:after="40" w:line="317" w:lineRule="auto"/>
+        <w:spacing w:before="160" w:after="40" w:line="312" w:lineRule="auto"/>
       </w:pPr>
       <w:r>
         <w:rPr>
@@ -6048,7 +12028,7 @@
     </w:p>
     <w:p>
       <w:pPr>
-        <w:spacing w:before="0" w:after="20" w:line="317" w:lineRule="auto"/>
+        <w:spacing w:before="0" w:after="20" w:line="312" w:lineRule="auto"/>
         <w:ind w:left="765" w:hanging="340"/>
       </w:pPr>
       <w:r>
@@ -6072,7 +12052,7 @@
     </w:p>
     <w:p>
       <w:pPr>
-        <w:spacing w:before="0" w:after="20" w:line="317" w:lineRule="auto"/>
+        <w:spacing w:before="0" w:after="20" w:line="312" w:lineRule="auto"/>
         <w:ind w:left="1134" w:hanging="312"/>
       </w:pPr>
       <w:r>
@@ -6096,7 +12076,7 @@
     </w:p>
     <w:p>
       <w:pPr>
-        <w:spacing w:before="0" w:after="20" w:line="317" w:lineRule="auto"/>
+        <w:spacing w:before="0" w:after="20" w:line="312" w:lineRule="auto"/>
         <w:ind w:left="1134" w:hanging="312"/>
       </w:pPr>
       <w:r>
@@ -6120,7 +12100,7 @@
     </w:p>
     <w:p>
       <w:pPr>
-        <w:spacing w:before="0" w:after="20" w:line="317" w:lineRule="auto"/>
+        <w:spacing w:before="0" w:after="20" w:line="312" w:lineRule="auto"/>
         <w:ind w:left="765" w:hanging="340"/>
       </w:pPr>
       <w:r>
@@ -6144,7 +12124,7 @@
     </w:p>
     <w:p>
       <w:pPr>
-        <w:spacing w:before="0" w:after="20" w:line="317" w:lineRule="auto"/>
+        <w:spacing w:before="0" w:after="20" w:line="312" w:lineRule="auto"/>
         <w:ind w:left="1134" w:hanging="312"/>
       </w:pPr>
       <w:r>
@@ -6168,7 +12148,7 @@
     </w:p>
     <w:p>
       <w:pPr>
-        <w:spacing w:before="0" w:after="20" w:line="317" w:lineRule="auto"/>
+        <w:spacing w:before="0" w:after="20" w:line="312" w:lineRule="auto"/>
         <w:ind w:left="1134" w:hanging="312"/>
       </w:pPr>
       <w:r>
@@ -6192,7 +12172,7 @@
     </w:p>
     <w:p>
       <w:pPr>
-        <w:spacing w:before="0" w:after="20" w:line="317" w:lineRule="auto"/>
+        <w:spacing w:before="0" w:after="20" w:line="312" w:lineRule="auto"/>
         <w:ind w:left="1134" w:hanging="312"/>
       </w:pPr>
       <w:r>
@@ -6216,7 +12196,7 @@
     </w:p>
     <w:p>
       <w:pPr>
-        <w:spacing w:before="0" w:after="20" w:line="317" w:lineRule="auto"/>
+        <w:spacing w:before="0" w:after="20" w:line="312" w:lineRule="auto"/>
         <w:ind w:left="1134" w:hanging="312"/>
       </w:pPr>
       <w:r>
@@ -6240,7 +12220,7 @@
     </w:p>
     <w:p>
       <w:pPr>
-        <w:spacing w:before="0" w:after="20" w:line="317" w:lineRule="auto"/>
+        <w:spacing w:before="0" w:after="20" w:line="312" w:lineRule="auto"/>
         <w:ind w:left="1134" w:hanging="312"/>
       </w:pPr>
       <w:r>
@@ -6264,7 +12244,7 @@
     </w:p>
     <w:p>
       <w:pPr>
-        <w:spacing w:before="0" w:after="20" w:line="317" w:lineRule="auto"/>
+        <w:spacing w:before="0" w:after="20" w:line="312" w:lineRule="auto"/>
         <w:ind w:left="1134" w:hanging="312"/>
       </w:pPr>
       <w:r>
@@ -6288,7 +12268,7 @@
     </w:p>
     <w:p>
       <w:pPr>
-        <w:spacing w:before="0" w:after="20" w:line="317" w:lineRule="auto"/>
+        <w:spacing w:before="0" w:after="20" w:line="312" w:lineRule="auto"/>
         <w:ind w:left="765" w:hanging="340"/>
       </w:pPr>
       <w:r>
@@ -6312,7 +12292,7 @@
     </w:p>
     <w:p>
       <w:pPr>
-        <w:spacing w:before="0" w:after="20" w:line="317" w:lineRule="auto"/>
+        <w:spacing w:before="0" w:after="20" w:line="312" w:lineRule="auto"/>
         <w:ind w:left="1134" w:hanging="312"/>
       </w:pPr>
       <w:r>
@@ -6336,7 +12316,7 @@
     </w:p>
     <w:p>
       <w:pPr>
-        <w:spacing w:before="0" w:after="20" w:line="317" w:lineRule="auto"/>
+        <w:spacing w:before="0" w:after="20" w:line="312" w:lineRule="auto"/>
         <w:ind w:left="1134" w:hanging="312"/>
       </w:pPr>
       <w:r>
@@ -6360,7 +12340,7 @@
     </w:p>
     <w:p>
       <w:pPr>
-        <w:spacing w:before="0" w:after="20" w:line="317" w:lineRule="auto"/>
+        <w:spacing w:before="0" w:after="20" w:line="312" w:lineRule="auto"/>
         <w:ind w:left="1134" w:hanging="312"/>
       </w:pPr>
       <w:r>
@@ -6384,7 +12364,7 @@
     </w:p>
     <w:p>
       <w:pPr>
-        <w:spacing w:before="0" w:after="20" w:line="317" w:lineRule="auto"/>
+        <w:spacing w:before="0" w:after="20" w:line="312" w:lineRule="auto"/>
         <w:ind w:left="1134" w:hanging="312"/>
       </w:pPr>
       <w:r>
@@ -6408,7 +12388,7 @@
     </w:p>
     <w:p>
       <w:pPr>
-        <w:spacing w:before="0" w:after="20" w:line="317" w:lineRule="auto"/>
+        <w:spacing w:before="0" w:after="20" w:line="312" w:lineRule="auto"/>
         <w:ind w:left="1134" w:hanging="312"/>
       </w:pPr>
       <w:r>
@@ -6432,7 +12412,7 @@
     </w:p>
     <w:p>
       <w:pPr>
-        <w:spacing w:before="0" w:after="20" w:line="317" w:lineRule="auto"/>
+        <w:spacing w:before="0" w:after="20" w:line="312" w:lineRule="auto"/>
         <w:ind w:left="1134" w:hanging="312"/>
       </w:pPr>
       <w:r>
@@ -6456,7 +12436,7 @@
     </w:p>
     <w:p>
       <w:pPr>
-        <w:spacing w:before="140" w:after="40" w:line="317" w:lineRule="auto"/>
+        <w:spacing w:before="160" w:after="40" w:line="312" w:lineRule="auto"/>
       </w:pPr>
       <w:r>
         <w:rPr>
@@ -6488,7 +12468,7 @@
     </w:p>
     <w:p>
       <w:pPr>
-        <w:spacing w:before="140" w:after="40" w:line="317" w:lineRule="auto"/>
+        <w:spacing w:before="160" w:after="40" w:line="312" w:lineRule="auto"/>
       </w:pPr>
       <w:r>
         <w:rPr>
@@ -6511,7 +12491,7 @@
     </w:p>
     <w:p>
       <w:pPr>
-        <w:spacing w:before="0" w:after="20" w:line="317" w:lineRule="auto"/>
+        <w:spacing w:before="0" w:after="20" w:line="312" w:lineRule="auto"/>
         <w:ind w:left="765" w:hanging="340"/>
       </w:pPr>
       <w:r>
@@ -6535,7 +12515,7 @@
     </w:p>
     <w:p>
       <w:pPr>
-        <w:spacing w:before="0" w:after="20" w:line="317" w:lineRule="auto"/>
+        <w:spacing w:before="0" w:after="20" w:line="312" w:lineRule="auto"/>
         <w:ind w:left="1134" w:hanging="312"/>
       </w:pPr>
       <w:r>
@@ -6559,7 +12539,7 @@
     </w:p>
     <w:p>
       <w:pPr>
-        <w:spacing w:before="0" w:after="20" w:line="317" w:lineRule="auto"/>
+        <w:spacing w:before="0" w:after="20" w:line="312" w:lineRule="auto"/>
         <w:ind w:left="1134" w:hanging="312"/>
       </w:pPr>
       <w:r>
@@ -6583,7 +12563,7 @@
     </w:p>
     <w:p>
       <w:pPr>
-        <w:spacing w:before="0" w:after="20" w:line="317" w:lineRule="auto"/>
+        <w:spacing w:before="0" w:after="20" w:line="312" w:lineRule="auto"/>
         <w:ind w:left="1134" w:hanging="312"/>
       </w:pPr>
       <w:r>
@@ -6607,7 +12587,7 @@
     </w:p>
     <w:p>
       <w:pPr>
-        <w:spacing w:before="0" w:after="20" w:line="317" w:lineRule="auto"/>
+        <w:spacing w:before="0" w:after="20" w:line="312" w:lineRule="auto"/>
         <w:ind w:left="1134" w:hanging="312"/>
       </w:pPr>
       <w:r>
@@ -6631,7 +12611,7 @@
     </w:p>
     <w:p>
       <w:pPr>
-        <w:spacing w:before="0" w:after="20" w:line="317" w:lineRule="auto"/>
+        <w:spacing w:before="0" w:after="20" w:line="312" w:lineRule="auto"/>
         <w:ind w:left="765" w:hanging="340"/>
       </w:pPr>
       <w:r>
@@ -6655,7 +12635,7 @@
     </w:p>
     <w:p>
       <w:pPr>
-        <w:spacing w:before="0" w:after="20" w:line="317" w:lineRule="auto"/>
+        <w:spacing w:before="0" w:after="20" w:line="312" w:lineRule="auto"/>
         <w:ind w:left="1134" w:hanging="312"/>
       </w:pPr>
       <w:r>
@@ -6679,7 +12659,7 @@
     </w:p>
     <w:p>
       <w:pPr>
-        <w:spacing w:before="0" w:after="20" w:line="317" w:lineRule="auto"/>
+        <w:spacing w:before="0" w:after="20" w:line="312" w:lineRule="auto"/>
         <w:ind w:left="1134" w:hanging="312"/>
       </w:pPr>
       <w:r>
@@ -6703,7 +12683,7 @@
     </w:p>
     <w:p>
       <w:pPr>
-        <w:spacing w:before="0" w:after="20" w:line="317" w:lineRule="auto"/>
+        <w:spacing w:before="0" w:after="20" w:line="312" w:lineRule="auto"/>
         <w:ind w:left="1134" w:hanging="312"/>
       </w:pPr>
       <w:r>
@@ -6727,7 +12707,7 @@
     </w:p>
     <w:p>
       <w:pPr>
-        <w:spacing w:before="0" w:after="20" w:line="317" w:lineRule="auto"/>
+        <w:spacing w:before="0" w:after="20" w:line="312" w:lineRule="auto"/>
         <w:ind w:left="1134" w:hanging="312"/>
       </w:pPr>
       <w:r>
@@ -6751,7 +12731,7 @@
     </w:p>
     <w:p>
       <w:pPr>
-        <w:spacing w:before="0" w:after="20" w:line="317" w:lineRule="auto"/>
+        <w:spacing w:before="0" w:after="20" w:line="312" w:lineRule="auto"/>
         <w:ind w:left="765" w:hanging="340"/>
       </w:pPr>
       <w:r>
@@ -6775,7 +12755,59 @@
     </w:p>
     <w:p>
       <w:pPr>
-        <w:spacing w:before="200" w:after="20" w:line="317" w:lineRule="auto"/>
+        <w:spacing w:before="80" w:after="20" w:line="264" w:lineRule="auto"/>
+        <w:ind w:left="198"/>
+        <w:shd w:val="clear" w:color="auto" w:fill="EAF1F8"/>
+        <w:pBdr>
+          <w:top w:val="single" w:sz="4" w:space="4" w:color="CBD9E8"/>
+          <w:left w:val="single" w:sz="28" w:space="4" w:color="2E5A88"/>
+          <w:right w:val="single" w:sz="4" w:space="4" w:color="CBD9E8"/>
+        </w:pBdr>
+      </w:pPr>
+      <w:r>
+        <w:rPr>
+          <w:rFonts w:ascii="맑은 고딕" w:hAnsi="맑은 고딕" w:eastAsia="맑은 고딕"/>
+          <w:b/>
+          <w:color w:val="FFFFFF"/>
+          <w:sz w:val="16"/>
+          <w:shd w:val="clear" w:color="auto" w:fill="2E5A88"/>
+        </w:rPr>
+        <w:t xml:space="preserve"> 시행령 </w:t>
+      </w:r>
+      <w:r>
+        <w:rPr>
+          <w:rFonts w:ascii="맑은 고딕" w:hAnsi="맑은 고딕" w:eastAsia="맑은 고딕"/>
+          <w:b/>
+          <w:color w:val="1F3A5F"/>
+          <w:sz w:val="18"/>
+        </w:rPr>
+        <w:t xml:space="preserve">  제27조  과태료 부과기준</w:t>
+      </w:r>
+    </w:p>
+    <w:p>
+      <w:pPr>
+        <w:spacing w:before="0" w:after="100" w:line="307" w:lineRule="auto"/>
+        <w:ind w:left="198"/>
+        <w:shd w:val="clear" w:color="auto" w:fill="EAF1F8"/>
+        <w:pBdr>
+          <w:left w:val="single" w:sz="28" w:space="4" w:color="2E5A88"/>
+          <w:bottom w:val="single" w:sz="4" w:space="4" w:color="CBD9E8"/>
+          <w:right w:val="single" w:sz="4" w:space="4" w:color="CBD9E8"/>
+        </w:pBdr>
+      </w:pPr>
+      <w:r>
+        <w:rPr>
+          <w:rFonts w:ascii="맑은 고딕" w:hAnsi="맑은 고딕" w:eastAsia="맑은 고딕"/>
+          <w:b w:val="0"/>
+          <w:color w:val="222222"/>
+          <w:sz w:val="18"/>
+        </w:rPr>
+        <w:t>법 제38조제1항 및 제2항에 따른 과태료의 부과기준은 별표 4와 같다.</w:t>
+      </w:r>
+    </w:p>
+    <w:p>
+      <w:pPr>
+        <w:spacing w:before="200" w:after="20" w:line="312" w:lineRule="auto"/>
       </w:pPr>
       <w:r>
         <w:rPr>
@@ -6784,12 +12816,12 @@
           <w:color w:val="999999"/>
           <w:sz w:val="17"/>
         </w:rPr>
-        <w:t>기준: 국가법령정보센터 원문, 행정사법(법률) 시행 2022.11.15.</w:t>
-      </w:r>
-    </w:p>
-    <w:p>
-      <w:pPr>
-        <w:spacing w:before="0" w:after="0" w:line="317" w:lineRule="auto"/>
+        <w:t>기준: 국가법령정보센터. 법 시행 2022.11.15 · 시행령 · 시행규칙 시행 2026.1.1.</w:t>
+      </w:r>
+    </w:p>
+    <w:p>
+      <w:pPr>
+        <w:spacing w:before="0" w:after="0" w:line="312" w:lineRule="auto"/>
         <w:jc w:val="right"/>
       </w:pPr>
       <w:r>

--- a/블로그글작성/행정사/행정사법_원문_번호정리.docx
+++ b/블로그글작성/행정사/행정사법_원문_번호정리.docx
@@ -80,7 +80,26 @@
           <w:color w:val="777777"/>
           <w:sz w:val="18"/>
         </w:rPr>
-        <w:t xml:space="preserve">  회색 블록</w:t>
+        <w:t xml:space="preserve">  회색 / </w:t>
+      </w:r>
+      <w:r>
+        <w:rPr>
+          <w:rFonts w:ascii="맑은 고딕" w:hAnsi="맑은 고딕" w:eastAsia="맑은 고딕"/>
+          <w:b/>
+          <w:color w:val="FFFFFF"/>
+          <w:sz w:val="16"/>
+          <w:shd w:val="clear" w:color="auto" w:fill="B03A2E"/>
+        </w:rPr>
+        <w:t xml:space="preserve"> 위반 시 제재 </w:t>
+      </w:r>
+      <w:r>
+        <w:rPr>
+          <w:rFonts w:ascii="맑은 고딕" w:hAnsi="맑은 고딕" w:eastAsia="맑은 고딕"/>
+          <w:b w:val="0"/>
+          <w:color w:val="777777"/>
+          <w:sz w:val="18"/>
+        </w:rPr>
+        <w:t xml:space="preserve">  적색 블록</w:t>
       </w:r>
     </w:p>
     <w:p>
@@ -258,6 +277,16 @@
         </w:rPr>
         <w:t>(업무)</w:t>
       </w:r>
+      <w:r>
+        <w:rPr>
+          <w:rFonts w:ascii="맑은 고딕" w:hAnsi="맑은 고딕" w:eastAsia="맑은 고딕"/>
+          <w:b/>
+          <w:color w:val="FFFFFF"/>
+          <w:sz w:val="15"/>
+          <w:shd w:val="clear" w:color="auto" w:fill="C99A2E"/>
+        </w:rPr>
+        <w:t xml:space="preserve">  기출 '24  </w:t>
+      </w:r>
     </w:p>
     <w:p>
       <w:pPr>
@@ -748,6 +777,79 @@
     </w:p>
     <w:p>
       <w:pPr>
+        <w:spacing w:before="100" w:after="20" w:line="264" w:lineRule="auto"/>
+        <w:ind w:left="198"/>
+        <w:shd w:val="clear" w:color="auto" w:fill="FBEEEC"/>
+        <w:pBdr>
+          <w:top w:val="single" w:sz="4" w:space="4" w:color="EBCFCA"/>
+          <w:left w:val="single" w:sz="28" w:space="4" w:color="B03A2E"/>
+          <w:right w:val="single" w:sz="4" w:space="4" w:color="EBCFCA"/>
+        </w:pBdr>
+      </w:pPr>
+      <w:r>
+        <w:rPr>
+          <w:rFonts w:ascii="맑은 고딕" w:hAnsi="맑은 고딕" w:eastAsia="맑은 고딕"/>
+          <w:b/>
+          <w:color w:val="FFFFFF"/>
+          <w:sz w:val="16"/>
+          <w:shd w:val="clear" w:color="auto" w:fill="B03A2E"/>
+        </w:rPr>
+        <w:t xml:space="preserve"> 위반 시 제재 </w:t>
+      </w:r>
+    </w:p>
+    <w:p>
+      <w:pPr>
+        <w:spacing w:before="0" w:after="100" w:line="312" w:lineRule="auto"/>
+        <w:ind w:left="198"/>
+        <w:shd w:val="clear" w:color="auto" w:fill="FBEEEC"/>
+        <w:pBdr>
+          <w:left w:val="single" w:sz="28" w:space="4" w:color="B03A2E"/>
+          <w:bottom w:val="single" w:sz="4" w:space="4" w:color="EBCFCA"/>
+          <w:right w:val="single" w:sz="4" w:space="4" w:color="EBCFCA"/>
+        </w:pBdr>
+      </w:pPr>
+      <w:r>
+        <w:rPr>
+          <w:rFonts w:ascii="맑은 고딕" w:hAnsi="맑은 고딕" w:eastAsia="맑은 고딕"/>
+          <w:b/>
+          <w:color w:val="B03A2E"/>
+          <w:sz w:val="18"/>
+        </w:rPr>
+        <w:t xml:space="preserve">형벌  </w:t>
+      </w:r>
+      <w:r>
+        <w:rPr>
+          <w:rFonts w:ascii="맑은 고딕" w:hAnsi="맑은 고딕" w:eastAsia="맑은 고딕"/>
+          <w:b w:val="0"/>
+          <w:color w:val="222222"/>
+          <w:sz w:val="18"/>
+        </w:rPr>
+        <w:t>제1항 위반(무자격자가 업무를 업으로 함) → 3년 이하 징역 또는 3천만원 이하 벌금</w:t>
+      </w:r>
+      <w:r>
+        <w:br/>
+      </w:r>
+      <w:r>
+        <w:rPr>
+          <w:rFonts w:ascii="맑은 고딕" w:hAnsi="맑은 고딕" w:eastAsia="맑은 고딕"/>
+          <w:b/>
+          <w:color w:val="B03A2E"/>
+          <w:sz w:val="18"/>
+        </w:rPr>
+        <w:t xml:space="preserve">과태료  </w:t>
+      </w:r>
+      <w:r>
+        <w:rPr>
+          <w:rFonts w:ascii="맑은 고딕" w:hAnsi="맑은 고딕" w:eastAsia="맑은 고딕"/>
+          <w:b w:val="0"/>
+          <w:color w:val="222222"/>
+          <w:sz w:val="18"/>
+        </w:rPr>
+        <w:t>제2항 위반(행정사·유사 명칭 사용) → 500만원 이하</w:t>
+      </w:r>
+    </w:p>
+    <w:p>
+      <w:pPr>
         <w:spacing w:before="160" w:after="40" w:line="312" w:lineRule="auto"/>
       </w:pPr>
       <w:r>
@@ -4203,6 +4305,16 @@
         </w:rPr>
         <w:t>(행정사의 업무신고)</w:t>
       </w:r>
+      <w:r>
+        <w:rPr>
+          <w:rFonts w:ascii="맑은 고딕" w:hAnsi="맑은 고딕" w:eastAsia="맑은 고딕"/>
+          <w:b/>
+          <w:color w:val="FFFFFF"/>
+          <w:sz w:val="15"/>
+          <w:shd w:val="clear" w:color="auto" w:fill="C99A2E"/>
+        </w:rPr>
+        <w:t xml:space="preserve">  기출 '17  </w:t>
+      </w:r>
     </w:p>
     <w:p>
       <w:pPr>
@@ -4526,6 +4638,58 @@
     </w:p>
     <w:p>
       <w:pPr>
+        <w:spacing w:before="100" w:after="20" w:line="264" w:lineRule="auto"/>
+        <w:ind w:left="198"/>
+        <w:shd w:val="clear" w:color="auto" w:fill="FBEEEC"/>
+        <w:pBdr>
+          <w:top w:val="single" w:sz="4" w:space="4" w:color="EBCFCA"/>
+          <w:left w:val="single" w:sz="28" w:space="4" w:color="B03A2E"/>
+          <w:right w:val="single" w:sz="4" w:space="4" w:color="EBCFCA"/>
+        </w:pBdr>
+      </w:pPr>
+      <w:r>
+        <w:rPr>
+          <w:rFonts w:ascii="맑은 고딕" w:hAnsi="맑은 고딕" w:eastAsia="맑은 고딕"/>
+          <w:b/>
+          <w:color w:val="FFFFFF"/>
+          <w:sz w:val="16"/>
+          <w:shd w:val="clear" w:color="auto" w:fill="B03A2E"/>
+        </w:rPr>
+        <w:t xml:space="preserve"> 위반 시 제재 </w:t>
+      </w:r>
+    </w:p>
+    <w:p>
+      <w:pPr>
+        <w:spacing w:before="0" w:after="100" w:line="312" w:lineRule="auto"/>
+        <w:ind w:left="198"/>
+        <w:shd w:val="clear" w:color="auto" w:fill="FBEEEC"/>
+        <w:pBdr>
+          <w:left w:val="single" w:sz="28" w:space="4" w:color="B03A2E"/>
+          <w:bottom w:val="single" w:sz="4" w:space="4" w:color="EBCFCA"/>
+          <w:right w:val="single" w:sz="4" w:space="4" w:color="EBCFCA"/>
+        </w:pBdr>
+      </w:pPr>
+      <w:r>
+        <w:rPr>
+          <w:rFonts w:ascii="맑은 고딕" w:hAnsi="맑은 고딕" w:eastAsia="맑은 고딕"/>
+          <w:b/>
+          <w:color w:val="B03A2E"/>
+          <w:sz w:val="18"/>
+        </w:rPr>
+        <w:t xml:space="preserve">형벌  </w:t>
+      </w:r>
+      <w:r>
+        <w:rPr>
+          <w:rFonts w:ascii="맑은 고딕" w:hAnsi="맑은 고딕" w:eastAsia="맑은 고딕"/>
+          <w:b w:val="0"/>
+          <w:color w:val="222222"/>
+          <w:sz w:val="18"/>
+        </w:rPr>
+        <w:t>업무신고 없이 업무 → 1년 이하 징역 또는 1천만원 이하 벌금</w:t>
+      </w:r>
+    </w:p>
+    <w:p>
+      <w:pPr>
         <w:spacing w:before="160" w:after="40" w:line="312" w:lineRule="auto"/>
       </w:pPr>
       <w:r>
@@ -4545,6 +4709,16 @@
           <w:sz w:val="21"/>
         </w:rPr>
         <w:t>(업무신고의 수리 거부)</w:t>
+      </w:r>
+      <w:r>
+        <w:rPr>
+          <w:rFonts w:ascii="맑은 고딕" w:hAnsi="맑은 고딕" w:eastAsia="맑은 고딕"/>
+          <w:b/>
+          <w:color w:val="FFFFFF"/>
+          <w:sz w:val="15"/>
+          <w:shd w:val="clear" w:color="auto" w:fill="C99A2E"/>
+        </w:rPr>
+        <w:t xml:space="preserve">  기출 '17  </w:t>
       </w:r>
     </w:p>
     <w:p>
@@ -5011,6 +5185,79 @@
     </w:p>
     <w:p>
       <w:pPr>
+        <w:spacing w:before="100" w:after="20" w:line="264" w:lineRule="auto"/>
+        <w:ind w:left="198"/>
+        <w:shd w:val="clear" w:color="auto" w:fill="FBEEEC"/>
+        <w:pBdr>
+          <w:top w:val="single" w:sz="4" w:space="4" w:color="EBCFCA"/>
+          <w:left w:val="single" w:sz="28" w:space="4" w:color="B03A2E"/>
+          <w:right w:val="single" w:sz="4" w:space="4" w:color="EBCFCA"/>
+        </w:pBdr>
+      </w:pPr>
+      <w:r>
+        <w:rPr>
+          <w:rFonts w:ascii="맑은 고딕" w:hAnsi="맑은 고딕" w:eastAsia="맑은 고딕"/>
+          <w:b/>
+          <w:color w:val="FFFFFF"/>
+          <w:sz w:val="16"/>
+          <w:shd w:val="clear" w:color="auto" w:fill="B03A2E"/>
+        </w:rPr>
+        <w:t xml:space="preserve"> 위반 시 제재 </w:t>
+      </w:r>
+    </w:p>
+    <w:p>
+      <w:pPr>
+        <w:spacing w:before="0" w:after="100" w:line="312" w:lineRule="auto"/>
+        <w:ind w:left="198"/>
+        <w:shd w:val="clear" w:color="auto" w:fill="FBEEEC"/>
+        <w:pBdr>
+          <w:left w:val="single" w:sz="28" w:space="4" w:color="B03A2E"/>
+          <w:bottom w:val="single" w:sz="4" w:space="4" w:color="EBCFCA"/>
+          <w:right w:val="single" w:sz="4" w:space="4" w:color="EBCFCA"/>
+        </w:pBdr>
+      </w:pPr>
+      <w:r>
+        <w:rPr>
+          <w:rFonts w:ascii="맑은 고딕" w:hAnsi="맑은 고딕" w:eastAsia="맑은 고딕"/>
+          <w:b/>
+          <w:color w:val="B03A2E"/>
+          <w:sz w:val="18"/>
+        </w:rPr>
+        <w:t xml:space="preserve">형벌  </w:t>
+      </w:r>
+      <w:r>
+        <w:rPr>
+          <w:rFonts w:ascii="맑은 고딕" w:hAnsi="맑은 고딕" w:eastAsia="맑은 고딕"/>
+          <w:b w:val="0"/>
+          <w:color w:val="222222"/>
+          <w:sz w:val="18"/>
+        </w:rPr>
+        <w:t>신고확인증 대여·대여받음·알선 → 3년 이하 징역 또는 3천만원 이하 벌금</w:t>
+      </w:r>
+      <w:r>
+        <w:br/>
+      </w:r>
+      <w:r>
+        <w:rPr>
+          <w:rFonts w:ascii="맑은 고딕" w:hAnsi="맑은 고딕" w:eastAsia="맑은 고딕"/>
+          <w:b/>
+          <w:color w:val="B03A2E"/>
+          <w:sz w:val="18"/>
+        </w:rPr>
+        <w:t xml:space="preserve">자격취소  </w:t>
+      </w:r>
+      <w:r>
+        <w:rPr>
+          <w:rFonts w:ascii="맑은 고딕" w:hAnsi="맑은 고딕" w:eastAsia="맑은 고딕"/>
+          <w:b w:val="0"/>
+          <w:color w:val="222222"/>
+          <w:sz w:val="18"/>
+        </w:rPr>
+        <w:t>신고확인증 양도·대여 시 자격취소(필요적)</w:t>
+      </w:r>
+    </w:p>
+    <w:p>
+      <w:pPr>
         <w:spacing w:before="160" w:after="40" w:line="312" w:lineRule="auto"/>
       </w:pPr>
       <w:r>
@@ -5486,6 +5733,79 @@
     </w:p>
     <w:p>
       <w:pPr>
+        <w:spacing w:before="100" w:after="20" w:line="264" w:lineRule="auto"/>
+        <w:ind w:left="198"/>
+        <w:shd w:val="clear" w:color="auto" w:fill="FBEEEC"/>
+        <w:pBdr>
+          <w:top w:val="single" w:sz="4" w:space="4" w:color="EBCFCA"/>
+          <w:left w:val="single" w:sz="28" w:space="4" w:color="B03A2E"/>
+          <w:right w:val="single" w:sz="4" w:space="4" w:color="EBCFCA"/>
+        </w:pBdr>
+      </w:pPr>
+      <w:r>
+        <w:rPr>
+          <w:rFonts w:ascii="맑은 고딕" w:hAnsi="맑은 고딕" w:eastAsia="맑은 고딕"/>
+          <w:b/>
+          <w:color w:val="FFFFFF"/>
+          <w:sz w:val="16"/>
+          <w:shd w:val="clear" w:color="auto" w:fill="B03A2E"/>
+        </w:rPr>
+        <w:t xml:space="preserve"> 위반 시 제재 </w:t>
+      </w:r>
+    </w:p>
+    <w:p>
+      <w:pPr>
+        <w:spacing w:before="0" w:after="100" w:line="312" w:lineRule="auto"/>
+        <w:ind w:left="198"/>
+        <w:shd w:val="clear" w:color="auto" w:fill="FBEEEC"/>
+        <w:pBdr>
+          <w:left w:val="single" w:sz="28" w:space="4" w:color="B03A2E"/>
+          <w:bottom w:val="single" w:sz="4" w:space="4" w:color="EBCFCA"/>
+          <w:right w:val="single" w:sz="4" w:space="4" w:color="EBCFCA"/>
+        </w:pBdr>
+      </w:pPr>
+      <w:r>
+        <w:rPr>
+          <w:rFonts w:ascii="맑은 고딕" w:hAnsi="맑은 고딕" w:eastAsia="맑은 고딕"/>
+          <w:b/>
+          <w:color w:val="B03A2E"/>
+          <w:sz w:val="18"/>
+        </w:rPr>
+        <w:t xml:space="preserve">과태료  </w:t>
+      </w:r>
+      <w:r>
+        <w:rPr>
+          <w:rFonts w:ascii="맑은 고딕" w:hAnsi="맑은 고딕" w:eastAsia="맑은 고딕"/>
+          <w:b w:val="0"/>
+          <w:color w:val="222222"/>
+          <w:sz w:val="18"/>
+        </w:rPr>
+        <w:t>제3항(사무소 이전신고 X) → 100만원 이하</w:t>
+      </w:r>
+      <w:r>
+        <w:br/>
+      </w:r>
+      <w:r>
+        <w:rPr>
+          <w:rFonts w:ascii="맑은 고딕" w:hAnsi="맑은 고딕" w:eastAsia="맑은 고딕"/>
+          <w:b/>
+          <w:color w:val="B03A2E"/>
+          <w:sz w:val="18"/>
+        </w:rPr>
+        <w:t xml:space="preserve">업무정지  </w:t>
+      </w:r>
+      <w:r>
+        <w:rPr>
+          <w:rFonts w:ascii="맑은 고딕" w:hAnsi="맑은 고딕" w:eastAsia="맑은 고딕"/>
+          <w:b w:val="0"/>
+          <w:color w:val="222222"/>
+          <w:sz w:val="18"/>
+        </w:rPr>
+        <w:t>제1항(2개 이상 사무실)·제2항 후단(합동사무소 구성원 미상근)</w:t>
+      </w:r>
+    </w:p>
+    <w:p>
+      <w:pPr>
         <w:spacing w:before="160" w:after="40" w:line="312" w:lineRule="auto"/>
       </w:pPr>
       <w:r>
@@ -5553,6 +5873,58 @@
           <w:sz w:val="19"/>
         </w:rPr>
         <w:t>행정사가 아닌 사람은 행정사사무소 또는 이와 비슷한 명칭을 사용하지 못하며, 행정사합동사무소나 그 분사무소가 아니면 행정사합동사무소나 그 분사무소 또는 이와 비슷한 명칭을 사용하지 못한다.</w:t>
+      </w:r>
+    </w:p>
+    <w:p>
+      <w:pPr>
+        <w:spacing w:before="100" w:after="20" w:line="264" w:lineRule="auto"/>
+        <w:ind w:left="198"/>
+        <w:shd w:val="clear" w:color="auto" w:fill="FBEEEC"/>
+        <w:pBdr>
+          <w:top w:val="single" w:sz="4" w:space="4" w:color="EBCFCA"/>
+          <w:left w:val="single" w:sz="28" w:space="4" w:color="B03A2E"/>
+          <w:right w:val="single" w:sz="4" w:space="4" w:color="EBCFCA"/>
+        </w:pBdr>
+      </w:pPr>
+      <w:r>
+        <w:rPr>
+          <w:rFonts w:ascii="맑은 고딕" w:hAnsi="맑은 고딕" w:eastAsia="맑은 고딕"/>
+          <w:b/>
+          <w:color w:val="FFFFFF"/>
+          <w:sz w:val="16"/>
+          <w:shd w:val="clear" w:color="auto" w:fill="B03A2E"/>
+        </w:rPr>
+        <w:t xml:space="preserve"> 위반 시 제재 </w:t>
+      </w:r>
+    </w:p>
+    <w:p>
+      <w:pPr>
+        <w:spacing w:before="0" w:after="100" w:line="312" w:lineRule="auto"/>
+        <w:ind w:left="198"/>
+        <w:shd w:val="clear" w:color="auto" w:fill="FBEEEC"/>
+        <w:pBdr>
+          <w:left w:val="single" w:sz="28" w:space="4" w:color="B03A2E"/>
+          <w:bottom w:val="single" w:sz="4" w:space="4" w:color="EBCFCA"/>
+          <w:right w:val="single" w:sz="4" w:space="4" w:color="EBCFCA"/>
+        </w:pBdr>
+      </w:pPr>
+      <w:r>
+        <w:rPr>
+          <w:rFonts w:ascii="맑은 고딕" w:hAnsi="맑은 고딕" w:eastAsia="맑은 고딕"/>
+          <w:b/>
+          <w:color w:val="B03A2E"/>
+          <w:sz w:val="18"/>
+        </w:rPr>
+        <w:t xml:space="preserve">과태료  </w:t>
+      </w:r>
+      <w:r>
+        <w:rPr>
+          <w:rFonts w:ascii="맑은 고딕" w:hAnsi="맑은 고딕" w:eastAsia="맑은 고딕"/>
+          <w:b w:val="0"/>
+          <w:color w:val="222222"/>
+          <w:sz w:val="18"/>
+        </w:rPr>
+        <w:t>제2항(유사 명칭) → 500만원 이하 / 제1항(명칭 글자 미사용·분사무소 미표시) → 100만원 이하</w:t>
       </w:r>
     </w:p>
     <w:p>
@@ -5907,6 +6279,58 @@
     </w:p>
     <w:p>
       <w:pPr>
+        <w:spacing w:before="100" w:after="20" w:line="264" w:lineRule="auto"/>
+        <w:ind w:left="198"/>
+        <w:shd w:val="clear" w:color="auto" w:fill="FBEEEC"/>
+        <w:pBdr>
+          <w:top w:val="single" w:sz="4" w:space="4" w:color="EBCFCA"/>
+          <w:left w:val="single" w:sz="28" w:space="4" w:color="B03A2E"/>
+          <w:right w:val="single" w:sz="4" w:space="4" w:color="EBCFCA"/>
+        </w:pBdr>
+      </w:pPr>
+      <w:r>
+        <w:rPr>
+          <w:rFonts w:ascii="맑은 고딕" w:hAnsi="맑은 고딕" w:eastAsia="맑은 고딕"/>
+          <w:b/>
+          <w:color w:val="FFFFFF"/>
+          <w:sz w:val="16"/>
+          <w:shd w:val="clear" w:color="auto" w:fill="B03A2E"/>
+        </w:rPr>
+        <w:t xml:space="preserve"> 위반 시 제재 </w:t>
+      </w:r>
+    </w:p>
+    <w:p>
+      <w:pPr>
+        <w:spacing w:before="0" w:after="100" w:line="312" w:lineRule="auto"/>
+        <w:ind w:left="198"/>
+        <w:shd w:val="clear" w:color="auto" w:fill="FBEEEC"/>
+        <w:pBdr>
+          <w:left w:val="single" w:sz="28" w:space="4" w:color="B03A2E"/>
+          <w:bottom w:val="single" w:sz="4" w:space="4" w:color="EBCFCA"/>
+          <w:right w:val="single" w:sz="4" w:space="4" w:color="EBCFCA"/>
+        </w:pBdr>
+      </w:pPr>
+      <w:r>
+        <w:rPr>
+          <w:rFonts w:ascii="맑은 고딕" w:hAnsi="맑은 고딕" w:eastAsia="맑은 고딕"/>
+          <w:b/>
+          <w:color w:val="B03A2E"/>
+          <w:sz w:val="18"/>
+        </w:rPr>
+        <w:t xml:space="preserve">업무정지  </w:t>
+      </w:r>
+      <w:r>
+        <w:rPr>
+          <w:rFonts w:ascii="맑은 고딕" w:hAnsi="맑은 고딕" w:eastAsia="맑은 고딕"/>
+          <w:b w:val="0"/>
+          <w:color w:val="222222"/>
+          <w:sz w:val="18"/>
+        </w:rPr>
+        <w:t>제1항 휴업신고 X</w:t>
+      </w:r>
+    </w:p>
+    <w:p>
+      <w:pPr>
         <w:spacing w:before="240" w:after="100" w:line="312" w:lineRule="auto"/>
         <w:pBdr>
           <w:bottom w:val="single" w:sz="12" w:space="4" w:color="2E5A88"/>
@@ -5945,6 +6369,16 @@
         </w:rPr>
         <w:t>(사무직원)</w:t>
       </w:r>
+      <w:r>
+        <w:rPr>
+          <w:rFonts w:ascii="맑은 고딕" w:hAnsi="맑은 고딕" w:eastAsia="맑은 고딕"/>
+          <w:b/>
+          <w:color w:val="FFFFFF"/>
+          <w:sz w:val="15"/>
+          <w:shd w:val="clear" w:color="auto" w:fill="C99A2E"/>
+        </w:rPr>
+        <w:t xml:space="preserve">  기출 '19  </w:t>
+      </w:r>
     </w:p>
     <w:p>
       <w:pPr>
@@ -6040,6 +6474,16 @@
         </w:rPr>
         <w:t>(보수)</w:t>
       </w:r>
+      <w:r>
+        <w:rPr>
+          <w:rFonts w:ascii="맑은 고딕" w:hAnsi="맑은 고딕" w:eastAsia="맑은 고딕"/>
+          <w:b/>
+          <w:color w:val="FFFFFF"/>
+          <w:sz w:val="15"/>
+          <w:shd w:val="clear" w:color="auto" w:fill="C99A2E"/>
+        </w:rPr>
+        <w:t xml:space="preserve">  기출 '19  </w:t>
+      </w:r>
     </w:p>
     <w:p>
       <w:pPr>
@@ -6087,6 +6531,79 @@
           <w:sz w:val="19"/>
         </w:rPr>
         <w:t>행정사와 그 사무직원은 업무에 관하여 제1항에 따른 보수 외에 어떠한 명목으로도 위임인으로부터 금전 또는 재산상의 이익이나 그 밖의 반대급부(反對給付)를 받지 못한다.</w:t>
+      </w:r>
+    </w:p>
+    <w:p>
+      <w:pPr>
+        <w:spacing w:before="100" w:after="20" w:line="264" w:lineRule="auto"/>
+        <w:ind w:left="198"/>
+        <w:shd w:val="clear" w:color="auto" w:fill="FBEEEC"/>
+        <w:pBdr>
+          <w:top w:val="single" w:sz="4" w:space="4" w:color="EBCFCA"/>
+          <w:left w:val="single" w:sz="28" w:space="4" w:color="B03A2E"/>
+          <w:right w:val="single" w:sz="4" w:space="4" w:color="EBCFCA"/>
+        </w:pBdr>
+      </w:pPr>
+      <w:r>
+        <w:rPr>
+          <w:rFonts w:ascii="맑은 고딕" w:hAnsi="맑은 고딕" w:eastAsia="맑은 고딕"/>
+          <w:b/>
+          <w:color w:val="FFFFFF"/>
+          <w:sz w:val="16"/>
+          <w:shd w:val="clear" w:color="auto" w:fill="B03A2E"/>
+        </w:rPr>
+        <w:t xml:space="preserve"> 위반 시 제재 </w:t>
+      </w:r>
+    </w:p>
+    <w:p>
+      <w:pPr>
+        <w:spacing w:before="0" w:after="100" w:line="312" w:lineRule="auto"/>
+        <w:ind w:left="198"/>
+        <w:shd w:val="clear" w:color="auto" w:fill="FBEEEC"/>
+        <w:pBdr>
+          <w:left w:val="single" w:sz="28" w:space="4" w:color="B03A2E"/>
+          <w:bottom w:val="single" w:sz="4" w:space="4" w:color="EBCFCA"/>
+          <w:right w:val="single" w:sz="4" w:space="4" w:color="EBCFCA"/>
+        </w:pBdr>
+      </w:pPr>
+      <w:r>
+        <w:rPr>
+          <w:rFonts w:ascii="맑은 고딕" w:hAnsi="맑은 고딕" w:eastAsia="맑은 고딕"/>
+          <w:b/>
+          <w:color w:val="B03A2E"/>
+          <w:sz w:val="18"/>
+        </w:rPr>
+        <w:t xml:space="preserve">형벌  </w:t>
+      </w:r>
+      <w:r>
+        <w:rPr>
+          <w:rFonts w:ascii="맑은 고딕" w:hAnsi="맑은 고딕" w:eastAsia="맑은 고딕"/>
+          <w:b w:val="0"/>
+          <w:color w:val="222222"/>
+          <w:sz w:val="18"/>
+        </w:rPr>
+        <w:t>제2항(보수 외 금전·재산상 이익 수령) → 100만원 이하 벌금</w:t>
+      </w:r>
+      <w:r>
+        <w:br/>
+      </w:r>
+      <w:r>
+        <w:rPr>
+          <w:rFonts w:ascii="맑은 고딕" w:hAnsi="맑은 고딕" w:eastAsia="맑은 고딕"/>
+          <w:b/>
+          <w:color w:val="B03A2E"/>
+          <w:sz w:val="18"/>
+        </w:rPr>
+        <w:t xml:space="preserve">업무정지  </w:t>
+      </w:r>
+      <w:r>
+        <w:rPr>
+          <w:rFonts w:ascii="맑은 고딕" w:hAnsi="맑은 고딕" w:eastAsia="맑은 고딕"/>
+          <w:b w:val="0"/>
+          <w:color w:val="222222"/>
+          <w:sz w:val="18"/>
+        </w:rPr>
+        <w:t>제2항 위반 시</w:t>
       </w:r>
     </w:p>
     <w:p>
@@ -6110,6 +6627,16 @@
           <w:sz w:val="21"/>
         </w:rPr>
         <w:t>(증명서의 발급)</w:t>
+      </w:r>
+      <w:r>
+        <w:rPr>
+          <w:rFonts w:ascii="맑은 고딕" w:hAnsi="맑은 고딕" w:eastAsia="맑은 고딕"/>
+          <w:b/>
+          <w:color w:val="FFFFFF"/>
+          <w:sz w:val="15"/>
+          <w:shd w:val="clear" w:color="auto" w:fill="C99A2E"/>
+        </w:rPr>
+        <w:t xml:space="preserve">  기출 '19  </w:t>
       </w:r>
     </w:p>
     <w:p>
@@ -6346,6 +6873,16 @@
         </w:rPr>
         <w:t>(행정사의 의무와 책임)</w:t>
       </w:r>
+      <w:r>
+        <w:rPr>
+          <w:rFonts w:ascii="맑은 고딕" w:hAnsi="맑은 고딕" w:eastAsia="맑은 고딕"/>
+          <w:b/>
+          <w:color w:val="FFFFFF"/>
+          <w:sz w:val="15"/>
+          <w:shd w:val="clear" w:color="auto" w:fill="C99A2E"/>
+        </w:rPr>
+        <w:t xml:space="preserve">  기출 '19  </w:t>
+      </w:r>
     </w:p>
     <w:p>
       <w:pPr>
@@ -6580,6 +7117,58 @@
     </w:p>
     <w:p>
       <w:pPr>
+        <w:spacing w:before="100" w:after="20" w:line="264" w:lineRule="auto"/>
+        <w:ind w:left="198"/>
+        <w:shd w:val="clear" w:color="auto" w:fill="FBEEEC"/>
+        <w:pBdr>
+          <w:top w:val="single" w:sz="4" w:space="4" w:color="EBCFCA"/>
+          <w:left w:val="single" w:sz="28" w:space="4" w:color="B03A2E"/>
+          <w:right w:val="single" w:sz="4" w:space="4" w:color="EBCFCA"/>
+        </w:pBdr>
+      </w:pPr>
+      <w:r>
+        <w:rPr>
+          <w:rFonts w:ascii="맑은 고딕" w:hAnsi="맑은 고딕" w:eastAsia="맑은 고딕"/>
+          <w:b/>
+          <w:color w:val="FFFFFF"/>
+          <w:sz w:val="16"/>
+          <w:shd w:val="clear" w:color="auto" w:fill="B03A2E"/>
+        </w:rPr>
+        <w:t xml:space="preserve"> 위반 시 제재 </w:t>
+      </w:r>
+    </w:p>
+    <w:p>
+      <w:pPr>
+        <w:spacing w:before="0" w:after="100" w:line="312" w:lineRule="auto"/>
+        <w:ind w:left="198"/>
+        <w:shd w:val="clear" w:color="auto" w:fill="FBEEEC"/>
+        <w:pBdr>
+          <w:left w:val="single" w:sz="28" w:space="4" w:color="B03A2E"/>
+          <w:bottom w:val="single" w:sz="4" w:space="4" w:color="EBCFCA"/>
+          <w:right w:val="single" w:sz="4" w:space="4" w:color="EBCFCA"/>
+        </w:pBdr>
+      </w:pPr>
+      <w:r>
+        <w:rPr>
+          <w:rFonts w:ascii="맑은 고딕" w:hAnsi="맑은 고딕" w:eastAsia="맑은 고딕"/>
+          <w:b/>
+          <w:color w:val="B03A2E"/>
+          <w:sz w:val="18"/>
+        </w:rPr>
+        <w:t xml:space="preserve">형벌  </w:t>
+      </w:r>
+      <w:r>
+        <w:rPr>
+          <w:rFonts w:ascii="맑은 고딕" w:hAnsi="맑은 고딕" w:eastAsia="맑은 고딕"/>
+          <w:b w:val="0"/>
+          <w:color w:val="222222"/>
+          <w:sz w:val="18"/>
+        </w:rPr>
+        <w:t>수임제한 위반 → 1년 이하 징역 또는 1천만원 이하 벌금</w:t>
+      </w:r>
+    </w:p>
+    <w:p>
+      <w:pPr>
         <w:spacing w:before="160" w:after="40" w:line="312" w:lineRule="auto"/>
       </w:pPr>
       <w:r>
@@ -6600,6 +7189,16 @@
         </w:rPr>
         <w:t>(금지행위)</w:t>
       </w:r>
+      <w:r>
+        <w:rPr>
+          <w:rFonts w:ascii="맑은 고딕" w:hAnsi="맑은 고딕" w:eastAsia="맑은 고딕"/>
+          <w:b/>
+          <w:color w:val="FFFFFF"/>
+          <w:sz w:val="15"/>
+          <w:shd w:val="clear" w:color="auto" w:fill="C99A2E"/>
+        </w:rPr>
+        <w:t xml:space="preserve">  기출 '18  </w:t>
+      </w:r>
     </w:p>
     <w:p>
       <w:pPr>
@@ -6743,6 +7342,79 @@
           <w:sz w:val="19"/>
         </w:rPr>
         <w:t>행정사 업무의 알선을 업으로 하는 자를 이용하거나 그 밖의 부당한 방법으로 행정사 업무의 위임을 유치(誘致)하는 행위</w:t>
+      </w:r>
+    </w:p>
+    <w:p>
+      <w:pPr>
+        <w:spacing w:before="100" w:after="20" w:line="264" w:lineRule="auto"/>
+        <w:ind w:left="198"/>
+        <w:shd w:val="clear" w:color="auto" w:fill="FBEEEC"/>
+        <w:pBdr>
+          <w:top w:val="single" w:sz="4" w:space="4" w:color="EBCFCA"/>
+          <w:left w:val="single" w:sz="28" w:space="4" w:color="B03A2E"/>
+          <w:right w:val="single" w:sz="4" w:space="4" w:color="EBCFCA"/>
+        </w:pBdr>
+      </w:pPr>
+      <w:r>
+        <w:rPr>
+          <w:rFonts w:ascii="맑은 고딕" w:hAnsi="맑은 고딕" w:eastAsia="맑은 고딕"/>
+          <w:b/>
+          <w:color w:val="FFFFFF"/>
+          <w:sz w:val="16"/>
+          <w:shd w:val="clear" w:color="auto" w:fill="B03A2E"/>
+        </w:rPr>
+        <w:t xml:space="preserve"> 위반 시 제재 </w:t>
+      </w:r>
+    </w:p>
+    <w:p>
+      <w:pPr>
+        <w:spacing w:before="0" w:after="100" w:line="312" w:lineRule="auto"/>
+        <w:ind w:left="198"/>
+        <w:shd w:val="clear" w:color="auto" w:fill="FBEEEC"/>
+        <w:pBdr>
+          <w:left w:val="single" w:sz="28" w:space="4" w:color="B03A2E"/>
+          <w:bottom w:val="single" w:sz="4" w:space="4" w:color="EBCFCA"/>
+          <w:right w:val="single" w:sz="4" w:space="4" w:color="EBCFCA"/>
+        </w:pBdr>
+      </w:pPr>
+      <w:r>
+        <w:rPr>
+          <w:rFonts w:ascii="맑은 고딕" w:hAnsi="맑은 고딕" w:eastAsia="맑은 고딕"/>
+          <w:b/>
+          <w:color w:val="B03A2E"/>
+          <w:sz w:val="18"/>
+        </w:rPr>
+        <w:t xml:space="preserve">형벌  </w:t>
+      </w:r>
+      <w:r>
+        <w:rPr>
+          <w:rFonts w:ascii="맑은 고딕" w:hAnsi="맑은 고딕" w:eastAsia="맑은 고딕"/>
+          <w:b w:val="0"/>
+          <w:color w:val="222222"/>
+          <w:sz w:val="18"/>
+        </w:rPr>
+        <w:t>제4호(사적관계 영향력 선전)·제5호(소비자 오도 광고) → 1년 이하 징역 또는 1천만원 이하 벌금</w:t>
+      </w:r>
+      <w:r>
+        <w:br/>
+      </w:r>
+      <w:r>
+        <w:rPr>
+          <w:rFonts w:ascii="맑은 고딕" w:hAnsi="맑은 고딕" w:eastAsia="맑은 고딕"/>
+          <w:b/>
+          <w:color w:val="B03A2E"/>
+          <w:sz w:val="18"/>
+        </w:rPr>
+        <w:t xml:space="preserve">형벌  </w:t>
+      </w:r>
+      <w:r>
+        <w:rPr>
+          <w:rFonts w:ascii="맑은 고딕" w:hAnsi="맑은 고딕" w:eastAsia="맑은 고딕"/>
+          <w:b w:val="0"/>
+          <w:color w:val="222222"/>
+          <w:sz w:val="18"/>
+        </w:rPr>
+        <w:t>제1·2·3·6호(위임거부·쌍방수임·소송개입·부당유치) → 100만원 이하 벌금</w:t>
       </w:r>
     </w:p>
     <w:p>
@@ -6770,11 +7442,73 @@
       <w:r>
         <w:rPr>
           <w:rFonts w:ascii="맑은 고딕" w:hAnsi="맑은 고딕" w:eastAsia="맑은 고딕"/>
+          <w:b/>
+          <w:color w:val="FFFFFF"/>
+          <w:sz w:val="15"/>
+          <w:shd w:val="clear" w:color="auto" w:fill="C99A2E"/>
+        </w:rPr>
+        <w:t xml:space="preserve">  기출 '19  </w:t>
+      </w:r>
+      <w:r>
+        <w:rPr>
+          <w:rFonts w:ascii="맑은 고딕" w:hAnsi="맑은 고딕" w:eastAsia="맑은 고딕"/>
           <w:b w:val="0"/>
           <w:color w:val="1A1A1A"/>
           <w:sz w:val="20"/>
         </w:rPr>
         <w:t xml:space="preserve">  행정사 또는 행정사이었던 사람(행정사의 사무직원 또는 사무직원이었던 사람을 포함한다)은 정당한 사유 없이 직무상 알게 된 사실을 다른 사람에게 누설하여서는 아니 된다.</w:t>
+      </w:r>
+    </w:p>
+    <w:p>
+      <w:pPr>
+        <w:spacing w:before="100" w:after="20" w:line="264" w:lineRule="auto"/>
+        <w:ind w:left="198"/>
+        <w:shd w:val="clear" w:color="auto" w:fill="FBEEEC"/>
+        <w:pBdr>
+          <w:top w:val="single" w:sz="4" w:space="4" w:color="EBCFCA"/>
+          <w:left w:val="single" w:sz="28" w:space="4" w:color="B03A2E"/>
+          <w:right w:val="single" w:sz="4" w:space="4" w:color="EBCFCA"/>
+        </w:pBdr>
+      </w:pPr>
+      <w:r>
+        <w:rPr>
+          <w:rFonts w:ascii="맑은 고딕" w:hAnsi="맑은 고딕" w:eastAsia="맑은 고딕"/>
+          <w:b/>
+          <w:color w:val="FFFFFF"/>
+          <w:sz w:val="16"/>
+          <w:shd w:val="clear" w:color="auto" w:fill="B03A2E"/>
+        </w:rPr>
+        <w:t xml:space="preserve"> 위반 시 제재 </w:t>
+      </w:r>
+    </w:p>
+    <w:p>
+      <w:pPr>
+        <w:spacing w:before="0" w:after="100" w:line="312" w:lineRule="auto"/>
+        <w:ind w:left="198"/>
+        <w:shd w:val="clear" w:color="auto" w:fill="FBEEEC"/>
+        <w:pBdr>
+          <w:left w:val="single" w:sz="28" w:space="4" w:color="B03A2E"/>
+          <w:bottom w:val="single" w:sz="4" w:space="4" w:color="EBCFCA"/>
+          <w:right w:val="single" w:sz="4" w:space="4" w:color="EBCFCA"/>
+        </w:pBdr>
+      </w:pPr>
+      <w:r>
+        <w:rPr>
+          <w:rFonts w:ascii="맑은 고딕" w:hAnsi="맑은 고딕" w:eastAsia="맑은 고딕"/>
+          <w:b/>
+          <w:color w:val="B03A2E"/>
+          <w:sz w:val="18"/>
+        </w:rPr>
+        <w:t xml:space="preserve">형벌  </w:t>
+      </w:r>
+      <w:r>
+        <w:rPr>
+          <w:rFonts w:ascii="맑은 고딕" w:hAnsi="맑은 고딕" w:eastAsia="맑은 고딕"/>
+          <w:b w:val="0"/>
+          <w:color w:val="222222"/>
+          <w:sz w:val="18"/>
+        </w:rPr>
+        <w:t>비밀 누설 → 1년 이하 징역 또는 1천만원 이하 벌금</w:t>
       </w:r>
     </w:p>
     <w:p>
@@ -6798,6 +7532,16 @@
           <w:sz w:val="21"/>
         </w:rPr>
         <w:t>(업무처리부 작성)</w:t>
+      </w:r>
+      <w:r>
+        <w:rPr>
+          <w:rFonts w:ascii="맑은 고딕" w:hAnsi="맑은 고딕" w:eastAsia="맑은 고딕"/>
+          <w:b/>
+          <w:color w:val="FFFFFF"/>
+          <w:sz w:val="15"/>
+          <w:shd w:val="clear" w:color="auto" w:fill="C99A2E"/>
+        </w:rPr>
+        <w:t xml:space="preserve">  기출 '19  </w:t>
       </w:r>
     </w:p>
     <w:p>
@@ -7110,6 +7854,58 @@
     </w:p>
     <w:p>
       <w:pPr>
+        <w:spacing w:before="100" w:after="20" w:line="264" w:lineRule="auto"/>
+        <w:ind w:left="198"/>
+        <w:shd w:val="clear" w:color="auto" w:fill="FBEEEC"/>
+        <w:pBdr>
+          <w:top w:val="single" w:sz="4" w:space="4" w:color="EBCFCA"/>
+          <w:left w:val="single" w:sz="28" w:space="4" w:color="B03A2E"/>
+          <w:right w:val="single" w:sz="4" w:space="4" w:color="EBCFCA"/>
+        </w:pBdr>
+      </w:pPr>
+      <w:r>
+        <w:rPr>
+          <w:rFonts w:ascii="맑은 고딕" w:hAnsi="맑은 고딕" w:eastAsia="맑은 고딕"/>
+          <w:b/>
+          <w:color w:val="FFFFFF"/>
+          <w:sz w:val="16"/>
+          <w:shd w:val="clear" w:color="auto" w:fill="B03A2E"/>
+        </w:rPr>
+        <w:t xml:space="preserve"> 위반 시 제재 </w:t>
+      </w:r>
+    </w:p>
+    <w:p>
+      <w:pPr>
+        <w:spacing w:before="0" w:after="100" w:line="312" w:lineRule="auto"/>
+        <w:ind w:left="198"/>
+        <w:shd w:val="clear" w:color="auto" w:fill="FBEEEC"/>
+        <w:pBdr>
+          <w:left w:val="single" w:sz="28" w:space="4" w:color="B03A2E"/>
+          <w:bottom w:val="single" w:sz="4" w:space="4" w:color="EBCFCA"/>
+          <w:right w:val="single" w:sz="4" w:space="4" w:color="EBCFCA"/>
+        </w:pBdr>
+      </w:pPr>
+      <w:r>
+        <w:rPr>
+          <w:rFonts w:ascii="맑은 고딕" w:hAnsi="맑은 고딕" w:eastAsia="맑은 고딕"/>
+          <w:b/>
+          <w:color w:val="B03A2E"/>
+          <w:sz w:val="18"/>
+        </w:rPr>
+        <w:t xml:space="preserve">과태료  </w:t>
+      </w:r>
+      <w:r>
+        <w:rPr>
+          <w:rFonts w:ascii="맑은 고딕" w:hAnsi="맑은 고딕" w:eastAsia="맑은 고딕"/>
+          <w:b w:val="0"/>
+          <w:color w:val="222222"/>
+          <w:sz w:val="18"/>
+        </w:rPr>
+        <w:t>업무처리부 미작성·거짓 작성 → 100만원 이하</w:t>
+      </w:r>
+    </w:p>
+    <w:p>
+      <w:pPr>
         <w:spacing w:before="160" w:after="40" w:line="312" w:lineRule="auto"/>
       </w:pPr>
       <w:r>
@@ -7585,6 +8381,58 @@
     </w:p>
     <w:p>
       <w:pPr>
+        <w:spacing w:before="100" w:after="20" w:line="264" w:lineRule="auto"/>
+        <w:ind w:left="198"/>
+        <w:shd w:val="clear" w:color="auto" w:fill="FBEEEC"/>
+        <w:pBdr>
+          <w:top w:val="single" w:sz="4" w:space="4" w:color="EBCFCA"/>
+          <w:left w:val="single" w:sz="28" w:space="4" w:color="B03A2E"/>
+          <w:right w:val="single" w:sz="4" w:space="4" w:color="EBCFCA"/>
+        </w:pBdr>
+      </w:pPr>
+      <w:r>
+        <w:rPr>
+          <w:rFonts w:ascii="맑은 고딕" w:hAnsi="맑은 고딕" w:eastAsia="맑은 고딕"/>
+          <w:b/>
+          <w:color w:val="FFFFFF"/>
+          <w:sz w:val="16"/>
+          <w:shd w:val="clear" w:color="auto" w:fill="B03A2E"/>
+        </w:rPr>
+        <w:t xml:space="preserve"> 위반 시 제재 </w:t>
+      </w:r>
+    </w:p>
+    <w:p>
+      <w:pPr>
+        <w:spacing w:before="0" w:after="100" w:line="312" w:lineRule="auto"/>
+        <w:ind w:left="198"/>
+        <w:shd w:val="clear" w:color="auto" w:fill="FBEEEC"/>
+        <w:pBdr>
+          <w:left w:val="single" w:sz="28" w:space="4" w:color="B03A2E"/>
+          <w:bottom w:val="single" w:sz="4" w:space="4" w:color="EBCFCA"/>
+          <w:right w:val="single" w:sz="4" w:space="4" w:color="EBCFCA"/>
+        </w:pBdr>
+      </w:pPr>
+      <w:r>
+        <w:rPr>
+          <w:rFonts w:ascii="맑은 고딕" w:hAnsi="맑은 고딕" w:eastAsia="맑은 고딕"/>
+          <w:b/>
+          <w:color w:val="B03A2E"/>
+          <w:sz w:val="18"/>
+        </w:rPr>
+        <w:t xml:space="preserve">과태료  </w:t>
+      </w:r>
+      <w:r>
+        <w:rPr>
+          <w:rFonts w:ascii="맑은 고딕" w:hAnsi="맑은 고딕" w:eastAsia="맑은 고딕"/>
+          <w:b w:val="0"/>
+          <w:color w:val="222222"/>
+          <w:sz w:val="18"/>
+        </w:rPr>
+        <w:t>제3항(연수교육 미이수 업무수행) → 100만원 이하</w:t>
+      </w:r>
+    </w:p>
+    <w:p>
+      <w:pPr>
         <w:spacing w:before="240" w:after="100" w:line="312" w:lineRule="auto"/>
         <w:pBdr>
           <w:bottom w:val="single" w:sz="12" w:space="4" w:color="2E5A88"/>
@@ -7626,6 +8474,16 @@
       <w:r>
         <w:rPr>
           <w:rFonts w:ascii="맑은 고딕" w:hAnsi="맑은 고딕" w:eastAsia="맑은 고딕"/>
+          <w:b/>
+          <w:color w:val="FFFFFF"/>
+          <w:sz w:val="15"/>
+          <w:shd w:val="clear" w:color="auto" w:fill="C99A2E"/>
+        </w:rPr>
+        <w:t xml:space="preserve">  기출 '21  </w:t>
+      </w:r>
+      <w:r>
+        <w:rPr>
+          <w:rFonts w:ascii="맑은 고딕" w:hAnsi="맑은 고딕" w:eastAsia="맑은 고딕"/>
           <w:b w:val="0"/>
           <w:color w:val="1A1A1A"/>
           <w:sz w:val="20"/>
@@ -7654,6 +8512,16 @@
           <w:sz w:val="21"/>
         </w:rPr>
         <w:t>(설립 절차)</w:t>
+      </w:r>
+      <w:r>
+        <w:rPr>
+          <w:rFonts w:ascii="맑은 고딕" w:hAnsi="맑은 고딕" w:eastAsia="맑은 고딕"/>
+          <w:b/>
+          <w:color w:val="FFFFFF"/>
+          <w:sz w:val="15"/>
+          <w:shd w:val="clear" w:color="auto" w:fill="C99A2E"/>
+        </w:rPr>
+        <w:t xml:space="preserve">  기출 '21  </w:t>
       </w:r>
     </w:p>
     <w:p>
@@ -8510,6 +9378,16 @@
         </w:rPr>
         <w:t>(행정사법인의 업무신고 등)</w:t>
       </w:r>
+      <w:r>
+        <w:rPr>
+          <w:rFonts w:ascii="맑은 고딕" w:hAnsi="맑은 고딕" w:eastAsia="맑은 고딕"/>
+          <w:b/>
+          <w:color w:val="FFFFFF"/>
+          <w:sz w:val="15"/>
+          <w:shd w:val="clear" w:color="auto" w:fill="C99A2E"/>
+        </w:rPr>
+        <w:t xml:space="preserve">  기출 '22  </w:t>
+      </w:r>
     </w:p>
     <w:p>
       <w:pPr>
@@ -9081,6 +9959,58 @@
     </w:p>
     <w:p>
       <w:pPr>
+        <w:spacing w:before="100" w:after="20" w:line="264" w:lineRule="auto"/>
+        <w:ind w:left="198"/>
+        <w:shd w:val="clear" w:color="auto" w:fill="FBEEEC"/>
+        <w:pBdr>
+          <w:top w:val="single" w:sz="4" w:space="4" w:color="EBCFCA"/>
+          <w:left w:val="single" w:sz="28" w:space="4" w:color="B03A2E"/>
+          <w:right w:val="single" w:sz="4" w:space="4" w:color="EBCFCA"/>
+        </w:pBdr>
+      </w:pPr>
+      <w:r>
+        <w:rPr>
+          <w:rFonts w:ascii="맑은 고딕" w:hAnsi="맑은 고딕" w:eastAsia="맑은 고딕"/>
+          <w:b/>
+          <w:color w:val="FFFFFF"/>
+          <w:sz w:val="16"/>
+          <w:shd w:val="clear" w:color="auto" w:fill="B03A2E"/>
+        </w:rPr>
+        <w:t xml:space="preserve"> 위반 시 제재 </w:t>
+      </w:r>
+    </w:p>
+    <w:p>
+      <w:pPr>
+        <w:spacing w:before="0" w:after="100" w:line="312" w:lineRule="auto"/>
+        <w:ind w:left="198"/>
+        <w:shd w:val="clear" w:color="auto" w:fill="FBEEEC"/>
+        <w:pBdr>
+          <w:left w:val="single" w:sz="28" w:space="4" w:color="B03A2E"/>
+          <w:bottom w:val="single" w:sz="4" w:space="4" w:color="EBCFCA"/>
+          <w:right w:val="single" w:sz="4" w:space="4" w:color="EBCFCA"/>
+        </w:pBdr>
+      </w:pPr>
+      <w:r>
+        <w:rPr>
+          <w:rFonts w:ascii="맑은 고딕" w:hAnsi="맑은 고딕" w:eastAsia="맑은 고딕"/>
+          <w:b/>
+          <w:color w:val="B03A2E"/>
+          <w:sz w:val="18"/>
+        </w:rPr>
+        <w:t xml:space="preserve">형벌  </w:t>
+      </w:r>
+      <w:r>
+        <w:rPr>
+          <w:rFonts w:ascii="맑은 고딕" w:hAnsi="맑은 고딕" w:eastAsia="맑은 고딕"/>
+          <w:b w:val="0"/>
+          <w:color w:val="222222"/>
+          <w:sz w:val="18"/>
+        </w:rPr>
+        <w:t>법인업무신고 없이 업무 → 1년 이하 징역 또는 1천만원 이하 벌금</w:t>
+      </w:r>
+    </w:p>
+    <w:p>
+      <w:pPr>
         <w:spacing w:before="160" w:after="40" w:line="312" w:lineRule="auto"/>
       </w:pPr>
       <w:r>
@@ -9176,6 +10106,58 @@
     </w:p>
     <w:p>
       <w:pPr>
+        <w:spacing w:before="100" w:after="20" w:line="264" w:lineRule="auto"/>
+        <w:ind w:left="198"/>
+        <w:shd w:val="clear" w:color="auto" w:fill="FBEEEC"/>
+        <w:pBdr>
+          <w:top w:val="single" w:sz="4" w:space="4" w:color="EBCFCA"/>
+          <w:left w:val="single" w:sz="28" w:space="4" w:color="B03A2E"/>
+          <w:right w:val="single" w:sz="4" w:space="4" w:color="EBCFCA"/>
+        </w:pBdr>
+      </w:pPr>
+      <w:r>
+        <w:rPr>
+          <w:rFonts w:ascii="맑은 고딕" w:hAnsi="맑은 고딕" w:eastAsia="맑은 고딕"/>
+          <w:b/>
+          <w:color w:val="FFFFFF"/>
+          <w:sz w:val="16"/>
+          <w:shd w:val="clear" w:color="auto" w:fill="B03A2E"/>
+        </w:rPr>
+        <w:t xml:space="preserve"> 위반 시 제재 </w:t>
+      </w:r>
+    </w:p>
+    <w:p>
+      <w:pPr>
+        <w:spacing w:before="0" w:after="100" w:line="312" w:lineRule="auto"/>
+        <w:ind w:left="198"/>
+        <w:shd w:val="clear" w:color="auto" w:fill="FBEEEC"/>
+        <w:pBdr>
+          <w:left w:val="single" w:sz="28" w:space="4" w:color="B03A2E"/>
+          <w:bottom w:val="single" w:sz="4" w:space="4" w:color="EBCFCA"/>
+          <w:right w:val="single" w:sz="4" w:space="4" w:color="EBCFCA"/>
+        </w:pBdr>
+      </w:pPr>
+      <w:r>
+        <w:rPr>
+          <w:rFonts w:ascii="맑은 고딕" w:hAnsi="맑은 고딕" w:eastAsia="맑은 고딕"/>
+          <w:b/>
+          <w:color w:val="B03A2E"/>
+          <w:sz w:val="18"/>
+        </w:rPr>
+        <w:t xml:space="preserve">과태료  </w:t>
+      </w:r>
+      <w:r>
+        <w:rPr>
+          <w:rFonts w:ascii="맑은 고딕" w:hAnsi="맑은 고딕" w:eastAsia="맑은 고딕"/>
+          <w:b w:val="0"/>
+          <w:color w:val="222222"/>
+          <w:sz w:val="18"/>
+        </w:rPr>
+        <w:t>제3항(유사 명칭) → 500만원 이하 / 제2항(명칭 글자 미사용) → 100만원 이하</w:t>
+      </w:r>
+    </w:p>
+    <w:p>
+      <w:pPr>
         <w:spacing w:before="160" w:after="40" w:line="312" w:lineRule="auto"/>
       </w:pPr>
       <w:r>
@@ -9343,6 +10325,58 @@
     </w:p>
     <w:p>
       <w:pPr>
+        <w:spacing w:before="100" w:after="20" w:line="264" w:lineRule="auto"/>
+        <w:ind w:left="198"/>
+        <w:shd w:val="clear" w:color="auto" w:fill="FBEEEC"/>
+        <w:pBdr>
+          <w:top w:val="single" w:sz="4" w:space="4" w:color="EBCFCA"/>
+          <w:left w:val="single" w:sz="28" w:space="4" w:color="B03A2E"/>
+          <w:right w:val="single" w:sz="4" w:space="4" w:color="EBCFCA"/>
+        </w:pBdr>
+      </w:pPr>
+      <w:r>
+        <w:rPr>
+          <w:rFonts w:ascii="맑은 고딕" w:hAnsi="맑은 고딕" w:eastAsia="맑은 고딕"/>
+          <w:b/>
+          <w:color w:val="FFFFFF"/>
+          <w:sz w:val="16"/>
+          <w:shd w:val="clear" w:color="auto" w:fill="B03A2E"/>
+        </w:rPr>
+        <w:t xml:space="preserve"> 위반 시 제재 </w:t>
+      </w:r>
+    </w:p>
+    <w:p>
+      <w:pPr>
+        <w:spacing w:before="0" w:after="100" w:line="312" w:lineRule="auto"/>
+        <w:ind w:left="198"/>
+        <w:shd w:val="clear" w:color="auto" w:fill="FBEEEC"/>
+        <w:pBdr>
+          <w:left w:val="single" w:sz="28" w:space="4" w:color="B03A2E"/>
+          <w:bottom w:val="single" w:sz="4" w:space="4" w:color="EBCFCA"/>
+          <w:right w:val="single" w:sz="4" w:space="4" w:color="EBCFCA"/>
+        </w:pBdr>
+      </w:pPr>
+      <w:r>
+        <w:rPr>
+          <w:rFonts w:ascii="맑은 고딕" w:hAnsi="맑은 고딕" w:eastAsia="맑은 고딕"/>
+          <w:b/>
+          <w:color w:val="B03A2E"/>
+          <w:sz w:val="18"/>
+        </w:rPr>
+        <w:t xml:space="preserve">업무정지  </w:t>
+      </w:r>
+      <w:r>
+        <w:rPr>
+          <w:rFonts w:ascii="맑은 고딕" w:hAnsi="맑은 고딕" w:eastAsia="맑은 고딕"/>
+          <w:b w:val="0"/>
+          <w:color w:val="222222"/>
+          <w:sz w:val="18"/>
+        </w:rPr>
+        <w:t>제4항(따로 사무소 설치)</w:t>
+      </w:r>
+    </w:p>
+    <w:p>
+      <w:pPr>
         <w:spacing w:before="160" w:after="40" w:line="312" w:lineRule="auto"/>
       </w:pPr>
       <w:r>
@@ -9363,6 +10397,16 @@
         </w:rPr>
         <w:t>(업무수행 방법)</w:t>
       </w:r>
+      <w:r>
+        <w:rPr>
+          <w:rFonts w:ascii="맑은 고딕" w:hAnsi="맑은 고딕" w:eastAsia="맑은 고딕"/>
+          <w:b/>
+          <w:color w:val="FFFFFF"/>
+          <w:sz w:val="15"/>
+          <w:shd w:val="clear" w:color="auto" w:fill="C99A2E"/>
+        </w:rPr>
+        <w:t xml:space="preserve">  기출 '22  </w:t>
+      </w:r>
     </w:p>
     <w:p>
       <w:pPr>
@@ -9719,6 +10763,16 @@
           <w:sz w:val="21"/>
         </w:rPr>
         <w:t>(설립인가의 취소)</w:t>
+      </w:r>
+      <w:r>
+        <w:rPr>
+          <w:rFonts w:ascii="맑은 고딕" w:hAnsi="맑은 고딕" w:eastAsia="맑은 고딕"/>
+          <w:b/>
+          <w:color w:val="FFFFFF"/>
+          <w:sz w:val="15"/>
+          <w:shd w:val="clear" w:color="auto" w:fill="C99A2E"/>
+        </w:rPr>
+        <w:t xml:space="preserve">  기출 '21  </w:t>
       </w:r>
     </w:p>
     <w:p>
@@ -9942,6 +10996,58 @@
     </w:p>
     <w:p>
       <w:pPr>
+        <w:spacing w:before="100" w:after="20" w:line="264" w:lineRule="auto"/>
+        <w:ind w:left="198"/>
+        <w:shd w:val="clear" w:color="auto" w:fill="FBEEEC"/>
+        <w:pBdr>
+          <w:top w:val="single" w:sz="4" w:space="4" w:color="EBCFCA"/>
+          <w:left w:val="single" w:sz="28" w:space="4" w:color="B03A2E"/>
+          <w:right w:val="single" w:sz="4" w:space="4" w:color="EBCFCA"/>
+        </w:pBdr>
+      </w:pPr>
+      <w:r>
+        <w:rPr>
+          <w:rFonts w:ascii="맑은 고딕" w:hAnsi="맑은 고딕" w:eastAsia="맑은 고딕"/>
+          <w:b/>
+          <w:color w:val="FFFFFF"/>
+          <w:sz w:val="16"/>
+          <w:shd w:val="clear" w:color="auto" w:fill="B03A2E"/>
+        </w:rPr>
+        <w:t xml:space="preserve"> 위반 시 제재 </w:t>
+      </w:r>
+    </w:p>
+    <w:p>
+      <w:pPr>
+        <w:spacing w:before="0" w:after="100" w:line="312" w:lineRule="auto"/>
+        <w:ind w:left="198"/>
+        <w:shd w:val="clear" w:color="auto" w:fill="FBEEEC"/>
+        <w:pBdr>
+          <w:left w:val="single" w:sz="28" w:space="4" w:color="B03A2E"/>
+          <w:bottom w:val="single" w:sz="4" w:space="4" w:color="EBCFCA"/>
+          <w:right w:val="single" w:sz="4" w:space="4" w:color="EBCFCA"/>
+        </w:pBdr>
+      </w:pPr>
+      <w:r>
+        <w:rPr>
+          <w:rFonts w:ascii="맑은 고딕" w:hAnsi="맑은 고딕" w:eastAsia="맑은 고딕"/>
+          <w:b/>
+          <w:color w:val="B03A2E"/>
+          <w:sz w:val="18"/>
+        </w:rPr>
+        <w:t xml:space="preserve">형벌  </w:t>
+      </w:r>
+      <w:r>
+        <w:rPr>
+          <w:rFonts w:ascii="맑은 고딕" w:hAnsi="맑은 고딕" w:eastAsia="맑은 고딕"/>
+          <w:b w:val="0"/>
+          <w:color w:val="222222"/>
+          <w:sz w:val="18"/>
+        </w:rPr>
+        <w:t>경업 → 100만원 이하 벌금</w:t>
+      </w:r>
+    </w:p>
+    <w:p>
+      <w:pPr>
         <w:spacing w:before="160" w:after="40" w:line="312" w:lineRule="auto"/>
       </w:pPr>
       <w:r>
@@ -10402,6 +11508,58 @@
     </w:p>
     <w:p>
       <w:pPr>
+        <w:spacing w:before="100" w:after="20" w:line="264" w:lineRule="auto"/>
+        <w:ind w:left="198"/>
+        <w:shd w:val="clear" w:color="auto" w:fill="FBEEEC"/>
+        <w:pBdr>
+          <w:top w:val="single" w:sz="4" w:space="4" w:color="EBCFCA"/>
+          <w:left w:val="single" w:sz="28" w:space="4" w:color="B03A2E"/>
+          <w:right w:val="single" w:sz="4" w:space="4" w:color="EBCFCA"/>
+        </w:pBdr>
+      </w:pPr>
+      <w:r>
+        <w:rPr>
+          <w:rFonts w:ascii="맑은 고딕" w:hAnsi="맑은 고딕" w:eastAsia="맑은 고딕"/>
+          <w:b/>
+          <w:color w:val="FFFFFF"/>
+          <w:sz w:val="16"/>
+          <w:shd w:val="clear" w:color="auto" w:fill="B03A2E"/>
+        </w:rPr>
+        <w:t xml:space="preserve"> 위반 시 제재 </w:t>
+      </w:r>
+    </w:p>
+    <w:p>
+      <w:pPr>
+        <w:spacing w:before="0" w:after="100" w:line="312" w:lineRule="auto"/>
+        <w:ind w:left="198"/>
+        <w:shd w:val="clear" w:color="auto" w:fill="FBEEEC"/>
+        <w:pBdr>
+          <w:left w:val="single" w:sz="28" w:space="4" w:color="B03A2E"/>
+          <w:bottom w:val="single" w:sz="4" w:space="4" w:color="EBCFCA"/>
+          <w:right w:val="single" w:sz="4" w:space="4" w:color="EBCFCA"/>
+        </w:pBdr>
+      </w:pPr>
+      <w:r>
+        <w:rPr>
+          <w:rFonts w:ascii="맑은 고딕" w:hAnsi="맑은 고딕" w:eastAsia="맑은 고딕"/>
+          <w:b/>
+          <w:color w:val="B03A2E"/>
+          <w:sz w:val="18"/>
+        </w:rPr>
+        <w:t xml:space="preserve">과태료  </w:t>
+      </w:r>
+      <w:r>
+        <w:rPr>
+          <w:rFonts w:ascii="맑은 고딕" w:hAnsi="맑은 고딕" w:eastAsia="맑은 고딕"/>
+          <w:b w:val="0"/>
+          <w:color w:val="222222"/>
+          <w:sz w:val="18"/>
+        </w:rPr>
+        <w:t>손해배상 보장조치 미이행 → 500만원 이하</w:t>
+      </w:r>
+    </w:p>
+    <w:p>
+      <w:pPr>
         <w:spacing w:before="160" w:after="40" w:line="312" w:lineRule="auto"/>
       </w:pPr>
       <w:r>
@@ -11116,6 +12274,58 @@
     </w:p>
     <w:p>
       <w:pPr>
+        <w:spacing w:before="100" w:after="20" w:line="264" w:lineRule="auto"/>
+        <w:ind w:left="198"/>
+        <w:shd w:val="clear" w:color="auto" w:fill="FBEEEC"/>
+        <w:pBdr>
+          <w:top w:val="single" w:sz="4" w:space="4" w:color="EBCFCA"/>
+          <w:left w:val="single" w:sz="28" w:space="4" w:color="B03A2E"/>
+          <w:right w:val="single" w:sz="4" w:space="4" w:color="EBCFCA"/>
+        </w:pBdr>
+      </w:pPr>
+      <w:r>
+        <w:rPr>
+          <w:rFonts w:ascii="맑은 고딕" w:hAnsi="맑은 고딕" w:eastAsia="맑은 고딕"/>
+          <w:b/>
+          <w:color w:val="FFFFFF"/>
+          <w:sz w:val="16"/>
+          <w:shd w:val="clear" w:color="auto" w:fill="B03A2E"/>
+        </w:rPr>
+        <w:t xml:space="preserve"> 위반 시 제재 </w:t>
+      </w:r>
+    </w:p>
+    <w:p>
+      <w:pPr>
+        <w:spacing w:before="0" w:after="100" w:line="312" w:lineRule="auto"/>
+        <w:ind w:left="198"/>
+        <w:shd w:val="clear" w:color="auto" w:fill="FBEEEC"/>
+        <w:pBdr>
+          <w:left w:val="single" w:sz="28" w:space="4" w:color="B03A2E"/>
+          <w:bottom w:val="single" w:sz="4" w:space="4" w:color="EBCFCA"/>
+          <w:right w:val="single" w:sz="4" w:space="4" w:color="EBCFCA"/>
+        </w:pBdr>
+      </w:pPr>
+      <w:r>
+        <w:rPr>
+          <w:rFonts w:ascii="맑은 고딕" w:hAnsi="맑은 고딕" w:eastAsia="맑은 고딕"/>
+          <w:b/>
+          <w:color w:val="B03A2E"/>
+          <w:sz w:val="18"/>
+        </w:rPr>
+        <w:t xml:space="preserve">과태료  </w:t>
+      </w:r>
+      <w:r>
+        <w:rPr>
+          <w:rFonts w:ascii="맑은 고딕" w:hAnsi="맑은 고딕" w:eastAsia="맑은 고딕"/>
+          <w:b w:val="0"/>
+          <w:color w:val="222222"/>
+          <w:sz w:val="18"/>
+        </w:rPr>
+        <w:t>제2항(보고·자료제출 X·거짓, 출입·검사 방해·거부·기피) → 500만원 이하</w:t>
+      </w:r>
+    </w:p>
+    <w:p>
+      <w:pPr>
         <w:spacing w:before="240" w:after="100" w:line="312" w:lineRule="auto"/>
         <w:pBdr>
           <w:bottom w:val="single" w:sz="12" w:space="4" w:color="2E5A88"/>
@@ -11154,6 +12364,16 @@
         </w:rPr>
         <w:t>(자격의 취소)</w:t>
       </w:r>
+      <w:r>
+        <w:rPr>
+          <w:rFonts w:ascii="맑은 고딕" w:hAnsi="맑은 고딕" w:eastAsia="맑은 고딕"/>
+          <w:b/>
+          <w:color w:val="FFFFFF"/>
+          <w:sz w:val="15"/>
+          <w:shd w:val="clear" w:color="auto" w:fill="C99A2E"/>
+        </w:rPr>
+        <w:t xml:space="preserve">  기출 '15·'23  </w:t>
+      </w:r>
     </w:p>
     <w:p>
       <w:pPr>
@@ -11321,6 +12541,16 @@
         </w:rPr>
         <w:t>(감독상 명령 등)</w:t>
       </w:r>
+      <w:r>
+        <w:rPr>
+          <w:rFonts w:ascii="맑은 고딕" w:hAnsi="맑은 고딕" w:eastAsia="맑은 고딕"/>
+          <w:b/>
+          <w:color w:val="FFFFFF"/>
+          <w:sz w:val="15"/>
+          <w:shd w:val="clear" w:color="auto" w:fill="C99A2E"/>
+        </w:rPr>
+        <w:t xml:space="preserve">  기출 '15  </w:t>
+      </w:r>
     </w:p>
     <w:p>
       <w:pPr>
@@ -11368,6 +12598,79 @@
           <w:sz w:val="19"/>
         </w:rPr>
         <w:t>제1항에 따라 출입ㆍ검사 등을 하는 공무원은 행정안전부령으로 정하는 증표를 지니고 상대방에게 이를 보여주어야 한다.</w:t>
+      </w:r>
+    </w:p>
+    <w:p>
+      <w:pPr>
+        <w:spacing w:before="100" w:after="20" w:line="264" w:lineRule="auto"/>
+        <w:ind w:left="198"/>
+        <w:shd w:val="clear" w:color="auto" w:fill="FBEEEC"/>
+        <w:pBdr>
+          <w:top w:val="single" w:sz="4" w:space="4" w:color="EBCFCA"/>
+          <w:left w:val="single" w:sz="28" w:space="4" w:color="B03A2E"/>
+          <w:right w:val="single" w:sz="4" w:space="4" w:color="EBCFCA"/>
+        </w:pBdr>
+      </w:pPr>
+      <w:r>
+        <w:rPr>
+          <w:rFonts w:ascii="맑은 고딕" w:hAnsi="맑은 고딕" w:eastAsia="맑은 고딕"/>
+          <w:b/>
+          <w:color w:val="FFFFFF"/>
+          <w:sz w:val="16"/>
+          <w:shd w:val="clear" w:color="auto" w:fill="B03A2E"/>
+        </w:rPr>
+        <w:t xml:space="preserve"> 위반 시 제재 </w:t>
+      </w:r>
+    </w:p>
+    <w:p>
+      <w:pPr>
+        <w:spacing w:before="0" w:after="100" w:line="312" w:lineRule="auto"/>
+        <w:ind w:left="198"/>
+        <w:shd w:val="clear" w:color="auto" w:fill="FBEEEC"/>
+        <w:pBdr>
+          <w:left w:val="single" w:sz="28" w:space="4" w:color="B03A2E"/>
+          <w:bottom w:val="single" w:sz="4" w:space="4" w:color="EBCFCA"/>
+          <w:right w:val="single" w:sz="4" w:space="4" w:color="EBCFCA"/>
+        </w:pBdr>
+      </w:pPr>
+      <w:r>
+        <w:rPr>
+          <w:rFonts w:ascii="맑은 고딕" w:hAnsi="맑은 고딕" w:eastAsia="맑은 고딕"/>
+          <w:b/>
+          <w:color w:val="B03A2E"/>
+          <w:sz w:val="18"/>
+        </w:rPr>
+        <w:t xml:space="preserve">과태료  </w:t>
+      </w:r>
+      <w:r>
+        <w:rPr>
+          <w:rFonts w:ascii="맑은 고딕" w:hAnsi="맑은 고딕" w:eastAsia="맑은 고딕"/>
+          <w:b w:val="0"/>
+          <w:color w:val="222222"/>
+          <w:sz w:val="18"/>
+        </w:rPr>
+        <w:t>제1항(보고·자료제출 X·거짓, 검사 방해·거부·기피) → 500만원 이하</w:t>
+      </w:r>
+      <w:r>
+        <w:br/>
+      </w:r>
+      <w:r>
+        <w:rPr>
+          <w:rFonts w:ascii="맑은 고딕" w:hAnsi="맑은 고딕" w:eastAsia="맑은 고딕"/>
+          <w:b/>
+          <w:color w:val="B03A2E"/>
+          <w:sz w:val="18"/>
+        </w:rPr>
+        <w:t xml:space="preserve">업무정지  </w:t>
+      </w:r>
+      <w:r>
+        <w:rPr>
+          <w:rFonts w:ascii="맑은 고딕" w:hAnsi="맑은 고딕" w:eastAsia="맑은 고딕"/>
+          <w:b w:val="0"/>
+          <w:color w:val="222222"/>
+          <w:sz w:val="18"/>
+        </w:rPr>
+        <w:t>제1항 명령 불응·검사 거부·방해·기피</w:t>
       </w:r>
     </w:p>
     <w:p>
@@ -11391,6 +12694,16 @@
           <w:sz w:val="21"/>
         </w:rPr>
         <w:t>(업무의 정지)</w:t>
+      </w:r>
+      <w:r>
+        <w:rPr>
+          <w:rFonts w:ascii="맑은 고딕" w:hAnsi="맑은 고딕" w:eastAsia="맑은 고딕"/>
+          <w:b/>
+          <w:color w:val="FFFFFF"/>
+          <w:sz w:val="15"/>
+          <w:shd w:val="clear" w:color="auto" w:fill="C99A2E"/>
+        </w:rPr>
+        <w:t xml:space="preserve">  기출 '14·'23  </w:t>
       </w:r>
     </w:p>
     <w:p>
@@ -11715,6 +13028,79 @@
     </w:p>
     <w:p>
       <w:pPr>
+        <w:spacing w:before="100" w:after="20" w:line="264" w:lineRule="auto"/>
+        <w:ind w:left="198"/>
+        <w:shd w:val="clear" w:color="auto" w:fill="FBEEEC"/>
+        <w:pBdr>
+          <w:top w:val="single" w:sz="4" w:space="4" w:color="EBCFCA"/>
+          <w:left w:val="single" w:sz="28" w:space="4" w:color="B03A2E"/>
+          <w:right w:val="single" w:sz="4" w:space="4" w:color="EBCFCA"/>
+        </w:pBdr>
+      </w:pPr>
+      <w:r>
+        <w:rPr>
+          <w:rFonts w:ascii="맑은 고딕" w:hAnsi="맑은 고딕" w:eastAsia="맑은 고딕"/>
+          <w:b/>
+          <w:color w:val="FFFFFF"/>
+          <w:sz w:val="16"/>
+          <w:shd w:val="clear" w:color="auto" w:fill="B03A2E"/>
+        </w:rPr>
+        <w:t xml:space="preserve"> 위반 시 제재 </w:t>
+      </w:r>
+    </w:p>
+    <w:p>
+      <w:pPr>
+        <w:spacing w:before="0" w:after="100" w:line="312" w:lineRule="auto"/>
+        <w:ind w:left="198"/>
+        <w:shd w:val="clear" w:color="auto" w:fill="FBEEEC"/>
+        <w:pBdr>
+          <w:left w:val="single" w:sz="28" w:space="4" w:color="B03A2E"/>
+          <w:bottom w:val="single" w:sz="4" w:space="4" w:color="EBCFCA"/>
+          <w:right w:val="single" w:sz="4" w:space="4" w:color="EBCFCA"/>
+        </w:pBdr>
+      </w:pPr>
+      <w:r>
+        <w:rPr>
+          <w:rFonts w:ascii="맑은 고딕" w:hAnsi="맑은 고딕" w:eastAsia="맑은 고딕"/>
+          <w:b/>
+          <w:color w:val="B03A2E"/>
+          <w:sz w:val="18"/>
+        </w:rPr>
+        <w:t xml:space="preserve">형벌  </w:t>
+      </w:r>
+      <w:r>
+        <w:rPr>
+          <w:rFonts w:ascii="맑은 고딕" w:hAnsi="맑은 고딕" w:eastAsia="맑은 고딕"/>
+          <w:b w:val="0"/>
+          <w:color w:val="222222"/>
+          <w:sz w:val="18"/>
+        </w:rPr>
+        <w:t>업무정지 기간 중 업무 → 1년 이하 징역 또는 1천만원 이하 벌금</w:t>
+      </w:r>
+      <w:r>
+        <w:br/>
+      </w:r>
+      <w:r>
+        <w:rPr>
+          <w:rFonts w:ascii="맑은 고딕" w:hAnsi="맑은 고딕" w:eastAsia="맑은 고딕"/>
+          <w:b/>
+          <w:color w:val="B03A2E"/>
+          <w:sz w:val="18"/>
+        </w:rPr>
+        <w:t xml:space="preserve">자격취소  </w:t>
+      </w:r>
+      <w:r>
+        <w:rPr>
+          <w:rFonts w:ascii="맑은 고딕" w:hAnsi="맑은 고딕" w:eastAsia="맑은 고딕"/>
+          <w:b w:val="0"/>
+          <w:color w:val="222222"/>
+          <w:sz w:val="18"/>
+        </w:rPr>
+        <w:t>업무정지 기간 중 업무 시 자격취소(필요적)</w:t>
+      </w:r>
+    </w:p>
+    <w:p>
+      <w:pPr>
         <w:spacing w:before="160" w:after="40" w:line="312" w:lineRule="auto"/>
       </w:pPr>
       <w:r>
@@ -11734,6 +13120,16 @@
           <w:sz w:val="21"/>
         </w:rPr>
         <w:t>(행정제재처분효과의 승계 등)</w:t>
+      </w:r>
+      <w:r>
+        <w:rPr>
+          <w:rFonts w:ascii="맑은 고딕" w:hAnsi="맑은 고딕" w:eastAsia="맑은 고딕"/>
+          <w:b/>
+          <w:color w:val="FFFFFF"/>
+          <w:sz w:val="15"/>
+          <w:shd w:val="clear" w:color="auto" w:fill="C99A2E"/>
+        </w:rPr>
+        <w:t xml:space="preserve">  기출 '14  </w:t>
       </w:r>
     </w:p>
     <w:p>
@@ -12025,6 +13421,16 @@
         </w:rPr>
         <w:t>(벌칙)</w:t>
       </w:r>
+      <w:r>
+        <w:rPr>
+          <w:rFonts w:ascii="맑은 고딕" w:hAnsi="맑은 고딕" w:eastAsia="맑은 고딕"/>
+          <w:b/>
+          <w:color w:val="FFFFFF"/>
+          <w:sz w:val="15"/>
+          <w:shd w:val="clear" w:color="auto" w:fill="C99A2E"/>
+        </w:rPr>
+        <w:t xml:space="preserve">  기출 '18  </w:t>
+      </w:r>
     </w:p>
     <w:p>
       <w:pPr>
@@ -12487,6 +13893,16 @@
           <w:sz w:val="21"/>
         </w:rPr>
         <w:t>(과태료)</w:t>
+      </w:r>
+      <w:r>
+        <w:rPr>
+          <w:rFonts w:ascii="맑은 고딕" w:hAnsi="맑은 고딕" w:eastAsia="맑은 고딕"/>
+          <w:b/>
+          <w:color w:val="FFFFFF"/>
+          <w:sz w:val="15"/>
+          <w:shd w:val="clear" w:color="auto" w:fill="C99A2E"/>
+        </w:rPr>
+        <w:t xml:space="preserve">  기출 '16  </w:t>
       </w:r>
     </w:p>
     <w:p>
@@ -12807,6 +14223,1038 @@
     </w:p>
     <w:p>
       <w:pPr>
+        <w:spacing w:before="240" w:after="100" w:line="312" w:lineRule="auto"/>
+        <w:pBdr>
+          <w:bottom w:val="single" w:sz="12" w:space="4" w:color="2E5A88"/>
+        </w:pBdr>
+        <w:pageBreakBefore/>
+      </w:pPr>
+      <w:r>
+        <w:rPr>
+          <w:rFonts w:ascii="맑은 고딕" w:hAnsi="맑은 고딕" w:eastAsia="맑은 고딕"/>
+          <w:b/>
+          <w:color w:val="1F3A5F"/>
+          <w:sz w:val="25"/>
+        </w:rPr>
+        <w:t>부록  행정사법 기출 (행정사실무법 2교시)</w:t>
+      </w:r>
+    </w:p>
+    <w:p>
+      <w:pPr>
+        <w:spacing w:before="0" w:after="120" w:line="312" w:lineRule="auto"/>
+      </w:pPr>
+      <w:r>
+        <w:rPr>
+          <w:rFonts w:ascii="맑은 고딕" w:hAnsi="맑은 고딕" w:eastAsia="맑은 고딕"/>
+          <w:b w:val="0"/>
+          <w:color w:val="333333"/>
+          <w:sz w:val="19"/>
+        </w:rPr>
+        <w:t>행정사실무법(2교시)에서 행정사법은 매년 약술 1문제(보통 20점)로 출제됩니다. 아래는 회차·연도별 출제 이력입니다.</w:t>
+      </w:r>
+    </w:p>
+    <w:tbl>
+      <w:tblPr>
+        <w:tblW w:w="5000" w:type="pct"/>
+        <w:tblCellSpacing w:w="15" w:type="dxa"/>
+        <w:tblCellMar>
+          <w:top w:w="40" w:type="dxa"/>
+          <w:left w:w="80" w:type="dxa"/>
+          <w:bottom w:w="40" w:type="dxa"/>
+          <w:right w:w="80" w:type="dxa"/>
+        </w:tblCellMar>
+      </w:tblPr>
+      <w:tblGrid>
+        <w:gridCol w:w="1800"/>
+        <w:gridCol w:w="5220"/>
+        <w:gridCol w:w="1980"/>
+      </w:tblGrid>
+      <w:tr>
+        <w:tc>
+          <w:tcPr>
+            <w:tcW w:type="dxa" w:w="1800"/>
+            <w:shd w:val="clear" w:color="auto" w:fill="1F3A5F"/>
+            <w:tcBorders>
+              <w:top w:val="nil"/>
+              <w:left w:val="nil"/>
+              <w:bottom w:val="nil"/>
+              <w:right w:val="nil"/>
+            </w:tcBorders>
+          </w:tcPr>
+          <w:p>
+            <w:pPr>
+              <w:spacing w:before="20" w:after="20"/>
+              <w:jc w:val="center"/>
+            </w:pPr>
+            <w:r/>
+            <w:r>
+              <w:rPr>
+                <w:rFonts w:ascii="맑은 고딕" w:hAnsi="맑은 고딕" w:eastAsia="맑은 고딕"/>
+                <w:b/>
+                <w:color w:val="FFFFFF"/>
+                <w:sz w:val="19"/>
+              </w:rPr>
+              <w:t>회차 · 연도</w:t>
+            </w:r>
+          </w:p>
+        </w:tc>
+        <w:tc>
+          <w:tcPr>
+            <w:tcW w:type="dxa" w:w="5220"/>
+            <w:shd w:val="clear" w:color="auto" w:fill="1F3A5F"/>
+            <w:tcBorders>
+              <w:top w:val="nil"/>
+              <w:left w:val="nil"/>
+              <w:bottom w:val="nil"/>
+              <w:right w:val="nil"/>
+            </w:tcBorders>
+          </w:tcPr>
+          <w:p>
+            <w:pPr>
+              <w:spacing w:before="20" w:after="20"/>
+              <w:jc w:val="center"/>
+            </w:pPr>
+            <w:r/>
+            <w:r>
+              <w:rPr>
+                <w:rFonts w:ascii="맑은 고딕" w:hAnsi="맑은 고딕" w:eastAsia="맑은 고딕"/>
+                <w:b/>
+                <w:color w:val="FFFFFF"/>
+                <w:sz w:val="19"/>
+              </w:rPr>
+              <w:t>출제 내용</w:t>
+            </w:r>
+          </w:p>
+        </w:tc>
+        <w:tc>
+          <w:tcPr>
+            <w:tcW w:type="dxa" w:w="1980"/>
+            <w:shd w:val="clear" w:color="auto" w:fill="1F3A5F"/>
+            <w:tcBorders>
+              <w:top w:val="nil"/>
+              <w:left w:val="nil"/>
+              <w:bottom w:val="nil"/>
+              <w:right w:val="nil"/>
+            </w:tcBorders>
+          </w:tcPr>
+          <w:p>
+            <w:pPr>
+              <w:spacing w:before="20" w:after="20"/>
+              <w:jc w:val="center"/>
+            </w:pPr>
+            <w:r/>
+            <w:r>
+              <w:rPr>
+                <w:rFonts w:ascii="맑은 고딕" w:hAnsi="맑은 고딕" w:eastAsia="맑은 고딕"/>
+                <w:b/>
+                <w:color w:val="FFFFFF"/>
+                <w:sz w:val="19"/>
+              </w:rPr>
+              <w:t>관련 조문</w:t>
+            </w:r>
+          </w:p>
+        </w:tc>
+      </w:tr>
+      <w:tr>
+        <w:tc>
+          <w:tcPr>
+            <w:tcW w:type="dxa" w:w="1800"/>
+            <w:vAlign w:val="center"/>
+            <w:tcBorders>
+              <w:top w:val="nil"/>
+              <w:left w:val="nil"/>
+              <w:bottom w:val="nil"/>
+              <w:right w:val="nil"/>
+            </w:tcBorders>
+          </w:tcPr>
+          <w:p>
+            <w:pPr>
+              <w:spacing w:before="20" w:after="20" w:line="288" w:lineRule="auto"/>
+              <w:jc w:val="center"/>
+            </w:pPr>
+            <w:r/>
+            <w:r>
+              <w:rPr>
+                <w:rFonts w:ascii="맑은 고딕" w:hAnsi="맑은 고딕" w:eastAsia="맑은 고딕"/>
+                <w:b/>
+                <w:color w:val="1A1A1A"/>
+                <w:sz w:val="18"/>
+              </w:rPr>
+              <w:t>제2회 (2014)</w:t>
+            </w:r>
+          </w:p>
+        </w:tc>
+        <w:tc>
+          <w:tcPr>
+            <w:tcW w:type="dxa" w:w="5220"/>
+            <w:vAlign w:val="center"/>
+            <w:tcBorders>
+              <w:top w:val="nil"/>
+              <w:left w:val="nil"/>
+              <w:bottom w:val="nil"/>
+              <w:right w:val="nil"/>
+            </w:tcBorders>
+          </w:tcPr>
+          <w:p>
+            <w:pPr>
+              <w:spacing w:before="20" w:after="20" w:line="288" w:lineRule="auto"/>
+              <w:jc w:val="left"/>
+            </w:pPr>
+            <w:r/>
+            <w:r>
+              <w:rPr>
+                <w:rFonts w:ascii="맑은 고딕" w:hAnsi="맑은 고딕" w:eastAsia="맑은 고딕"/>
+                <w:b w:val="0"/>
+                <w:color w:val="1A1A1A"/>
+                <w:sz w:val="18"/>
+              </w:rPr>
+              <w:t>행정사의 업무정지 사유와 업무정지처분 효과의 승계</w:t>
+            </w:r>
+          </w:p>
+        </w:tc>
+        <w:tc>
+          <w:tcPr>
+            <w:tcW w:type="dxa" w:w="1980"/>
+            <w:vAlign w:val="center"/>
+            <w:tcBorders>
+              <w:top w:val="nil"/>
+              <w:left w:val="nil"/>
+              <w:bottom w:val="nil"/>
+              <w:right w:val="nil"/>
+            </w:tcBorders>
+          </w:tcPr>
+          <w:p>
+            <w:pPr>
+              <w:spacing w:before="20" w:after="20" w:line="288" w:lineRule="auto"/>
+              <w:jc w:val="left"/>
+            </w:pPr>
+            <w:r/>
+            <w:r>
+              <w:rPr>
+                <w:rFonts w:ascii="맑은 고딕" w:hAnsi="맑은 고딕" w:eastAsia="맑은 고딕"/>
+                <w:b w:val="0"/>
+                <w:color w:val="1A1A1A"/>
+                <w:sz w:val="18"/>
+              </w:rPr>
+              <w:t>제32조 · 제33조</w:t>
+            </w:r>
+          </w:p>
+        </w:tc>
+      </w:tr>
+      <w:tr>
+        <w:tc>
+          <w:tcPr>
+            <w:tcW w:type="dxa" w:w="1800"/>
+            <w:vAlign w:val="center"/>
+            <w:tcBorders>
+              <w:top w:val="nil"/>
+              <w:left w:val="nil"/>
+              <w:bottom w:val="nil"/>
+              <w:right w:val="nil"/>
+            </w:tcBorders>
+          </w:tcPr>
+          <w:p>
+            <w:pPr>
+              <w:spacing w:before="20" w:after="20" w:line="288" w:lineRule="auto"/>
+              <w:jc w:val="center"/>
+            </w:pPr>
+            <w:r/>
+            <w:r>
+              <w:rPr>
+                <w:rFonts w:ascii="맑은 고딕" w:hAnsi="맑은 고딕" w:eastAsia="맑은 고딕"/>
+                <w:b/>
+                <w:color w:val="1A1A1A"/>
+                <w:sz w:val="18"/>
+              </w:rPr>
+              <w:t>제3회 (2015)</w:t>
+            </w:r>
+          </w:p>
+        </w:tc>
+        <w:tc>
+          <w:tcPr>
+            <w:tcW w:type="dxa" w:w="5220"/>
+            <w:vAlign w:val="center"/>
+            <w:tcBorders>
+              <w:top w:val="nil"/>
+              <w:left w:val="nil"/>
+              <w:bottom w:val="nil"/>
+              <w:right w:val="nil"/>
+            </w:tcBorders>
+          </w:tcPr>
+          <w:p>
+            <w:pPr>
+              <w:spacing w:before="20" w:after="20" w:line="288" w:lineRule="auto"/>
+              <w:jc w:val="left"/>
+            </w:pPr>
+            <w:r/>
+            <w:r>
+              <w:rPr>
+                <w:rFonts w:ascii="맑은 고딕" w:hAnsi="맑은 고딕" w:eastAsia="맑은 고딕"/>
+                <w:b w:val="0"/>
+                <w:color w:val="1A1A1A"/>
+                <w:sz w:val="18"/>
+              </w:rPr>
+              <w:t>감독상 명령의 장부 검사와 자격의 취소</w:t>
+            </w:r>
+          </w:p>
+        </w:tc>
+        <w:tc>
+          <w:tcPr>
+            <w:tcW w:type="dxa" w:w="1980"/>
+            <w:vAlign w:val="center"/>
+            <w:tcBorders>
+              <w:top w:val="nil"/>
+              <w:left w:val="nil"/>
+              <w:bottom w:val="nil"/>
+              <w:right w:val="nil"/>
+            </w:tcBorders>
+          </w:tcPr>
+          <w:p>
+            <w:pPr>
+              <w:spacing w:before="20" w:after="20" w:line="288" w:lineRule="auto"/>
+              <w:jc w:val="left"/>
+            </w:pPr>
+            <w:r/>
+            <w:r>
+              <w:rPr>
+                <w:rFonts w:ascii="맑은 고딕" w:hAnsi="맑은 고딕" w:eastAsia="맑은 고딕"/>
+                <w:b w:val="0"/>
+                <w:color w:val="1A1A1A"/>
+                <w:sz w:val="18"/>
+              </w:rPr>
+              <w:t>제30조 · 제31조</w:t>
+            </w:r>
+          </w:p>
+        </w:tc>
+      </w:tr>
+      <w:tr>
+        <w:tc>
+          <w:tcPr>
+            <w:tcW w:type="dxa" w:w="1800"/>
+            <w:vAlign w:val="center"/>
+            <w:tcBorders>
+              <w:top w:val="nil"/>
+              <w:left w:val="nil"/>
+              <w:bottom w:val="nil"/>
+              <w:right w:val="nil"/>
+            </w:tcBorders>
+          </w:tcPr>
+          <w:p>
+            <w:pPr>
+              <w:spacing w:before="20" w:after="20" w:line="288" w:lineRule="auto"/>
+              <w:jc w:val="center"/>
+            </w:pPr>
+            <w:r/>
+            <w:r>
+              <w:rPr>
+                <w:rFonts w:ascii="맑은 고딕" w:hAnsi="맑은 고딕" w:eastAsia="맑은 고딕"/>
+                <w:b/>
+                <w:color w:val="1A1A1A"/>
+                <w:sz w:val="18"/>
+              </w:rPr>
+              <w:t>제4회 (2016)</w:t>
+            </w:r>
+          </w:p>
+        </w:tc>
+        <w:tc>
+          <w:tcPr>
+            <w:tcW w:type="dxa" w:w="5220"/>
+            <w:vAlign w:val="center"/>
+            <w:tcBorders>
+              <w:top w:val="nil"/>
+              <w:left w:val="nil"/>
+              <w:bottom w:val="nil"/>
+              <w:right w:val="nil"/>
+            </w:tcBorders>
+          </w:tcPr>
+          <w:p>
+            <w:pPr>
+              <w:spacing w:before="20" w:after="20" w:line="288" w:lineRule="auto"/>
+              <w:jc w:val="left"/>
+            </w:pPr>
+            <w:r/>
+            <w:r>
+              <w:rPr>
+                <w:rFonts w:ascii="맑은 고딕" w:hAnsi="맑은 고딕" w:eastAsia="맑은 고딕"/>
+                <w:b w:val="0"/>
+                <w:color w:val="1A1A1A"/>
+                <w:sz w:val="18"/>
+              </w:rPr>
+              <w:t>과태료 부과대상자의 유형과 내용</w:t>
+            </w:r>
+          </w:p>
+        </w:tc>
+        <w:tc>
+          <w:tcPr>
+            <w:tcW w:type="dxa" w:w="1980"/>
+            <w:vAlign w:val="center"/>
+            <w:tcBorders>
+              <w:top w:val="nil"/>
+              <w:left w:val="nil"/>
+              <w:bottom w:val="nil"/>
+              <w:right w:val="nil"/>
+            </w:tcBorders>
+          </w:tcPr>
+          <w:p>
+            <w:pPr>
+              <w:spacing w:before="20" w:after="20" w:line="288" w:lineRule="auto"/>
+              <w:jc w:val="left"/>
+            </w:pPr>
+            <w:r/>
+            <w:r>
+              <w:rPr>
+                <w:rFonts w:ascii="맑은 고딕" w:hAnsi="맑은 고딕" w:eastAsia="맑은 고딕"/>
+                <w:b w:val="0"/>
+                <w:color w:val="1A1A1A"/>
+                <w:sz w:val="18"/>
+              </w:rPr>
+              <w:t>제38조</w:t>
+            </w:r>
+          </w:p>
+        </w:tc>
+      </w:tr>
+      <w:tr>
+        <w:tc>
+          <w:tcPr>
+            <w:tcW w:type="dxa" w:w="1800"/>
+            <w:vAlign w:val="center"/>
+            <w:tcBorders>
+              <w:top w:val="nil"/>
+              <w:left w:val="nil"/>
+              <w:bottom w:val="nil"/>
+              <w:right w:val="nil"/>
+            </w:tcBorders>
+          </w:tcPr>
+          <w:p>
+            <w:pPr>
+              <w:spacing w:before="20" w:after="20" w:line="288" w:lineRule="auto"/>
+              <w:jc w:val="center"/>
+            </w:pPr>
+            <w:r/>
+            <w:r>
+              <w:rPr>
+                <w:rFonts w:ascii="맑은 고딕" w:hAnsi="맑은 고딕" w:eastAsia="맑은 고딕"/>
+                <w:b/>
+                <w:color w:val="1A1A1A"/>
+                <w:sz w:val="18"/>
+              </w:rPr>
+              <w:t>제5회 (2017)</w:t>
+            </w:r>
+          </w:p>
+        </w:tc>
+        <w:tc>
+          <w:tcPr>
+            <w:tcW w:type="dxa" w:w="5220"/>
+            <w:vAlign w:val="center"/>
+            <w:tcBorders>
+              <w:top w:val="nil"/>
+              <w:left w:val="nil"/>
+              <w:bottom w:val="nil"/>
+              <w:right w:val="nil"/>
+            </w:tcBorders>
+          </w:tcPr>
+          <w:p>
+            <w:pPr>
+              <w:spacing w:before="20" w:after="20" w:line="288" w:lineRule="auto"/>
+              <w:jc w:val="left"/>
+            </w:pPr>
+            <w:r/>
+            <w:r>
+              <w:rPr>
+                <w:rFonts w:ascii="맑은 고딕" w:hAnsi="맑은 고딕" w:eastAsia="맑은 고딕"/>
+                <w:b w:val="0"/>
+                <w:color w:val="1A1A1A"/>
+                <w:sz w:val="18"/>
+              </w:rPr>
+              <w:t>업무신고와 그 수리 거부</w:t>
+            </w:r>
+          </w:p>
+        </w:tc>
+        <w:tc>
+          <w:tcPr>
+            <w:tcW w:type="dxa" w:w="1980"/>
+            <w:vAlign w:val="center"/>
+            <w:tcBorders>
+              <w:top w:val="nil"/>
+              <w:left w:val="nil"/>
+              <w:bottom w:val="nil"/>
+              <w:right w:val="nil"/>
+            </w:tcBorders>
+          </w:tcPr>
+          <w:p>
+            <w:pPr>
+              <w:spacing w:before="20" w:after="20" w:line="288" w:lineRule="auto"/>
+              <w:jc w:val="left"/>
+            </w:pPr>
+            <w:r/>
+            <w:r>
+              <w:rPr>
+                <w:rFonts w:ascii="맑은 고딕" w:hAnsi="맑은 고딕" w:eastAsia="맑은 고딕"/>
+                <w:b w:val="0"/>
+                <w:color w:val="1A1A1A"/>
+                <w:sz w:val="18"/>
+              </w:rPr>
+              <w:t>제10조 · 제11조</w:t>
+            </w:r>
+          </w:p>
+        </w:tc>
+      </w:tr>
+      <w:tr>
+        <w:tc>
+          <w:tcPr>
+            <w:tcW w:type="dxa" w:w="1800"/>
+            <w:vAlign w:val="center"/>
+            <w:tcBorders>
+              <w:top w:val="nil"/>
+              <w:left w:val="nil"/>
+              <w:bottom w:val="nil"/>
+              <w:right w:val="nil"/>
+            </w:tcBorders>
+          </w:tcPr>
+          <w:p>
+            <w:pPr>
+              <w:spacing w:before="20" w:after="20" w:line="288" w:lineRule="auto"/>
+              <w:jc w:val="center"/>
+            </w:pPr>
+            <w:r/>
+            <w:r>
+              <w:rPr>
+                <w:rFonts w:ascii="맑은 고딕" w:hAnsi="맑은 고딕" w:eastAsia="맑은 고딕"/>
+                <w:b/>
+                <w:color w:val="1A1A1A"/>
+                <w:sz w:val="18"/>
+              </w:rPr>
+              <w:t>제6회 (2018)</w:t>
+            </w:r>
+          </w:p>
+        </w:tc>
+        <w:tc>
+          <w:tcPr>
+            <w:tcW w:type="dxa" w:w="5220"/>
+            <w:vAlign w:val="center"/>
+            <w:tcBorders>
+              <w:top w:val="nil"/>
+              <w:left w:val="nil"/>
+              <w:bottom w:val="nil"/>
+              <w:right w:val="nil"/>
+            </w:tcBorders>
+          </w:tcPr>
+          <w:p>
+            <w:pPr>
+              <w:spacing w:before="20" w:after="20" w:line="288" w:lineRule="auto"/>
+              <w:jc w:val="left"/>
+            </w:pPr>
+            <w:r/>
+            <w:r>
+              <w:rPr>
+                <w:rFonts w:ascii="맑은 고딕" w:hAnsi="맑은 고딕" w:eastAsia="맑은 고딕"/>
+                <w:b w:val="0"/>
+                <w:color w:val="1A1A1A"/>
+                <w:sz w:val="18"/>
+              </w:rPr>
+              <w:t>행정사와 사무직원의 금지행위 및 위반 시 제재</w:t>
+            </w:r>
+          </w:p>
+        </w:tc>
+        <w:tc>
+          <w:tcPr>
+            <w:tcW w:type="dxa" w:w="1980"/>
+            <w:vAlign w:val="center"/>
+            <w:tcBorders>
+              <w:top w:val="nil"/>
+              <w:left w:val="nil"/>
+              <w:bottom w:val="nil"/>
+              <w:right w:val="nil"/>
+            </w:tcBorders>
+          </w:tcPr>
+          <w:p>
+            <w:pPr>
+              <w:spacing w:before="20" w:after="20" w:line="288" w:lineRule="auto"/>
+              <w:jc w:val="left"/>
+            </w:pPr>
+            <w:r/>
+            <w:r>
+              <w:rPr>
+                <w:rFonts w:ascii="맑은 고딕" w:hAnsi="맑은 고딕" w:eastAsia="맑은 고딕"/>
+                <w:b w:val="0"/>
+                <w:color w:val="1A1A1A"/>
+                <w:sz w:val="18"/>
+              </w:rPr>
+              <w:t>제22조 · 제36조</w:t>
+            </w:r>
+          </w:p>
+        </w:tc>
+      </w:tr>
+      <w:tr>
+        <w:tc>
+          <w:tcPr>
+            <w:tcW w:type="dxa" w:w="1800"/>
+            <w:vAlign w:val="center"/>
+            <w:tcBorders>
+              <w:top w:val="nil"/>
+              <w:left w:val="nil"/>
+              <w:bottom w:val="nil"/>
+              <w:right w:val="nil"/>
+            </w:tcBorders>
+          </w:tcPr>
+          <w:p>
+            <w:pPr>
+              <w:spacing w:before="20" w:after="20" w:line="288" w:lineRule="auto"/>
+              <w:jc w:val="center"/>
+            </w:pPr>
+            <w:r/>
+            <w:r>
+              <w:rPr>
+                <w:rFonts w:ascii="맑은 고딕" w:hAnsi="맑은 고딕" w:eastAsia="맑은 고딕"/>
+                <w:b/>
+                <w:color w:val="1A1A1A"/>
+                <w:sz w:val="18"/>
+              </w:rPr>
+              <w:t>제7회 (2019)</w:t>
+            </w:r>
+          </w:p>
+        </w:tc>
+        <w:tc>
+          <w:tcPr>
+            <w:tcW w:type="dxa" w:w="5220"/>
+            <w:vAlign w:val="center"/>
+            <w:tcBorders>
+              <w:top w:val="nil"/>
+              <w:left w:val="nil"/>
+              <w:bottom w:val="nil"/>
+              <w:right w:val="nil"/>
+            </w:tcBorders>
+          </w:tcPr>
+          <w:p>
+            <w:pPr>
+              <w:spacing w:before="20" w:after="20" w:line="288" w:lineRule="auto"/>
+              <w:jc w:val="left"/>
+            </w:pPr>
+            <w:r/>
+            <w:r>
+              <w:rPr>
+                <w:rFonts w:ascii="맑은 고딕" w:hAnsi="맑은 고딕" w:eastAsia="맑은 고딕"/>
+                <w:b w:val="0"/>
+                <w:color w:val="1A1A1A"/>
+                <w:sz w:val="18"/>
+              </w:rPr>
+              <w:t>제4장 행정사의 권리 · 의무 및 책임(제21조 포함, 제22조 제외)</w:t>
+            </w:r>
+          </w:p>
+        </w:tc>
+        <w:tc>
+          <w:tcPr>
+            <w:tcW w:type="dxa" w:w="1980"/>
+            <w:vAlign w:val="center"/>
+            <w:tcBorders>
+              <w:top w:val="nil"/>
+              <w:left w:val="nil"/>
+              <w:bottom w:val="nil"/>
+              <w:right w:val="nil"/>
+            </w:tcBorders>
+          </w:tcPr>
+          <w:p>
+            <w:pPr>
+              <w:spacing w:before="20" w:after="20" w:line="288" w:lineRule="auto"/>
+              <w:jc w:val="left"/>
+            </w:pPr>
+            <w:r/>
+            <w:r>
+              <w:rPr>
+                <w:rFonts w:ascii="맑은 고딕" w:hAnsi="맑은 고딕" w:eastAsia="맑은 고딕"/>
+                <w:b w:val="0"/>
+                <w:color w:val="1A1A1A"/>
+                <w:sz w:val="18"/>
+              </w:rPr>
+              <w:t>제18조~제24조</w:t>
+            </w:r>
+          </w:p>
+        </w:tc>
+      </w:tr>
+      <w:tr>
+        <w:tc>
+          <w:tcPr>
+            <w:tcW w:type="dxa" w:w="1800"/>
+            <w:vAlign w:val="center"/>
+            <w:tcBorders>
+              <w:top w:val="nil"/>
+              <w:left w:val="nil"/>
+              <w:bottom w:val="nil"/>
+              <w:right w:val="nil"/>
+            </w:tcBorders>
+          </w:tcPr>
+          <w:p>
+            <w:pPr>
+              <w:spacing w:before="20" w:after="20" w:line="288" w:lineRule="auto"/>
+              <w:jc w:val="center"/>
+            </w:pPr>
+            <w:r/>
+            <w:r>
+              <w:rPr>
+                <w:rFonts w:ascii="맑은 고딕" w:hAnsi="맑은 고딕" w:eastAsia="맑은 고딕"/>
+                <w:b/>
+                <w:color w:val="1A1A1A"/>
+                <w:sz w:val="18"/>
+              </w:rPr>
+              <w:t>제9회 (2021)</w:t>
+            </w:r>
+          </w:p>
+        </w:tc>
+        <w:tc>
+          <w:tcPr>
+            <w:tcW w:type="dxa" w:w="5220"/>
+            <w:vAlign w:val="center"/>
+            <w:tcBorders>
+              <w:top w:val="nil"/>
+              <w:left w:val="nil"/>
+              <w:bottom w:val="nil"/>
+              <w:right w:val="nil"/>
+            </w:tcBorders>
+          </w:tcPr>
+          <w:p>
+            <w:pPr>
+              <w:spacing w:before="20" w:after="20" w:line="288" w:lineRule="auto"/>
+              <w:jc w:val="left"/>
+            </w:pPr>
+            <w:r/>
+            <w:r>
+              <w:rPr>
+                <w:rFonts w:ascii="맑은 고딕" w:hAnsi="맑은 고딕" w:eastAsia="맑은 고딕"/>
+                <w:b w:val="0"/>
+                <w:color w:val="1A1A1A"/>
+                <w:sz w:val="18"/>
+              </w:rPr>
+              <w:t>행정사법인의 설립과 설립인가의 취소</w:t>
+            </w:r>
+          </w:p>
+        </w:tc>
+        <w:tc>
+          <w:tcPr>
+            <w:tcW w:type="dxa" w:w="1980"/>
+            <w:vAlign w:val="center"/>
+            <w:tcBorders>
+              <w:top w:val="nil"/>
+              <w:left w:val="nil"/>
+              <w:bottom w:val="nil"/>
+              <w:right w:val="nil"/>
+            </w:tcBorders>
+          </w:tcPr>
+          <w:p>
+            <w:pPr>
+              <w:spacing w:before="20" w:after="20" w:line="288" w:lineRule="auto"/>
+              <w:jc w:val="left"/>
+            </w:pPr>
+            <w:r/>
+            <w:r>
+              <w:rPr>
+                <w:rFonts w:ascii="맑은 고딕" w:hAnsi="맑은 고딕" w:eastAsia="맑은 고딕"/>
+                <w:b w:val="0"/>
+                <w:color w:val="1A1A1A"/>
+                <w:sz w:val="18"/>
+              </w:rPr>
+              <w:t>제25조의2 · 3 · 10</w:t>
+            </w:r>
+          </w:p>
+        </w:tc>
+      </w:tr>
+      <w:tr>
+        <w:tc>
+          <w:tcPr>
+            <w:tcW w:type="dxa" w:w="1800"/>
+            <w:vAlign w:val="center"/>
+            <w:tcBorders>
+              <w:top w:val="nil"/>
+              <w:left w:val="nil"/>
+              <w:bottom w:val="nil"/>
+              <w:right w:val="nil"/>
+            </w:tcBorders>
+          </w:tcPr>
+          <w:p>
+            <w:pPr>
+              <w:spacing w:before="20" w:after="20" w:line="288" w:lineRule="auto"/>
+              <w:jc w:val="center"/>
+            </w:pPr>
+            <w:r/>
+            <w:r>
+              <w:rPr>
+                <w:rFonts w:ascii="맑은 고딕" w:hAnsi="맑은 고딕" w:eastAsia="맑은 고딕"/>
+                <w:b/>
+                <w:color w:val="1A1A1A"/>
+                <w:sz w:val="18"/>
+              </w:rPr>
+              <w:t>제10회 (2022)</w:t>
+            </w:r>
+          </w:p>
+        </w:tc>
+        <w:tc>
+          <w:tcPr>
+            <w:tcW w:type="dxa" w:w="5220"/>
+            <w:vAlign w:val="center"/>
+            <w:tcBorders>
+              <w:top w:val="nil"/>
+              <w:left w:val="nil"/>
+              <w:bottom w:val="nil"/>
+              <w:right w:val="nil"/>
+            </w:tcBorders>
+          </w:tcPr>
+          <w:p>
+            <w:pPr>
+              <w:spacing w:before="20" w:after="20" w:line="288" w:lineRule="auto"/>
+              <w:jc w:val="left"/>
+            </w:pPr>
+            <w:r/>
+            <w:r>
+              <w:rPr>
+                <w:rFonts w:ascii="맑은 고딕" w:hAnsi="맑은 고딕" w:eastAsia="맑은 고딕"/>
+                <w:b w:val="0"/>
+                <w:color w:val="1A1A1A"/>
+                <w:sz w:val="18"/>
+              </w:rPr>
+              <w:t>행정사법인의 업무신고 · 수리 거부와 업무수행 방법</w:t>
+            </w:r>
+          </w:p>
+        </w:tc>
+        <w:tc>
+          <w:tcPr>
+            <w:tcW w:type="dxa" w:w="1980"/>
+            <w:vAlign w:val="center"/>
+            <w:tcBorders>
+              <w:top w:val="nil"/>
+              <w:left w:val="nil"/>
+              <w:bottom w:val="nil"/>
+              <w:right w:val="nil"/>
+            </w:tcBorders>
+          </w:tcPr>
+          <w:p>
+            <w:pPr>
+              <w:spacing w:before="20" w:after="20" w:line="288" w:lineRule="auto"/>
+              <w:jc w:val="left"/>
+            </w:pPr>
+            <w:r/>
+            <w:r>
+              <w:rPr>
+                <w:rFonts w:ascii="맑은 고딕" w:hAnsi="맑은 고딕" w:eastAsia="맑은 고딕"/>
+                <w:b w:val="0"/>
+                <w:color w:val="1A1A1A"/>
+                <w:sz w:val="18"/>
+              </w:rPr>
+              <w:t>제25조의4 · 제25조의7</w:t>
+            </w:r>
+          </w:p>
+        </w:tc>
+      </w:tr>
+      <w:tr>
+        <w:tc>
+          <w:tcPr>
+            <w:tcW w:type="dxa" w:w="1800"/>
+            <w:vAlign w:val="center"/>
+            <w:tcBorders>
+              <w:top w:val="nil"/>
+              <w:left w:val="nil"/>
+              <w:bottom w:val="nil"/>
+              <w:right w:val="nil"/>
+            </w:tcBorders>
+          </w:tcPr>
+          <w:p>
+            <w:pPr>
+              <w:spacing w:before="20" w:after="20" w:line="288" w:lineRule="auto"/>
+              <w:jc w:val="center"/>
+            </w:pPr>
+            <w:r/>
+            <w:r>
+              <w:rPr>
+                <w:rFonts w:ascii="맑은 고딕" w:hAnsi="맑은 고딕" w:eastAsia="맑은 고딕"/>
+                <w:b/>
+                <w:color w:val="1A1A1A"/>
+                <w:sz w:val="18"/>
+              </w:rPr>
+              <w:t>제11회 (2023)</w:t>
+            </w:r>
+          </w:p>
+        </w:tc>
+        <w:tc>
+          <w:tcPr>
+            <w:tcW w:type="dxa" w:w="5220"/>
+            <w:vAlign w:val="center"/>
+            <w:tcBorders>
+              <w:top w:val="nil"/>
+              <w:left w:val="nil"/>
+              <w:bottom w:val="nil"/>
+              <w:right w:val="nil"/>
+            </w:tcBorders>
+          </w:tcPr>
+          <w:p>
+            <w:pPr>
+              <w:spacing w:before="20" w:after="20" w:line="288" w:lineRule="auto"/>
+              <w:jc w:val="left"/>
+            </w:pPr>
+            <w:r/>
+            <w:r>
+              <w:rPr>
+                <w:rFonts w:ascii="맑은 고딕" w:hAnsi="맑은 고딕" w:eastAsia="맑은 고딕"/>
+                <w:b w:val="0"/>
+                <w:color w:val="1A1A1A"/>
+                <w:sz w:val="18"/>
+              </w:rPr>
+              <w:t>행정사의 자격취소와 업무정지</w:t>
+            </w:r>
+          </w:p>
+        </w:tc>
+        <w:tc>
+          <w:tcPr>
+            <w:tcW w:type="dxa" w:w="1980"/>
+            <w:vAlign w:val="center"/>
+            <w:tcBorders>
+              <w:top w:val="nil"/>
+              <w:left w:val="nil"/>
+              <w:bottom w:val="nil"/>
+              <w:right w:val="nil"/>
+            </w:tcBorders>
+          </w:tcPr>
+          <w:p>
+            <w:pPr>
+              <w:spacing w:before="20" w:after="20" w:line="288" w:lineRule="auto"/>
+              <w:jc w:val="left"/>
+            </w:pPr>
+            <w:r/>
+            <w:r>
+              <w:rPr>
+                <w:rFonts w:ascii="맑은 고딕" w:hAnsi="맑은 고딕" w:eastAsia="맑은 고딕"/>
+                <w:b w:val="0"/>
+                <w:color w:val="1A1A1A"/>
+                <w:sz w:val="18"/>
+              </w:rPr>
+              <w:t>제30조 · 제32조</w:t>
+            </w:r>
+          </w:p>
+        </w:tc>
+      </w:tr>
+      <w:tr>
+        <w:tc>
+          <w:tcPr>
+            <w:tcW w:type="dxa" w:w="1800"/>
+            <w:vAlign w:val="center"/>
+            <w:tcBorders>
+              <w:top w:val="nil"/>
+              <w:left w:val="nil"/>
+              <w:bottom w:val="nil"/>
+              <w:right w:val="nil"/>
+            </w:tcBorders>
+          </w:tcPr>
+          <w:p>
+            <w:pPr>
+              <w:spacing w:before="20" w:after="20" w:line="288" w:lineRule="auto"/>
+              <w:jc w:val="center"/>
+            </w:pPr>
+            <w:r/>
+            <w:r>
+              <w:rPr>
+                <w:rFonts w:ascii="맑은 고딕" w:hAnsi="맑은 고딕" w:eastAsia="맑은 고딕"/>
+                <w:b/>
+                <w:color w:val="1A1A1A"/>
+                <w:sz w:val="18"/>
+              </w:rPr>
+              <w:t>제12회 (2024)</w:t>
+            </w:r>
+          </w:p>
+        </w:tc>
+        <w:tc>
+          <w:tcPr>
+            <w:tcW w:type="dxa" w:w="5220"/>
+            <w:vAlign w:val="center"/>
+            <w:tcBorders>
+              <w:top w:val="nil"/>
+              <w:left w:val="nil"/>
+              <w:bottom w:val="nil"/>
+              <w:right w:val="nil"/>
+            </w:tcBorders>
+          </w:tcPr>
+          <w:p>
+            <w:pPr>
+              <w:spacing w:before="20" w:after="20" w:line="288" w:lineRule="auto"/>
+              <w:jc w:val="left"/>
+            </w:pPr>
+            <w:r/>
+            <w:r>
+              <w:rPr>
+                <w:rFonts w:ascii="맑은 고딕" w:hAnsi="맑은 고딕" w:eastAsia="맑은 고딕"/>
+                <w:b w:val="0"/>
+                <w:color w:val="1A1A1A"/>
+                <w:sz w:val="18"/>
+              </w:rPr>
+              <w:t>일반행정사가 위임받아 수행하는 업무</w:t>
+            </w:r>
+          </w:p>
+        </w:tc>
+        <w:tc>
+          <w:tcPr>
+            <w:tcW w:type="dxa" w:w="1980"/>
+            <w:vAlign w:val="center"/>
+            <w:tcBorders>
+              <w:top w:val="nil"/>
+              <w:left w:val="nil"/>
+              <w:bottom w:val="nil"/>
+              <w:right w:val="nil"/>
+            </w:tcBorders>
+          </w:tcPr>
+          <w:p>
+            <w:pPr>
+              <w:spacing w:before="20" w:after="20" w:line="288" w:lineRule="auto"/>
+              <w:jc w:val="left"/>
+            </w:pPr>
+            <w:r/>
+            <w:r>
+              <w:rPr>
+                <w:rFonts w:ascii="맑은 고딕" w:hAnsi="맑은 고딕" w:eastAsia="맑은 고딕"/>
+                <w:b w:val="0"/>
+                <w:color w:val="1A1A1A"/>
+                <w:sz w:val="18"/>
+              </w:rPr>
+              <w:t>제2조</w:t>
+            </w:r>
+          </w:p>
+        </w:tc>
+      </w:tr>
+    </w:tbl>
+    <w:p>
+      <w:pPr>
+        <w:spacing w:before="0" w:after="60" w:line="312" w:lineRule="auto"/>
+      </w:pPr>
+      <w:r>
+        <w:rPr>
+          <w:rFonts w:ascii="맑은 고딕" w:hAnsi="맑은 고딕" w:eastAsia="맑은 고딕"/>
+          <w:b w:val="0"/>
+          <w:color w:val="888888"/>
+          <w:sz w:val="17"/>
+        </w:rPr>
+        <w:t>※ 제8회(2020)는 행정사실무법 논술(사례형)로 출제되어 행정사법 약술 주제 특정이 어려워 제외했습니다.</w:t>
+      </w:r>
+    </w:p>
+    <w:p>
+      <w:pPr>
+        <w:spacing w:before="0" w:after="80" w:line="312" w:lineRule="auto"/>
+      </w:pPr>
+      <w:r>
+        <w:rPr>
+          <w:rFonts w:ascii="맑은 고딕" w:hAnsi="맑은 고딕" w:eastAsia="맑은 고딕"/>
+          <w:b/>
+          <w:color w:val="B03A2E"/>
+          <w:sz w:val="19"/>
+        </w:rPr>
+        <w:t xml:space="preserve">경향  </w:t>
+      </w:r>
+      <w:r>
+        <w:rPr>
+          <w:rFonts w:ascii="맑은 고딕" w:hAnsi="맑은 고딕" w:eastAsia="맑은 고딕"/>
+          <w:b w:val="0"/>
+          <w:color w:val="333333"/>
+          <w:sz w:val="19"/>
+        </w:rPr>
+        <w:t>금지행위·자격취소·업무정지·과태료처럼 '위반과 제재'가 자주 묶여 출제됩니다. 각 조의 적색 블록(위반 시 제재)을 함께 외우세요. 양벌규정(제37조)은 사무직원·소속행정사의 위반 시 행위자와 함께 그 행정사·법인에도 벌금형을 과합니다.</w:t>
+      </w:r>
+    </w:p>
+    <w:p>
+      <w:pPr>
         <w:spacing w:before="200" w:after="20" w:line="312" w:lineRule="auto"/>
       </w:pPr>
       <w:r>
@@ -12816,7 +15264,7 @@
           <w:color w:val="999999"/>
           <w:sz w:val="17"/>
         </w:rPr>
-        <w:t>기준: 국가법령정보센터. 법 시행 2022.11.15 · 시행령 · 시행규칙 시행 2026.1.1.</w:t>
+        <w:t>기준: 국가법령정보센터. 법 시행 2022.11.15 · 시행령 · 시행규칙 시행 2026.1.1. 기출: 행정사 2차 행정사실무법(일반행정사).</w:t>
       </w:r>
     </w:p>
     <w:p>
